--- a/OneDrive/Documents/Proyecto bases de datos/Proyecto bases de datos.docx
+++ b/OneDrive/Documents/Proyecto bases de datos/Proyecto bases de datos.docx
@@ -188,7 +188,13 @@
     <w:sdt>
       <w:sdtPr>
         <w:rPr>
+          <w:rFonts w:asciiTheme="minorHAnsi" w:eastAsiaTheme="minorHAnsi" w:hAnsiTheme="minorHAnsi" w:cstheme="minorBidi"/>
+          <w:color w:val="auto"/>
+          <w:kern w:val="2"/>
+          <w:sz w:val="24"/>
+          <w:szCs w:val="24"/>
           <w:lang w:val="es-CR"/>
+          <w14:ligatures w14:val="standardContextual"/>
         </w:rPr>
         <w:id w:val="1550651402"/>
         <w:docPartObj>
@@ -198,14 +204,8 @@
       </w:sdtPr>
       <w:sdtEndPr>
         <w:rPr>
-          <w:rFonts w:asciiTheme="minorHAnsi" w:eastAsiaTheme="minorHAnsi" w:hAnsiTheme="minorHAnsi" w:cstheme="minorBidi"/>
           <w:b/>
           <w:bCs/>
-          <w:color w:val="auto"/>
-          <w:kern w:val="2"/>
-          <w:sz w:val="24"/>
-          <w:szCs w:val="24"/>
-          <w14:ligatures w14:val="standardContextual"/>
         </w:rPr>
       </w:sdtEndPr>
       <w:sdtContent>
@@ -244,7 +244,7 @@
           <w:r>
             <w:fldChar w:fldCharType="separate"/>
           </w:r>
-          <w:hyperlink w:anchor="_Toc240236784" w:history="1">
+          <w:hyperlink w:anchor="_Toc240292812" w:history="1">
             <w:r>
               <w:rPr>
                 <w:rStyle w:val="Hyperlink"/>
@@ -271,7 +271,7 @@
                 <w:noProof/>
                 <w:webHidden/>
               </w:rPr>
-              <w:instrText xml:space="preserve"> PAGEREF _Toc240236784 \h </w:instrText>
+              <w:instrText xml:space="preserve"> PAGEREF _Toc240292812 \h </w:instrText>
             </w:r>
             <w:r>
               <w:rPr>
@@ -315,7 +315,7 @@
               <w:lang w:val="en-US"/>
             </w:rPr>
           </w:pPr>
-          <w:hyperlink w:anchor="_Toc240236785" w:history="1">
+          <w:hyperlink w:anchor="_Toc240292813" w:history="1">
             <w:r>
               <w:rPr>
                 <w:rStyle w:val="Hyperlink"/>
@@ -357,7 +357,7 @@
                 <w:noProof/>
                 <w:webHidden/>
               </w:rPr>
-              <w:instrText xml:space="preserve"> PAGEREF _Toc240236785 \h </w:instrText>
+              <w:instrText xml:space="preserve"> PAGEREF _Toc240292813 \h </w:instrText>
             </w:r>
             <w:r>
               <w:rPr>
@@ -401,7 +401,7 @@
               <w:lang w:val="en-US"/>
             </w:rPr>
           </w:pPr>
-          <w:hyperlink w:anchor="_Toc240236786" w:history="1">
+          <w:hyperlink w:anchor="_Toc240292814" w:history="1">
             <w:r>
               <w:rPr>
                 <w:rStyle w:val="Hyperlink"/>
@@ -443,7 +443,7 @@
                 <w:noProof/>
                 <w:webHidden/>
               </w:rPr>
-              <w:instrText xml:space="preserve"> PAGEREF _Toc240236786 \h </w:instrText>
+              <w:instrText xml:space="preserve"> PAGEREF _Toc240292814 \h </w:instrText>
             </w:r>
             <w:r>
               <w:rPr>
@@ -487,7 +487,7 @@
               <w:lang w:val="en-US"/>
             </w:rPr>
           </w:pPr>
-          <w:hyperlink w:anchor="_Toc240236787" w:history="1">
+          <w:hyperlink w:anchor="_Toc240292815" w:history="1">
             <w:r>
               <w:rPr>
                 <w:rStyle w:val="Hyperlink"/>
@@ -529,7 +529,7 @@
                 <w:noProof/>
                 <w:webHidden/>
               </w:rPr>
-              <w:instrText xml:space="preserve"> PAGEREF _Toc240236787 \h </w:instrText>
+              <w:instrText xml:space="preserve"> PAGEREF _Toc240292815 \h </w:instrText>
             </w:r>
             <w:r>
               <w:rPr>
@@ -572,7 +572,7 @@
               <w:lang w:val="en-US"/>
             </w:rPr>
           </w:pPr>
-          <w:hyperlink w:anchor="_Toc240236788" w:history="1">
+          <w:hyperlink w:anchor="_Toc240292816" w:history="1">
             <w:r>
               <w:rPr>
                 <w:rStyle w:val="Hyperlink"/>
@@ -599,7 +599,7 @@
                 <w:noProof/>
                 <w:webHidden/>
               </w:rPr>
-              <w:instrText xml:space="preserve"> PAGEREF _Toc240236788 \h </w:instrText>
+              <w:instrText xml:space="preserve"> PAGEREF _Toc240292816 \h </w:instrText>
             </w:r>
             <w:r>
               <w:rPr>
@@ -620,6 +620,496 @@
                 <w:webHidden/>
               </w:rPr>
               <w:t>3</w:t>
+            </w:r>
+            <w:r>
+              <w:rPr>
+                <w:noProof/>
+                <w:webHidden/>
+              </w:rPr>
+              <w:fldChar w:fldCharType="end"/>
+            </w:r>
+          </w:hyperlink>
+        </w:p>
+        <w:p>
+          <w:pPr>
+            <w:pStyle w:val="TOC1"/>
+            <w:tabs>
+              <w:tab w:val="right" w:leader="dot" w:pos="9350"/>
+            </w:tabs>
+            <w:rPr>
+              <w:rFonts w:eastAsiaTheme="minorEastAsia"/>
+              <w:noProof/>
+              <w:lang w:val="en-US"/>
+            </w:rPr>
+          </w:pPr>
+          <w:hyperlink w:anchor="_Toc240292817" w:history="1">
+            <w:r>
+              <w:rPr>
+                <w:rStyle w:val="Hyperlink"/>
+                <w:noProof/>
+              </w:rPr>
+              <w:t>Modelo lógico ampliado</w:t>
+            </w:r>
+            <w:r>
+              <w:rPr>
+                <w:noProof/>
+                <w:webHidden/>
+              </w:rPr>
+              <w:tab/>
+            </w:r>
+            <w:r>
+              <w:rPr>
+                <w:noProof/>
+                <w:webHidden/>
+              </w:rPr>
+              <w:fldChar w:fldCharType="begin"/>
+            </w:r>
+            <w:r>
+              <w:rPr>
+                <w:noProof/>
+                <w:webHidden/>
+              </w:rPr>
+              <w:instrText xml:space="preserve"> PAGEREF _Toc240292817 \h </w:instrText>
+            </w:r>
+            <w:r>
+              <w:rPr>
+                <w:noProof/>
+                <w:webHidden/>
+              </w:rPr>
+            </w:r>
+            <w:r>
+              <w:rPr>
+                <w:noProof/>
+                <w:webHidden/>
+              </w:rPr>
+              <w:fldChar w:fldCharType="separate"/>
+            </w:r>
+            <w:r>
+              <w:rPr>
+                <w:noProof/>
+                <w:webHidden/>
+              </w:rPr>
+              <w:t>4</w:t>
+            </w:r>
+            <w:r>
+              <w:rPr>
+                <w:noProof/>
+                <w:webHidden/>
+              </w:rPr>
+              <w:fldChar w:fldCharType="end"/>
+            </w:r>
+          </w:hyperlink>
+        </w:p>
+        <w:p>
+          <w:pPr>
+            <w:pStyle w:val="TOC1"/>
+            <w:tabs>
+              <w:tab w:val="right" w:leader="dot" w:pos="9350"/>
+            </w:tabs>
+            <w:rPr>
+              <w:rFonts w:eastAsiaTheme="minorEastAsia"/>
+              <w:noProof/>
+              <w:lang w:val="en-US"/>
+            </w:rPr>
+          </w:pPr>
+          <w:hyperlink w:anchor="_Toc240292818" w:history="1">
+            <w:r>
+              <w:rPr>
+                <w:rStyle w:val="Hyperlink"/>
+                <w:noProof/>
+              </w:rPr>
+              <w:t>Modelo Físico Ampliado</w:t>
+            </w:r>
+            <w:r>
+              <w:rPr>
+                <w:noProof/>
+                <w:webHidden/>
+              </w:rPr>
+              <w:tab/>
+            </w:r>
+            <w:r>
+              <w:rPr>
+                <w:noProof/>
+                <w:webHidden/>
+              </w:rPr>
+              <w:fldChar w:fldCharType="begin"/>
+            </w:r>
+            <w:r>
+              <w:rPr>
+                <w:noProof/>
+                <w:webHidden/>
+              </w:rPr>
+              <w:instrText xml:space="preserve"> PAGEREF _Toc240292818 \h </w:instrText>
+            </w:r>
+            <w:r>
+              <w:rPr>
+                <w:noProof/>
+                <w:webHidden/>
+              </w:rPr>
+            </w:r>
+            <w:r>
+              <w:rPr>
+                <w:noProof/>
+                <w:webHidden/>
+              </w:rPr>
+              <w:fldChar w:fldCharType="separate"/>
+            </w:r>
+            <w:r>
+              <w:rPr>
+                <w:noProof/>
+                <w:webHidden/>
+              </w:rPr>
+              <w:t>4</w:t>
+            </w:r>
+            <w:r>
+              <w:rPr>
+                <w:noProof/>
+                <w:webHidden/>
+              </w:rPr>
+              <w:fldChar w:fldCharType="end"/>
+            </w:r>
+          </w:hyperlink>
+        </w:p>
+        <w:p>
+          <w:pPr>
+            <w:pStyle w:val="TOC1"/>
+            <w:tabs>
+              <w:tab w:val="right" w:leader="dot" w:pos="9350"/>
+            </w:tabs>
+            <w:rPr>
+              <w:rFonts w:eastAsiaTheme="minorEastAsia"/>
+              <w:noProof/>
+              <w:lang w:val="en-US"/>
+            </w:rPr>
+          </w:pPr>
+          <w:hyperlink w:anchor="_Toc240292819" w:history="1">
+            <w:r>
+              <w:rPr>
+                <w:rStyle w:val="Hyperlink"/>
+                <w:noProof/>
+              </w:rPr>
+              <w:t>Modelo de Implementación (Script SQL)</w:t>
+            </w:r>
+            <w:r>
+              <w:rPr>
+                <w:noProof/>
+                <w:webHidden/>
+              </w:rPr>
+              <w:tab/>
+            </w:r>
+            <w:r>
+              <w:rPr>
+                <w:noProof/>
+                <w:webHidden/>
+              </w:rPr>
+              <w:fldChar w:fldCharType="begin"/>
+            </w:r>
+            <w:r>
+              <w:rPr>
+                <w:noProof/>
+                <w:webHidden/>
+              </w:rPr>
+              <w:instrText xml:space="preserve"> PAGEREF _Toc240292819 \h </w:instrText>
+            </w:r>
+            <w:r>
+              <w:rPr>
+                <w:noProof/>
+                <w:webHidden/>
+              </w:rPr>
+            </w:r>
+            <w:r>
+              <w:rPr>
+                <w:noProof/>
+                <w:webHidden/>
+              </w:rPr>
+              <w:fldChar w:fldCharType="separate"/>
+            </w:r>
+            <w:r>
+              <w:rPr>
+                <w:noProof/>
+                <w:webHidden/>
+              </w:rPr>
+              <w:t>5</w:t>
+            </w:r>
+            <w:r>
+              <w:rPr>
+                <w:noProof/>
+                <w:webHidden/>
+              </w:rPr>
+              <w:fldChar w:fldCharType="end"/>
+            </w:r>
+          </w:hyperlink>
+        </w:p>
+        <w:p>
+          <w:pPr>
+            <w:pStyle w:val="TOC1"/>
+            <w:tabs>
+              <w:tab w:val="right" w:leader="dot" w:pos="9350"/>
+            </w:tabs>
+            <w:rPr>
+              <w:rFonts w:eastAsiaTheme="minorEastAsia"/>
+              <w:noProof/>
+              <w:lang w:val="en-US"/>
+            </w:rPr>
+          </w:pPr>
+          <w:hyperlink w:anchor="_Toc240292820" w:history="1">
+            <w:r>
+              <w:rPr>
+                <w:rStyle w:val="Hyperlink"/>
+                <w:noProof/>
+              </w:rPr>
+              <w:t>Matriz de trazabilidad</w:t>
+            </w:r>
+            <w:r>
+              <w:rPr>
+                <w:noProof/>
+                <w:webHidden/>
+              </w:rPr>
+              <w:tab/>
+            </w:r>
+            <w:r>
+              <w:rPr>
+                <w:noProof/>
+                <w:webHidden/>
+              </w:rPr>
+              <w:fldChar w:fldCharType="begin"/>
+            </w:r>
+            <w:r>
+              <w:rPr>
+                <w:noProof/>
+                <w:webHidden/>
+              </w:rPr>
+              <w:instrText xml:space="preserve"> PAGEREF _Toc240292820 \h </w:instrText>
+            </w:r>
+            <w:r>
+              <w:rPr>
+                <w:noProof/>
+                <w:webHidden/>
+              </w:rPr>
+            </w:r>
+            <w:r>
+              <w:rPr>
+                <w:noProof/>
+                <w:webHidden/>
+              </w:rPr>
+              <w:fldChar w:fldCharType="separate"/>
+            </w:r>
+            <w:r>
+              <w:rPr>
+                <w:noProof/>
+                <w:webHidden/>
+              </w:rPr>
+              <w:t>7</w:t>
+            </w:r>
+            <w:r>
+              <w:rPr>
+                <w:noProof/>
+                <w:webHidden/>
+              </w:rPr>
+              <w:fldChar w:fldCharType="end"/>
+            </w:r>
+          </w:hyperlink>
+        </w:p>
+        <w:p>
+          <w:pPr>
+            <w:pStyle w:val="TOC3"/>
+            <w:tabs>
+              <w:tab w:val="right" w:leader="dot" w:pos="9350"/>
+            </w:tabs>
+            <w:rPr>
+              <w:rFonts w:eastAsiaTheme="minorEastAsia"/>
+              <w:noProof/>
+              <w:lang w:val="en-US"/>
+            </w:rPr>
+          </w:pPr>
+          <w:hyperlink w:anchor="_Toc240292821" w:history="1">
+            <w:r>
+              <w:rPr>
+                <w:rStyle w:val="Hyperlink"/>
+                <w:noProof/>
+              </w:rPr>
+              <w:t>Modulo RF-08 a RF-10: Gestión de Ubicaciones</w:t>
+            </w:r>
+            <w:r>
+              <w:rPr>
+                <w:noProof/>
+                <w:webHidden/>
+              </w:rPr>
+              <w:tab/>
+            </w:r>
+            <w:r>
+              <w:rPr>
+                <w:noProof/>
+                <w:webHidden/>
+              </w:rPr>
+              <w:fldChar w:fldCharType="begin"/>
+            </w:r>
+            <w:r>
+              <w:rPr>
+                <w:noProof/>
+                <w:webHidden/>
+              </w:rPr>
+              <w:instrText xml:space="preserve"> PAGEREF _Toc240292821 \h </w:instrText>
+            </w:r>
+            <w:r>
+              <w:rPr>
+                <w:noProof/>
+                <w:webHidden/>
+              </w:rPr>
+            </w:r>
+            <w:r>
+              <w:rPr>
+                <w:noProof/>
+                <w:webHidden/>
+              </w:rPr>
+              <w:fldChar w:fldCharType="separate"/>
+            </w:r>
+            <w:r>
+              <w:rPr>
+                <w:noProof/>
+                <w:webHidden/>
+              </w:rPr>
+              <w:t>7</w:t>
+            </w:r>
+            <w:r>
+              <w:rPr>
+                <w:noProof/>
+                <w:webHidden/>
+              </w:rPr>
+              <w:fldChar w:fldCharType="end"/>
+            </w:r>
+          </w:hyperlink>
+        </w:p>
+        <w:p>
+          <w:pPr>
+            <w:pStyle w:val="TOC3"/>
+            <w:tabs>
+              <w:tab w:val="right" w:leader="dot" w:pos="9350"/>
+            </w:tabs>
+            <w:rPr>
+              <w:rFonts w:eastAsiaTheme="minorEastAsia"/>
+              <w:noProof/>
+              <w:lang w:val="en-US"/>
+            </w:rPr>
+          </w:pPr>
+          <w:hyperlink w:anchor="_Toc240292822" w:history="1">
+            <w:r>
+              <w:rPr>
+                <w:rStyle w:val="Hyperlink"/>
+                <w:noProof/>
+              </w:rPr>
+              <w:t>Modulo RF-11 y RF-12: Disponibilidad de Usuarios y Gestión de Tiempos</w:t>
+            </w:r>
+            <w:r>
+              <w:rPr>
+                <w:noProof/>
+                <w:webHidden/>
+              </w:rPr>
+              <w:tab/>
+            </w:r>
+            <w:r>
+              <w:rPr>
+                <w:noProof/>
+                <w:webHidden/>
+              </w:rPr>
+              <w:fldChar w:fldCharType="begin"/>
+            </w:r>
+            <w:r>
+              <w:rPr>
+                <w:noProof/>
+                <w:webHidden/>
+              </w:rPr>
+              <w:instrText xml:space="preserve"> PAGEREF _Toc240292822 \h </w:instrText>
+            </w:r>
+            <w:r>
+              <w:rPr>
+                <w:noProof/>
+                <w:webHidden/>
+              </w:rPr>
+            </w:r>
+            <w:r>
+              <w:rPr>
+                <w:noProof/>
+                <w:webHidden/>
+              </w:rPr>
+              <w:fldChar w:fldCharType="separate"/>
+            </w:r>
+            <w:r>
+              <w:rPr>
+                <w:noProof/>
+                <w:webHidden/>
+              </w:rPr>
+              <w:t>8</w:t>
+            </w:r>
+            <w:r>
+              <w:rPr>
+                <w:noProof/>
+                <w:webHidden/>
+              </w:rPr>
+              <w:fldChar w:fldCharType="end"/>
+            </w:r>
+          </w:hyperlink>
+        </w:p>
+        <w:p>
+          <w:pPr>
+            <w:pStyle w:val="TOC3"/>
+            <w:tabs>
+              <w:tab w:val="right" w:leader="dot" w:pos="9350"/>
+            </w:tabs>
+            <w:rPr>
+              <w:rFonts w:eastAsiaTheme="minorEastAsia"/>
+              <w:noProof/>
+              <w:lang w:val="en-US"/>
+            </w:rPr>
+          </w:pPr>
+          <w:hyperlink w:anchor="_Toc240292823" w:history="1">
+            <w:r>
+              <w:rPr>
+                <w:rStyle w:val="Hyperlink"/>
+                <w:noProof/>
+              </w:rPr>
+              <w:t>Modulo RF-15 a RF-17: Tareas Asociadas a Evento</w:t>
+            </w:r>
+            <w:r>
+              <w:rPr>
+                <w:noProof/>
+                <w:webHidden/>
+              </w:rPr>
+              <w:tab/>
+            </w:r>
+            <w:r>
+              <w:rPr>
+                <w:noProof/>
+                <w:webHidden/>
+              </w:rPr>
+              <w:fldChar w:fldCharType="begin"/>
+            </w:r>
+            <w:r>
+              <w:rPr>
+                <w:noProof/>
+                <w:webHidden/>
+              </w:rPr>
+              <w:instrText xml:space="preserve"> PAGEREF _Toc240292823 \h </w:instrText>
+            </w:r>
+            <w:r>
+              <w:rPr>
+                <w:noProof/>
+                <w:webHidden/>
+              </w:rPr>
+            </w:r>
+            <w:r>
+              <w:rPr>
+                <w:noProof/>
+                <w:webHidden/>
+              </w:rPr>
+              <w:fldChar w:fldCharType="separate"/>
+            </w:r>
+            <w:r>
+              <w:rPr>
+                <w:noProof/>
+                <w:webHidden/>
+              </w:rPr>
+              <w:t>10</w:t>
             </w:r>
             <w:r>
               <w:rPr>
@@ -655,7 +1145,7 @@
       <w:pPr>
         <w:pStyle w:val="Heading1"/>
       </w:pPr>
-      <w:bookmarkStart w:id="0" w:name="_Toc240236784"/>
+      <w:bookmarkStart w:id="0" w:name="_Toc240292812"/>
       <w:r>
         <w:lastRenderedPageBreak/>
         <w:t>Módulos elegidos</w:t>
@@ -678,7 +1168,7 @@
           <w:color w:val="auto"/>
         </w:rPr>
       </w:pPr>
-      <w:bookmarkStart w:id="1" w:name="_Toc240236785"/>
+      <w:bookmarkStart w:id="1" w:name="_Toc240292813"/>
       <w:r>
         <w:rPr>
           <w:color w:val="auto"/>
@@ -706,24 +1196,12 @@
           <w:color w:val="auto"/>
         </w:rPr>
       </w:pPr>
-      <w:bookmarkStart w:id="2" w:name="_Toc240236786"/>
+      <w:bookmarkStart w:id="2" w:name="_Toc240292814"/>
       <w:r>
         <w:rPr>
           <w:color w:val="auto"/>
         </w:rPr>
-        <w:t>Módulo de Disponibilidad de Usuarios y Gestión de Tiempos (RF-11 y</w:t>
-      </w:r>
-      <w:r>
-        <w:rPr>
-          <w:color w:val="auto"/>
-        </w:rPr>
-        <w:t xml:space="preserve"> </w:t>
-      </w:r>
-      <w:r>
-        <w:rPr>
-          <w:color w:val="auto"/>
-        </w:rPr>
-        <w:t>RF-12)</w:t>
+        <w:t>Módulo de Disponibilidad de Usuarios y Gestión de Tiempos (RF-11 y RF-12)</w:t>
       </w:r>
       <w:bookmarkEnd w:id="2"/>
     </w:p>
@@ -732,13 +1210,7 @@
         <w:ind w:left="720"/>
       </w:pPr>
       <w:r>
-        <w:t>Introduce registros de disponibilidad temporal por usuario para resolver consultas de</w:t>
-      </w:r>
-      <w:r>
-        <w:t xml:space="preserve"> </w:t>
-      </w:r>
-      <w:r>
-        <w:t>concurrencia e intervalos horarios.</w:t>
+        <w:t>Introduce registros de disponibilidad temporal por usuario para resolver consultas de concurrencia e intervalos horarios.</w:t>
       </w:r>
     </w:p>
     <w:p>
@@ -752,7 +1224,7 @@
           <w:color w:val="auto"/>
         </w:rPr>
       </w:pPr>
-      <w:bookmarkStart w:id="3" w:name="_Toc240236787"/>
+      <w:bookmarkStart w:id="3" w:name="_Toc240292815"/>
       <w:r>
         <w:rPr>
           <w:color w:val="auto"/>
@@ -773,13 +1245,16 @@
       <w:pPr>
         <w:pStyle w:val="Heading1"/>
       </w:pPr>
-      <w:bookmarkStart w:id="4" w:name="_Toc240236788"/>
+      <w:bookmarkStart w:id="4" w:name="_Toc240292816"/>
       <w:r>
         <w:t>Modelo conceptual ampliado</w:t>
       </w:r>
       <w:bookmarkEnd w:id="4"/>
     </w:p>
     <w:p>
+      <w:pPr>
+        <w:jc w:val="center"/>
+      </w:pPr>
       <w:r>
         <w:rPr>
           <w:noProof/>
@@ -787,13 +1262,320 @@
         <mc:AlternateContent>
           <mc:Choice Requires="wps">
             <w:drawing>
-              <wp:anchor distT="0" distB="0" distL="114300" distR="114300" simplePos="0" relativeHeight="251659264" behindDoc="0" locked="0" layoutInCell="1" allowOverlap="1" wp14:anchorId="74AB2010" wp14:editId="0D9DA016">
+              <wp:anchor distT="0" distB="0" distL="114300" distR="114300" simplePos="0" relativeHeight="251670528" behindDoc="0" locked="0" layoutInCell="1" allowOverlap="1" wp14:anchorId="7DCF3F37" wp14:editId="78EAD957">
                 <wp:simplePos x="0" y="0"/>
                 <wp:positionH relativeFrom="column">
-                  <wp:posOffset>2299895</wp:posOffset>
+                  <wp:posOffset>3432031</wp:posOffset>
                 </wp:positionH>
                 <wp:positionV relativeFrom="paragraph">
-                  <wp:posOffset>1491650</wp:posOffset>
+                  <wp:posOffset>489354</wp:posOffset>
+                </wp:positionV>
+                <wp:extent cx="385101" cy="232845"/>
+                <wp:effectExtent l="0" t="0" r="15240" b="34290"/>
+                <wp:wrapNone/>
+                <wp:docPr id="1119537728" name="Straight Connector 9"/>
+                <wp:cNvGraphicFramePr/>
+                <a:graphic xmlns:a="http://schemas.openxmlformats.org/drawingml/2006/main">
+                  <a:graphicData uri="http://schemas.microsoft.com/office/word/2010/wordprocessingShape">
+                    <wps:wsp>
+                      <wps:cNvCnPr/>
+                      <wps:spPr>
+                        <a:xfrm flipH="1">
+                          <a:off x="0" y="0"/>
+                          <a:ext cx="385101" cy="232845"/>
+                        </a:xfrm>
+                        <a:prstGeom prst="line">
+                          <a:avLst/>
+                        </a:prstGeom>
+                        <a:ln w="3175">
+                          <a:solidFill>
+                            <a:schemeClr val="bg1"/>
+                          </a:solidFill>
+                        </a:ln>
+                      </wps:spPr>
+                      <wps:style>
+                        <a:lnRef idx="2">
+                          <a:schemeClr val="accent1"/>
+                        </a:lnRef>
+                        <a:fillRef idx="0">
+                          <a:schemeClr val="accent1"/>
+                        </a:fillRef>
+                        <a:effectRef idx="1">
+                          <a:schemeClr val="accent1"/>
+                        </a:effectRef>
+                        <a:fontRef idx="minor">
+                          <a:schemeClr val="tx1"/>
+                        </a:fontRef>
+                      </wps:style>
+                      <wps:bodyPr/>
+                    </wps:wsp>
+                  </a:graphicData>
+                </a:graphic>
+                <wp14:sizeRelH relativeFrom="margin">
+                  <wp14:pctWidth>0</wp14:pctWidth>
+                </wp14:sizeRelH>
+                <wp14:sizeRelV relativeFrom="margin">
+                  <wp14:pctHeight>0</wp14:pctHeight>
+                </wp14:sizeRelV>
+              </wp:anchor>
+            </w:drawing>
+          </mc:Choice>
+          <mc:Fallback>
+            <w:pict>
+              <v:line w14:anchorId="36F8576F" id="Straight Connector 9" o:spid="_x0000_s1026" style="position:absolute;flip:x;z-index:251670528;visibility:visible;mso-wrap-style:square;mso-width-percent:0;mso-height-percent:0;mso-wrap-distance-left:9pt;mso-wrap-distance-top:0;mso-wrap-distance-right:9pt;mso-wrap-distance-bottom:0;mso-position-horizontal:absolute;mso-position-horizontal-relative:text;mso-position-vertical:absolute;mso-position-vertical-relative:text;mso-width-percent:0;mso-height-percent:0;mso-width-relative:margin;mso-height-relative:margin" from="270.25pt,38.55pt" to="300.55pt,56.9pt" o:gfxdata="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" strokecolor="white [3212]" strokeweight=".25pt">
+                <v:stroke joinstyle="miter"/>
+              </v:line>
+            </w:pict>
+          </mc:Fallback>
+        </mc:AlternateContent>
+      </w:r>
+      <w:r>
+        <w:rPr>
+          <w:noProof/>
+        </w:rPr>
+        <mc:AlternateContent>
+          <mc:Choice Requires="wps">
+            <w:drawing>
+              <wp:anchor distT="0" distB="0" distL="114300" distR="114300" simplePos="0" relativeHeight="251669504" behindDoc="0" locked="0" layoutInCell="1" allowOverlap="1" wp14:anchorId="55736388" wp14:editId="2D628BE9">
+                <wp:simplePos x="0" y="0"/>
+                <wp:positionH relativeFrom="column">
+                  <wp:posOffset>3759469</wp:posOffset>
+                </wp:positionH>
+                <wp:positionV relativeFrom="paragraph">
+                  <wp:posOffset>368081</wp:posOffset>
+                </wp:positionV>
+                <wp:extent cx="368671" cy="167357"/>
+                <wp:effectExtent l="0" t="0" r="0" b="4445"/>
+                <wp:wrapNone/>
+                <wp:docPr id="564424722" name="Text Box 8"/>
+                <wp:cNvGraphicFramePr/>
+                <a:graphic xmlns:a="http://schemas.openxmlformats.org/drawingml/2006/main">
+                  <a:graphicData uri="http://schemas.microsoft.com/office/word/2010/wordprocessingShape">
+                    <wps:wsp>
+                      <wps:cNvSpPr txBox="1"/>
+                      <wps:spPr>
+                        <a:xfrm>
+                          <a:off x="0" y="0"/>
+                          <a:ext cx="368671" cy="167357"/>
+                        </a:xfrm>
+                        <a:prstGeom prst="rect">
+                          <a:avLst/>
+                        </a:prstGeom>
+                        <a:noFill/>
+                        <a:ln>
+                          <a:noFill/>
+                        </a:ln>
+                      </wps:spPr>
+                      <wps:style>
+                        <a:lnRef idx="0">
+                          <a:scrgbClr r="0" g="0" b="0"/>
+                        </a:lnRef>
+                        <a:fillRef idx="0">
+                          <a:scrgbClr r="0" g="0" b="0"/>
+                        </a:fillRef>
+                        <a:effectRef idx="0">
+                          <a:scrgbClr r="0" g="0" b="0"/>
+                        </a:effectRef>
+                        <a:fontRef idx="minor">
+                          <a:schemeClr val="dk1"/>
+                        </a:fontRef>
+                      </wps:style>
+                      <wps:txbx>
+                        <w:txbxContent>
+                          <w:p>
+                            <w:pPr>
+                              <w:rPr>
+                                <w:sz w:val="8"/>
+                                <w:szCs w:val="8"/>
+                              </w:rPr>
+                            </w:pPr>
+                            <w:r>
+                              <w:rPr>
+                                <w:sz w:val="8"/>
+                                <w:szCs w:val="8"/>
+                              </w:rPr>
+                              <w:t>estado</w:t>
+                            </w:r>
+                          </w:p>
+                        </w:txbxContent>
+                      </wps:txbx>
+                      <wps:bodyPr rot="0" spcFirstLastPara="0" vertOverflow="overflow" horzOverflow="overflow" vert="horz" wrap="square" lIns="91440" tIns="45720" rIns="91440" bIns="45720" numCol="1" spcCol="0" rtlCol="0" fromWordArt="0" anchor="t" anchorCtr="0" forceAA="0" compatLnSpc="1">
+                        <a:prstTxWarp prst="textNoShape">
+                          <a:avLst/>
+                        </a:prstTxWarp>
+                        <a:noAutofit/>
+                      </wps:bodyPr>
+                    </wps:wsp>
+                  </a:graphicData>
+                </a:graphic>
+                <wp14:sizeRelH relativeFrom="margin">
+                  <wp14:pctWidth>0</wp14:pctWidth>
+                </wp14:sizeRelH>
+                <wp14:sizeRelV relativeFrom="margin">
+                  <wp14:pctHeight>0</wp14:pctHeight>
+                </wp14:sizeRelV>
+              </wp:anchor>
+            </w:drawing>
+          </mc:Choice>
+          <mc:Fallback>
+            <w:pict>
+              <v:shapetype w14:anchorId="55736388" id="_x0000_t202" coordsize="21600,21600" o:spt="202" path="m,l,21600r21600,l21600,xe">
+                <v:stroke joinstyle="miter"/>
+                <v:path gradientshapeok="t" o:connecttype="rect"/>
+              </v:shapetype>
+              <v:shape id="Text Box 8" o:spid="_x0000_s1026" type="#_x0000_t202" style="position:absolute;left:0;text-align:left;margin-left:296pt;margin-top:29pt;width:29.05pt;height:13.2pt;z-index:251669504;visibility:visible;mso-wrap-style:square;mso-width-percent:0;mso-height-percent:0;mso-wrap-distance-left:9pt;mso-wrap-distance-top:0;mso-wrap-distance-right:9pt;mso-wrap-distance-bottom:0;mso-position-horizontal:absolute;mso-position-horizontal-relative:text;mso-position-vertical:absolute;mso-position-vertical-relative:text;mso-width-percent:0;mso-height-percent:0;mso-width-relative:margin;mso-height-relative:margin;v-text-anchor:top" o:gfxdata="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" filled="f" stroked="f">
+                <v:textbox>
+                  <w:txbxContent>
+                    <w:p>
+                      <w:pPr>
+                        <w:rPr>
+                          <w:sz w:val="8"/>
+                          <w:szCs w:val="8"/>
+                        </w:rPr>
+                      </w:pPr>
+                      <w:r>
+                        <w:rPr>
+                          <w:sz w:val="8"/>
+                          <w:szCs w:val="8"/>
+                        </w:rPr>
+                        <w:t>estado</w:t>
+                      </w:r>
+                    </w:p>
+                  </w:txbxContent>
+                </v:textbox>
+              </v:shape>
+            </w:pict>
+          </mc:Fallback>
+        </mc:AlternateContent>
+      </w:r>
+      <w:r>
+        <w:rPr>
+          <w:noProof/>
+        </w:rPr>
+        <mc:AlternateContent>
+          <mc:Choice Requires="wps">
+            <w:drawing>
+              <wp:anchor distT="0" distB="0" distL="114300" distR="114300" simplePos="0" relativeHeight="251668480" behindDoc="0" locked="0" layoutInCell="1" allowOverlap="1" wp14:anchorId="7B3C907B" wp14:editId="27987856">
+                <wp:simplePos x="0" y="0"/>
+                <wp:positionH relativeFrom="column">
+                  <wp:posOffset>3761895</wp:posOffset>
+                </wp:positionH>
+                <wp:positionV relativeFrom="paragraph">
+                  <wp:posOffset>380798</wp:posOffset>
+                </wp:positionV>
+                <wp:extent cx="317981" cy="126606"/>
+                <wp:effectExtent l="0" t="0" r="25400" b="26035"/>
+                <wp:wrapNone/>
+                <wp:docPr id="209322260" name="Oval 2"/>
+                <wp:cNvGraphicFramePr/>
+                <a:graphic xmlns:a="http://schemas.openxmlformats.org/drawingml/2006/main">
+                  <a:graphicData uri="http://schemas.microsoft.com/office/word/2010/wordprocessingShape">
+                    <wps:wsp>
+                      <wps:cNvSpPr/>
+                      <wps:spPr>
+                        <a:xfrm>
+                          <a:off x="0" y="0"/>
+                          <a:ext cx="317981" cy="126606"/>
+                        </a:xfrm>
+                        <a:prstGeom prst="ellipse">
+                          <a:avLst/>
+                        </a:prstGeom>
+                        <a:solidFill>
+                          <a:sysClr val="windowText" lastClr="000000">
+                            <a:lumMod val="85000"/>
+                            <a:lumOff val="15000"/>
+                          </a:sysClr>
+                        </a:solidFill>
+                        <a:ln w="3175" cap="flat" cmpd="sng" algn="ctr">
+                          <a:solidFill>
+                            <a:sysClr val="window" lastClr="FFFFFF"/>
+                          </a:solidFill>
+                          <a:prstDash val="solid"/>
+                          <a:miter lim="800000"/>
+                        </a:ln>
+                        <a:effectLst/>
+                      </wps:spPr>
+                      <wps:txbx>
+                        <w:txbxContent>
+                          <w:p>
+                            <w:pPr>
+                              <w:jc w:val="center"/>
+                              <w:rPr>
+                                <w:sz w:val="6"/>
+                                <w:szCs w:val="6"/>
+                              </w:rPr>
+                            </w:pPr>
+                            <w:r>
+                              <w:rPr>
+                                <w:sz w:val="6"/>
+                                <w:szCs w:val="6"/>
+                              </w:rPr>
+                              <w:t>estado</w:t>
+                            </w:r>
+                          </w:p>
+                        </w:txbxContent>
+                      </wps:txbx>
+                      <wps:bodyPr rot="0" spcFirstLastPara="0" vertOverflow="overflow" horzOverflow="overflow" vert="horz" wrap="square" lIns="91440" tIns="45720" rIns="91440" bIns="45720" numCol="1" spcCol="0" rtlCol="0" fromWordArt="0" anchor="ctr" anchorCtr="0" forceAA="0" compatLnSpc="1">
+                        <a:prstTxWarp prst="textNoShape">
+                          <a:avLst/>
+                        </a:prstTxWarp>
+                        <a:noAutofit/>
+                      </wps:bodyPr>
+                    </wps:wsp>
+                  </a:graphicData>
+                </a:graphic>
+                <wp14:sizeRelH relativeFrom="margin">
+                  <wp14:pctWidth>0</wp14:pctWidth>
+                </wp14:sizeRelH>
+                <wp14:sizeRelV relativeFrom="margin">
+                  <wp14:pctHeight>0</wp14:pctHeight>
+                </wp14:sizeRelV>
+              </wp:anchor>
+            </w:drawing>
+          </mc:Choice>
+          <mc:Fallback>
+            <w:pict>
+              <v:oval w14:anchorId="7B3C907B" id="Oval 2" o:spid="_x0000_s1027" style="position:absolute;left:0;text-align:left;margin-left:296.2pt;margin-top:30pt;width:25.05pt;height:9.95pt;z-index:251668480;visibility:visible;mso-wrap-style:square;mso-width-percent:0;mso-height-percent:0;mso-wrap-distance-left:9pt;mso-wrap-distance-top:0;mso-wrap-distance-right:9pt;mso-wrap-distance-bottom:0;mso-position-horizontal:absolute;mso-position-horizontal-relative:text;mso-position-vertical:absolute;mso-position-vertical-relative:text;mso-width-percent:0;mso-height-percent:0;mso-width-relative:margin;mso-height-relative:margin;v-text-anchor:middle" o:gfxdata="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" fillcolor="#262626" strokecolor="window" strokeweight=".25pt">
+                <v:stroke joinstyle="miter"/>
+                <v:textbox>
+                  <w:txbxContent>
+                    <w:p>
+                      <w:pPr>
+                        <w:jc w:val="center"/>
+                        <w:rPr>
+                          <w:sz w:val="6"/>
+                          <w:szCs w:val="6"/>
+                        </w:rPr>
+                      </w:pPr>
+                      <w:r>
+                        <w:rPr>
+                          <w:sz w:val="6"/>
+                          <w:szCs w:val="6"/>
+                        </w:rPr>
+                        <w:t>estado</w:t>
+                      </w:r>
+                    </w:p>
+                  </w:txbxContent>
+                </v:textbox>
+              </v:oval>
+            </w:pict>
+          </mc:Fallback>
+        </mc:AlternateContent>
+      </w:r>
+      <w:r>
+        <w:rPr>
+          <w:noProof/>
+        </w:rPr>
+        <mc:AlternateContent>
+          <mc:Choice Requires="wps">
+            <w:drawing>
+              <wp:anchor distT="0" distB="0" distL="114300" distR="114300" simplePos="0" relativeHeight="251659264" behindDoc="0" locked="0" layoutInCell="1" allowOverlap="1" wp14:anchorId="74AB2010" wp14:editId="3F186075">
+                <wp:simplePos x="0" y="0"/>
+                <wp:positionH relativeFrom="column">
+                  <wp:posOffset>2420608</wp:posOffset>
+                </wp:positionH>
+                <wp:positionV relativeFrom="paragraph">
+                  <wp:posOffset>1511019</wp:posOffset>
                 </wp:positionV>
                 <wp:extent cx="189000" cy="140400"/>
                 <wp:effectExtent l="0" t="0" r="0" b="0"/>
@@ -870,11 +1652,7 @@
           </mc:Choice>
           <mc:Fallback>
             <w:pict>
-              <v:shapetype w14:anchorId="74AB2010" id="_x0000_t202" coordsize="21600,21600" o:spt="202" path="m,l,21600r21600,l21600,xe">
-                <v:stroke joinstyle="miter"/>
-                <v:path gradientshapeok="t" o:connecttype="rect"/>
-              </v:shapetype>
-              <v:shape id="Text Box 3" o:spid="_x0000_s1026" type="#_x0000_t202" style="position:absolute;margin-left:181.1pt;margin-top:117.45pt;width:14.9pt;height:11.05pt;z-index:251659264;visibility:visible;mso-wrap-style:square;mso-width-percent:0;mso-height-percent:0;mso-wrap-distance-left:9pt;mso-wrap-distance-top:0;mso-wrap-distance-right:9pt;mso-wrap-distance-bottom:0;mso-position-horizontal:absolute;mso-position-horizontal-relative:text;mso-position-vertical:absolute;mso-position-vertical-relative:text;mso-width-percent:0;mso-height-percent:0;mso-width-relative:margin;mso-height-relative:margin;v-text-anchor:top" o:gfxdata="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" filled="f" stroked="f">
+              <v:shape w14:anchorId="74AB2010" id="Text Box 3" o:spid="_x0000_s1028" type="#_x0000_t202" style="position:absolute;left:0;text-align:left;margin-left:190.6pt;margin-top:119pt;width:14.9pt;height:11.05pt;z-index:251659264;visibility:visible;mso-wrap-style:square;mso-width-percent:0;mso-height-percent:0;mso-wrap-distance-left:9pt;mso-wrap-distance-top:0;mso-wrap-distance-right:9pt;mso-wrap-distance-bottom:0;mso-position-horizontal:absolute;mso-position-horizontal-relative:text;mso-position-vertical:absolute;mso-position-vertical-relative:text;mso-width-percent:0;mso-height-percent:0;mso-width-relative:margin;mso-height-relative:margin;v-text-anchor:top" o:gfxdata="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" filled="f" stroked="f">
                 <v:textbox>
                   <w:txbxContent>
                     <w:p>
@@ -903,11 +1681,660 @@
         <w:rPr>
           <w:noProof/>
         </w:rPr>
+        <mc:AlternateContent>
+          <mc:Choice Requires="wps">
+            <w:drawing>
+              <wp:anchor distT="0" distB="0" distL="114300" distR="114300" simplePos="0" relativeHeight="251666432" behindDoc="0" locked="0" layoutInCell="1" allowOverlap="1" wp14:anchorId="25012BAD" wp14:editId="610ADC1B">
+                <wp:simplePos x="0" y="0"/>
+                <wp:positionH relativeFrom="column">
+                  <wp:posOffset>4479010</wp:posOffset>
+                </wp:positionH>
+                <wp:positionV relativeFrom="paragraph">
+                  <wp:posOffset>2067194</wp:posOffset>
+                </wp:positionV>
+                <wp:extent cx="400373" cy="346129"/>
+                <wp:effectExtent l="0" t="0" r="19050" b="34925"/>
+                <wp:wrapNone/>
+                <wp:docPr id="513665812" name="Straight Connector 6"/>
+                <wp:cNvGraphicFramePr/>
+                <a:graphic xmlns:a="http://schemas.openxmlformats.org/drawingml/2006/main">
+                  <a:graphicData uri="http://schemas.microsoft.com/office/word/2010/wordprocessingShape">
+                    <wps:wsp>
+                      <wps:cNvCnPr/>
+                      <wps:spPr>
+                        <a:xfrm>
+                          <a:off x="0" y="0"/>
+                          <a:ext cx="400373" cy="346129"/>
+                        </a:xfrm>
+                        <a:prstGeom prst="line">
+                          <a:avLst/>
+                        </a:prstGeom>
+                        <a:ln w="3175">
+                          <a:solidFill>
+                            <a:schemeClr val="bg1"/>
+                          </a:solidFill>
+                        </a:ln>
+                      </wps:spPr>
+                      <wps:style>
+                        <a:lnRef idx="2">
+                          <a:schemeClr val="accent1"/>
+                        </a:lnRef>
+                        <a:fillRef idx="0">
+                          <a:schemeClr val="accent1"/>
+                        </a:fillRef>
+                        <a:effectRef idx="1">
+                          <a:schemeClr val="accent1"/>
+                        </a:effectRef>
+                        <a:fontRef idx="minor">
+                          <a:schemeClr val="tx1"/>
+                        </a:fontRef>
+                      </wps:style>
+                      <wps:bodyPr/>
+                    </wps:wsp>
+                  </a:graphicData>
+                </a:graphic>
+              </wp:anchor>
+            </w:drawing>
+          </mc:Choice>
+          <mc:Fallback>
+            <w:pict>
+              <v:line w14:anchorId="23A3CCE5" id="Straight Connector 6" o:spid="_x0000_s1026" style="position:absolute;z-index:251666432;visibility:visible;mso-wrap-style:square;mso-wrap-distance-left:9pt;mso-wrap-distance-top:0;mso-wrap-distance-right:9pt;mso-wrap-distance-bottom:0;mso-position-horizontal:absolute;mso-position-horizontal-relative:text;mso-position-vertical:absolute;mso-position-vertical-relative:text" from="352.7pt,162.75pt" to="384.25pt,190pt" o:gfxdata="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" strokecolor="white [3212]" strokeweight=".25pt">
+                <v:stroke joinstyle="miter"/>
+              </v:line>
+            </w:pict>
+          </mc:Fallback>
+        </mc:AlternateContent>
+      </w:r>
+      <w:r>
+        <w:rPr>
+          <w:noProof/>
+        </w:rPr>
+        <mc:AlternateContent>
+          <mc:Choice Requires="wps">
+            <w:drawing>
+              <wp:anchor distT="0" distB="0" distL="114300" distR="114300" simplePos="0" relativeHeight="251665408" behindDoc="0" locked="0" layoutInCell="1" allowOverlap="1" wp14:anchorId="7BC2F153" wp14:editId="5EADC853">
+                <wp:simplePos x="0" y="0"/>
+                <wp:positionH relativeFrom="column">
+                  <wp:posOffset>4703736</wp:posOffset>
+                </wp:positionH>
+                <wp:positionV relativeFrom="paragraph">
+                  <wp:posOffset>2395243</wp:posOffset>
+                </wp:positionV>
+                <wp:extent cx="524360" cy="152400"/>
+                <wp:effectExtent l="0" t="0" r="0" b="0"/>
+                <wp:wrapNone/>
+                <wp:docPr id="108638981" name="Text Box 5"/>
+                <wp:cNvGraphicFramePr/>
+                <a:graphic xmlns:a="http://schemas.openxmlformats.org/drawingml/2006/main">
+                  <a:graphicData uri="http://schemas.microsoft.com/office/word/2010/wordprocessingShape">
+                    <wps:wsp>
+                      <wps:cNvSpPr txBox="1"/>
+                      <wps:spPr>
+                        <a:xfrm>
+                          <a:off x="0" y="0"/>
+                          <a:ext cx="524360" cy="152400"/>
+                        </a:xfrm>
+                        <a:prstGeom prst="rect">
+                          <a:avLst/>
+                        </a:prstGeom>
+                        <a:noFill/>
+                        <a:ln>
+                          <a:noFill/>
+                        </a:ln>
+                      </wps:spPr>
+                      <wps:style>
+                        <a:lnRef idx="0">
+                          <a:scrgbClr r="0" g="0" b="0"/>
+                        </a:lnRef>
+                        <a:fillRef idx="0">
+                          <a:scrgbClr r="0" g="0" b="0"/>
+                        </a:fillRef>
+                        <a:effectRef idx="0">
+                          <a:scrgbClr r="0" g="0" b="0"/>
+                        </a:effectRef>
+                        <a:fontRef idx="minor">
+                          <a:schemeClr val="dk1"/>
+                        </a:fontRef>
+                      </wps:style>
+                      <wps:txbx>
+                        <w:txbxContent>
+                          <w:p>
+                            <w:pPr>
+                              <w:rPr>
+                                <w:sz w:val="8"/>
+                                <w:szCs w:val="8"/>
+                                <w:u w:val="dotted"/>
+                              </w:rPr>
+                            </w:pPr>
+                            <w:r>
+                              <w:rPr>
+                                <w:sz w:val="8"/>
+                                <w:szCs w:val="8"/>
+                                <w:u w:val="dotted"/>
+                              </w:rPr>
+                              <w:t xml:space="preserve">Id_ubicacion </w:t>
+                            </w:r>
+                          </w:p>
+                        </w:txbxContent>
+                      </wps:txbx>
+                      <wps:bodyPr rot="0" spcFirstLastPara="0" vertOverflow="overflow" horzOverflow="overflow" vert="horz" wrap="square" lIns="91440" tIns="45720" rIns="91440" bIns="45720" numCol="1" spcCol="0" rtlCol="0" fromWordArt="0" anchor="t" anchorCtr="0" forceAA="0" compatLnSpc="1">
+                        <a:prstTxWarp prst="textNoShape">
+                          <a:avLst/>
+                        </a:prstTxWarp>
+                        <a:noAutofit/>
+                      </wps:bodyPr>
+                    </wps:wsp>
+                  </a:graphicData>
+                </a:graphic>
+                <wp14:sizeRelH relativeFrom="margin">
+                  <wp14:pctWidth>0</wp14:pctWidth>
+                </wp14:sizeRelH>
+                <wp14:sizeRelV relativeFrom="margin">
+                  <wp14:pctHeight>0</wp14:pctHeight>
+                </wp14:sizeRelV>
+              </wp:anchor>
+            </w:drawing>
+          </mc:Choice>
+          <mc:Fallback>
+            <w:pict>
+              <v:shape w14:anchorId="7BC2F153" id="Text Box 5" o:spid="_x0000_s1029" type="#_x0000_t202" style="position:absolute;left:0;text-align:left;margin-left:370.35pt;margin-top:188.6pt;width:41.3pt;height:12pt;z-index:251665408;visibility:visible;mso-wrap-style:square;mso-width-percent:0;mso-height-percent:0;mso-wrap-distance-left:9pt;mso-wrap-distance-top:0;mso-wrap-distance-right:9pt;mso-wrap-distance-bottom:0;mso-position-horizontal:absolute;mso-position-horizontal-relative:text;mso-position-vertical:absolute;mso-position-vertical-relative:text;mso-width-percent:0;mso-height-percent:0;mso-width-relative:margin;mso-height-relative:margin;v-text-anchor:top" o:gfxdata="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" filled="f" stroked="f">
+                <v:textbox>
+                  <w:txbxContent>
+                    <w:p>
+                      <w:pPr>
+                        <w:rPr>
+                          <w:sz w:val="8"/>
+                          <w:szCs w:val="8"/>
+                          <w:u w:val="dotted"/>
+                        </w:rPr>
+                      </w:pPr>
+                      <w:r>
+                        <w:rPr>
+                          <w:sz w:val="8"/>
+                          <w:szCs w:val="8"/>
+                          <w:u w:val="dotted"/>
+                        </w:rPr>
+                        <w:t xml:space="preserve">Id_ubicacion </w:t>
+                      </w:r>
+                    </w:p>
+                  </w:txbxContent>
+                </v:textbox>
+              </v:shape>
+            </w:pict>
+          </mc:Fallback>
+        </mc:AlternateContent>
+      </w:r>
+      <w:r>
+        <w:rPr>
+          <w:noProof/>
+        </w:rPr>
+        <mc:AlternateContent>
+          <mc:Choice Requires="wps">
+            <w:drawing>
+              <wp:anchor distT="0" distB="0" distL="114300" distR="114300" simplePos="0" relativeHeight="251664384" behindDoc="0" locked="0" layoutInCell="1" allowOverlap="1" wp14:anchorId="21EBD7CC" wp14:editId="57DC702E">
+                <wp:simplePos x="0" y="0"/>
+                <wp:positionH relativeFrom="column">
+                  <wp:posOffset>4775339</wp:posOffset>
+                </wp:positionH>
+                <wp:positionV relativeFrom="paragraph">
+                  <wp:posOffset>2407436</wp:posOffset>
+                </wp:positionV>
+                <wp:extent cx="317981" cy="126606"/>
+                <wp:effectExtent l="0" t="0" r="25400" b="26035"/>
+                <wp:wrapNone/>
+                <wp:docPr id="1894393418" name="Oval 2"/>
+                <wp:cNvGraphicFramePr/>
+                <a:graphic xmlns:a="http://schemas.openxmlformats.org/drawingml/2006/main">
+                  <a:graphicData uri="http://schemas.microsoft.com/office/word/2010/wordprocessingShape">
+                    <wps:wsp>
+                      <wps:cNvSpPr/>
+                      <wps:spPr>
+                        <a:xfrm>
+                          <a:off x="0" y="0"/>
+                          <a:ext cx="317981" cy="126606"/>
+                        </a:xfrm>
+                        <a:prstGeom prst="ellipse">
+                          <a:avLst/>
+                        </a:prstGeom>
+                        <a:solidFill>
+                          <a:sysClr val="windowText" lastClr="000000">
+                            <a:lumMod val="85000"/>
+                            <a:lumOff val="15000"/>
+                          </a:sysClr>
+                        </a:solidFill>
+                        <a:ln w="3175" cap="flat" cmpd="sng" algn="ctr">
+                          <a:solidFill>
+                            <a:sysClr val="window" lastClr="FFFFFF"/>
+                          </a:solidFill>
+                          <a:prstDash val="solid"/>
+                          <a:miter lim="800000"/>
+                        </a:ln>
+                        <a:effectLst/>
+                      </wps:spPr>
+                      <wps:txbx>
+                        <w:txbxContent>
+                          <w:p>
+                            <w:pPr>
+                              <w:jc w:val="center"/>
+                              <w:rPr>
+                                <w:sz w:val="6"/>
+                                <w:szCs w:val="6"/>
+                              </w:rPr>
+                            </w:pPr>
+                          </w:p>
+                        </w:txbxContent>
+                      </wps:txbx>
+                      <wps:bodyPr rot="0" spcFirstLastPara="0" vertOverflow="overflow" horzOverflow="overflow" vert="horz" wrap="square" lIns="91440" tIns="45720" rIns="91440" bIns="45720" numCol="1" spcCol="0" rtlCol="0" fromWordArt="0" anchor="ctr" anchorCtr="0" forceAA="0" compatLnSpc="1">
+                        <a:prstTxWarp prst="textNoShape">
+                          <a:avLst/>
+                        </a:prstTxWarp>
+                        <a:noAutofit/>
+                      </wps:bodyPr>
+                    </wps:wsp>
+                  </a:graphicData>
+                </a:graphic>
+                <wp14:sizeRelV relativeFrom="margin">
+                  <wp14:pctHeight>0</wp14:pctHeight>
+                </wp14:sizeRelV>
+              </wp:anchor>
+            </w:drawing>
+          </mc:Choice>
+          <mc:Fallback>
+            <w:pict>
+              <v:oval w14:anchorId="21EBD7CC" id="_x0000_s1030" style="position:absolute;left:0;text-align:left;margin-left:376pt;margin-top:189.55pt;width:25.05pt;height:9.95pt;z-index:251664384;visibility:visible;mso-wrap-style:square;mso-height-percent:0;mso-wrap-distance-left:9pt;mso-wrap-distance-top:0;mso-wrap-distance-right:9pt;mso-wrap-distance-bottom:0;mso-position-horizontal:absolute;mso-position-horizontal-relative:text;mso-position-vertical:absolute;mso-position-vertical-relative:text;mso-height-percent:0;mso-height-relative:margin;v-text-anchor:middle" o:gfxdata="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" fillcolor="#262626" strokecolor="window" strokeweight=".25pt">
+                <v:stroke joinstyle="miter"/>
+                <v:textbox>
+                  <w:txbxContent>
+                    <w:p>
+                      <w:pPr>
+                        <w:jc w:val="center"/>
+                        <w:rPr>
+                          <w:sz w:val="6"/>
+                          <w:szCs w:val="6"/>
+                        </w:rPr>
+                      </w:pPr>
+                    </w:p>
+                  </w:txbxContent>
+                </v:textbox>
+              </v:oval>
+            </w:pict>
+          </mc:Fallback>
+        </mc:AlternateContent>
+      </w:r>
+      <w:r>
+        <w:rPr>
+          <w:noProof/>
+        </w:rPr>
+        <mc:AlternateContent>
+          <mc:Choice Requires="wps">
+            <w:drawing>
+              <wp:anchor distT="0" distB="0" distL="114300" distR="114300" simplePos="0" relativeHeight="251662336" behindDoc="0" locked="0" layoutInCell="1" allowOverlap="1" wp14:anchorId="3B28364A" wp14:editId="0C074DA7">
+                <wp:simplePos x="0" y="0"/>
+                <wp:positionH relativeFrom="column">
+                  <wp:posOffset>2664117</wp:posOffset>
+                </wp:positionH>
+                <wp:positionV relativeFrom="paragraph">
+                  <wp:posOffset>410691</wp:posOffset>
+                </wp:positionV>
+                <wp:extent cx="395416" cy="319628"/>
+                <wp:effectExtent l="0" t="0" r="24130" b="23495"/>
+                <wp:wrapNone/>
+                <wp:docPr id="1580773121" name="Straight Connector 4"/>
+                <wp:cNvGraphicFramePr/>
+                <a:graphic xmlns:a="http://schemas.openxmlformats.org/drawingml/2006/main">
+                  <a:graphicData uri="http://schemas.microsoft.com/office/word/2010/wordprocessingShape">
+                    <wps:wsp>
+                      <wps:cNvCnPr/>
+                      <wps:spPr>
+                        <a:xfrm>
+                          <a:off x="0" y="0"/>
+                          <a:ext cx="395416" cy="319628"/>
+                        </a:xfrm>
+                        <a:prstGeom prst="line">
+                          <a:avLst/>
+                        </a:prstGeom>
+                        <a:ln w="3175">
+                          <a:solidFill>
+                            <a:schemeClr val="bg1"/>
+                          </a:solidFill>
+                        </a:ln>
+                      </wps:spPr>
+                      <wps:style>
+                        <a:lnRef idx="2">
+                          <a:schemeClr val="accent1"/>
+                        </a:lnRef>
+                        <a:fillRef idx="0">
+                          <a:schemeClr val="accent1"/>
+                        </a:fillRef>
+                        <a:effectRef idx="1">
+                          <a:schemeClr val="accent1"/>
+                        </a:effectRef>
+                        <a:fontRef idx="minor">
+                          <a:schemeClr val="tx1"/>
+                        </a:fontRef>
+                      </wps:style>
+                      <wps:bodyPr/>
+                    </wps:wsp>
+                  </a:graphicData>
+                </a:graphic>
+              </wp:anchor>
+            </w:drawing>
+          </mc:Choice>
+          <mc:Fallback>
+            <w:pict>
+              <v:line w14:anchorId="0E84D044" id="Straight Connector 4" o:spid="_x0000_s1026" style="position:absolute;z-index:251662336;visibility:visible;mso-wrap-style:square;mso-wrap-distance-left:9pt;mso-wrap-distance-top:0;mso-wrap-distance-right:9pt;mso-wrap-distance-bottom:0;mso-position-horizontal:absolute;mso-position-horizontal-relative:text;mso-position-vertical:absolute;mso-position-vertical-relative:text" from="209.75pt,32.35pt" to="240.9pt,57.5pt" o:gfxdata="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" strokecolor="white [3212]" strokeweight=".25pt">
+                <v:stroke joinstyle="miter"/>
+              </v:line>
+            </w:pict>
+          </mc:Fallback>
+        </mc:AlternateContent>
+      </w:r>
+      <w:r>
+        <w:rPr>
+          <w:noProof/>
+        </w:rPr>
+        <mc:AlternateContent>
+          <mc:Choice Requires="wps">
+            <w:drawing>
+              <wp:anchor distT="0" distB="0" distL="114300" distR="114300" simplePos="0" relativeHeight="251661312" behindDoc="0" locked="0" layoutInCell="1" allowOverlap="1" wp14:anchorId="2D44E315" wp14:editId="65DD1D4B">
+                <wp:simplePos x="0" y="0"/>
+                <wp:positionH relativeFrom="column">
+                  <wp:posOffset>2372034</wp:posOffset>
+                </wp:positionH>
+                <wp:positionV relativeFrom="paragraph">
+                  <wp:posOffset>291533</wp:posOffset>
+                </wp:positionV>
+                <wp:extent cx="403655" cy="130158"/>
+                <wp:effectExtent l="0" t="0" r="0" b="3810"/>
+                <wp:wrapNone/>
+                <wp:docPr id="412997959" name="Text Box 3"/>
+                <wp:cNvGraphicFramePr/>
+                <a:graphic xmlns:a="http://schemas.openxmlformats.org/drawingml/2006/main">
+                  <a:graphicData uri="http://schemas.microsoft.com/office/word/2010/wordprocessingShape">
+                    <wps:wsp>
+                      <wps:cNvSpPr txBox="1"/>
+                      <wps:spPr>
+                        <a:xfrm>
+                          <a:off x="0" y="0"/>
+                          <a:ext cx="403655" cy="130158"/>
+                        </a:xfrm>
+                        <a:prstGeom prst="rect">
+                          <a:avLst/>
+                        </a:prstGeom>
+                        <a:noFill/>
+                        <a:ln>
+                          <a:noFill/>
+                        </a:ln>
+                      </wps:spPr>
+                      <wps:style>
+                        <a:lnRef idx="0">
+                          <a:scrgbClr r="0" g="0" b="0"/>
+                        </a:lnRef>
+                        <a:fillRef idx="0">
+                          <a:scrgbClr r="0" g="0" b="0"/>
+                        </a:fillRef>
+                        <a:effectRef idx="0">
+                          <a:scrgbClr r="0" g="0" b="0"/>
+                        </a:effectRef>
+                        <a:fontRef idx="minor">
+                          <a:schemeClr val="dk1"/>
+                        </a:fontRef>
+                      </wps:style>
+                      <wps:txbx>
+                        <w:txbxContent>
+                          <w:p>
+                            <w:pPr>
+                              <w:rPr>
+                                <w:sz w:val="6"/>
+                                <w:szCs w:val="6"/>
+                                <w:u w:val="dotted"/>
+                              </w:rPr>
+                            </w:pPr>
+                            <w:r>
+                              <w:rPr>
+                                <w:sz w:val="6"/>
+                                <w:szCs w:val="6"/>
+                                <w:u w:val="dotted"/>
+                              </w:rPr>
+                              <w:t>I</w:t>
+                            </w:r>
+                            <w:r>
+                              <w:rPr>
+                                <w:sz w:val="6"/>
+                                <w:szCs w:val="6"/>
+                                <w:u w:val="dotted"/>
+                              </w:rPr>
+                              <w:t>d</w:t>
+                            </w:r>
+                            <w:r>
+                              <w:rPr>
+                                <w:sz w:val="6"/>
+                                <w:szCs w:val="6"/>
+                                <w:u w:val="dotted"/>
+                              </w:rPr>
+                              <w:t>_evento</w:t>
+                            </w:r>
+                          </w:p>
+                          <w:p>
+                            <w:pPr>
+                              <w:rPr>
+                                <w:sz w:val="6"/>
+                                <w:szCs w:val="6"/>
+                                <w:u w:val="dotted"/>
+                              </w:rPr>
+                            </w:pPr>
+                            <w:r>
+                              <w:rPr>
+                                <w:sz w:val="6"/>
+                                <w:szCs w:val="6"/>
+                                <w:u w:val="dotted"/>
+                              </w:rPr>
+                              <w:t>nto</w:t>
+                            </w:r>
+                          </w:p>
+                        </w:txbxContent>
+                      </wps:txbx>
+                      <wps:bodyPr rot="0" spcFirstLastPara="0" vertOverflow="overflow" horzOverflow="overflow" vert="horz" wrap="square" lIns="91440" tIns="45720" rIns="91440" bIns="45720" numCol="1" spcCol="0" rtlCol="0" fromWordArt="0" anchor="t" anchorCtr="0" forceAA="0" compatLnSpc="1">
+                        <a:prstTxWarp prst="textNoShape">
+                          <a:avLst/>
+                        </a:prstTxWarp>
+                        <a:noAutofit/>
+                      </wps:bodyPr>
+                    </wps:wsp>
+                  </a:graphicData>
+                </a:graphic>
+                <wp14:sizeRelH relativeFrom="margin">
+                  <wp14:pctWidth>0</wp14:pctWidth>
+                </wp14:sizeRelH>
+                <wp14:sizeRelV relativeFrom="margin">
+                  <wp14:pctHeight>0</wp14:pctHeight>
+                </wp14:sizeRelV>
+              </wp:anchor>
+            </w:drawing>
+          </mc:Choice>
+          <mc:Fallback>
+            <w:pict>
+              <v:shape w14:anchorId="2D44E315" id="_x0000_s1031" type="#_x0000_t202" style="position:absolute;left:0;text-align:left;margin-left:186.75pt;margin-top:22.95pt;width:31.8pt;height:10.25pt;z-index:251661312;visibility:visible;mso-wrap-style:square;mso-width-percent:0;mso-height-percent:0;mso-wrap-distance-left:9pt;mso-wrap-distance-top:0;mso-wrap-distance-right:9pt;mso-wrap-distance-bottom:0;mso-position-horizontal:absolute;mso-position-horizontal-relative:text;mso-position-vertical:absolute;mso-position-vertical-relative:text;mso-width-percent:0;mso-height-percent:0;mso-width-relative:margin;mso-height-relative:margin;v-text-anchor:top" o:gfxdata="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" filled="f" stroked="f">
+                <v:textbox>
+                  <w:txbxContent>
+                    <w:p>
+                      <w:pPr>
+                        <w:rPr>
+                          <w:sz w:val="6"/>
+                          <w:szCs w:val="6"/>
+                          <w:u w:val="dotted"/>
+                        </w:rPr>
+                      </w:pPr>
+                      <w:r>
+                        <w:rPr>
+                          <w:sz w:val="6"/>
+                          <w:szCs w:val="6"/>
+                          <w:u w:val="dotted"/>
+                        </w:rPr>
+                        <w:t>I</w:t>
+                      </w:r>
+                      <w:r>
+                        <w:rPr>
+                          <w:sz w:val="6"/>
+                          <w:szCs w:val="6"/>
+                          <w:u w:val="dotted"/>
+                        </w:rPr>
+                        <w:t>d</w:t>
+                      </w:r>
+                      <w:r>
+                        <w:rPr>
+                          <w:sz w:val="6"/>
+                          <w:szCs w:val="6"/>
+                          <w:u w:val="dotted"/>
+                        </w:rPr>
+                        <w:t>_evento</w:t>
+                      </w:r>
+                    </w:p>
+                    <w:p>
+                      <w:pPr>
+                        <w:rPr>
+                          <w:sz w:val="6"/>
+                          <w:szCs w:val="6"/>
+                          <w:u w:val="dotted"/>
+                        </w:rPr>
+                      </w:pPr>
+                      <w:proofErr w:type="spellStart"/>
+                      <w:r>
+                        <w:rPr>
+                          <w:sz w:val="6"/>
+                          <w:szCs w:val="6"/>
+                          <w:u w:val="dotted"/>
+                        </w:rPr>
+                        <w:t>nto</w:t>
+                      </w:r>
+                      <w:proofErr w:type="spellEnd"/>
+                    </w:p>
+                  </w:txbxContent>
+                </v:textbox>
+              </v:shape>
+            </w:pict>
+          </mc:Fallback>
+        </mc:AlternateContent>
+      </w:r>
+      <w:r>
+        <w:rPr>
+          <w:noProof/>
+        </w:rPr>
+        <mc:AlternateContent>
+          <mc:Choice Requires="wps">
+            <w:drawing>
+              <wp:anchor distT="0" distB="0" distL="114300" distR="114300" simplePos="0" relativeHeight="251660288" behindDoc="0" locked="0" layoutInCell="1" allowOverlap="1" wp14:anchorId="475081EE" wp14:editId="51FDC09E">
+                <wp:simplePos x="0" y="0"/>
+                <wp:positionH relativeFrom="column">
+                  <wp:posOffset>2380117</wp:posOffset>
+                </wp:positionH>
+                <wp:positionV relativeFrom="paragraph">
+                  <wp:posOffset>301625</wp:posOffset>
+                </wp:positionV>
+                <wp:extent cx="317981" cy="126606"/>
+                <wp:effectExtent l="0" t="0" r="25400" b="26035"/>
+                <wp:wrapNone/>
+                <wp:docPr id="1726250750" name="Oval 2"/>
+                <wp:cNvGraphicFramePr/>
+                <a:graphic xmlns:a="http://schemas.openxmlformats.org/drawingml/2006/main">
+                  <a:graphicData uri="http://schemas.microsoft.com/office/word/2010/wordprocessingShape">
+                    <wps:wsp>
+                      <wps:cNvSpPr/>
+                      <wps:spPr>
+                        <a:xfrm>
+                          <a:off x="0" y="0"/>
+                          <a:ext cx="317981" cy="126606"/>
+                        </a:xfrm>
+                        <a:prstGeom prst="ellipse">
+                          <a:avLst/>
+                        </a:prstGeom>
+                        <a:solidFill>
+                          <a:schemeClr val="tx1">
+                            <a:lumMod val="85000"/>
+                            <a:lumOff val="15000"/>
+                          </a:schemeClr>
+                        </a:solidFill>
+                        <a:ln w="3175">
+                          <a:solidFill>
+                            <a:schemeClr val="bg1"/>
+                          </a:solidFill>
+                        </a:ln>
+                      </wps:spPr>
+                      <wps:style>
+                        <a:lnRef idx="2">
+                          <a:schemeClr val="accent1">
+                            <a:shade val="15000"/>
+                          </a:schemeClr>
+                        </a:lnRef>
+                        <a:fillRef idx="1">
+                          <a:schemeClr val="accent1"/>
+                        </a:fillRef>
+                        <a:effectRef idx="0">
+                          <a:schemeClr val="accent1"/>
+                        </a:effectRef>
+                        <a:fontRef idx="minor">
+                          <a:schemeClr val="lt1"/>
+                        </a:fontRef>
+                      </wps:style>
+                      <wps:txbx>
+                        <w:txbxContent>
+                          <w:p>
+                            <w:pPr>
+                              <w:jc w:val="center"/>
+                              <w:rPr>
+                                <w:sz w:val="6"/>
+                                <w:szCs w:val="6"/>
+                              </w:rPr>
+                            </w:pPr>
+                          </w:p>
+                        </w:txbxContent>
+                      </wps:txbx>
+                      <wps:bodyPr rot="0" spcFirstLastPara="0" vertOverflow="overflow" horzOverflow="overflow" vert="horz" wrap="square" lIns="91440" tIns="45720" rIns="91440" bIns="45720" numCol="1" spcCol="0" rtlCol="0" fromWordArt="0" anchor="ctr" anchorCtr="0" forceAA="0" compatLnSpc="1">
+                        <a:prstTxWarp prst="textNoShape">
+                          <a:avLst/>
+                        </a:prstTxWarp>
+                        <a:noAutofit/>
+                      </wps:bodyPr>
+                    </wps:wsp>
+                  </a:graphicData>
+                </a:graphic>
+                <wp14:sizeRelV relativeFrom="margin">
+                  <wp14:pctHeight>0</wp14:pctHeight>
+                </wp14:sizeRelV>
+              </wp:anchor>
+            </w:drawing>
+          </mc:Choice>
+          <mc:Fallback>
+            <w:pict>
+              <v:oval w14:anchorId="475081EE" id="_x0000_s1032" style="position:absolute;left:0;text-align:left;margin-left:187.4pt;margin-top:23.75pt;width:25.05pt;height:9.95pt;z-index:251660288;visibility:visible;mso-wrap-style:square;mso-height-percent:0;mso-wrap-distance-left:9pt;mso-wrap-distance-top:0;mso-wrap-distance-right:9pt;mso-wrap-distance-bottom:0;mso-position-horizontal:absolute;mso-position-horizontal-relative:text;mso-position-vertical:absolute;mso-position-vertical-relative:text;mso-height-percent:0;mso-height-relative:margin;v-text-anchor:middle" o:gfxdata="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" fillcolor="#272727 [2749]" strokecolor="white [3212]" strokeweight=".25pt">
+                <v:stroke joinstyle="miter"/>
+                <v:textbox>
+                  <w:txbxContent>
+                    <w:p>
+                      <w:pPr>
+                        <w:jc w:val="center"/>
+                        <w:rPr>
+                          <w:sz w:val="6"/>
+                          <w:szCs w:val="6"/>
+                        </w:rPr>
+                      </w:pPr>
+                    </w:p>
+                  </w:txbxContent>
+                </v:textbox>
+              </v:oval>
+            </w:pict>
+          </mc:Fallback>
+        </mc:AlternateContent>
+      </w:r>
+      <w:r>
+        <w:rPr>
+          <w:noProof/>
+        </w:rPr>
         <w:drawing>
-          <wp:inline distT="0" distB="0" distL="0" distR="0" wp14:anchorId="726C548A" wp14:editId="30ACFC0B">
-            <wp:extent cx="5859780" cy="3904615"/>
-            <wp:effectExtent l="0" t="0" r="7620" b="635"/>
-            <wp:docPr id="2043368345" name="Picture 2"/>
+          <wp:inline distT="0" distB="0" distL="0" distR="0" wp14:anchorId="44251A53" wp14:editId="40101F34">
+            <wp:extent cx="6148910" cy="3952197"/>
+            <wp:effectExtent l="0" t="0" r="4445" b="0"/>
+            <wp:docPr id="813157264" name="Picture 2"/>
             <wp:cNvGraphicFramePr>
               <a:graphicFrameLocks xmlns:a="http://schemas.openxmlformats.org/drawingml/2006/main" noChangeAspect="1"/>
             </wp:cNvGraphicFramePr>
@@ -915,7 +2342,7 @@
               <a:graphicData uri="http://schemas.openxmlformats.org/drawingml/2006/picture">
                 <pic:pic xmlns:pic="http://schemas.openxmlformats.org/drawingml/2006/picture">
                   <pic:nvPicPr>
-                    <pic:cNvPr id="2043368345" name="Picture 2043368345"/>
+                    <pic:cNvPr id="813157264" name="Picture 813157264"/>
                     <pic:cNvPicPr/>
                   </pic:nvPicPr>
                   <pic:blipFill rotWithShape="1">
@@ -926,7 +2353,7 @@
                         </a:ext>
                       </a:extLst>
                     </a:blip>
-                    <a:srcRect l="8077" t="27480" r="14744" b="17152"/>
+                    <a:srcRect l="8312" t="27388" r="15253" b="17060"/>
                     <a:stretch>
                       <a:fillRect/>
                     </a:stretch>
@@ -934,7 +2361,7 @@
                   <pic:spPr bwMode="auto">
                     <a:xfrm>
                       <a:off x="0" y="0"/>
-                      <a:ext cx="5873920" cy="3914037"/>
+                      <a:ext cx="6217686" cy="3996403"/>
                     </a:xfrm>
                     <a:prstGeom prst="rect">
                       <a:avLst/>
@@ -959,10 +2386,12 @@
       <w:pPr>
         <w:pStyle w:val="Heading1"/>
       </w:pPr>
+      <w:bookmarkStart w:id="5" w:name="_Toc240292817"/>
       <w:r>
         <w:lastRenderedPageBreak/>
         <w:t>Modelo lógico ampliado</w:t>
       </w:r>
+      <w:bookmarkEnd w:id="5"/>
     </w:p>
     <w:p>
       <w:pPr>
@@ -1041,7 +2470,21 @@
           <w:sz w:val="28"/>
           <w:szCs w:val="28"/>
         </w:rPr>
-        <w:t>CATEGORIA (id_categoria [PK], nombre, id_categoria_padre[FK])</w:t>
+        <w:t>CATEGORIA</w:t>
+      </w:r>
+      <w:r>
+        <w:rPr>
+          <w:sz w:val="28"/>
+          <w:szCs w:val="28"/>
+        </w:rPr>
+        <w:t>S</w:t>
+      </w:r>
+      <w:r>
+        <w:rPr>
+          <w:sz w:val="28"/>
+          <w:szCs w:val="28"/>
+        </w:rPr>
+        <w:t xml:space="preserve"> (id_categoria [PK], nombre, id_categoria_padre[FK])</w:t>
       </w:r>
     </w:p>
     <w:p>
@@ -1061,21 +2504,21 @@
           <w:sz w:val="28"/>
           <w:szCs w:val="28"/>
         </w:rPr>
-        <w:t>EVENTOS (id_evento[PK], titulo, descripcion, fecha_inicio, fecha_fin,</w:t>
+        <w:t>EVENTOS (id_evento[PK], titulo, descripcion, fecha_inicio, fecha_fin, id_usuario_propietario[FK], id_categoria[FK]</w:t>
       </w:r>
       <w:r>
         <w:rPr>
           <w:sz w:val="28"/>
           <w:szCs w:val="28"/>
         </w:rPr>
-        <w:t xml:space="preserve"> </w:t>
+        <w:t>, id_ubicacion[FK]</w:t>
       </w:r>
       <w:r>
         <w:rPr>
           <w:sz w:val="28"/>
           <w:szCs w:val="28"/>
         </w:rPr>
-        <w:t>id_usuario_propietario[FK], id_categoria[FK])</w:t>
+        <w:t>)</w:t>
       </w:r>
     </w:p>
     <w:p>
@@ -1095,7 +2538,21 @@
           <w:sz w:val="28"/>
           <w:szCs w:val="28"/>
         </w:rPr>
-        <w:t>PARTICIPACION (id_usuario[PK], id_evento[PK], rol, estado_confirmacion)</w:t>
+        <w:t>PARTICIPACION</w:t>
+      </w:r>
+      <w:r>
+        <w:rPr>
+          <w:sz w:val="28"/>
+          <w:szCs w:val="28"/>
+        </w:rPr>
+        <w:t>ES</w:t>
+      </w:r>
+      <w:r>
+        <w:rPr>
+          <w:sz w:val="28"/>
+          <w:szCs w:val="28"/>
+        </w:rPr>
+        <w:t xml:space="preserve"> (id_usuario[PK], id_evento[PK], rol, estado_confirmacion)</w:t>
       </w:r>
     </w:p>
     <w:p>
@@ -1189,7 +2646,28 @@
           <w:sz w:val="28"/>
           <w:szCs w:val="28"/>
         </w:rPr>
-        <w:t>TAREAS_EVENTO (id_tarea [PK], id_evento [FK], descripcion, fecha_limite, prioridad)</w:t>
+        <w:t>TAREAS_EVENTO (id_tarea [PK], id_evento [FK], descripcion, fecha_limite, prioridad</w:t>
+      </w:r>
+      <w:r>
+        <w:rPr>
+          <w:sz w:val="28"/>
+          <w:szCs w:val="28"/>
+        </w:rPr>
+        <w:t xml:space="preserve">, </w:t>
+      </w:r>
+      <w:r>
+        <w:rPr>
+          <w:sz w:val="28"/>
+          <w:szCs w:val="28"/>
+        </w:rPr>
+        <w:t>estado</w:t>
+      </w:r>
+      <w:r>
+        <w:rPr>
+          <w:sz w:val="28"/>
+          <w:szCs w:val="28"/>
+        </w:rPr>
+        <w:t>)</w:t>
       </w:r>
     </w:p>
     <w:p>
@@ -1216,11 +2694,3894 @@
       <w:pPr>
         <w:pStyle w:val="Heading1"/>
       </w:pPr>
+      <w:bookmarkStart w:id="6" w:name="_Toc240292818"/>
       <w:r>
-        <w:t>Modelo Lógico Ampliado</w:t>
+        <w:t xml:space="preserve">Modelo </w:t>
       </w:r>
+      <w:r>
+        <w:t>Físico Ampliado</w:t>
+      </w:r>
+      <w:bookmarkEnd w:id="6"/>
     </w:p>
+    <w:tbl>
+      <w:tblPr>
+        <w:tblStyle w:val="TableGrid"/>
+        <w:tblW w:w="0" w:type="auto"/>
+        <w:tblLook w:val="04A0" w:firstRow="1" w:lastRow="0" w:firstColumn="1" w:lastColumn="0" w:noHBand="0" w:noVBand="1"/>
+      </w:tblPr>
+      <w:tblGrid>
+        <w:gridCol w:w="4675"/>
+        <w:gridCol w:w="4675"/>
+      </w:tblGrid>
+      <w:tr>
+        <w:tc>
+          <w:tcPr>
+            <w:tcW w:w="4675" w:type="dxa"/>
+          </w:tcPr>
+          <w:p>
+            <w:r>
+              <w:t>Tabla</w:t>
+            </w:r>
+          </w:p>
+        </w:tc>
+        <w:tc>
+          <w:tcPr>
+            <w:tcW w:w="4675" w:type="dxa"/>
+          </w:tcPr>
+          <w:p>
+            <w:r>
+              <w:t>Tipos de datos seleccionados</w:t>
+            </w:r>
+          </w:p>
+        </w:tc>
+      </w:tr>
+      <w:tr>
+        <w:tc>
+          <w:tcPr>
+            <w:tcW w:w="4675" w:type="dxa"/>
+          </w:tcPr>
+          <w:p>
+            <w:r>
+              <w:t>UBICACIONES</w:t>
+            </w:r>
+          </w:p>
+        </w:tc>
+        <w:tc>
+          <w:tcPr>
+            <w:tcW w:w="4675" w:type="dxa"/>
+          </w:tcPr>
+          <w:p>
+            <w:r>
+              <w:t>id_ubicacion</w:t>
+            </w:r>
+            <w:r>
+              <w:t>: PK, INT, Autoincremental</w:t>
+            </w:r>
+          </w:p>
+          <w:p>
+            <w:r>
+              <w:t>tipo_ubicacion: Varchar 50</w:t>
+            </w:r>
+            <w:r>
+              <w:t>, Not null</w:t>
+            </w:r>
+          </w:p>
+          <w:p>
+            <w:pPr>
+              <w:rPr>
+                <w:lang w:val="en-US"/>
+              </w:rPr>
+            </w:pPr>
+            <w:r>
+              <w:rPr>
+                <w:lang w:val="en-US"/>
+              </w:rPr>
+              <w:t xml:space="preserve">capacidad: </w:t>
+            </w:r>
+            <w:r>
+              <w:rPr>
+                <w:lang w:val="en-US"/>
+              </w:rPr>
+              <w:t>INT, Not null</w:t>
+            </w:r>
+          </w:p>
+          <w:p>
+            <w:pPr>
+              <w:rPr>
+                <w:lang w:val="en-US"/>
+              </w:rPr>
+            </w:pPr>
+            <w:r>
+              <w:rPr>
+                <w:lang w:val="en-US"/>
+              </w:rPr>
+              <w:t>direccion: TEXT, Not null</w:t>
+            </w:r>
+          </w:p>
+        </w:tc>
+      </w:tr>
+      <w:tr>
+        <w:tc>
+          <w:tcPr>
+            <w:tcW w:w="4675" w:type="dxa"/>
+          </w:tcPr>
+          <w:p>
+            <w:r>
+              <w:t>DISPONIBILIDAD_Y_</w:t>
+            </w:r>
+            <w:r>
+              <w:t>GESTION</w:t>
+            </w:r>
+          </w:p>
+        </w:tc>
+        <w:tc>
+          <w:tcPr>
+            <w:tcW w:w="4675" w:type="dxa"/>
+          </w:tcPr>
+          <w:p>
+            <w:pPr>
+              <w:rPr>
+                <w:lang w:val="en-US"/>
+              </w:rPr>
+            </w:pPr>
+            <w:r>
+              <w:rPr>
+                <w:lang w:val="en-US"/>
+              </w:rPr>
+              <w:t xml:space="preserve">Id_usuario: PK/FK, </w:t>
+            </w:r>
+            <w:r>
+              <w:rPr>
+                <w:lang w:val="en-US"/>
+              </w:rPr>
+              <w:t>INT, Not</w:t>
+            </w:r>
+            <w:r>
+              <w:rPr>
+                <w:lang w:val="en-US"/>
+              </w:rPr>
+              <w:t xml:space="preserve"> null</w:t>
+            </w:r>
+          </w:p>
+          <w:p>
+            <w:pPr>
+              <w:rPr>
+                <w:lang w:val="en-US"/>
+              </w:rPr>
+            </w:pPr>
+            <w:r>
+              <w:rPr>
+                <w:lang w:val="en-US"/>
+              </w:rPr>
+              <w:t xml:space="preserve">dia_semana: </w:t>
+            </w:r>
+            <w:r>
+              <w:rPr>
+                <w:lang w:val="en-US"/>
+              </w:rPr>
+              <w:t xml:space="preserve">PK, </w:t>
+            </w:r>
+            <w:r>
+              <w:rPr>
+                <w:lang w:val="en-US"/>
+              </w:rPr>
+              <w:t>INT, Not null</w:t>
+            </w:r>
+          </w:p>
+          <w:p>
+            <w:pPr>
+              <w:rPr>
+                <w:lang w:val="en-US"/>
+              </w:rPr>
+            </w:pPr>
+            <w:r>
+              <w:rPr>
+                <w:lang w:val="en-US"/>
+              </w:rPr>
+              <w:t>hora_inicio</w:t>
+            </w:r>
+            <w:r>
+              <w:rPr>
+                <w:lang w:val="en-US"/>
+              </w:rPr>
+              <w:t xml:space="preserve">: </w:t>
+            </w:r>
+            <w:r>
+              <w:rPr>
+                <w:lang w:val="en-US"/>
+              </w:rPr>
+              <w:t>PK, TIME, Not null</w:t>
+            </w:r>
+          </w:p>
+          <w:p>
+            <w:r>
+              <w:t>hora_fin: TIME, Not null</w:t>
+            </w:r>
+          </w:p>
+          <w:p>
+            <w:r>
+              <w:t xml:space="preserve">Establecí una llave </w:t>
+            </w:r>
+            <w:r>
+              <w:t xml:space="preserve">primaria compuesta con </w:t>
+            </w:r>
+            <w:r>
+              <w:t>esos tres atributos</w:t>
+            </w:r>
+            <w:r>
+              <w:t xml:space="preserve"> porque esto permite que un mismo usuario </w:t>
+            </w:r>
+            <w:r>
+              <w:t>registre varios bloques o tiempos de disponibilidad en un mismo día sin que hayan errores</w:t>
+            </w:r>
+          </w:p>
+        </w:tc>
+      </w:tr>
+      <w:tr>
+        <w:tc>
+          <w:tcPr>
+            <w:tcW w:w="4675" w:type="dxa"/>
+          </w:tcPr>
+          <w:p>
+            <w:r>
+              <w:t>TAREAS_EVENTO</w:t>
+            </w:r>
+          </w:p>
+        </w:tc>
+        <w:tc>
+          <w:tcPr>
+            <w:tcW w:w="4675" w:type="dxa"/>
+          </w:tcPr>
+          <w:p>
+            <w:pPr>
+              <w:rPr>
+                <w:lang w:val="en-US"/>
+              </w:rPr>
+            </w:pPr>
+            <w:r>
+              <w:rPr>
+                <w:lang w:val="en-US"/>
+              </w:rPr>
+              <w:t xml:space="preserve">Id_tarea: PK, INT, </w:t>
+            </w:r>
+            <w:r>
+              <w:rPr>
+                <w:lang w:val="en-US"/>
+              </w:rPr>
+              <w:t>Autoincremental</w:t>
+            </w:r>
+          </w:p>
+          <w:p>
+            <w:pPr>
+              <w:rPr>
+                <w:lang w:val="en-US"/>
+              </w:rPr>
+            </w:pPr>
+            <w:r>
+              <w:rPr>
+                <w:lang w:val="en-US"/>
+              </w:rPr>
+              <w:t>Id evento: FK</w:t>
+            </w:r>
+            <w:r>
+              <w:rPr>
+                <w:lang w:val="en-US"/>
+              </w:rPr>
+              <w:t>, INT, Not null</w:t>
+            </w:r>
+          </w:p>
+          <w:p>
+            <w:pPr>
+              <w:rPr>
+                <w:lang w:val="en-US"/>
+              </w:rPr>
+            </w:pPr>
+            <w:r>
+              <w:rPr>
+                <w:lang w:val="en-US"/>
+              </w:rPr>
+              <w:lastRenderedPageBreak/>
+              <w:t>Descripcion: TEXT</w:t>
+            </w:r>
+            <w:r>
+              <w:rPr>
+                <w:lang w:val="en-US"/>
+              </w:rPr>
+              <w:t>, Not null</w:t>
+            </w:r>
+          </w:p>
+          <w:p>
+            <w:pPr>
+              <w:rPr>
+                <w:lang w:val="en-US"/>
+              </w:rPr>
+            </w:pPr>
+            <w:r>
+              <w:rPr>
+                <w:lang w:val="en-US"/>
+              </w:rPr>
+              <w:t>Fecha</w:t>
+            </w:r>
+            <w:r>
+              <w:rPr>
+                <w:lang w:val="en-US"/>
+              </w:rPr>
+              <w:t>_</w:t>
+            </w:r>
+            <w:r>
+              <w:rPr>
+                <w:lang w:val="en-US"/>
+              </w:rPr>
+              <w:t>limite</w:t>
+            </w:r>
+            <w:r>
+              <w:rPr>
+                <w:lang w:val="en-US"/>
+              </w:rPr>
+              <w:t xml:space="preserve">: </w:t>
+            </w:r>
+            <w:r>
+              <w:rPr>
+                <w:lang w:val="en-US"/>
+              </w:rPr>
+              <w:t xml:space="preserve"> TIMESTAMP, Not null</w:t>
+            </w:r>
+          </w:p>
+          <w:p>
+            <w:pPr>
+              <w:rPr>
+                <w:lang w:val="en-US"/>
+              </w:rPr>
+            </w:pPr>
+            <w:r>
+              <w:rPr>
+                <w:lang w:val="en-US"/>
+              </w:rPr>
+              <w:t>Prioridad: Varchar 20, Not null</w:t>
+            </w:r>
+          </w:p>
+        </w:tc>
+      </w:tr>
+      <w:tr>
+        <w:tc>
+          <w:tcPr>
+            <w:tcW w:w="4675" w:type="dxa"/>
+          </w:tcPr>
+          <w:p>
+            <w:r>
+              <w:lastRenderedPageBreak/>
+              <w:t>TAREA_USUARIO_ASIGNADO</w:t>
+            </w:r>
+          </w:p>
+        </w:tc>
+        <w:tc>
+          <w:tcPr>
+            <w:tcW w:w="4675" w:type="dxa"/>
+          </w:tcPr>
+          <w:p>
+            <w:pPr>
+              <w:rPr>
+                <w:lang w:val="en-US"/>
+              </w:rPr>
+            </w:pPr>
+            <w:r>
+              <w:rPr>
+                <w:lang w:val="en-US"/>
+              </w:rPr>
+              <w:t>id_tarea: PK/FK</w:t>
+            </w:r>
+            <w:r>
+              <w:rPr>
+                <w:lang w:val="en-US"/>
+              </w:rPr>
+              <w:t>, I</w:t>
+            </w:r>
+            <w:r>
+              <w:rPr>
+                <w:lang w:val="en-US"/>
+              </w:rPr>
+              <w:t>NT, Not null</w:t>
+            </w:r>
+          </w:p>
+          <w:p>
+            <w:pPr>
+              <w:rPr>
+                <w:lang w:val="en-US"/>
+              </w:rPr>
+            </w:pPr>
+            <w:r>
+              <w:rPr>
+                <w:lang w:val="en-US"/>
+              </w:rPr>
+              <w:t>id_usuario: PK/FK, INT, Not</w:t>
+            </w:r>
+            <w:r>
+              <w:rPr>
+                <w:lang w:val="en-US"/>
+              </w:rPr>
+              <w:t xml:space="preserve"> null</w:t>
+            </w:r>
+          </w:p>
+          <w:p>
+            <w:r>
+              <w:t>Esta table la cree d</w:t>
+            </w:r>
+            <w:r>
+              <w:t xml:space="preserve">ebido a que </w:t>
+            </w:r>
+            <w:r>
+              <w:t>es una relación de M:N ya que muchos usuarios pueden tener muchas tareas y no precisamente solo un usuario puede tener varias tareas.</w:t>
+            </w:r>
+          </w:p>
+          <w:p>
+            <w:r>
+              <w:t xml:space="preserve">Puede existir el caso en el que </w:t>
+            </w:r>
+            <w:r>
+              <w:t>dos usuarios pueden tener una tar</w:t>
+            </w:r>
+            <w:r>
+              <w:t>ea.</w:t>
+            </w:r>
+          </w:p>
+        </w:tc>
+      </w:tr>
+    </w:tbl>
     <w:p/>
+    <w:p>
+      <w:pPr>
+        <w:pStyle w:val="Heading1"/>
+      </w:pPr>
+      <w:bookmarkStart w:id="7" w:name="_Toc240292819"/>
+      <w:r>
+        <w:t>Modelo de Implementaci</w:t>
+      </w:r>
+      <w:r>
+        <w:t>ón (Script SQL)</w:t>
+      </w:r>
+      <w:bookmarkEnd w:id="7"/>
+    </w:p>
+    <w:tbl>
+      <w:tblPr>
+        <w:tblStyle w:val="TableGrid"/>
+        <w:tblW w:w="10165" w:type="dxa"/>
+        <w:tblInd w:w="-412" w:type="dxa"/>
+        <w:tblLook w:val="04A0" w:firstRow="1" w:lastRow="0" w:firstColumn="1" w:lastColumn="0" w:noHBand="0" w:noVBand="1"/>
+      </w:tblPr>
+      <w:tblGrid>
+        <w:gridCol w:w="3287"/>
+        <w:gridCol w:w="6878"/>
+      </w:tblGrid>
+      <w:tr>
+        <w:tc>
+          <w:tcPr>
+            <w:tcW w:w="3197" w:type="dxa"/>
+          </w:tcPr>
+          <w:p>
+            <w:r>
+              <w:t>Tabla</w:t>
+            </w:r>
+          </w:p>
+        </w:tc>
+        <w:tc>
+          <w:tcPr>
+            <w:tcW w:w="6968" w:type="dxa"/>
+          </w:tcPr>
+          <w:p>
+            <w:r>
+              <w:t>Scrip SQL</w:t>
+            </w:r>
+          </w:p>
+        </w:tc>
+      </w:tr>
+      <w:tr>
+        <w:tc>
+          <w:tcPr>
+            <w:tcW w:w="3197" w:type="dxa"/>
+          </w:tcPr>
+          <w:p>
+            <w:r>
+              <w:t>UBICACIONES</w:t>
+            </w:r>
+          </w:p>
+        </w:tc>
+        <w:tc>
+          <w:tcPr>
+            <w:tcW w:w="6968" w:type="dxa"/>
+          </w:tcPr>
+          <w:p>
+            <w:r>
+              <w:t>--</w:t>
+            </w:r>
+            <w:r>
+              <w:t>tabla ub</w:t>
+            </w:r>
+            <w:r>
+              <w:t>icaciones</w:t>
+            </w:r>
+          </w:p>
+          <w:p>
+            <w:r>
+              <w:t xml:space="preserve">CREATE TABLE prototipo.ubicaciones ( </w:t>
+            </w:r>
+          </w:p>
+          <w:p>
+            <w:r>
+              <w:t xml:space="preserve">   </w:t>
+            </w:r>
+            <w:r>
+              <w:t xml:space="preserve">id_ubicacion SERIAL, </w:t>
+            </w:r>
+          </w:p>
+          <w:p>
+            <w:r>
+              <w:t xml:space="preserve">   </w:t>
+            </w:r>
+            <w:r>
+              <w:t xml:space="preserve">tipo_ubicacion VARCHAR(50) NOT NULL, capacidad INT NOT NULL, </w:t>
+            </w:r>
+          </w:p>
+          <w:p>
+            <w:pPr>
+              <w:rPr>
+                <w:lang w:val="en-US"/>
+              </w:rPr>
+            </w:pPr>
+            <w:r>
+              <w:t xml:space="preserve">   </w:t>
+            </w:r>
+            <w:r>
+              <w:rPr>
+                <w:lang w:val="en-US"/>
+              </w:rPr>
+              <w:t xml:space="preserve">direccion TEXT NOT NULL, </w:t>
+            </w:r>
+          </w:p>
+          <w:p>
+            <w:pPr>
+              <w:rPr>
+                <w:lang w:val="en-US"/>
+              </w:rPr>
+            </w:pPr>
+            <w:r>
+              <w:rPr>
+                <w:lang w:val="en-US"/>
+              </w:rPr>
+              <w:t xml:space="preserve">   </w:t>
+            </w:r>
+            <w:r>
+              <w:rPr>
+                <w:lang w:val="en-US"/>
+              </w:rPr>
+              <w:t>CONSTRAINT pk_ubicaciones PRIMARY KEY</w:t>
+            </w:r>
+            <w:r>
+              <w:rPr>
+                <w:lang w:val="en-US"/>
+              </w:rPr>
+              <w:t xml:space="preserve"> </w:t>
+            </w:r>
+            <w:r>
+              <w:rPr>
+                <w:lang w:val="en-US"/>
+              </w:rPr>
+              <w:t xml:space="preserve">(id_ubicacion), </w:t>
+            </w:r>
+          </w:p>
+          <w:p>
+            <w:r>
+              <w:rPr>
+                <w:lang w:val="en-US"/>
+              </w:rPr>
+              <w:t xml:space="preserve">   </w:t>
+            </w:r>
+            <w:r>
+              <w:t>CONSTRAINT chk_capacidad_positiva CHECK</w:t>
+            </w:r>
+            <w:r>
+              <w:t xml:space="preserve"> </w:t>
+            </w:r>
+            <w:r>
+              <w:t>(capacidad &gt; 0)</w:t>
+            </w:r>
+          </w:p>
+          <w:p>
+            <w:r>
+              <w:t xml:space="preserve"> );</w:t>
+            </w:r>
+          </w:p>
+          <w:p/>
+          <w:p>
+            <w:r>
+              <w:t xml:space="preserve">ALTER TABLE prototipo.eventos </w:t>
+            </w:r>
+          </w:p>
+          <w:p>
+            <w:r>
+              <w:t xml:space="preserve">   </w:t>
+            </w:r>
+            <w:r>
+              <w:t>ADD COLUMN id_ubicacion INT REFERENCES</w:t>
+            </w:r>
+            <w:r>
+              <w:t xml:space="preserve"> </w:t>
+            </w:r>
+            <w:r>
+              <w:t>prototipo.ubicaciones(id_ubicacion);</w:t>
+            </w:r>
+          </w:p>
+          <w:p/>
+          <w:p>
+            <w:pPr>
+              <w:rPr>
+                <w:lang w:val="en-US"/>
+              </w:rPr>
+            </w:pPr>
+            <w:r>
+              <w:rPr>
+                <w:lang w:val="en-US"/>
+              </w:rPr>
+              <w:t>CREATE OR REPLACE FUNCTION prototipo.fn_evitar_traslape_ubicacion()</w:t>
+            </w:r>
+          </w:p>
+          <w:p>
+            <w:pPr>
+              <w:rPr>
+                <w:lang w:val="en-US"/>
+              </w:rPr>
+            </w:pPr>
+            <w:r>
+              <w:rPr>
+                <w:lang w:val="en-US"/>
+              </w:rPr>
+              <w:t>RETURNS TRIGGER AS $$</w:t>
+            </w:r>
+          </w:p>
+          <w:p>
+            <w:pPr>
+              <w:rPr>
+                <w:lang w:val="en-US"/>
+              </w:rPr>
+            </w:pPr>
+            <w:r>
+              <w:rPr>
+                <w:lang w:val="en-US"/>
+              </w:rPr>
+              <w:t>BEGIN</w:t>
+            </w:r>
+          </w:p>
+          <w:p>
+            <w:pPr>
+              <w:rPr>
+                <w:lang w:val="en-US"/>
+              </w:rPr>
+            </w:pPr>
+            <w:r>
+              <w:rPr>
+                <w:lang w:val="en-US"/>
+              </w:rPr>
+              <w:t xml:space="preserve">    IF NEW.id_ubicacion IS NOT NULL THEN</w:t>
+            </w:r>
+          </w:p>
+          <w:p>
+            <w:pPr>
+              <w:rPr>
+                <w:lang w:val="en-US"/>
+              </w:rPr>
+            </w:pPr>
+            <w:r>
+              <w:rPr>
+                <w:lang w:val="en-US"/>
+              </w:rPr>
+              <w:t xml:space="preserve">        IF EXISTS (</w:t>
+            </w:r>
+          </w:p>
+          <w:p>
+            <w:pPr>
+              <w:rPr>
+                <w:lang w:val="en-US"/>
+              </w:rPr>
+            </w:pPr>
+            <w:r>
+              <w:rPr>
+                <w:lang w:val="en-US"/>
+              </w:rPr>
+              <w:t xml:space="preserve">            SELECT 1</w:t>
+            </w:r>
+          </w:p>
+          <w:p>
+            <w:pPr>
+              <w:rPr>
+                <w:lang w:val="en-US"/>
+              </w:rPr>
+            </w:pPr>
+            <w:r>
+              <w:rPr>
+                <w:lang w:val="en-US"/>
+              </w:rPr>
+              <w:t xml:space="preserve">            FROM prototipo.eventos e</w:t>
+            </w:r>
+          </w:p>
+          <w:p>
+            <w:r>
+              <w:rPr>
+                <w:lang w:val="en-US"/>
+              </w:rPr>
+              <w:t xml:space="preserve">            </w:t>
+            </w:r>
+            <w:r>
+              <w:t>WHERE e.id_ubicacion = NEW.id_ubicacion</w:t>
+            </w:r>
+          </w:p>
+          <w:p>
+            <w:pPr>
+              <w:rPr>
+                <w:lang w:val="en-US"/>
+              </w:rPr>
+            </w:pPr>
+            <w:r>
+              <w:t xml:space="preserve">              </w:t>
+            </w:r>
+            <w:r>
+              <w:rPr>
+                <w:lang w:val="en-US"/>
+              </w:rPr>
+              <w:t>AND e.id_evento &lt;&gt; NEW.id_evento</w:t>
+            </w:r>
+          </w:p>
+          <w:p>
+            <w:r>
+              <w:rPr>
+                <w:lang w:val="en-US"/>
+              </w:rPr>
+              <w:t xml:space="preserve">              </w:t>
+            </w:r>
+            <w:r>
+              <w:t>AND (NEW.fecha_inicio, NEW.fecha_fin) OVERLAPS (e.fecha_inicio, e.fecha_fin)</w:t>
+            </w:r>
+          </w:p>
+          <w:p>
+            <w:r>
+              <w:lastRenderedPageBreak/>
+              <w:t xml:space="preserve">        ) THEN</w:t>
+            </w:r>
+          </w:p>
+          <w:p>
+            <w:r>
+              <w:t xml:space="preserve">            RAISE EXCEPTION 'La ubicación % ya está asignada a otro evento en ese horario.', NEW.id_ubicacion;</w:t>
+            </w:r>
+          </w:p>
+          <w:p>
+            <w:pPr>
+              <w:rPr>
+                <w:lang w:val="en-US"/>
+              </w:rPr>
+            </w:pPr>
+            <w:r>
+              <w:t xml:space="preserve">        </w:t>
+            </w:r>
+            <w:r>
+              <w:rPr>
+                <w:lang w:val="en-US"/>
+              </w:rPr>
+              <w:t>END IF;</w:t>
+            </w:r>
+          </w:p>
+          <w:p>
+            <w:pPr>
+              <w:rPr>
+                <w:lang w:val="en-US"/>
+              </w:rPr>
+            </w:pPr>
+            <w:r>
+              <w:rPr>
+                <w:lang w:val="en-US"/>
+              </w:rPr>
+              <w:t xml:space="preserve">    END IF;</w:t>
+            </w:r>
+          </w:p>
+          <w:p>
+            <w:pPr>
+              <w:rPr>
+                <w:lang w:val="en-US"/>
+              </w:rPr>
+            </w:pPr>
+            <w:r>
+              <w:rPr>
+                <w:lang w:val="en-US"/>
+              </w:rPr>
+              <w:t xml:space="preserve">    RETURN NEW;</w:t>
+            </w:r>
+          </w:p>
+          <w:p>
+            <w:r>
+              <w:t>END;</w:t>
+            </w:r>
+          </w:p>
+          <w:p>
+            <w:r>
+              <w:t>$$ LANGUAGE plpgsql;</w:t>
+            </w:r>
+          </w:p>
+          <w:p/>
+          <w:p>
+            <w:pPr>
+              <w:rPr>
+                <w:lang w:val="en-US"/>
+              </w:rPr>
+            </w:pPr>
+            <w:r>
+              <w:rPr>
+                <w:lang w:val="en-US"/>
+              </w:rPr>
+              <w:t>CREATE TRIGGER trg_evitar_traslape_ubicacion</w:t>
+            </w:r>
+          </w:p>
+          <w:p>
+            <w:pPr>
+              <w:rPr>
+                <w:lang w:val="en-US"/>
+              </w:rPr>
+            </w:pPr>
+            <w:r>
+              <w:rPr>
+                <w:lang w:val="en-US"/>
+              </w:rPr>
+              <w:t>BEFORE INSERT OR UPDATE ON prototipo.eventos</w:t>
+            </w:r>
+          </w:p>
+          <w:p>
+            <w:pPr>
+              <w:rPr>
+                <w:lang w:val="en-US"/>
+              </w:rPr>
+            </w:pPr>
+            <w:r>
+              <w:rPr>
+                <w:lang w:val="en-US"/>
+              </w:rPr>
+              <w:t>FOR EACH ROW</w:t>
+            </w:r>
+          </w:p>
+          <w:p>
+            <w:pPr>
+              <w:rPr>
+                <w:lang w:val="en-US"/>
+              </w:rPr>
+            </w:pPr>
+            <w:r>
+              <w:rPr>
+                <w:lang w:val="en-US"/>
+              </w:rPr>
+              <w:t>EXECUTE FUNCTION prototipo.fn_evitar_traslape_ubicacion();</w:t>
+            </w:r>
+          </w:p>
+        </w:tc>
+      </w:tr>
+      <w:tr>
+        <w:tc>
+          <w:tcPr>
+            <w:tcW w:w="3197" w:type="dxa"/>
+          </w:tcPr>
+          <w:p>
+            <w:r>
+              <w:lastRenderedPageBreak/>
+              <w:t>DISPONIBILIDAD_Y_GESTION</w:t>
+            </w:r>
+          </w:p>
+        </w:tc>
+        <w:tc>
+          <w:tcPr>
+            <w:tcW w:w="6968" w:type="dxa"/>
+          </w:tcPr>
+          <w:p>
+            <w:r>
+              <w:t>--tabla disponibilidad_y_gestion</w:t>
+            </w:r>
+          </w:p>
+          <w:p>
+            <w:r>
+              <w:t xml:space="preserve">CREATE TABLE prototipo.disponibilidad_y_gestion ( </w:t>
+            </w:r>
+          </w:p>
+          <w:p>
+            <w:pPr>
+              <w:rPr>
+                <w:lang w:val="en-US"/>
+              </w:rPr>
+            </w:pPr>
+            <w:r>
+              <w:t xml:space="preserve">   </w:t>
+            </w:r>
+            <w:r>
+              <w:rPr>
+                <w:lang w:val="en-US"/>
+              </w:rPr>
+              <w:t xml:space="preserve">id_usuario INT NOT NULL, </w:t>
+            </w:r>
+          </w:p>
+          <w:p>
+            <w:pPr>
+              <w:rPr>
+                <w:lang w:val="en-US"/>
+              </w:rPr>
+            </w:pPr>
+            <w:r>
+              <w:rPr>
+                <w:lang w:val="en-US"/>
+              </w:rPr>
+              <w:t xml:space="preserve"> </w:t>
+            </w:r>
+            <w:r>
+              <w:rPr>
+                <w:lang w:val="en-US"/>
+              </w:rPr>
+              <w:t xml:space="preserve">  </w:t>
+            </w:r>
+            <w:r>
+              <w:rPr>
+                <w:lang w:val="en-US"/>
+              </w:rPr>
+              <w:t xml:space="preserve">dia_semana INT NOT NULL, </w:t>
+            </w:r>
+          </w:p>
+          <w:p>
+            <w:pPr>
+              <w:rPr>
+                <w:lang w:val="en-US"/>
+              </w:rPr>
+            </w:pPr>
+            <w:r>
+              <w:rPr>
+                <w:lang w:val="en-US"/>
+              </w:rPr>
+              <w:t xml:space="preserve">   </w:t>
+            </w:r>
+            <w:r>
+              <w:rPr>
+                <w:lang w:val="en-US"/>
+              </w:rPr>
+              <w:t xml:space="preserve">hora_inicio TIME NOT NULL, </w:t>
+            </w:r>
+          </w:p>
+          <w:p>
+            <w:pPr>
+              <w:rPr>
+                <w:lang w:val="en-US"/>
+              </w:rPr>
+            </w:pPr>
+            <w:r>
+              <w:rPr>
+                <w:lang w:val="en-US"/>
+              </w:rPr>
+              <w:t xml:space="preserve"> </w:t>
+            </w:r>
+            <w:r>
+              <w:rPr>
+                <w:lang w:val="en-US"/>
+              </w:rPr>
+              <w:t xml:space="preserve">  </w:t>
+            </w:r>
+            <w:r>
+              <w:rPr>
+                <w:lang w:val="en-US"/>
+              </w:rPr>
+              <w:t xml:space="preserve">hora_fin TIME NOT NULL, </w:t>
+            </w:r>
+          </w:p>
+          <w:p>
+            <w:r>
+              <w:rPr>
+                <w:lang w:val="en-US"/>
+              </w:rPr>
+              <w:t xml:space="preserve">   </w:t>
+            </w:r>
+            <w:r>
+              <w:t>CONSTRAINT pk_disponibilidad_y_gestion PRIMARY KEY</w:t>
+            </w:r>
+            <w:r>
+              <w:t xml:space="preserve"> </w:t>
+            </w:r>
+            <w:r>
+              <w:t xml:space="preserve">(id_usuario, dia_semana, hora_inicio), </w:t>
+            </w:r>
+          </w:p>
+          <w:p>
+            <w:r>
+              <w:t xml:space="preserve">   </w:t>
+            </w:r>
+            <w:r>
+              <w:t>CONSTRAINT fk_disponibilidad_usuario FOREIGN KEY</w:t>
+            </w:r>
+            <w:r>
+              <w:t xml:space="preserve"> </w:t>
+            </w:r>
+            <w:r>
+              <w:t xml:space="preserve">(id_usuario) </w:t>
+            </w:r>
+          </w:p>
+          <w:p>
+            <w:r>
+              <w:t xml:space="preserve">        </w:t>
+            </w:r>
+            <w:r>
+              <w:t xml:space="preserve">REFERENCES prototipo.usuarios (id_usuario) </w:t>
+            </w:r>
+          </w:p>
+          <w:p>
+            <w:pPr>
+              <w:rPr>
+                <w:lang w:val="en-US"/>
+              </w:rPr>
+            </w:pPr>
+            <w:r>
+              <w:t xml:space="preserve">        </w:t>
+            </w:r>
+            <w:r>
+              <w:rPr>
+                <w:lang w:val="en-US"/>
+              </w:rPr>
+              <w:t xml:space="preserve">ON DELETE CASCADE ON UPDATE CASCADE, </w:t>
+            </w:r>
+          </w:p>
+          <w:p>
+            <w:pPr>
+              <w:rPr>
+                <w:lang w:val="en-US"/>
+              </w:rPr>
+            </w:pPr>
+            <w:r>
+              <w:rPr>
+                <w:lang w:val="en-US"/>
+              </w:rPr>
+              <w:t xml:space="preserve"> </w:t>
+            </w:r>
+            <w:r>
+              <w:rPr>
+                <w:lang w:val="en-US"/>
+              </w:rPr>
+              <w:t xml:space="preserve">  </w:t>
+            </w:r>
+            <w:r>
+              <w:rPr>
+                <w:lang w:val="en-US"/>
+              </w:rPr>
+              <w:t>CONSTRAINT chk_dia_semana_valido CHECK (dia_semana</w:t>
+            </w:r>
+            <w:r>
+              <w:rPr>
+                <w:lang w:val="en-US"/>
+              </w:rPr>
+              <w:t xml:space="preserve"> </w:t>
+            </w:r>
+            <w:r>
+              <w:rPr>
+                <w:lang w:val="en-US"/>
+              </w:rPr>
+              <w:t xml:space="preserve">BETWEEN 1 AND 7), </w:t>
+            </w:r>
+          </w:p>
+          <w:p>
+            <w:r>
+              <w:rPr>
+                <w:lang w:val="en-US"/>
+              </w:rPr>
+              <w:t xml:space="preserve">   </w:t>
+            </w:r>
+            <w:r>
+              <w:t xml:space="preserve">CONSTRAINT chk_rango_horas_disponibilidad CHECK (hora_fin &gt; hora_inicio) </w:t>
+            </w:r>
+          </w:p>
+          <w:p>
+            <w:r>
+              <w:t>);</w:t>
+            </w:r>
+          </w:p>
+          <w:p/>
+          <w:p>
+            <w:r>
+              <w:t>CREATE VIEW prototipo.vista_disponibilidad_usuarios AS</w:t>
+            </w:r>
+          </w:p>
+          <w:p>
+            <w:r>
+              <w:t xml:space="preserve">SELECT </w:t>
+            </w:r>
+          </w:p>
+          <w:p>
+            <w:r>
+              <w:t xml:space="preserve">    u.id_usuario,</w:t>
+            </w:r>
+          </w:p>
+          <w:p>
+            <w:r>
+              <w:t xml:space="preserve">    u.nombre,</w:t>
+            </w:r>
+          </w:p>
+          <w:p>
+            <w:r>
+              <w:t xml:space="preserve">    u.apellido,</w:t>
+            </w:r>
+          </w:p>
+          <w:p>
+            <w:r>
+              <w:t xml:space="preserve">    d.dia_semana,</w:t>
+            </w:r>
+          </w:p>
+          <w:p>
+            <w:r>
+              <w:t xml:space="preserve">    d.hora_inicio,</w:t>
+            </w:r>
+          </w:p>
+          <w:p>
+            <w:r>
+              <w:t xml:space="preserve">    d.hora_fin</w:t>
+            </w:r>
+          </w:p>
+          <w:p>
+            <w:r>
+              <w:t>FROM prototipo.usuarios u</w:t>
+            </w:r>
+          </w:p>
+          <w:p>
+            <w:r>
+              <w:t>JOIN prototipo.disponibilidad_y_gestion d ON u.id_usuario = d.id_usuario</w:t>
+            </w:r>
+          </w:p>
+          <w:p>
+            <w:r>
+              <w:t>WHERE u.activo = TRUE</w:t>
+            </w:r>
+          </w:p>
+          <w:p>
+            <w:r>
+              <w:t>ORDER BY d.dia_semana, d.hora_inicio;</w:t>
+            </w:r>
+          </w:p>
+        </w:tc>
+      </w:tr>
+      <w:tr>
+        <w:tc>
+          <w:tcPr>
+            <w:tcW w:w="3197" w:type="dxa"/>
+          </w:tcPr>
+          <w:p>
+            <w:r>
+              <w:lastRenderedPageBreak/>
+              <w:t>TAREAS_EVENTO</w:t>
+            </w:r>
+          </w:p>
+        </w:tc>
+        <w:tc>
+          <w:tcPr>
+            <w:tcW w:w="6968" w:type="dxa"/>
+          </w:tcPr>
+          <w:p>
+            <w:r>
+              <w:t>--Tabla tareas_e</w:t>
+            </w:r>
+            <w:r>
+              <w:t>vento</w:t>
+            </w:r>
+          </w:p>
+          <w:p>
+            <w:pPr>
+              <w:rPr>
+                <w:lang w:val="en-US"/>
+              </w:rPr>
+            </w:pPr>
+            <w:r>
+              <w:rPr>
+                <w:lang w:val="en-US"/>
+              </w:rPr>
+              <w:t>CREATE TABLE prototipo.tareas_evento (</w:t>
+            </w:r>
+          </w:p>
+          <w:p>
+            <w:pPr>
+              <w:rPr>
+                <w:lang w:val="en-US"/>
+              </w:rPr>
+            </w:pPr>
+            <w:r>
+              <w:rPr>
+                <w:lang w:val="en-US"/>
+              </w:rPr>
+              <w:t xml:space="preserve">    </w:t>
+            </w:r>
+            <w:r>
+              <w:rPr>
+                <w:lang w:val="en-US"/>
+              </w:rPr>
+              <w:t>id_tarea SERIAL,</w:t>
+            </w:r>
+          </w:p>
+          <w:p>
+            <w:pPr>
+              <w:rPr>
+                <w:lang w:val="en-US"/>
+              </w:rPr>
+            </w:pPr>
+            <w:r>
+              <w:rPr>
+                <w:lang w:val="en-US"/>
+              </w:rPr>
+              <w:t xml:space="preserve">    id_evento INT NOT NULL,</w:t>
+            </w:r>
+          </w:p>
+          <w:p>
+            <w:pPr>
+              <w:rPr>
+                <w:lang w:val="en-US"/>
+              </w:rPr>
+            </w:pPr>
+            <w:r>
+              <w:rPr>
+                <w:lang w:val="en-US"/>
+              </w:rPr>
+              <w:t xml:space="preserve">    descripcion TEXT NOT NULL,</w:t>
+            </w:r>
+          </w:p>
+          <w:p>
+            <w:pPr>
+              <w:rPr>
+                <w:lang w:val="en-US"/>
+              </w:rPr>
+            </w:pPr>
+            <w:r>
+              <w:rPr>
+                <w:lang w:val="en-US"/>
+              </w:rPr>
+              <w:t xml:space="preserve">    fecha_limite TIMESTAMP NOT NULL,</w:t>
+            </w:r>
+          </w:p>
+          <w:p>
+            <w:pPr>
+              <w:rPr>
+                <w:lang w:val="en-US"/>
+              </w:rPr>
+            </w:pPr>
+            <w:r>
+              <w:rPr>
+                <w:lang w:val="en-US"/>
+              </w:rPr>
+              <w:t xml:space="preserve">    prioridad VARCHAR(20) DEFAULT 'media' NOT NULL,</w:t>
+            </w:r>
+          </w:p>
+          <w:p>
+            <w:pPr>
+              <w:rPr>
+                <w:lang w:val="en-US"/>
+              </w:rPr>
+            </w:pPr>
+            <w:r>
+              <w:rPr>
+                <w:lang w:val="en-US"/>
+              </w:rPr>
+              <w:t xml:space="preserve">    CONSTRAINT pk_tareas_evento PRIMARY KEY (id_tarea),</w:t>
+            </w:r>
+          </w:p>
+          <w:p>
+            <w:pPr>
+              <w:rPr>
+                <w:lang w:val="en-US"/>
+              </w:rPr>
+            </w:pPr>
+            <w:r>
+              <w:rPr>
+                <w:lang w:val="en-US"/>
+              </w:rPr>
+              <w:t xml:space="preserve">    CONSTRAINT fk_tareas_evento_evento FOREIGN KEY (id_evento)</w:t>
+            </w:r>
+          </w:p>
+          <w:p>
+            <w:r>
+              <w:rPr>
+                <w:lang w:val="en-US"/>
+              </w:rPr>
+              <w:t xml:space="preserve">        </w:t>
+            </w:r>
+            <w:r>
+              <w:t>REFERENCES prototipo.eventos (id_evento)</w:t>
+            </w:r>
+          </w:p>
+          <w:p>
+            <w:pPr>
+              <w:rPr>
+                <w:lang w:val="en-US"/>
+              </w:rPr>
+            </w:pPr>
+            <w:r>
+              <w:t xml:space="preserve">        </w:t>
+            </w:r>
+            <w:r>
+              <w:rPr>
+                <w:lang w:val="en-US"/>
+              </w:rPr>
+              <w:t>ON DELETE CASCADE ON UPDATE CASCADE,</w:t>
+            </w:r>
+          </w:p>
+          <w:p>
+            <w:pPr>
+              <w:rPr>
+                <w:lang w:val="en-US"/>
+              </w:rPr>
+            </w:pPr>
+            <w:r>
+              <w:rPr>
+                <w:lang w:val="en-US"/>
+              </w:rPr>
+              <w:t xml:space="preserve">    CONSTRAINT chk_prioridad_enum CHECK (prioridad IN ('baja', 'media', 'alta', 'critica'))</w:t>
+            </w:r>
+          </w:p>
+          <w:p>
+            <w:pPr>
+              <w:rPr>
+                <w:lang w:val="en-US"/>
+              </w:rPr>
+            </w:pPr>
+            <w:r>
+              <w:rPr>
+                <w:lang w:val="en-US"/>
+              </w:rPr>
+              <w:t>);</w:t>
+            </w:r>
+          </w:p>
+          <w:p>
+            <w:pPr>
+              <w:rPr>
+                <w:lang w:val="en-US"/>
+              </w:rPr>
+            </w:pPr>
+          </w:p>
+          <w:p>
+            <w:pPr>
+              <w:rPr>
+                <w:lang w:val="en-US"/>
+              </w:rPr>
+            </w:pPr>
+            <w:r>
+              <w:rPr>
+                <w:lang w:val="en-US"/>
+              </w:rPr>
+              <w:t>ALTER TABLE prototipo.tareas_evento</w:t>
+            </w:r>
+          </w:p>
+          <w:p>
+            <w:pPr>
+              <w:rPr>
+                <w:lang w:val="en-US"/>
+              </w:rPr>
+            </w:pPr>
+            <w:r>
+              <w:rPr>
+                <w:lang w:val="en-US"/>
+              </w:rPr>
+              <w:t xml:space="preserve">    ADD COLUMN estado VARCHAR(20) NOT NULL DEFAULT 'pendiente',</w:t>
+            </w:r>
+          </w:p>
+          <w:p>
+            <w:pPr>
+              <w:rPr>
+                <w:lang w:val="en-US"/>
+              </w:rPr>
+            </w:pPr>
+            <w:r>
+              <w:rPr>
+                <w:lang w:val="en-US"/>
+              </w:rPr>
+              <w:t xml:space="preserve">    ADD CONSTRAINT chk_estado_enum CHECK (estado IN ('pendiente','en_progreso','completada','cancelada'));</w:t>
+            </w:r>
+          </w:p>
+          <w:p>
+            <w:pPr>
+              <w:rPr>
+                <w:lang w:val="en-US"/>
+              </w:rPr>
+            </w:pPr>
+          </w:p>
+          <w:p>
+            <w:r>
+              <w:t xml:space="preserve">CREATE VIEW prototipo.vista_tareas_vencidas AS </w:t>
+            </w:r>
+          </w:p>
+          <w:p>
+            <w:r>
+              <w:t xml:space="preserve">SELECT </w:t>
+            </w:r>
+          </w:p>
+          <w:p>
+            <w:r>
+              <w:t xml:space="preserve">t.id_tarea, </w:t>
+            </w:r>
+          </w:p>
+          <w:p>
+            <w:r>
+              <w:t xml:space="preserve">t.descripcion, </w:t>
+            </w:r>
+          </w:p>
+          <w:p>
+            <w:r>
+              <w:t xml:space="preserve">t.fecha_limite, </w:t>
+            </w:r>
+          </w:p>
+          <w:p>
+            <w:r>
+              <w:t xml:space="preserve">t.prioridad, </w:t>
+            </w:r>
+          </w:p>
+          <w:p>
+            <w:r>
+              <w:t xml:space="preserve">t.estado, </w:t>
+            </w:r>
+          </w:p>
+          <w:p>
+            <w:r>
+              <w:t xml:space="preserve">e.titulo AS evento </w:t>
+            </w:r>
+          </w:p>
+          <w:p>
+            <w:pPr>
+              <w:rPr>
+                <w:lang w:val="en-US"/>
+              </w:rPr>
+            </w:pPr>
+            <w:r>
+              <w:rPr>
+                <w:lang w:val="en-US"/>
+              </w:rPr>
+              <w:t xml:space="preserve">FROM prototipo.tareas_evento t </w:t>
+            </w:r>
+          </w:p>
+          <w:p>
+            <w:pPr>
+              <w:rPr>
+                <w:lang w:val="en-US"/>
+              </w:rPr>
+            </w:pPr>
+            <w:r>
+              <w:rPr>
+                <w:lang w:val="en-US"/>
+              </w:rPr>
+              <w:t xml:space="preserve">JOIN prototipo.eventos e ON t.id_evento = e.id_evento </w:t>
+            </w:r>
+          </w:p>
+          <w:p>
+            <w:pPr>
+              <w:rPr>
+                <w:lang w:val="en-US"/>
+              </w:rPr>
+            </w:pPr>
+            <w:r>
+              <w:rPr>
+                <w:lang w:val="en-US"/>
+              </w:rPr>
+              <w:t xml:space="preserve">WHERE t.fecha_limite &lt; CURRENT_TIMESTAMP </w:t>
+            </w:r>
+          </w:p>
+          <w:p>
+            <w:pPr>
+              <w:rPr>
+                <w:lang w:val="en-US"/>
+              </w:rPr>
+            </w:pPr>
+            <w:r>
+              <w:rPr>
+                <w:lang w:val="en-US"/>
+              </w:rPr>
+              <w:t xml:space="preserve">   </w:t>
+            </w:r>
+            <w:r>
+              <w:rPr>
+                <w:lang w:val="en-US"/>
+              </w:rPr>
+              <w:t>AND t.estado &lt;&gt; 'completada';</w:t>
+            </w:r>
+          </w:p>
+        </w:tc>
+      </w:tr>
+      <w:tr>
+        <w:tc>
+          <w:tcPr>
+            <w:tcW w:w="3197" w:type="dxa"/>
+          </w:tcPr>
+          <w:p>
+            <w:r>
+              <w:t>TAREA_USUARIO_ASIGNADO</w:t>
+            </w:r>
+          </w:p>
+        </w:tc>
+        <w:tc>
+          <w:tcPr>
+            <w:tcW w:w="6968" w:type="dxa"/>
+          </w:tcPr>
+          <w:p>
+            <w:r>
+              <w:t>--tarea_usuario_asignado</w:t>
+            </w:r>
+          </w:p>
+          <w:p>
+            <w:r>
+              <w:t>CREATE TABLE prototipo.tarea_usuario_asignado (</w:t>
+            </w:r>
+          </w:p>
+          <w:p>
+            <w:pPr>
+              <w:rPr>
+                <w:lang w:val="en-US"/>
+              </w:rPr>
+            </w:pPr>
+            <w:r>
+              <w:t xml:space="preserve">    </w:t>
+            </w:r>
+            <w:r>
+              <w:rPr>
+                <w:lang w:val="en-US"/>
+              </w:rPr>
+              <w:t>id_tarea INT NOT NULL,</w:t>
+            </w:r>
+          </w:p>
+          <w:p>
+            <w:pPr>
+              <w:rPr>
+                <w:lang w:val="en-US"/>
+              </w:rPr>
+            </w:pPr>
+            <w:r>
+              <w:rPr>
+                <w:lang w:val="en-US"/>
+              </w:rPr>
+              <w:t xml:space="preserve">    id_usuario INT NOT NULL,</w:t>
+            </w:r>
+          </w:p>
+          <w:p>
+            <w:pPr>
+              <w:rPr>
+                <w:lang w:val="en-US"/>
+              </w:rPr>
+            </w:pPr>
+            <w:r>
+              <w:rPr>
+                <w:lang w:val="en-US"/>
+              </w:rPr>
+              <w:t xml:space="preserve">    CONSTRAINT pk_tarea_usuario_asignado PRIMARY KEY (id_tarea, id_usuario),</w:t>
+            </w:r>
+          </w:p>
+          <w:p>
+            <w:pPr>
+              <w:rPr>
+                <w:lang w:val="en-US"/>
+              </w:rPr>
+            </w:pPr>
+            <w:r>
+              <w:rPr>
+                <w:lang w:val="en-US"/>
+              </w:rPr>
+              <w:t xml:space="preserve">    CONSTRAINT fk_asig_tarea FOREIGN KEY (id_tarea)</w:t>
+            </w:r>
+          </w:p>
+          <w:p>
+            <w:pPr>
+              <w:rPr>
+                <w:lang w:val="en-US"/>
+              </w:rPr>
+            </w:pPr>
+            <w:r>
+              <w:rPr>
+                <w:lang w:val="en-US"/>
+              </w:rPr>
+              <w:t xml:space="preserve">        REFERENCES prototipo.tareas_evento (id_tarea)</w:t>
+            </w:r>
+          </w:p>
+          <w:p>
+            <w:pPr>
+              <w:rPr>
+                <w:lang w:val="en-US"/>
+              </w:rPr>
+            </w:pPr>
+            <w:r>
+              <w:rPr>
+                <w:lang w:val="en-US"/>
+              </w:rPr>
+              <w:t xml:space="preserve">        ON DELETE CASCADE ON UPDATE CASCADE,</w:t>
+            </w:r>
+          </w:p>
+          <w:p>
+            <w:pPr>
+              <w:rPr>
+                <w:lang w:val="en-US"/>
+              </w:rPr>
+            </w:pPr>
+            <w:r>
+              <w:rPr>
+                <w:lang w:val="en-US"/>
+              </w:rPr>
+              <w:t xml:space="preserve">    CONSTRAINT fk_asig_usuario FOREIGN KEY (id_usuario)</w:t>
+            </w:r>
+          </w:p>
+          <w:p>
+            <w:r>
+              <w:rPr>
+                <w:lang w:val="en-US"/>
+              </w:rPr>
+              <w:lastRenderedPageBreak/>
+              <w:t xml:space="preserve">        </w:t>
+            </w:r>
+            <w:r>
+              <w:t>REFERENCES prototipo.usuarios (id_usuario)</w:t>
+            </w:r>
+          </w:p>
+          <w:p>
+            <w:pPr>
+              <w:rPr>
+                <w:lang w:val="en-US"/>
+              </w:rPr>
+            </w:pPr>
+            <w:r>
+              <w:t xml:space="preserve">        </w:t>
+            </w:r>
+            <w:r>
+              <w:rPr>
+                <w:lang w:val="en-US"/>
+              </w:rPr>
+              <w:t>ON DELETE CASCADE ON UPDATE CASCADE</w:t>
+            </w:r>
+          </w:p>
+          <w:p>
+            <w:r>
+              <w:t>);</w:t>
+            </w:r>
+          </w:p>
+        </w:tc>
+      </w:tr>
+    </w:tbl>
+    <w:p/>
+    <w:p/>
+    <w:p/>
+    <w:p/>
+    <w:p/>
+    <w:p/>
+    <w:p/>
+    <w:p>
+      <w:pPr>
+        <w:pStyle w:val="Heading1"/>
+      </w:pPr>
+      <w:bookmarkStart w:id="8" w:name="_Toc240292820"/>
+      <w:r>
+        <w:t>Matriz de trazabilidad</w:t>
+      </w:r>
+      <w:bookmarkEnd w:id="8"/>
+    </w:p>
+    <w:p>
+      <w:pPr>
+        <w:pStyle w:val="Heading3"/>
+        <w:rPr>
+          <w:color w:val="auto"/>
+        </w:rPr>
+      </w:pPr>
+      <w:bookmarkStart w:id="9" w:name="_Toc240292821"/>
+      <w:r>
+        <w:rPr>
+          <w:color w:val="auto"/>
+        </w:rPr>
+        <w:t xml:space="preserve">Modulo RF-08 a RF-10: </w:t>
+      </w:r>
+      <w:r>
+        <w:rPr>
+          <w:color w:val="auto"/>
+        </w:rPr>
+        <w:t>Gestión de Ubicaciones</w:t>
+      </w:r>
+      <w:bookmarkEnd w:id="9"/>
+    </w:p>
+    <w:tbl>
+      <w:tblPr>
+        <w:tblW w:w="9350" w:type="dxa"/>
+        <w:tblBorders>
+          <w:top w:val="single" w:sz="4" w:space="0" w:color="auto"/>
+          <w:left w:val="single" w:sz="4" w:space="0" w:color="auto"/>
+          <w:bottom w:val="single" w:sz="4" w:space="0" w:color="auto"/>
+          <w:right w:val="single" w:sz="4" w:space="0" w:color="auto"/>
+          <w:insideH w:val="single" w:sz="4" w:space="0" w:color="auto"/>
+          <w:insideV w:val="single" w:sz="4" w:space="0" w:color="auto"/>
+        </w:tblBorders>
+        <w:tblCellMar>
+          <w:left w:w="10" w:type="dxa"/>
+          <w:right w:w="10" w:type="dxa"/>
+        </w:tblCellMar>
+        <w:tblLook w:val="0000" w:firstRow="0" w:lastRow="0" w:firstColumn="0" w:lastColumn="0" w:noHBand="0" w:noVBand="0"/>
+      </w:tblPr>
+      <w:tblGrid>
+        <w:gridCol w:w="1350"/>
+        <w:gridCol w:w="1900"/>
+        <w:gridCol w:w="4600"/>
+        <w:gridCol w:w="1500"/>
+      </w:tblGrid>
+      <w:tr>
+        <w:trPr>
+          <w:tblHeader/>
+        </w:trPr>
+        <w:tc>
+          <w:tcPr>
+            <w:tcW w:w="1350" w:type="dxa"/>
+            <w:shd w:val="clear" w:color="auto" w:fill="2F5496"/>
+            <w:tcMar>
+              <w:top w:w="80" w:type="dxa"/>
+              <w:left w:w="100" w:type="dxa"/>
+              <w:bottom w:w="80" w:type="dxa"/>
+              <w:right w:w="100" w:type="dxa"/>
+            </w:tcMar>
+            <w:vAlign w:val="center"/>
+          </w:tcPr>
+          <w:p>
+            <w:pPr>
+              <w:spacing w:after="0" w:line="240" w:lineRule="auto"/>
+              <w:rPr>
+                <w:rFonts w:ascii="Arial" w:eastAsia="Arial" w:hAnsi="Arial" w:cs="Arial"/>
+                <w:kern w:val="0"/>
+                <w:lang w:val="en-US"/>
+                <w14:ligatures w14:val="none"/>
+              </w:rPr>
+            </w:pPr>
+            <w:r>
+              <w:rPr>
+                <w:rFonts w:ascii="Arial" w:eastAsia="Arial" w:hAnsi="Arial" w:cs="Arial"/>
+                <w:b/>
+                <w:bCs/>
+                <w:color w:val="FFFFFF"/>
+                <w:kern w:val="0"/>
+                <w:lang w:val="en-US"/>
+                <w14:ligatures w14:val="none"/>
+              </w:rPr>
+              <w:t>Req.</w:t>
+            </w:r>
+          </w:p>
+        </w:tc>
+        <w:tc>
+          <w:tcPr>
+            <w:tcW w:w="1900" w:type="dxa"/>
+            <w:shd w:val="clear" w:color="auto" w:fill="2F5496"/>
+            <w:tcMar>
+              <w:top w:w="80" w:type="dxa"/>
+              <w:left w:w="100" w:type="dxa"/>
+              <w:bottom w:w="80" w:type="dxa"/>
+              <w:right w:w="100" w:type="dxa"/>
+            </w:tcMar>
+            <w:vAlign w:val="center"/>
+          </w:tcPr>
+          <w:p>
+            <w:pPr>
+              <w:spacing w:after="0" w:line="240" w:lineRule="auto"/>
+              <w:rPr>
+                <w:rFonts w:ascii="Arial" w:eastAsia="Arial" w:hAnsi="Arial" w:cs="Arial"/>
+                <w:kern w:val="0"/>
+                <w:lang w:val="en-US"/>
+                <w14:ligatures w14:val="none"/>
+              </w:rPr>
+            </w:pPr>
+            <w:r>
+              <w:rPr>
+                <w:rFonts w:ascii="Arial" w:eastAsia="Arial" w:hAnsi="Arial" w:cs="Arial"/>
+                <w:b/>
+                <w:bCs/>
+                <w:color w:val="FFFFFF"/>
+                <w:kern w:val="0"/>
+                <w:lang w:val="en-US"/>
+                <w14:ligatures w14:val="none"/>
+              </w:rPr>
+              <w:t>Fase</w:t>
+            </w:r>
+          </w:p>
+        </w:tc>
+        <w:tc>
+          <w:tcPr>
+            <w:tcW w:w="4600" w:type="dxa"/>
+            <w:shd w:val="clear" w:color="auto" w:fill="2F5496"/>
+            <w:tcMar>
+              <w:top w:w="80" w:type="dxa"/>
+              <w:left w:w="100" w:type="dxa"/>
+              <w:bottom w:w="80" w:type="dxa"/>
+              <w:right w:w="100" w:type="dxa"/>
+            </w:tcMar>
+            <w:vAlign w:val="center"/>
+          </w:tcPr>
+          <w:p>
+            <w:pPr>
+              <w:spacing w:after="0" w:line="240" w:lineRule="auto"/>
+              <w:rPr>
+                <w:rFonts w:ascii="Arial" w:eastAsia="Arial" w:hAnsi="Arial" w:cs="Arial"/>
+                <w:kern w:val="0"/>
+                <w:lang w:val="en-US"/>
+                <w14:ligatures w14:val="none"/>
+              </w:rPr>
+            </w:pPr>
+            <w:r>
+              <w:rPr>
+                <w:rFonts w:ascii="Arial" w:eastAsia="Arial" w:hAnsi="Arial" w:cs="Arial"/>
+                <w:b/>
+                <w:bCs/>
+                <w:color w:val="FFFFFF"/>
+                <w:kern w:val="0"/>
+                <w:lang w:val="en-US"/>
+                <w14:ligatures w14:val="none"/>
+              </w:rPr>
+              <w:t>Tarea</w:t>
+            </w:r>
+          </w:p>
+        </w:tc>
+        <w:tc>
+          <w:tcPr>
+            <w:tcW w:w="1500" w:type="dxa"/>
+            <w:shd w:val="clear" w:color="auto" w:fill="2F5496"/>
+            <w:tcMar>
+              <w:top w:w="80" w:type="dxa"/>
+              <w:left w:w="100" w:type="dxa"/>
+              <w:bottom w:w="80" w:type="dxa"/>
+              <w:right w:w="100" w:type="dxa"/>
+            </w:tcMar>
+            <w:vAlign w:val="center"/>
+          </w:tcPr>
+          <w:p>
+            <w:pPr>
+              <w:spacing w:after="0" w:line="240" w:lineRule="auto"/>
+              <w:rPr>
+                <w:rFonts w:ascii="Arial" w:eastAsia="Arial" w:hAnsi="Arial" w:cs="Arial"/>
+                <w:kern w:val="0"/>
+                <w:lang w:val="en-US"/>
+                <w14:ligatures w14:val="none"/>
+              </w:rPr>
+            </w:pPr>
+            <w:r>
+              <w:rPr>
+                <w:rFonts w:ascii="Arial" w:eastAsia="Arial" w:hAnsi="Arial" w:cs="Arial"/>
+                <w:b/>
+                <w:bCs/>
+                <w:color w:val="FFFFFF"/>
+                <w:kern w:val="0"/>
+                <w:lang w:val="en-US"/>
+                <w14:ligatures w14:val="none"/>
+              </w:rPr>
+              <w:t>Estado</w:t>
+            </w:r>
+          </w:p>
+        </w:tc>
+      </w:tr>
+      <w:tr>
+        <w:tc>
+          <w:tcPr>
+            <w:tcW w:w="1350" w:type="dxa"/>
+            <w:tcMar>
+              <w:top w:w="80" w:type="dxa"/>
+              <w:left w:w="100" w:type="dxa"/>
+              <w:bottom w:w="80" w:type="dxa"/>
+              <w:right w:w="100" w:type="dxa"/>
+            </w:tcMar>
+            <w:vAlign w:val="center"/>
+          </w:tcPr>
+          <w:p>
+            <w:pPr>
+              <w:spacing w:after="0" w:line="240" w:lineRule="auto"/>
+              <w:rPr>
+                <w:rFonts w:ascii="Arial" w:eastAsia="Arial" w:hAnsi="Arial" w:cs="Arial"/>
+                <w:kern w:val="0"/>
+                <w:lang w:val="en-US"/>
+                <w14:ligatures w14:val="none"/>
+              </w:rPr>
+            </w:pPr>
+            <w:r>
+              <w:rPr>
+                <w:rFonts w:ascii="Arial" w:eastAsia="Arial" w:hAnsi="Arial" w:cs="Arial"/>
+                <w:b/>
+                <w:bCs/>
+                <w:kern w:val="0"/>
+                <w:lang w:val="en-US"/>
+                <w14:ligatures w14:val="none"/>
+              </w:rPr>
+              <w:t>RF-08 a RF-10</w:t>
+            </w:r>
+          </w:p>
+        </w:tc>
+        <w:tc>
+          <w:tcPr>
+            <w:tcW w:w="1900" w:type="dxa"/>
+            <w:tcMar>
+              <w:top w:w="80" w:type="dxa"/>
+              <w:left w:w="100" w:type="dxa"/>
+              <w:bottom w:w="80" w:type="dxa"/>
+              <w:right w:w="100" w:type="dxa"/>
+            </w:tcMar>
+            <w:vAlign w:val="center"/>
+          </w:tcPr>
+          <w:p>
+            <w:pPr>
+              <w:spacing w:after="0" w:line="240" w:lineRule="auto"/>
+              <w:rPr>
+                <w:rFonts w:ascii="Arial" w:eastAsia="Arial" w:hAnsi="Arial" w:cs="Arial"/>
+                <w:kern w:val="0"/>
+                <w:lang w:val="en-US"/>
+                <w14:ligatures w14:val="none"/>
+              </w:rPr>
+            </w:pPr>
+            <w:r>
+              <w:rPr>
+                <w:rFonts w:ascii="Arial" w:eastAsia="Arial" w:hAnsi="Arial" w:cs="Arial"/>
+                <w:kern w:val="0"/>
+                <w:lang w:val="en-US"/>
+                <w14:ligatures w14:val="none"/>
+              </w:rPr>
+              <w:t>1. Modelo Conceptual</w:t>
+            </w:r>
+          </w:p>
+        </w:tc>
+        <w:tc>
+          <w:tcPr>
+            <w:tcW w:w="4600" w:type="dxa"/>
+            <w:tcMar>
+              <w:top w:w="80" w:type="dxa"/>
+              <w:left w:w="100" w:type="dxa"/>
+              <w:bottom w:w="80" w:type="dxa"/>
+              <w:right w:w="100" w:type="dxa"/>
+            </w:tcMar>
+            <w:vAlign w:val="center"/>
+          </w:tcPr>
+          <w:p>
+            <w:pPr>
+              <w:spacing w:after="0" w:line="240" w:lineRule="auto"/>
+              <w:rPr>
+                <w:rFonts w:ascii="Arial" w:eastAsia="Arial" w:hAnsi="Arial" w:cs="Arial"/>
+                <w:kern w:val="0"/>
+                <w14:ligatures w14:val="none"/>
+              </w:rPr>
+            </w:pPr>
+            <w:r>
+              <w:rPr>
+                <w:rFonts w:ascii="Arial" w:eastAsia="Arial" w:hAnsi="Arial" w:cs="Arial"/>
+                <w:kern w:val="0"/>
+                <w14:ligatures w14:val="none"/>
+              </w:rPr>
+              <w:t>Definir la entidad UBICACIONES y sus atributos (id_ubicacion, Tipo_Ubicación, capacidad, Dirección) (RF-08); establecer la relación ASIGNADO entre UBICACIONES (1) y EVENTOS (N) para vincular cada evento a un espacio físico (RF-09); reflejar la regla de no traslape espacial entre eventos de una misma ubicación (RF-10).</w:t>
+            </w:r>
+          </w:p>
+        </w:tc>
+        <w:tc>
+          <w:tcPr>
+            <w:tcW w:w="1500" w:type="dxa"/>
+            <w:shd w:val="clear" w:color="auto" w:fill="B3E5A1" w:themeFill="accent6" w:themeFillTint="66"/>
+            <w:tcMar>
+              <w:top w:w="80" w:type="dxa"/>
+              <w:left w:w="100" w:type="dxa"/>
+              <w:bottom w:w="80" w:type="dxa"/>
+              <w:right w:w="100" w:type="dxa"/>
+            </w:tcMar>
+            <w:vAlign w:val="center"/>
+          </w:tcPr>
+          <w:p>
+            <w:pPr>
+              <w:spacing w:after="0" w:line="240" w:lineRule="auto"/>
+              <w:rPr>
+                <w:rFonts w:ascii="Arial" w:eastAsia="Arial" w:hAnsi="Arial" w:cs="Arial"/>
+                <w:kern w:val="0"/>
+                <w14:ligatures w14:val="none"/>
+              </w:rPr>
+            </w:pPr>
+            <w:r>
+              <w:rPr>
+                <w:rFonts w:ascii="Arial" w:eastAsia="Arial" w:hAnsi="Arial" w:cs="Arial"/>
+                <w:kern w:val="0"/>
+                <w14:ligatures w14:val="none"/>
+              </w:rPr>
+              <w:t>Completado</w:t>
+            </w:r>
+          </w:p>
+        </w:tc>
+      </w:tr>
+      <w:tr>
+        <w:tc>
+          <w:tcPr>
+            <w:tcW w:w="1350" w:type="dxa"/>
+            <w:tcMar>
+              <w:top w:w="80" w:type="dxa"/>
+              <w:left w:w="100" w:type="dxa"/>
+              <w:bottom w:w="80" w:type="dxa"/>
+              <w:right w:w="100" w:type="dxa"/>
+            </w:tcMar>
+            <w:vAlign w:val="center"/>
+          </w:tcPr>
+          <w:p>
+            <w:pPr>
+              <w:spacing w:after="0" w:line="240" w:lineRule="auto"/>
+              <w:rPr>
+                <w:rFonts w:ascii="Arial" w:eastAsia="Arial" w:hAnsi="Arial" w:cs="Arial"/>
+                <w:kern w:val="0"/>
+                <w:lang w:val="en-US"/>
+                <w14:ligatures w14:val="none"/>
+              </w:rPr>
+            </w:pPr>
+            <w:r>
+              <w:rPr>
+                <w:rFonts w:ascii="Arial" w:eastAsia="Arial" w:hAnsi="Arial" w:cs="Arial"/>
+                <w:b/>
+                <w:bCs/>
+                <w:kern w:val="0"/>
+                <w:lang w:val="en-US"/>
+                <w14:ligatures w14:val="none"/>
+              </w:rPr>
+              <w:t>RF-08 a RF-10</w:t>
+            </w:r>
+          </w:p>
+        </w:tc>
+        <w:tc>
+          <w:tcPr>
+            <w:tcW w:w="1900" w:type="dxa"/>
+            <w:tcMar>
+              <w:top w:w="80" w:type="dxa"/>
+              <w:left w:w="100" w:type="dxa"/>
+              <w:bottom w:w="80" w:type="dxa"/>
+              <w:right w:w="100" w:type="dxa"/>
+            </w:tcMar>
+            <w:vAlign w:val="center"/>
+          </w:tcPr>
+          <w:p>
+            <w:pPr>
+              <w:spacing w:after="0" w:line="240" w:lineRule="auto"/>
+              <w:rPr>
+                <w:rFonts w:ascii="Arial" w:eastAsia="Arial" w:hAnsi="Arial" w:cs="Arial"/>
+                <w:kern w:val="0"/>
+                <w:lang w:val="en-US"/>
+                <w14:ligatures w14:val="none"/>
+              </w:rPr>
+            </w:pPr>
+            <w:r>
+              <w:rPr>
+                <w:rFonts w:ascii="Arial" w:eastAsia="Arial" w:hAnsi="Arial" w:cs="Arial"/>
+                <w:kern w:val="0"/>
+                <w:lang w:val="en-US"/>
+                <w14:ligatures w14:val="none"/>
+              </w:rPr>
+              <w:t>2. Modelo Lógico</w:t>
+            </w:r>
+          </w:p>
+        </w:tc>
+        <w:tc>
+          <w:tcPr>
+            <w:tcW w:w="4600" w:type="dxa"/>
+            <w:tcMar>
+              <w:top w:w="80" w:type="dxa"/>
+              <w:left w:w="100" w:type="dxa"/>
+              <w:bottom w:w="80" w:type="dxa"/>
+              <w:right w:w="100" w:type="dxa"/>
+            </w:tcMar>
+            <w:vAlign w:val="center"/>
+          </w:tcPr>
+          <w:p>
+            <w:pPr>
+              <w:spacing w:after="0" w:line="240" w:lineRule="auto"/>
+              <w:rPr>
+                <w:rFonts w:ascii="Arial" w:eastAsia="Arial" w:hAnsi="Arial" w:cs="Arial"/>
+                <w:kern w:val="0"/>
+                <w14:ligatures w14:val="none"/>
+              </w:rPr>
+            </w:pPr>
+            <w:r>
+              <w:rPr>
+                <w:rFonts w:ascii="Arial" w:eastAsia="Arial" w:hAnsi="Arial" w:cs="Arial"/>
+                <w:kern w:val="0"/>
+                <w14:ligatures w14:val="none"/>
+              </w:rPr>
+              <w:t>Estructurar la tabla relacional UBICACIONES con su clave primaria id_ubicacion (RF-08); incorporar la clave foránea id_ubicacion en la entidad EVENTOS para materializar la relación ASIGNADO (RF-09); diseñar la validación de solapamiento de horarios por ubicación (RF-10).</w:t>
+            </w:r>
+          </w:p>
+        </w:tc>
+        <w:tc>
+          <w:tcPr>
+            <w:tcW w:w="1500" w:type="dxa"/>
+            <w:shd w:val="clear" w:color="auto" w:fill="B3E5A1" w:themeFill="accent6" w:themeFillTint="66"/>
+            <w:tcMar>
+              <w:top w:w="80" w:type="dxa"/>
+              <w:left w:w="100" w:type="dxa"/>
+              <w:bottom w:w="80" w:type="dxa"/>
+              <w:right w:w="100" w:type="dxa"/>
+            </w:tcMar>
+            <w:vAlign w:val="center"/>
+          </w:tcPr>
+          <w:p>
+            <w:pPr>
+              <w:spacing w:after="0" w:line="240" w:lineRule="auto"/>
+              <w:rPr>
+                <w:rFonts w:ascii="Arial" w:eastAsia="Arial" w:hAnsi="Arial" w:cs="Arial"/>
+                <w:kern w:val="0"/>
+                <w:lang w:val="en-US"/>
+                <w14:ligatures w14:val="none"/>
+              </w:rPr>
+            </w:pPr>
+            <w:r>
+              <w:rPr>
+                <w:rFonts w:ascii="Arial" w:eastAsia="Arial" w:hAnsi="Arial" w:cs="Arial"/>
+                <w:kern w:val="0"/>
+                <w:lang w:val="en-US"/>
+                <w14:ligatures w14:val="none"/>
+              </w:rPr>
+              <w:t>Completado</w:t>
+            </w:r>
+          </w:p>
+        </w:tc>
+      </w:tr>
+      <w:tr>
+        <w:tc>
+          <w:tcPr>
+            <w:tcW w:w="1350" w:type="dxa"/>
+            <w:tcMar>
+              <w:top w:w="80" w:type="dxa"/>
+              <w:left w:w="100" w:type="dxa"/>
+              <w:bottom w:w="80" w:type="dxa"/>
+              <w:right w:w="100" w:type="dxa"/>
+            </w:tcMar>
+            <w:vAlign w:val="center"/>
+          </w:tcPr>
+          <w:p>
+            <w:pPr>
+              <w:spacing w:after="0" w:line="240" w:lineRule="auto"/>
+              <w:rPr>
+                <w:rFonts w:ascii="Arial" w:eastAsia="Arial" w:hAnsi="Arial" w:cs="Arial"/>
+                <w:kern w:val="0"/>
+                <w:lang w:val="en-US"/>
+                <w14:ligatures w14:val="none"/>
+              </w:rPr>
+            </w:pPr>
+            <w:r>
+              <w:rPr>
+                <w:rFonts w:ascii="Arial" w:eastAsia="Arial" w:hAnsi="Arial" w:cs="Arial"/>
+                <w:b/>
+                <w:bCs/>
+                <w:kern w:val="0"/>
+                <w:lang w:val="en-US"/>
+                <w14:ligatures w14:val="none"/>
+              </w:rPr>
+              <w:t>RF-08 a RF-10</w:t>
+            </w:r>
+          </w:p>
+        </w:tc>
+        <w:tc>
+          <w:tcPr>
+            <w:tcW w:w="1900" w:type="dxa"/>
+            <w:tcMar>
+              <w:top w:w="80" w:type="dxa"/>
+              <w:left w:w="100" w:type="dxa"/>
+              <w:bottom w:w="80" w:type="dxa"/>
+              <w:right w:w="100" w:type="dxa"/>
+            </w:tcMar>
+            <w:vAlign w:val="center"/>
+          </w:tcPr>
+          <w:p>
+            <w:pPr>
+              <w:spacing w:after="0" w:line="240" w:lineRule="auto"/>
+              <w:rPr>
+                <w:rFonts w:ascii="Arial" w:eastAsia="Arial" w:hAnsi="Arial" w:cs="Arial"/>
+                <w:kern w:val="0"/>
+                <w:lang w:val="en-US"/>
+                <w14:ligatures w14:val="none"/>
+              </w:rPr>
+            </w:pPr>
+            <w:r>
+              <w:rPr>
+                <w:rFonts w:ascii="Arial" w:eastAsia="Arial" w:hAnsi="Arial" w:cs="Arial"/>
+                <w:kern w:val="0"/>
+                <w:lang w:val="en-US"/>
+                <w14:ligatures w14:val="none"/>
+              </w:rPr>
+              <w:t>3. Modelo Físico</w:t>
+            </w:r>
+          </w:p>
+        </w:tc>
+        <w:tc>
+          <w:tcPr>
+            <w:tcW w:w="4600" w:type="dxa"/>
+            <w:tcMar>
+              <w:top w:w="80" w:type="dxa"/>
+              <w:left w:w="100" w:type="dxa"/>
+              <w:bottom w:w="80" w:type="dxa"/>
+              <w:right w:w="100" w:type="dxa"/>
+            </w:tcMar>
+            <w:vAlign w:val="center"/>
+          </w:tcPr>
+          <w:p>
+            <w:pPr>
+              <w:spacing w:after="0" w:line="240" w:lineRule="auto"/>
+              <w:rPr>
+                <w:rFonts w:ascii="Arial" w:eastAsia="Arial" w:hAnsi="Arial" w:cs="Arial"/>
+                <w:kern w:val="0"/>
+                <w14:ligatures w14:val="none"/>
+              </w:rPr>
+            </w:pPr>
+            <w:r>
+              <w:rPr>
+                <w:rFonts w:ascii="Arial" w:eastAsia="Arial" w:hAnsi="Arial" w:cs="Arial"/>
+                <w:kern w:val="0"/>
+                <w14:ligatures w14:val="none"/>
+              </w:rPr>
+              <w:t xml:space="preserve">Crear la tabla ubicaciones con chk_capacidad_positiva (RF-08); ejecutar ALTER TABLE eventos ADD COLUMN id_ubicacion con su FK REFERENCES </w:t>
+            </w:r>
+            <w:r>
+              <w:rPr>
+                <w:rFonts w:ascii="Arial" w:eastAsia="Arial" w:hAnsi="Arial" w:cs="Arial"/>
+                <w:kern w:val="0"/>
+                <w14:ligatures w14:val="none"/>
+              </w:rPr>
+              <w:lastRenderedPageBreak/>
+              <w:t>ubicaciones(id_ubicacion) (RF-09); implementar una restricción o trigger que impida traslapes de horario en una misma ubicación (RF-10).</w:t>
+            </w:r>
+          </w:p>
+        </w:tc>
+        <w:tc>
+          <w:tcPr>
+            <w:tcW w:w="1500" w:type="dxa"/>
+            <w:shd w:val="clear" w:color="auto" w:fill="C1F0C7" w:themeFill="accent3" w:themeFillTint="33"/>
+            <w:tcMar>
+              <w:top w:w="80" w:type="dxa"/>
+              <w:left w:w="100" w:type="dxa"/>
+              <w:bottom w:w="80" w:type="dxa"/>
+              <w:right w:w="100" w:type="dxa"/>
+            </w:tcMar>
+            <w:vAlign w:val="center"/>
+          </w:tcPr>
+          <w:p>
+            <w:pPr>
+              <w:spacing w:after="0" w:line="240" w:lineRule="auto"/>
+              <w:rPr>
+                <w:rFonts w:ascii="Arial" w:eastAsia="Arial" w:hAnsi="Arial" w:cs="Arial"/>
+                <w:kern w:val="0"/>
+                <w:lang w:val="en-US"/>
+                <w14:ligatures w14:val="none"/>
+              </w:rPr>
+            </w:pPr>
+            <w:r>
+              <w:rPr>
+                <w:rFonts w:ascii="Arial" w:eastAsia="Arial" w:hAnsi="Arial" w:cs="Arial"/>
+                <w:kern w:val="0"/>
+                <w:lang w:val="en-US"/>
+                <w14:ligatures w14:val="none"/>
+              </w:rPr>
+              <w:lastRenderedPageBreak/>
+              <w:t>Completado</w:t>
+            </w:r>
+          </w:p>
+        </w:tc>
+      </w:tr>
+      <w:tr>
+        <w:tc>
+          <w:tcPr>
+            <w:tcW w:w="1350" w:type="dxa"/>
+            <w:tcMar>
+              <w:top w:w="80" w:type="dxa"/>
+              <w:left w:w="100" w:type="dxa"/>
+              <w:bottom w:w="80" w:type="dxa"/>
+              <w:right w:w="100" w:type="dxa"/>
+            </w:tcMar>
+            <w:vAlign w:val="center"/>
+          </w:tcPr>
+          <w:p>
+            <w:pPr>
+              <w:spacing w:after="0" w:line="240" w:lineRule="auto"/>
+              <w:rPr>
+                <w:rFonts w:ascii="Arial" w:eastAsia="Arial" w:hAnsi="Arial" w:cs="Arial"/>
+                <w:kern w:val="0"/>
+                <w:lang w:val="en-US"/>
+                <w14:ligatures w14:val="none"/>
+              </w:rPr>
+            </w:pPr>
+            <w:r>
+              <w:rPr>
+                <w:rFonts w:ascii="Arial" w:eastAsia="Arial" w:hAnsi="Arial" w:cs="Arial"/>
+                <w:b/>
+                <w:bCs/>
+                <w:kern w:val="0"/>
+                <w:lang w:val="en-US"/>
+                <w14:ligatures w14:val="none"/>
+              </w:rPr>
+              <w:t>RF-08 a RF-10</w:t>
+            </w:r>
+          </w:p>
+        </w:tc>
+        <w:tc>
+          <w:tcPr>
+            <w:tcW w:w="1900" w:type="dxa"/>
+            <w:tcMar>
+              <w:top w:w="80" w:type="dxa"/>
+              <w:left w:w="100" w:type="dxa"/>
+              <w:bottom w:w="80" w:type="dxa"/>
+              <w:right w:w="100" w:type="dxa"/>
+            </w:tcMar>
+            <w:vAlign w:val="center"/>
+          </w:tcPr>
+          <w:p>
+            <w:pPr>
+              <w:spacing w:after="0" w:line="240" w:lineRule="auto"/>
+              <w:rPr>
+                <w:rFonts w:ascii="Arial" w:eastAsia="Arial" w:hAnsi="Arial" w:cs="Arial"/>
+                <w:kern w:val="0"/>
+                <w:lang w:val="en-US"/>
+                <w14:ligatures w14:val="none"/>
+              </w:rPr>
+            </w:pPr>
+            <w:r>
+              <w:rPr>
+                <w:rFonts w:ascii="Arial" w:eastAsia="Arial" w:hAnsi="Arial" w:cs="Arial"/>
+                <w:kern w:val="0"/>
+                <w:lang w:val="en-US"/>
+                <w14:ligatures w14:val="none"/>
+              </w:rPr>
+              <w:t>4. Interfaz Gráfica</w:t>
+            </w:r>
+          </w:p>
+        </w:tc>
+        <w:tc>
+          <w:tcPr>
+            <w:tcW w:w="4600" w:type="dxa"/>
+            <w:tcMar>
+              <w:top w:w="80" w:type="dxa"/>
+              <w:left w:w="100" w:type="dxa"/>
+              <w:bottom w:w="80" w:type="dxa"/>
+              <w:right w:w="100" w:type="dxa"/>
+            </w:tcMar>
+            <w:vAlign w:val="center"/>
+          </w:tcPr>
+          <w:p>
+            <w:pPr>
+              <w:spacing w:after="0" w:line="240" w:lineRule="auto"/>
+              <w:rPr>
+                <w:rFonts w:ascii="Arial" w:eastAsia="Arial" w:hAnsi="Arial" w:cs="Arial"/>
+                <w:kern w:val="0"/>
+                <w14:ligatures w14:val="none"/>
+              </w:rPr>
+            </w:pPr>
+            <w:r>
+              <w:rPr>
+                <w:rFonts w:ascii="Arial" w:eastAsia="Arial" w:hAnsi="Arial" w:cs="Arial"/>
+                <w:kern w:val="0"/>
+                <w14:ligatures w14:val="none"/>
+              </w:rPr>
+              <w:t>Construir la pantalla CRUD de ubicaciones (RF-08); agregar el selector de ubicación en el formulario de eventos (RF-09); mostrar el aviso/reporte de ocupación y conflictos de horario por ubicación (RF-10).</w:t>
+            </w:r>
+          </w:p>
+        </w:tc>
+        <w:tc>
+          <w:tcPr>
+            <w:tcW w:w="1500" w:type="dxa"/>
+            <w:shd w:val="clear" w:color="auto" w:fill="F8CBAD"/>
+            <w:tcMar>
+              <w:top w:w="80" w:type="dxa"/>
+              <w:left w:w="100" w:type="dxa"/>
+              <w:bottom w:w="80" w:type="dxa"/>
+              <w:right w:w="100" w:type="dxa"/>
+            </w:tcMar>
+            <w:vAlign w:val="center"/>
+          </w:tcPr>
+          <w:p>
+            <w:pPr>
+              <w:spacing w:after="0" w:line="240" w:lineRule="auto"/>
+              <w:rPr>
+                <w:rFonts w:ascii="Arial" w:eastAsia="Arial" w:hAnsi="Arial" w:cs="Arial"/>
+                <w:kern w:val="0"/>
+                <w:lang w:val="en-US"/>
+                <w14:ligatures w14:val="none"/>
+              </w:rPr>
+            </w:pPr>
+            <w:r>
+              <w:rPr>
+                <w:rFonts w:ascii="Arial" w:eastAsia="Arial" w:hAnsi="Arial" w:cs="Arial"/>
+                <w:b/>
+                <w:bCs/>
+                <w:kern w:val="0"/>
+                <w:lang w:val="en-US"/>
+                <w14:ligatures w14:val="none"/>
+              </w:rPr>
+              <w:t>Pendiente</w:t>
+            </w:r>
+          </w:p>
+        </w:tc>
+      </w:tr>
+    </w:tbl>
+    <w:p/>
+    <w:p/>
+    <w:p/>
+    <w:p/>
+    <w:p>
+      <w:pPr>
+        <w:pStyle w:val="Heading3"/>
+        <w:rPr>
+          <w:color w:val="auto"/>
+        </w:rPr>
+      </w:pPr>
+      <w:bookmarkStart w:id="10" w:name="_Toc240292822"/>
+      <w:r>
+        <w:rPr>
+          <w:color w:val="auto"/>
+        </w:rPr>
+        <w:t>Modulo RF-11 y RF-12</w:t>
+      </w:r>
+      <w:r>
+        <w:rPr>
+          <w:color w:val="auto"/>
+        </w:rPr>
+        <w:t xml:space="preserve">: </w:t>
+      </w:r>
+      <w:r>
+        <w:rPr>
+          <w:color w:val="auto"/>
+        </w:rPr>
+        <w:t>Disponibilidad de Usuarios y Gestión de Tiempos</w:t>
+      </w:r>
+      <w:bookmarkEnd w:id="10"/>
+    </w:p>
+    <w:tbl>
+      <w:tblPr>
+        <w:tblW w:w="9350" w:type="dxa"/>
+        <w:tblBorders>
+          <w:top w:val="single" w:sz="4" w:space="0" w:color="auto"/>
+          <w:left w:val="single" w:sz="4" w:space="0" w:color="auto"/>
+          <w:bottom w:val="single" w:sz="4" w:space="0" w:color="auto"/>
+          <w:right w:val="single" w:sz="4" w:space="0" w:color="auto"/>
+          <w:insideH w:val="single" w:sz="4" w:space="0" w:color="auto"/>
+          <w:insideV w:val="single" w:sz="4" w:space="0" w:color="auto"/>
+        </w:tblBorders>
+        <w:tblCellMar>
+          <w:left w:w="10" w:type="dxa"/>
+          <w:right w:w="10" w:type="dxa"/>
+        </w:tblCellMar>
+        <w:tblLook w:val="0000" w:firstRow="0" w:lastRow="0" w:firstColumn="0" w:lastColumn="0" w:noHBand="0" w:noVBand="0"/>
+      </w:tblPr>
+      <w:tblGrid>
+        <w:gridCol w:w="1323"/>
+        <w:gridCol w:w="1880"/>
+        <w:gridCol w:w="4560"/>
+        <w:gridCol w:w="1587"/>
+      </w:tblGrid>
+      <w:tr>
+        <w:trPr>
+          <w:tblHeader/>
+        </w:trPr>
+        <w:tc>
+          <w:tcPr>
+            <w:tcW w:w="1350" w:type="dxa"/>
+            <w:shd w:val="clear" w:color="auto" w:fill="2F5496"/>
+            <w:tcMar>
+              <w:top w:w="80" w:type="dxa"/>
+              <w:left w:w="100" w:type="dxa"/>
+              <w:bottom w:w="80" w:type="dxa"/>
+              <w:right w:w="100" w:type="dxa"/>
+            </w:tcMar>
+            <w:vAlign w:val="center"/>
+          </w:tcPr>
+          <w:p>
+            <w:pPr>
+              <w:spacing w:after="0" w:line="240" w:lineRule="auto"/>
+              <w:rPr>
+                <w:rFonts w:ascii="Arial" w:eastAsia="Arial" w:hAnsi="Arial" w:cs="Arial"/>
+                <w:kern w:val="0"/>
+                <w:lang w:val="en-US"/>
+                <w14:ligatures w14:val="none"/>
+              </w:rPr>
+            </w:pPr>
+            <w:r>
+              <w:rPr>
+                <w:rFonts w:ascii="Arial" w:eastAsia="Arial" w:hAnsi="Arial" w:cs="Arial"/>
+                <w:b/>
+                <w:bCs/>
+                <w:color w:val="FFFFFF"/>
+                <w:kern w:val="0"/>
+                <w:lang w:val="en-US"/>
+                <w14:ligatures w14:val="none"/>
+              </w:rPr>
+              <w:t>Req.</w:t>
+            </w:r>
+          </w:p>
+        </w:tc>
+        <w:tc>
+          <w:tcPr>
+            <w:tcW w:w="1900" w:type="dxa"/>
+            <w:shd w:val="clear" w:color="auto" w:fill="2F5496"/>
+            <w:tcMar>
+              <w:top w:w="80" w:type="dxa"/>
+              <w:left w:w="100" w:type="dxa"/>
+              <w:bottom w:w="80" w:type="dxa"/>
+              <w:right w:w="100" w:type="dxa"/>
+            </w:tcMar>
+            <w:vAlign w:val="center"/>
+          </w:tcPr>
+          <w:p>
+            <w:pPr>
+              <w:spacing w:after="0" w:line="240" w:lineRule="auto"/>
+              <w:rPr>
+                <w:rFonts w:ascii="Arial" w:eastAsia="Arial" w:hAnsi="Arial" w:cs="Arial"/>
+                <w:kern w:val="0"/>
+                <w:lang w:val="en-US"/>
+                <w14:ligatures w14:val="none"/>
+              </w:rPr>
+            </w:pPr>
+            <w:r>
+              <w:rPr>
+                <w:rFonts w:ascii="Arial" w:eastAsia="Arial" w:hAnsi="Arial" w:cs="Arial"/>
+                <w:b/>
+                <w:bCs/>
+                <w:color w:val="FFFFFF"/>
+                <w:kern w:val="0"/>
+                <w:lang w:val="en-US"/>
+                <w14:ligatures w14:val="none"/>
+              </w:rPr>
+              <w:t>Fase</w:t>
+            </w:r>
+          </w:p>
+        </w:tc>
+        <w:tc>
+          <w:tcPr>
+            <w:tcW w:w="4600" w:type="dxa"/>
+            <w:shd w:val="clear" w:color="auto" w:fill="2F5496"/>
+            <w:tcMar>
+              <w:top w:w="80" w:type="dxa"/>
+              <w:left w:w="100" w:type="dxa"/>
+              <w:bottom w:w="80" w:type="dxa"/>
+              <w:right w:w="100" w:type="dxa"/>
+            </w:tcMar>
+            <w:vAlign w:val="center"/>
+          </w:tcPr>
+          <w:p>
+            <w:pPr>
+              <w:spacing w:after="0" w:line="240" w:lineRule="auto"/>
+              <w:rPr>
+                <w:rFonts w:ascii="Arial" w:eastAsia="Arial" w:hAnsi="Arial" w:cs="Arial"/>
+                <w:kern w:val="0"/>
+                <w:lang w:val="en-US"/>
+                <w14:ligatures w14:val="none"/>
+              </w:rPr>
+            </w:pPr>
+            <w:r>
+              <w:rPr>
+                <w:rFonts w:ascii="Arial" w:eastAsia="Arial" w:hAnsi="Arial" w:cs="Arial"/>
+                <w:b/>
+                <w:bCs/>
+                <w:color w:val="FFFFFF"/>
+                <w:kern w:val="0"/>
+                <w:lang w:val="en-US"/>
+                <w14:ligatures w14:val="none"/>
+              </w:rPr>
+              <w:t>Tarea</w:t>
+            </w:r>
+          </w:p>
+        </w:tc>
+        <w:tc>
+          <w:tcPr>
+            <w:tcW w:w="1500" w:type="dxa"/>
+            <w:shd w:val="clear" w:color="auto" w:fill="2F5496"/>
+            <w:tcMar>
+              <w:top w:w="80" w:type="dxa"/>
+              <w:left w:w="100" w:type="dxa"/>
+              <w:bottom w:w="80" w:type="dxa"/>
+              <w:right w:w="100" w:type="dxa"/>
+            </w:tcMar>
+            <w:vAlign w:val="center"/>
+          </w:tcPr>
+          <w:p>
+            <w:pPr>
+              <w:spacing w:after="0" w:line="240" w:lineRule="auto"/>
+              <w:rPr>
+                <w:rFonts w:ascii="Arial" w:eastAsia="Arial" w:hAnsi="Arial" w:cs="Arial"/>
+                <w:kern w:val="0"/>
+                <w:lang w:val="en-US"/>
+                <w14:ligatures w14:val="none"/>
+              </w:rPr>
+            </w:pPr>
+            <w:r>
+              <w:rPr>
+                <w:rFonts w:ascii="Arial" w:eastAsia="Arial" w:hAnsi="Arial" w:cs="Arial"/>
+                <w:b/>
+                <w:bCs/>
+                <w:color w:val="FFFFFF"/>
+                <w:kern w:val="0"/>
+                <w:lang w:val="en-US"/>
+                <w14:ligatures w14:val="none"/>
+              </w:rPr>
+              <w:t>Estado</w:t>
+            </w:r>
+          </w:p>
+        </w:tc>
+      </w:tr>
+      <w:tr>
+        <w:tc>
+          <w:tcPr>
+            <w:tcW w:w="1350" w:type="dxa"/>
+            <w:tcMar>
+              <w:top w:w="80" w:type="dxa"/>
+              <w:left w:w="100" w:type="dxa"/>
+              <w:bottom w:w="80" w:type="dxa"/>
+              <w:right w:w="100" w:type="dxa"/>
+            </w:tcMar>
+            <w:vAlign w:val="center"/>
+          </w:tcPr>
+          <w:p>
+            <w:pPr>
+              <w:spacing w:after="0" w:line="240" w:lineRule="auto"/>
+              <w:rPr>
+                <w:rFonts w:ascii="Arial" w:eastAsia="Arial" w:hAnsi="Arial" w:cs="Arial"/>
+                <w:kern w:val="0"/>
+                <w:lang w:val="en-US"/>
+                <w14:ligatures w14:val="none"/>
+              </w:rPr>
+            </w:pPr>
+            <w:r>
+              <w:rPr>
+                <w:rFonts w:ascii="Arial" w:eastAsia="Arial" w:hAnsi="Arial" w:cs="Arial"/>
+                <w:b/>
+                <w:bCs/>
+                <w:kern w:val="0"/>
+                <w:lang w:val="en-US"/>
+                <w14:ligatures w14:val="none"/>
+              </w:rPr>
+              <w:t>RF-11 y RF-12</w:t>
+            </w:r>
+          </w:p>
+        </w:tc>
+        <w:tc>
+          <w:tcPr>
+            <w:tcW w:w="1900" w:type="dxa"/>
+            <w:tcMar>
+              <w:top w:w="80" w:type="dxa"/>
+              <w:left w:w="100" w:type="dxa"/>
+              <w:bottom w:w="80" w:type="dxa"/>
+              <w:right w:w="100" w:type="dxa"/>
+            </w:tcMar>
+            <w:vAlign w:val="center"/>
+          </w:tcPr>
+          <w:p>
+            <w:pPr>
+              <w:spacing w:after="0" w:line="240" w:lineRule="auto"/>
+              <w:rPr>
+                <w:rFonts w:ascii="Arial" w:eastAsia="Arial" w:hAnsi="Arial" w:cs="Arial"/>
+                <w:kern w:val="0"/>
+                <w:lang w:val="en-US"/>
+                <w14:ligatures w14:val="none"/>
+              </w:rPr>
+            </w:pPr>
+            <w:r>
+              <w:rPr>
+                <w:rFonts w:ascii="Arial" w:eastAsia="Arial" w:hAnsi="Arial" w:cs="Arial"/>
+                <w:kern w:val="0"/>
+                <w:lang w:val="en-US"/>
+                <w14:ligatures w14:val="none"/>
+              </w:rPr>
+              <w:t>1. Modelo Conceptual</w:t>
+            </w:r>
+          </w:p>
+        </w:tc>
+        <w:tc>
+          <w:tcPr>
+            <w:tcW w:w="4600" w:type="dxa"/>
+            <w:tcMar>
+              <w:top w:w="80" w:type="dxa"/>
+              <w:left w:w="100" w:type="dxa"/>
+              <w:bottom w:w="80" w:type="dxa"/>
+              <w:right w:w="100" w:type="dxa"/>
+            </w:tcMar>
+            <w:vAlign w:val="center"/>
+          </w:tcPr>
+          <w:p>
+            <w:pPr>
+              <w:spacing w:after="0" w:line="240" w:lineRule="auto"/>
+              <w:rPr>
+                <w:rFonts w:ascii="Arial" w:eastAsia="Arial" w:hAnsi="Arial" w:cs="Arial"/>
+                <w:kern w:val="0"/>
+                <w14:ligatures w14:val="none"/>
+              </w:rPr>
+            </w:pPr>
+            <w:r>
+              <w:rPr>
+                <w:rFonts w:ascii="Arial" w:eastAsia="Arial" w:hAnsi="Arial" w:cs="Arial"/>
+                <w:kern w:val="0"/>
+                <w14:ligatures w14:val="none"/>
+              </w:rPr>
+              <w:t>Definir la entidad Disponibilidad y Gestión y la relación define (USUARIOS 1 : N Disponibilidad y Gestión) para registrar bloques de disponibilidad por usuario (RF-11); contemplar la consulta de concurrencia e intervalos horarios entre usuarios a partir de dichos bloques (RF-12).</w:t>
+            </w:r>
+          </w:p>
+        </w:tc>
+        <w:tc>
+          <w:tcPr>
+            <w:tcW w:w="1500" w:type="dxa"/>
+            <w:shd w:val="clear" w:color="auto" w:fill="B3E5A1" w:themeFill="accent6" w:themeFillTint="66"/>
+            <w:tcMar>
+              <w:top w:w="80" w:type="dxa"/>
+              <w:left w:w="100" w:type="dxa"/>
+              <w:bottom w:w="80" w:type="dxa"/>
+              <w:right w:w="100" w:type="dxa"/>
+            </w:tcMar>
+            <w:vAlign w:val="center"/>
+          </w:tcPr>
+          <w:p>
+            <w:pPr>
+              <w:spacing w:after="0" w:line="240" w:lineRule="auto"/>
+              <w:rPr>
+                <w:rFonts w:ascii="Arial" w:eastAsia="Arial" w:hAnsi="Arial" w:cs="Arial"/>
+                <w:kern w:val="0"/>
+                <w:lang w:val="en-US"/>
+                <w14:ligatures w14:val="none"/>
+              </w:rPr>
+            </w:pPr>
+            <w:r>
+              <w:rPr>
+                <w:rFonts w:ascii="Arial" w:eastAsia="Arial" w:hAnsi="Arial" w:cs="Arial"/>
+                <w:b/>
+                <w:bCs/>
+                <w:kern w:val="0"/>
+                <w:lang w:val="en-US"/>
+                <w14:ligatures w14:val="none"/>
+              </w:rPr>
+              <w:t>Completado</w:t>
+            </w:r>
+          </w:p>
+        </w:tc>
+      </w:tr>
+      <w:tr>
+        <w:tc>
+          <w:tcPr>
+            <w:tcW w:w="1350" w:type="dxa"/>
+            <w:tcMar>
+              <w:top w:w="80" w:type="dxa"/>
+              <w:left w:w="100" w:type="dxa"/>
+              <w:bottom w:w="80" w:type="dxa"/>
+              <w:right w:w="100" w:type="dxa"/>
+            </w:tcMar>
+            <w:vAlign w:val="center"/>
+          </w:tcPr>
+          <w:p>
+            <w:pPr>
+              <w:spacing w:after="0" w:line="240" w:lineRule="auto"/>
+              <w:rPr>
+                <w:rFonts w:ascii="Arial" w:eastAsia="Arial" w:hAnsi="Arial" w:cs="Arial"/>
+                <w:kern w:val="0"/>
+                <w:lang w:val="en-US"/>
+                <w14:ligatures w14:val="none"/>
+              </w:rPr>
+            </w:pPr>
+            <w:r>
+              <w:rPr>
+                <w:rFonts w:ascii="Arial" w:eastAsia="Arial" w:hAnsi="Arial" w:cs="Arial"/>
+                <w:b/>
+                <w:bCs/>
+                <w:kern w:val="0"/>
+                <w:lang w:val="en-US"/>
+                <w14:ligatures w14:val="none"/>
+              </w:rPr>
+              <w:t>RF-11 y RF-12</w:t>
+            </w:r>
+          </w:p>
+        </w:tc>
+        <w:tc>
+          <w:tcPr>
+            <w:tcW w:w="1900" w:type="dxa"/>
+            <w:tcMar>
+              <w:top w:w="80" w:type="dxa"/>
+              <w:left w:w="100" w:type="dxa"/>
+              <w:bottom w:w="80" w:type="dxa"/>
+              <w:right w:w="100" w:type="dxa"/>
+            </w:tcMar>
+            <w:vAlign w:val="center"/>
+          </w:tcPr>
+          <w:p>
+            <w:pPr>
+              <w:spacing w:after="0" w:line="240" w:lineRule="auto"/>
+              <w:rPr>
+                <w:rFonts w:ascii="Arial" w:eastAsia="Arial" w:hAnsi="Arial" w:cs="Arial"/>
+                <w:kern w:val="0"/>
+                <w:lang w:val="en-US"/>
+                <w14:ligatures w14:val="none"/>
+              </w:rPr>
+            </w:pPr>
+            <w:r>
+              <w:rPr>
+                <w:rFonts w:ascii="Arial" w:eastAsia="Arial" w:hAnsi="Arial" w:cs="Arial"/>
+                <w:kern w:val="0"/>
+                <w:lang w:val="en-US"/>
+                <w14:ligatures w14:val="none"/>
+              </w:rPr>
+              <w:t>2. Modelo Lógico</w:t>
+            </w:r>
+          </w:p>
+        </w:tc>
+        <w:tc>
+          <w:tcPr>
+            <w:tcW w:w="4600" w:type="dxa"/>
+            <w:tcMar>
+              <w:top w:w="80" w:type="dxa"/>
+              <w:left w:w="100" w:type="dxa"/>
+              <w:bottom w:w="80" w:type="dxa"/>
+              <w:right w:w="100" w:type="dxa"/>
+            </w:tcMar>
+            <w:vAlign w:val="center"/>
+          </w:tcPr>
+          <w:p>
+            <w:pPr>
+              <w:spacing w:after="0" w:line="240" w:lineRule="auto"/>
+              <w:rPr>
+                <w:rFonts w:ascii="Arial" w:eastAsia="Arial" w:hAnsi="Arial" w:cs="Arial"/>
+                <w:kern w:val="0"/>
+                <w14:ligatures w14:val="none"/>
+              </w:rPr>
+            </w:pPr>
+            <w:r>
+              <w:rPr>
+                <w:rFonts w:ascii="Arial" w:eastAsia="Arial" w:hAnsi="Arial" w:cs="Arial"/>
+                <w:kern w:val="0"/>
+                <w14:ligatures w14:val="none"/>
+              </w:rPr>
+              <w:t>Estructurar DISPONIBILIDAD_Y_GESTION (id_usuario [PK/FK], dia_semana [PK], hora_inicio [PK], hora_fin) con llave primaria compuesta (RF-11); apoyarse en dicha llave para resolver búsquedas de concurrencia por día y rango horario (RF-12).</w:t>
+            </w:r>
+          </w:p>
+        </w:tc>
+        <w:tc>
+          <w:tcPr>
+            <w:tcW w:w="1500" w:type="dxa"/>
+            <w:shd w:val="clear" w:color="auto" w:fill="B3E5A1" w:themeFill="accent6" w:themeFillTint="66"/>
+            <w:tcMar>
+              <w:top w:w="80" w:type="dxa"/>
+              <w:left w:w="100" w:type="dxa"/>
+              <w:bottom w:w="80" w:type="dxa"/>
+              <w:right w:w="100" w:type="dxa"/>
+            </w:tcMar>
+            <w:vAlign w:val="center"/>
+          </w:tcPr>
+          <w:p>
+            <w:pPr>
+              <w:spacing w:after="0" w:line="240" w:lineRule="auto"/>
+              <w:rPr>
+                <w:rFonts w:ascii="Arial" w:eastAsia="Arial" w:hAnsi="Arial" w:cs="Arial"/>
+                <w:kern w:val="0"/>
+                <w:lang w:val="en-US"/>
+                <w14:ligatures w14:val="none"/>
+              </w:rPr>
+            </w:pPr>
+            <w:r>
+              <w:rPr>
+                <w:rFonts w:ascii="Arial" w:eastAsia="Arial" w:hAnsi="Arial" w:cs="Arial"/>
+                <w:b/>
+                <w:bCs/>
+                <w:kern w:val="0"/>
+                <w:lang w:val="en-US"/>
+                <w14:ligatures w14:val="none"/>
+              </w:rPr>
+              <w:t>Completado</w:t>
+            </w:r>
+          </w:p>
+        </w:tc>
+      </w:tr>
+      <w:tr>
+        <w:tc>
+          <w:tcPr>
+            <w:tcW w:w="1350" w:type="dxa"/>
+            <w:tcMar>
+              <w:top w:w="80" w:type="dxa"/>
+              <w:left w:w="100" w:type="dxa"/>
+              <w:bottom w:w="80" w:type="dxa"/>
+              <w:right w:w="100" w:type="dxa"/>
+            </w:tcMar>
+            <w:vAlign w:val="center"/>
+          </w:tcPr>
+          <w:p>
+            <w:pPr>
+              <w:spacing w:after="0" w:line="240" w:lineRule="auto"/>
+              <w:rPr>
+                <w:rFonts w:ascii="Arial" w:eastAsia="Arial" w:hAnsi="Arial" w:cs="Arial"/>
+                <w:kern w:val="0"/>
+                <w:lang w:val="en-US"/>
+                <w14:ligatures w14:val="none"/>
+              </w:rPr>
+            </w:pPr>
+            <w:r>
+              <w:rPr>
+                <w:rFonts w:ascii="Arial" w:eastAsia="Arial" w:hAnsi="Arial" w:cs="Arial"/>
+                <w:b/>
+                <w:bCs/>
+                <w:kern w:val="0"/>
+                <w:lang w:val="en-US"/>
+                <w14:ligatures w14:val="none"/>
+              </w:rPr>
+              <w:t>RF-11 y RF-12</w:t>
+            </w:r>
+          </w:p>
+        </w:tc>
+        <w:tc>
+          <w:tcPr>
+            <w:tcW w:w="1900" w:type="dxa"/>
+            <w:tcMar>
+              <w:top w:w="80" w:type="dxa"/>
+              <w:left w:w="100" w:type="dxa"/>
+              <w:bottom w:w="80" w:type="dxa"/>
+              <w:right w:w="100" w:type="dxa"/>
+            </w:tcMar>
+            <w:vAlign w:val="center"/>
+          </w:tcPr>
+          <w:p>
+            <w:pPr>
+              <w:spacing w:after="0" w:line="240" w:lineRule="auto"/>
+              <w:rPr>
+                <w:rFonts w:ascii="Arial" w:eastAsia="Arial" w:hAnsi="Arial" w:cs="Arial"/>
+                <w:kern w:val="0"/>
+                <w:lang w:val="en-US"/>
+                <w14:ligatures w14:val="none"/>
+              </w:rPr>
+            </w:pPr>
+            <w:r>
+              <w:rPr>
+                <w:rFonts w:ascii="Arial" w:eastAsia="Arial" w:hAnsi="Arial" w:cs="Arial"/>
+                <w:kern w:val="0"/>
+                <w:lang w:val="en-US"/>
+                <w14:ligatures w14:val="none"/>
+              </w:rPr>
+              <w:t>3. Modelo Físico</w:t>
+            </w:r>
+          </w:p>
+        </w:tc>
+        <w:tc>
+          <w:tcPr>
+            <w:tcW w:w="4600" w:type="dxa"/>
+            <w:tcMar>
+              <w:top w:w="80" w:type="dxa"/>
+              <w:left w:w="100" w:type="dxa"/>
+              <w:bottom w:w="80" w:type="dxa"/>
+              <w:right w:w="100" w:type="dxa"/>
+            </w:tcMar>
+            <w:vAlign w:val="center"/>
+          </w:tcPr>
+          <w:p>
+            <w:pPr>
+              <w:spacing w:after="0" w:line="240" w:lineRule="auto"/>
+              <w:rPr>
+                <w:rFonts w:ascii="Arial" w:eastAsia="Arial" w:hAnsi="Arial" w:cs="Arial"/>
+                <w:kern w:val="0"/>
+                <w14:ligatures w14:val="none"/>
+              </w:rPr>
+            </w:pPr>
+            <w:r>
+              <w:rPr>
+                <w:rFonts w:ascii="Arial" w:eastAsia="Arial" w:hAnsi="Arial" w:cs="Arial"/>
+                <w:kern w:val="0"/>
+                <w14:ligatures w14:val="none"/>
+              </w:rPr>
+              <w:t xml:space="preserve">Crear la tabla disponibilidad_y_gestion con chk_dia_semana_valido (1-7), chk_rango_horas_disponibilidad (hora_fin &gt; hora_inicio) y FK en cascada a usuarios (RF-11); definir una vista o </w:t>
+            </w:r>
+            <w:r>
+              <w:rPr>
+                <w:rFonts w:ascii="Arial" w:eastAsia="Arial" w:hAnsi="Arial" w:cs="Arial"/>
+                <w:kern w:val="0"/>
+                <w14:ligatures w14:val="none"/>
+              </w:rPr>
+              <w:lastRenderedPageBreak/>
+              <w:t>consulta parametrizada que determine la disponibilidad/concurrencia de uno o varios usuarios en un intervalo dado (RF-12).</w:t>
+            </w:r>
+          </w:p>
+        </w:tc>
+        <w:tc>
+          <w:tcPr>
+            <w:tcW w:w="1500" w:type="dxa"/>
+            <w:shd w:val="clear" w:color="auto" w:fill="B3E5A1" w:themeFill="accent6" w:themeFillTint="66"/>
+            <w:tcMar>
+              <w:top w:w="80" w:type="dxa"/>
+              <w:left w:w="100" w:type="dxa"/>
+              <w:bottom w:w="80" w:type="dxa"/>
+              <w:right w:w="100" w:type="dxa"/>
+            </w:tcMar>
+            <w:vAlign w:val="center"/>
+          </w:tcPr>
+          <w:p>
+            <w:pPr>
+              <w:spacing w:after="0" w:line="240" w:lineRule="auto"/>
+              <w:rPr>
+                <w:rFonts w:ascii="Arial" w:eastAsia="Arial" w:hAnsi="Arial" w:cs="Arial"/>
+                <w:kern w:val="0"/>
+                <w:lang w:val="en-US"/>
+                <w14:ligatures w14:val="none"/>
+              </w:rPr>
+            </w:pPr>
+            <w:r>
+              <w:rPr>
+                <w:rFonts w:ascii="Arial" w:eastAsia="Arial" w:hAnsi="Arial" w:cs="Arial"/>
+                <w:kern w:val="0"/>
+                <w:lang w:val="en-US"/>
+                <w14:ligatures w14:val="none"/>
+              </w:rPr>
+              <w:lastRenderedPageBreak/>
+              <w:t>Completado</w:t>
+            </w:r>
+          </w:p>
+        </w:tc>
+      </w:tr>
+      <w:tr>
+        <w:tc>
+          <w:tcPr>
+            <w:tcW w:w="1350" w:type="dxa"/>
+            <w:tcMar>
+              <w:top w:w="80" w:type="dxa"/>
+              <w:left w:w="100" w:type="dxa"/>
+              <w:bottom w:w="80" w:type="dxa"/>
+              <w:right w:w="100" w:type="dxa"/>
+            </w:tcMar>
+            <w:vAlign w:val="center"/>
+          </w:tcPr>
+          <w:p>
+            <w:pPr>
+              <w:spacing w:after="0" w:line="240" w:lineRule="auto"/>
+              <w:rPr>
+                <w:rFonts w:ascii="Arial" w:eastAsia="Arial" w:hAnsi="Arial" w:cs="Arial"/>
+                <w:kern w:val="0"/>
+                <w:lang w:val="en-US"/>
+                <w14:ligatures w14:val="none"/>
+              </w:rPr>
+            </w:pPr>
+            <w:r>
+              <w:rPr>
+                <w:rFonts w:ascii="Arial" w:eastAsia="Arial" w:hAnsi="Arial" w:cs="Arial"/>
+                <w:b/>
+                <w:bCs/>
+                <w:kern w:val="0"/>
+                <w:lang w:val="en-US"/>
+                <w14:ligatures w14:val="none"/>
+              </w:rPr>
+              <w:t>RF-11 y RF-12</w:t>
+            </w:r>
+          </w:p>
+        </w:tc>
+        <w:tc>
+          <w:tcPr>
+            <w:tcW w:w="1900" w:type="dxa"/>
+            <w:tcMar>
+              <w:top w:w="80" w:type="dxa"/>
+              <w:left w:w="100" w:type="dxa"/>
+              <w:bottom w:w="80" w:type="dxa"/>
+              <w:right w:w="100" w:type="dxa"/>
+            </w:tcMar>
+            <w:vAlign w:val="center"/>
+          </w:tcPr>
+          <w:p>
+            <w:pPr>
+              <w:spacing w:after="0" w:line="240" w:lineRule="auto"/>
+              <w:rPr>
+                <w:rFonts w:ascii="Arial" w:eastAsia="Arial" w:hAnsi="Arial" w:cs="Arial"/>
+                <w:kern w:val="0"/>
+                <w:lang w:val="en-US"/>
+                <w14:ligatures w14:val="none"/>
+              </w:rPr>
+            </w:pPr>
+            <w:r>
+              <w:rPr>
+                <w:rFonts w:ascii="Arial" w:eastAsia="Arial" w:hAnsi="Arial" w:cs="Arial"/>
+                <w:kern w:val="0"/>
+                <w:lang w:val="en-US"/>
+                <w14:ligatures w14:val="none"/>
+              </w:rPr>
+              <w:t>4. Interfaz Gráfica</w:t>
+            </w:r>
+          </w:p>
+        </w:tc>
+        <w:tc>
+          <w:tcPr>
+            <w:tcW w:w="4600" w:type="dxa"/>
+            <w:tcMar>
+              <w:top w:w="80" w:type="dxa"/>
+              <w:left w:w="100" w:type="dxa"/>
+              <w:bottom w:w="80" w:type="dxa"/>
+              <w:right w:w="100" w:type="dxa"/>
+            </w:tcMar>
+            <w:vAlign w:val="center"/>
+          </w:tcPr>
+          <w:p>
+            <w:pPr>
+              <w:spacing w:after="0" w:line="240" w:lineRule="auto"/>
+              <w:rPr>
+                <w:rFonts w:ascii="Arial" w:eastAsia="Arial" w:hAnsi="Arial" w:cs="Arial"/>
+                <w:kern w:val="0"/>
+                <w14:ligatures w14:val="none"/>
+              </w:rPr>
+            </w:pPr>
+            <w:r>
+              <w:rPr>
+                <w:rFonts w:ascii="Arial" w:eastAsia="Arial" w:hAnsi="Arial" w:cs="Arial"/>
+                <w:kern w:val="0"/>
+                <w14:ligatures w14:val="none"/>
+              </w:rPr>
+              <w:t>Construir la pantalla para registrar y consultar los bloques de disponibilidad de cada usuario (RF-11) y mostrar los horarios libres/ocupados o de concurrencia entre usuarios (RF-12).</w:t>
+            </w:r>
+          </w:p>
+        </w:tc>
+        <w:tc>
+          <w:tcPr>
+            <w:tcW w:w="1500" w:type="dxa"/>
+            <w:shd w:val="clear" w:color="auto" w:fill="F8CBAD"/>
+            <w:tcMar>
+              <w:top w:w="80" w:type="dxa"/>
+              <w:left w:w="100" w:type="dxa"/>
+              <w:bottom w:w="80" w:type="dxa"/>
+              <w:right w:w="100" w:type="dxa"/>
+            </w:tcMar>
+            <w:vAlign w:val="center"/>
+          </w:tcPr>
+          <w:p>
+            <w:pPr>
+              <w:spacing w:after="0" w:line="240" w:lineRule="auto"/>
+              <w:rPr>
+                <w:rFonts w:ascii="Arial" w:eastAsia="Arial" w:hAnsi="Arial" w:cs="Arial"/>
+                <w:kern w:val="0"/>
+                <w:lang w:val="en-US"/>
+                <w14:ligatures w14:val="none"/>
+              </w:rPr>
+            </w:pPr>
+            <w:r>
+              <w:rPr>
+                <w:rFonts w:ascii="Arial" w:eastAsia="Arial" w:hAnsi="Arial" w:cs="Arial"/>
+                <w:b/>
+                <w:bCs/>
+                <w:kern w:val="0"/>
+                <w:lang w:val="en-US"/>
+                <w14:ligatures w14:val="none"/>
+              </w:rPr>
+              <w:t>Pendiente</w:t>
+            </w:r>
+          </w:p>
+        </w:tc>
+      </w:tr>
+    </w:tbl>
+    <w:p/>
+    <w:p/>
+    <w:p/>
+    <w:p/>
+    <w:p/>
+    <w:p/>
+    <w:p>
+      <w:pPr>
+        <w:pStyle w:val="Heading3"/>
+        <w:rPr>
+          <w:color w:val="auto"/>
+        </w:rPr>
+      </w:pPr>
+      <w:bookmarkStart w:id="11" w:name="_Toc240292823"/>
+      <w:r>
+        <w:rPr>
+          <w:color w:val="auto"/>
+        </w:rPr>
+        <w:t xml:space="preserve">Modulo </w:t>
+      </w:r>
+      <w:r>
+        <w:rPr>
+          <w:color w:val="auto"/>
+        </w:rPr>
+        <w:t xml:space="preserve">RF-15 a RF-17: </w:t>
+      </w:r>
+      <w:r>
+        <w:rPr>
+          <w:color w:val="auto"/>
+        </w:rPr>
+        <w:t>Tareas Asociadas a Evento</w:t>
+      </w:r>
+      <w:bookmarkEnd w:id="11"/>
+    </w:p>
+    <w:tbl>
+      <w:tblPr>
+        <w:tblW w:w="9551" w:type="dxa"/>
+        <w:tblBorders>
+          <w:top w:val="single" w:sz="4" w:space="0" w:color="auto"/>
+          <w:left w:val="single" w:sz="4" w:space="0" w:color="auto"/>
+          <w:bottom w:val="single" w:sz="4" w:space="0" w:color="auto"/>
+          <w:right w:val="single" w:sz="4" w:space="0" w:color="auto"/>
+          <w:insideH w:val="single" w:sz="4" w:space="0" w:color="auto"/>
+          <w:insideV w:val="single" w:sz="4" w:space="0" w:color="auto"/>
+        </w:tblBorders>
+        <w:tblCellMar>
+          <w:left w:w="10" w:type="dxa"/>
+          <w:right w:w="10" w:type="dxa"/>
+        </w:tblCellMar>
+        <w:tblLook w:val="0000" w:firstRow="0" w:lastRow="0" w:firstColumn="0" w:lastColumn="0" w:noHBand="0" w:noVBand="0"/>
+      </w:tblPr>
+      <w:tblGrid>
+        <w:gridCol w:w="735"/>
+        <w:gridCol w:w="1441"/>
+        <w:gridCol w:w="5852"/>
+        <w:gridCol w:w="1523"/>
+      </w:tblGrid>
+      <w:tr>
+        <w:trPr>
+          <w:trHeight w:val="556"/>
+          <w:tblHeader/>
+        </w:trPr>
+        <w:tc>
+          <w:tcPr>
+            <w:tcW w:w="735" w:type="dxa"/>
+            <w:shd w:val="clear" w:color="auto" w:fill="2F5496"/>
+            <w:tcMar>
+              <w:top w:w="80" w:type="dxa"/>
+              <w:left w:w="100" w:type="dxa"/>
+              <w:bottom w:w="80" w:type="dxa"/>
+              <w:right w:w="100" w:type="dxa"/>
+            </w:tcMar>
+            <w:vAlign w:val="center"/>
+          </w:tcPr>
+          <w:p>
+            <w:pPr>
+              <w:spacing w:after="0" w:line="240" w:lineRule="auto"/>
+              <w:rPr>
+                <w:rFonts w:ascii="Arial" w:eastAsia="Arial" w:hAnsi="Arial" w:cs="Arial"/>
+                <w:kern w:val="0"/>
+                <w:lang w:val="en-US"/>
+                <w14:ligatures w14:val="none"/>
+              </w:rPr>
+            </w:pPr>
+            <w:r>
+              <w:rPr>
+                <w:rFonts w:ascii="Arial" w:eastAsia="Arial" w:hAnsi="Arial" w:cs="Arial"/>
+                <w:b/>
+                <w:bCs/>
+                <w:color w:val="FFFFFF"/>
+                <w:kern w:val="0"/>
+                <w:lang w:val="en-US"/>
+                <w14:ligatures w14:val="none"/>
+              </w:rPr>
+              <w:t>Req.</w:t>
+            </w:r>
+          </w:p>
+        </w:tc>
+        <w:tc>
+          <w:tcPr>
+            <w:tcW w:w="1441" w:type="dxa"/>
+            <w:shd w:val="clear" w:color="auto" w:fill="2F5496"/>
+            <w:tcMar>
+              <w:top w:w="80" w:type="dxa"/>
+              <w:left w:w="100" w:type="dxa"/>
+              <w:bottom w:w="80" w:type="dxa"/>
+              <w:right w:w="100" w:type="dxa"/>
+            </w:tcMar>
+            <w:vAlign w:val="center"/>
+          </w:tcPr>
+          <w:p>
+            <w:pPr>
+              <w:spacing w:after="0" w:line="240" w:lineRule="auto"/>
+              <w:rPr>
+                <w:rFonts w:ascii="Arial" w:eastAsia="Arial" w:hAnsi="Arial" w:cs="Arial"/>
+                <w:kern w:val="0"/>
+                <w:lang w:val="en-US"/>
+                <w14:ligatures w14:val="none"/>
+              </w:rPr>
+            </w:pPr>
+            <w:r>
+              <w:rPr>
+                <w:rFonts w:ascii="Arial" w:eastAsia="Arial" w:hAnsi="Arial" w:cs="Arial"/>
+                <w:b/>
+                <w:bCs/>
+                <w:color w:val="FFFFFF"/>
+                <w:kern w:val="0"/>
+                <w:lang w:val="en-US"/>
+                <w14:ligatures w14:val="none"/>
+              </w:rPr>
+              <w:t>Fase</w:t>
+            </w:r>
+          </w:p>
+        </w:tc>
+        <w:tc>
+          <w:tcPr>
+            <w:tcW w:w="5852" w:type="dxa"/>
+            <w:shd w:val="clear" w:color="auto" w:fill="2F5496"/>
+            <w:tcMar>
+              <w:top w:w="80" w:type="dxa"/>
+              <w:left w:w="100" w:type="dxa"/>
+              <w:bottom w:w="80" w:type="dxa"/>
+              <w:right w:w="100" w:type="dxa"/>
+            </w:tcMar>
+            <w:vAlign w:val="center"/>
+          </w:tcPr>
+          <w:p>
+            <w:pPr>
+              <w:spacing w:after="0" w:line="240" w:lineRule="auto"/>
+              <w:rPr>
+                <w:rFonts w:ascii="Arial" w:eastAsia="Arial" w:hAnsi="Arial" w:cs="Arial"/>
+                <w:kern w:val="0"/>
+                <w:lang w:val="en-US"/>
+                <w14:ligatures w14:val="none"/>
+              </w:rPr>
+            </w:pPr>
+            <w:r>
+              <w:rPr>
+                <w:rFonts w:ascii="Arial" w:eastAsia="Arial" w:hAnsi="Arial" w:cs="Arial"/>
+                <w:b/>
+                <w:bCs/>
+                <w:color w:val="FFFFFF"/>
+                <w:kern w:val="0"/>
+                <w:lang w:val="en-US"/>
+                <w14:ligatures w14:val="none"/>
+              </w:rPr>
+              <w:t>Tarea</w:t>
+            </w:r>
+          </w:p>
+        </w:tc>
+        <w:tc>
+          <w:tcPr>
+            <w:tcW w:w="1523" w:type="dxa"/>
+            <w:shd w:val="clear" w:color="auto" w:fill="2F5496"/>
+            <w:tcMar>
+              <w:top w:w="80" w:type="dxa"/>
+              <w:left w:w="100" w:type="dxa"/>
+              <w:bottom w:w="80" w:type="dxa"/>
+              <w:right w:w="100" w:type="dxa"/>
+            </w:tcMar>
+            <w:vAlign w:val="center"/>
+          </w:tcPr>
+          <w:p>
+            <w:pPr>
+              <w:spacing w:after="0" w:line="240" w:lineRule="auto"/>
+              <w:rPr>
+                <w:rFonts w:ascii="Arial" w:eastAsia="Arial" w:hAnsi="Arial" w:cs="Arial"/>
+                <w:kern w:val="0"/>
+                <w:lang w:val="en-US"/>
+                <w14:ligatures w14:val="none"/>
+              </w:rPr>
+            </w:pPr>
+            <w:r>
+              <w:rPr>
+                <w:rFonts w:ascii="Arial" w:eastAsia="Arial" w:hAnsi="Arial" w:cs="Arial"/>
+                <w:b/>
+                <w:bCs/>
+                <w:color w:val="FFFFFF"/>
+                <w:kern w:val="0"/>
+                <w:lang w:val="en-US"/>
+                <w14:ligatures w14:val="none"/>
+              </w:rPr>
+              <w:t>Estado</w:t>
+            </w:r>
+          </w:p>
+        </w:tc>
+      </w:tr>
+      <w:tr>
+        <w:trPr>
+          <w:trHeight w:val="1979"/>
+        </w:trPr>
+        <w:tc>
+          <w:tcPr>
+            <w:tcW w:w="735" w:type="dxa"/>
+            <w:tcMar>
+              <w:top w:w="80" w:type="dxa"/>
+              <w:left w:w="100" w:type="dxa"/>
+              <w:bottom w:w="80" w:type="dxa"/>
+              <w:right w:w="100" w:type="dxa"/>
+            </w:tcMar>
+            <w:vAlign w:val="center"/>
+          </w:tcPr>
+          <w:p>
+            <w:pPr>
+              <w:spacing w:after="0" w:line="240" w:lineRule="auto"/>
+              <w:rPr>
+                <w:rFonts w:ascii="Arial" w:eastAsia="Arial" w:hAnsi="Arial" w:cs="Arial"/>
+                <w:kern w:val="0"/>
+                <w:lang w:val="en-US"/>
+                <w14:ligatures w14:val="none"/>
+              </w:rPr>
+            </w:pPr>
+            <w:r>
+              <w:rPr>
+                <w:rFonts w:ascii="Arial" w:eastAsia="Arial" w:hAnsi="Arial" w:cs="Arial"/>
+                <w:b/>
+                <w:bCs/>
+                <w:kern w:val="0"/>
+                <w:lang w:val="en-US"/>
+                <w14:ligatures w14:val="none"/>
+              </w:rPr>
+              <w:t>RF-15 a RF-17</w:t>
+            </w:r>
+          </w:p>
+        </w:tc>
+        <w:tc>
+          <w:tcPr>
+            <w:tcW w:w="1441" w:type="dxa"/>
+            <w:tcMar>
+              <w:top w:w="80" w:type="dxa"/>
+              <w:left w:w="100" w:type="dxa"/>
+              <w:bottom w:w="80" w:type="dxa"/>
+              <w:right w:w="100" w:type="dxa"/>
+            </w:tcMar>
+            <w:vAlign w:val="center"/>
+          </w:tcPr>
+          <w:p>
+            <w:pPr>
+              <w:spacing w:after="0" w:line="240" w:lineRule="auto"/>
+              <w:rPr>
+                <w:rFonts w:ascii="Arial" w:eastAsia="Arial" w:hAnsi="Arial" w:cs="Arial"/>
+                <w:kern w:val="0"/>
+                <w:lang w:val="en-US"/>
+                <w14:ligatures w14:val="none"/>
+              </w:rPr>
+            </w:pPr>
+            <w:r>
+              <w:rPr>
+                <w:rFonts w:ascii="Arial" w:eastAsia="Arial" w:hAnsi="Arial" w:cs="Arial"/>
+                <w:kern w:val="0"/>
+                <w:lang w:val="en-US"/>
+                <w14:ligatures w14:val="none"/>
+              </w:rPr>
+              <w:t>1. Modelo Conceptual</w:t>
+            </w:r>
+          </w:p>
+        </w:tc>
+        <w:tc>
+          <w:tcPr>
+            <w:tcW w:w="5852" w:type="dxa"/>
+            <w:tcMar>
+              <w:top w:w="80" w:type="dxa"/>
+              <w:left w:w="100" w:type="dxa"/>
+              <w:bottom w:w="80" w:type="dxa"/>
+              <w:right w:w="100" w:type="dxa"/>
+            </w:tcMar>
+            <w:vAlign w:val="center"/>
+          </w:tcPr>
+          <w:p>
+            <w:pPr>
+              <w:spacing w:after="0" w:line="240" w:lineRule="auto"/>
+              <w:rPr>
+                <w:rFonts w:ascii="Arial" w:eastAsia="Arial" w:hAnsi="Arial" w:cs="Arial"/>
+                <w:kern w:val="0"/>
+                <w14:ligatures w14:val="none"/>
+              </w:rPr>
+            </w:pPr>
+            <w:r>
+              <w:rPr>
+                <w:rFonts w:ascii="Arial" w:eastAsia="Arial" w:hAnsi="Arial" w:cs="Arial"/>
+                <w:kern w:val="0"/>
+                <w14:ligatures w14:val="none"/>
+              </w:rPr>
+              <w:t>Definir la entidad TAREAS_EVENTO (id_tarea, descripcion, fecha_limite, prioridad), la relación CONTIENE (EVENTOS 1 : N TAREAS_EVENTO) y los responsables asignados (RF-15); incorporar un atributo de estado/ciclo de vida de la tarea (RF-16); contemplar el reporte de tareas vencidas como cálculo dinámico a partir de fecha_limite (RF-17).</w:t>
+            </w:r>
+          </w:p>
+        </w:tc>
+        <w:tc>
+          <w:tcPr>
+            <w:tcW w:w="1523" w:type="dxa"/>
+            <w:shd w:val="clear" w:color="auto" w:fill="B3E5A1" w:themeFill="accent6" w:themeFillTint="66"/>
+            <w:tcMar>
+              <w:top w:w="80" w:type="dxa"/>
+              <w:left w:w="100" w:type="dxa"/>
+              <w:bottom w:w="80" w:type="dxa"/>
+              <w:right w:w="100" w:type="dxa"/>
+            </w:tcMar>
+            <w:vAlign w:val="center"/>
+          </w:tcPr>
+          <w:p>
+            <w:pPr>
+              <w:spacing w:after="0" w:line="240" w:lineRule="auto"/>
+              <w:rPr>
+                <w:rFonts w:ascii="Arial" w:eastAsia="Arial" w:hAnsi="Arial" w:cs="Arial"/>
+                <w:kern w:val="0"/>
+                <w:lang w:val="en-US"/>
+                <w14:ligatures w14:val="none"/>
+              </w:rPr>
+            </w:pPr>
+            <w:r>
+              <w:rPr>
+                <w:rFonts w:ascii="Arial" w:eastAsia="Arial" w:hAnsi="Arial" w:cs="Arial"/>
+                <w:kern w:val="0"/>
+                <w:lang w:val="en-US"/>
+                <w14:ligatures w14:val="none"/>
+              </w:rPr>
+              <w:t>Completado</w:t>
+            </w:r>
+          </w:p>
+        </w:tc>
+      </w:tr>
+      <w:tr>
+        <w:trPr>
+          <w:trHeight w:val="2264"/>
+        </w:trPr>
+        <w:tc>
+          <w:tcPr>
+            <w:tcW w:w="735" w:type="dxa"/>
+            <w:tcMar>
+              <w:top w:w="80" w:type="dxa"/>
+              <w:left w:w="100" w:type="dxa"/>
+              <w:bottom w:w="80" w:type="dxa"/>
+              <w:right w:w="100" w:type="dxa"/>
+            </w:tcMar>
+            <w:vAlign w:val="center"/>
+          </w:tcPr>
+          <w:p>
+            <w:pPr>
+              <w:spacing w:after="0" w:line="240" w:lineRule="auto"/>
+              <w:rPr>
+                <w:rFonts w:ascii="Arial" w:eastAsia="Arial" w:hAnsi="Arial" w:cs="Arial"/>
+                <w:kern w:val="0"/>
+                <w:lang w:val="en-US"/>
+                <w14:ligatures w14:val="none"/>
+              </w:rPr>
+            </w:pPr>
+            <w:r>
+              <w:rPr>
+                <w:rFonts w:ascii="Arial" w:eastAsia="Arial" w:hAnsi="Arial" w:cs="Arial"/>
+                <w:b/>
+                <w:bCs/>
+                <w:kern w:val="0"/>
+                <w:lang w:val="en-US"/>
+                <w14:ligatures w14:val="none"/>
+              </w:rPr>
+              <w:t>RF-15 a RF-17</w:t>
+            </w:r>
+          </w:p>
+        </w:tc>
+        <w:tc>
+          <w:tcPr>
+            <w:tcW w:w="1441" w:type="dxa"/>
+            <w:tcMar>
+              <w:top w:w="80" w:type="dxa"/>
+              <w:left w:w="100" w:type="dxa"/>
+              <w:bottom w:w="80" w:type="dxa"/>
+              <w:right w:w="100" w:type="dxa"/>
+            </w:tcMar>
+            <w:vAlign w:val="center"/>
+          </w:tcPr>
+          <w:p>
+            <w:pPr>
+              <w:spacing w:after="0" w:line="240" w:lineRule="auto"/>
+              <w:rPr>
+                <w:rFonts w:ascii="Arial" w:eastAsia="Arial" w:hAnsi="Arial" w:cs="Arial"/>
+                <w:kern w:val="0"/>
+                <w:lang w:val="en-US"/>
+                <w14:ligatures w14:val="none"/>
+              </w:rPr>
+            </w:pPr>
+            <w:r>
+              <w:rPr>
+                <w:rFonts w:ascii="Arial" w:eastAsia="Arial" w:hAnsi="Arial" w:cs="Arial"/>
+                <w:kern w:val="0"/>
+                <w:lang w:val="en-US"/>
+                <w14:ligatures w14:val="none"/>
+              </w:rPr>
+              <w:t>2. Modelo Lógico</w:t>
+            </w:r>
+          </w:p>
+        </w:tc>
+        <w:tc>
+          <w:tcPr>
+            <w:tcW w:w="5852" w:type="dxa"/>
+            <w:tcMar>
+              <w:top w:w="80" w:type="dxa"/>
+              <w:left w:w="100" w:type="dxa"/>
+              <w:bottom w:w="80" w:type="dxa"/>
+              <w:right w:w="100" w:type="dxa"/>
+            </w:tcMar>
+            <w:vAlign w:val="center"/>
+          </w:tcPr>
+          <w:p>
+            <w:pPr>
+              <w:spacing w:after="0" w:line="240" w:lineRule="auto"/>
+              <w:rPr>
+                <w:rFonts w:ascii="Arial" w:eastAsia="Arial" w:hAnsi="Arial" w:cs="Arial"/>
+                <w:kern w:val="0"/>
+                <w14:ligatures w14:val="none"/>
+              </w:rPr>
+            </w:pPr>
+            <w:r>
+              <w:rPr>
+                <w:rFonts w:ascii="Arial" w:eastAsia="Arial" w:hAnsi="Arial" w:cs="Arial"/>
+                <w:kern w:val="0"/>
+                <w14:ligatures w14:val="none"/>
+              </w:rPr>
+              <w:t>Estructurar TAREAS_EVENTO (id_tarea [PK], id_evento [FK]) y la tabla puente TAREA_USUARIO_ASIGNADO (id_tarea [PK/FK], id_usuario [PK/FK]) para responsables M:N (RF-15); agregar la columna estado al modelo lógico (RF-16); definir la consulta lógica que compare fecha_limite contra la fecha actual para tareas vencidas (RF-17).</w:t>
+            </w:r>
+          </w:p>
+        </w:tc>
+        <w:tc>
+          <w:tcPr>
+            <w:tcW w:w="1523" w:type="dxa"/>
+            <w:shd w:val="clear" w:color="auto" w:fill="B3E5A1" w:themeFill="accent6" w:themeFillTint="66"/>
+            <w:tcMar>
+              <w:top w:w="80" w:type="dxa"/>
+              <w:left w:w="100" w:type="dxa"/>
+              <w:bottom w:w="80" w:type="dxa"/>
+              <w:right w:w="100" w:type="dxa"/>
+            </w:tcMar>
+            <w:vAlign w:val="center"/>
+          </w:tcPr>
+          <w:p>
+            <w:pPr>
+              <w:spacing w:after="0" w:line="240" w:lineRule="auto"/>
+              <w:rPr>
+                <w:rFonts w:ascii="Arial" w:eastAsia="Arial" w:hAnsi="Arial" w:cs="Arial"/>
+                <w:kern w:val="0"/>
+                <w:lang w:val="en-US"/>
+                <w14:ligatures w14:val="none"/>
+              </w:rPr>
+            </w:pPr>
+            <w:r>
+              <w:rPr>
+                <w:rFonts w:ascii="Arial" w:eastAsia="Arial" w:hAnsi="Arial" w:cs="Arial"/>
+                <w:kern w:val="0"/>
+                <w:lang w:val="en-US"/>
+                <w14:ligatures w14:val="none"/>
+              </w:rPr>
+              <w:t>Completado</w:t>
+            </w:r>
+          </w:p>
+        </w:tc>
+      </w:tr>
+      <w:tr>
+        <w:trPr>
+          <w:trHeight w:val="2562"/>
+        </w:trPr>
+        <w:tc>
+          <w:tcPr>
+            <w:tcW w:w="735" w:type="dxa"/>
+            <w:tcMar>
+              <w:top w:w="80" w:type="dxa"/>
+              <w:left w:w="100" w:type="dxa"/>
+              <w:bottom w:w="80" w:type="dxa"/>
+              <w:right w:w="100" w:type="dxa"/>
+            </w:tcMar>
+            <w:vAlign w:val="center"/>
+          </w:tcPr>
+          <w:p>
+            <w:pPr>
+              <w:spacing w:after="0" w:line="240" w:lineRule="auto"/>
+              <w:rPr>
+                <w:rFonts w:ascii="Arial" w:eastAsia="Arial" w:hAnsi="Arial" w:cs="Arial"/>
+                <w:kern w:val="0"/>
+                <w:lang w:val="en-US"/>
+                <w14:ligatures w14:val="none"/>
+              </w:rPr>
+            </w:pPr>
+            <w:r>
+              <w:rPr>
+                <w:rFonts w:ascii="Arial" w:eastAsia="Arial" w:hAnsi="Arial" w:cs="Arial"/>
+                <w:b/>
+                <w:bCs/>
+                <w:kern w:val="0"/>
+                <w:lang w:val="en-US"/>
+                <w14:ligatures w14:val="none"/>
+              </w:rPr>
+              <w:lastRenderedPageBreak/>
+              <w:t>RF-15 a RF-17</w:t>
+            </w:r>
+          </w:p>
+        </w:tc>
+        <w:tc>
+          <w:tcPr>
+            <w:tcW w:w="1441" w:type="dxa"/>
+            <w:tcMar>
+              <w:top w:w="80" w:type="dxa"/>
+              <w:left w:w="100" w:type="dxa"/>
+              <w:bottom w:w="80" w:type="dxa"/>
+              <w:right w:w="100" w:type="dxa"/>
+            </w:tcMar>
+            <w:vAlign w:val="center"/>
+          </w:tcPr>
+          <w:p>
+            <w:pPr>
+              <w:spacing w:after="0" w:line="240" w:lineRule="auto"/>
+              <w:rPr>
+                <w:rFonts w:ascii="Arial" w:eastAsia="Arial" w:hAnsi="Arial" w:cs="Arial"/>
+                <w:kern w:val="0"/>
+                <w:lang w:val="en-US"/>
+                <w14:ligatures w14:val="none"/>
+              </w:rPr>
+            </w:pPr>
+            <w:r>
+              <w:rPr>
+                <w:rFonts w:ascii="Arial" w:eastAsia="Arial" w:hAnsi="Arial" w:cs="Arial"/>
+                <w:kern w:val="0"/>
+                <w:lang w:val="en-US"/>
+                <w14:ligatures w14:val="none"/>
+              </w:rPr>
+              <w:t>3. Modelo Físico</w:t>
+            </w:r>
+          </w:p>
+        </w:tc>
+        <w:tc>
+          <w:tcPr>
+            <w:tcW w:w="5852" w:type="dxa"/>
+            <w:tcMar>
+              <w:top w:w="80" w:type="dxa"/>
+              <w:left w:w="100" w:type="dxa"/>
+              <w:bottom w:w="80" w:type="dxa"/>
+              <w:right w:w="100" w:type="dxa"/>
+            </w:tcMar>
+            <w:vAlign w:val="center"/>
+          </w:tcPr>
+          <w:p>
+            <w:pPr>
+              <w:spacing w:after="0" w:line="240" w:lineRule="auto"/>
+              <w:rPr>
+                <w:rFonts w:ascii="Arial" w:eastAsia="Arial" w:hAnsi="Arial" w:cs="Arial"/>
+                <w:kern w:val="0"/>
+                <w14:ligatures w14:val="none"/>
+              </w:rPr>
+            </w:pPr>
+            <w:r>
+              <w:rPr>
+                <w:rFonts w:ascii="Arial" w:eastAsia="Arial" w:hAnsi="Arial" w:cs="Arial"/>
+                <w:kern w:val="0"/>
+                <w14:ligatures w14:val="none"/>
+              </w:rPr>
+              <w:t>Crear tareas_evento y tarea_usuario_asignado con FK en cascada (ON DELETE CASCADE) y chk_prioridad_enum ('baja','media','alta','critica') (RF-15); implementar la columna estado con CHECK (estado IN ('pendiente','en_progreso','completada','cancelada')) DEFAULT 'pendiente' (RF-16); crear una vista vista_tareas_vencidas análoga a vista_antiguedad_usuarios (RF-17).</w:t>
+            </w:r>
+          </w:p>
+        </w:tc>
+        <w:tc>
+          <w:tcPr>
+            <w:tcW w:w="1523" w:type="dxa"/>
+            <w:shd w:val="clear" w:color="auto" w:fill="B3E5A1" w:themeFill="accent6" w:themeFillTint="66"/>
+            <w:tcMar>
+              <w:top w:w="80" w:type="dxa"/>
+              <w:left w:w="100" w:type="dxa"/>
+              <w:bottom w:w="80" w:type="dxa"/>
+              <w:right w:w="100" w:type="dxa"/>
+            </w:tcMar>
+            <w:vAlign w:val="center"/>
+          </w:tcPr>
+          <w:p>
+            <w:pPr>
+              <w:spacing w:after="0" w:line="240" w:lineRule="auto"/>
+              <w:rPr>
+                <w:rFonts w:ascii="Arial" w:eastAsia="Arial" w:hAnsi="Arial" w:cs="Arial"/>
+                <w:kern w:val="0"/>
+                <w:lang w:val="en-US"/>
+                <w14:ligatures w14:val="none"/>
+              </w:rPr>
+            </w:pPr>
+            <w:r>
+              <w:rPr>
+                <w:rFonts w:ascii="Arial" w:eastAsia="Arial" w:hAnsi="Arial" w:cs="Arial"/>
+                <w:kern w:val="0"/>
+                <w:lang w:val="en-US"/>
+                <w14:ligatures w14:val="none"/>
+              </w:rPr>
+              <w:t>Comp</w:t>
+            </w:r>
+            <w:r>
+              <w:rPr>
+                <w:rFonts w:ascii="Arial" w:eastAsia="Arial" w:hAnsi="Arial" w:cs="Arial"/>
+                <w:kern w:val="0"/>
+                <w:lang w:val="en-US"/>
+                <w14:ligatures w14:val="none"/>
+              </w:rPr>
+              <w:t>letado</w:t>
+            </w:r>
+          </w:p>
+        </w:tc>
+      </w:tr>
+      <w:tr>
+        <w:trPr>
+          <w:trHeight w:val="1411"/>
+        </w:trPr>
+        <w:tc>
+          <w:tcPr>
+            <w:tcW w:w="735" w:type="dxa"/>
+            <w:tcMar>
+              <w:top w:w="80" w:type="dxa"/>
+              <w:left w:w="100" w:type="dxa"/>
+              <w:bottom w:w="80" w:type="dxa"/>
+              <w:right w:w="100" w:type="dxa"/>
+            </w:tcMar>
+            <w:vAlign w:val="center"/>
+          </w:tcPr>
+          <w:p>
+            <w:pPr>
+              <w:spacing w:after="0" w:line="240" w:lineRule="auto"/>
+              <w:rPr>
+                <w:rFonts w:ascii="Arial" w:eastAsia="Arial" w:hAnsi="Arial" w:cs="Arial"/>
+                <w:kern w:val="0"/>
+                <w:lang w:val="en-US"/>
+                <w14:ligatures w14:val="none"/>
+              </w:rPr>
+            </w:pPr>
+            <w:r>
+              <w:rPr>
+                <w:rFonts w:ascii="Arial" w:eastAsia="Arial" w:hAnsi="Arial" w:cs="Arial"/>
+                <w:b/>
+                <w:bCs/>
+                <w:kern w:val="0"/>
+                <w:lang w:val="en-US"/>
+                <w14:ligatures w14:val="none"/>
+              </w:rPr>
+              <w:t>RF-15 a RF-17</w:t>
+            </w:r>
+          </w:p>
+        </w:tc>
+        <w:tc>
+          <w:tcPr>
+            <w:tcW w:w="1441" w:type="dxa"/>
+            <w:tcMar>
+              <w:top w:w="80" w:type="dxa"/>
+              <w:left w:w="100" w:type="dxa"/>
+              <w:bottom w:w="80" w:type="dxa"/>
+              <w:right w:w="100" w:type="dxa"/>
+            </w:tcMar>
+            <w:vAlign w:val="center"/>
+          </w:tcPr>
+          <w:p>
+            <w:pPr>
+              <w:spacing w:after="0" w:line="240" w:lineRule="auto"/>
+              <w:rPr>
+                <w:rFonts w:ascii="Arial" w:eastAsia="Arial" w:hAnsi="Arial" w:cs="Arial"/>
+                <w:kern w:val="0"/>
+                <w:lang w:val="en-US"/>
+                <w14:ligatures w14:val="none"/>
+              </w:rPr>
+            </w:pPr>
+            <w:r>
+              <w:rPr>
+                <w:rFonts w:ascii="Arial" w:eastAsia="Arial" w:hAnsi="Arial" w:cs="Arial"/>
+                <w:kern w:val="0"/>
+                <w:lang w:val="en-US"/>
+                <w14:ligatures w14:val="none"/>
+              </w:rPr>
+              <w:t>4. Interfaz Gráfica</w:t>
+            </w:r>
+          </w:p>
+        </w:tc>
+        <w:tc>
+          <w:tcPr>
+            <w:tcW w:w="5852" w:type="dxa"/>
+            <w:tcMar>
+              <w:top w:w="80" w:type="dxa"/>
+              <w:left w:w="100" w:type="dxa"/>
+              <w:bottom w:w="80" w:type="dxa"/>
+              <w:right w:w="100" w:type="dxa"/>
+            </w:tcMar>
+            <w:vAlign w:val="center"/>
+          </w:tcPr>
+          <w:p>
+            <w:pPr>
+              <w:spacing w:after="0" w:line="240" w:lineRule="auto"/>
+              <w:rPr>
+                <w:rFonts w:ascii="Arial" w:eastAsia="Arial" w:hAnsi="Arial" w:cs="Arial"/>
+                <w:kern w:val="0"/>
+                <w14:ligatures w14:val="none"/>
+              </w:rPr>
+            </w:pPr>
+            <w:r>
+              <w:rPr>
+                <w:rFonts w:ascii="Arial" w:eastAsia="Arial" w:hAnsi="Arial" w:cs="Arial"/>
+                <w:kern w:val="0"/>
+                <w14:ligatures w14:val="none"/>
+              </w:rPr>
+              <w:t>Construir la pantalla de gestión de tareas por evento con selección múltiple de responsables (RF-15); permitir cambiar el estado de una tarea (RF-16); mostrar un panel/reporte de tareas vencidas (RF-17).</w:t>
+            </w:r>
+          </w:p>
+        </w:tc>
+        <w:tc>
+          <w:tcPr>
+            <w:tcW w:w="1523" w:type="dxa"/>
+            <w:shd w:val="clear" w:color="auto" w:fill="F8CBAD"/>
+            <w:tcMar>
+              <w:top w:w="80" w:type="dxa"/>
+              <w:left w:w="100" w:type="dxa"/>
+              <w:bottom w:w="80" w:type="dxa"/>
+              <w:right w:w="100" w:type="dxa"/>
+            </w:tcMar>
+            <w:vAlign w:val="center"/>
+          </w:tcPr>
+          <w:p>
+            <w:pPr>
+              <w:spacing w:after="0" w:line="240" w:lineRule="auto"/>
+              <w:rPr>
+                <w:rFonts w:ascii="Arial" w:eastAsia="Arial" w:hAnsi="Arial" w:cs="Arial"/>
+                <w:kern w:val="0"/>
+                <w:lang w:val="en-US"/>
+                <w14:ligatures w14:val="none"/>
+              </w:rPr>
+            </w:pPr>
+            <w:r>
+              <w:rPr>
+                <w:rFonts w:ascii="Arial" w:eastAsia="Arial" w:hAnsi="Arial" w:cs="Arial"/>
+                <w:b/>
+                <w:bCs/>
+                <w:kern w:val="0"/>
+                <w:lang w:val="en-US"/>
+                <w14:ligatures w14:val="none"/>
+              </w:rPr>
+              <w:t>Pendiente</w:t>
+            </w:r>
+          </w:p>
+        </w:tc>
+      </w:tr>
+    </w:tbl>
     <w:p/>
     <w:sectPr>
       <w:headerReference w:type="default" r:id="rId10"/>
@@ -1269,6 +6630,7 @@
         <w:docPartUnique/>
       </w:docPartObj>
     </w:sdtPr>
+    <w:sdtEndPr/>
     <w:sdtContent>
       <w:p>
         <w:pPr>
@@ -1335,6 +6697,9 @@
       <w:jc w:val="right"/>
     </w:pPr>
     <w:r>
+      <w:rPr>
+        <w:noProof/>
+      </w:rPr>
       <w:drawing>
         <wp:inline distT="0" distB="0" distL="0" distR="0" wp14:anchorId="773ED1D8" wp14:editId="3178A7A7">
           <wp:extent cx="855800" cy="449580"/>
@@ -2291,6 +7656,7 @@
   <w:style w:type="character" w:default="1" w:styleId="DefaultParagraphFont">
     <w:name w:val="Default Paragraph Font"/>
     <w:uiPriority w:val="1"/>
+    <w:semiHidden/>
     <w:unhideWhenUsed/>
   </w:style>
   <w:style w:type="table" w:default="1" w:styleId="TableNormal">
@@ -2746,6 +8112,25 @@
       <w:ind w:left="480"/>
     </w:pPr>
   </w:style>
+  <w:style w:type="table" w:styleId="TableGrid">
+    <w:name w:val="Table Grid"/>
+    <w:basedOn w:val="TableNormal"/>
+    <w:uiPriority w:val="39"/>
+    <w:rsid w:val="00D0681E"/>
+    <w:pPr>
+      <w:spacing w:after="0" w:line="240" w:lineRule="auto"/>
+    </w:pPr>
+    <w:tblPr>
+      <w:tblBorders>
+        <w:top w:val="single" w:sz="4" w:space="0" w:color="auto"/>
+        <w:left w:val="single" w:sz="4" w:space="0" w:color="auto"/>
+        <w:bottom w:val="single" w:sz="4" w:space="0" w:color="auto"/>
+        <w:right w:val="single" w:sz="4" w:space="0" w:color="auto"/>
+        <w:insideH w:val="single" w:sz="4" w:space="0" w:color="auto"/>
+        <w:insideV w:val="single" w:sz="4" w:space="0" w:color="auto"/>
+      </w:tblBorders>
+    </w:tblPr>
+  </w:style>
 </w:styles>
 </file>
 

--- a/OneDrive/Documents/Proyecto bases de datos/Proyecto bases de datos.docx
+++ b/OneDrive/Documents/Proyecto bases de datos/Proyecto bases de datos.docx
@@ -70,12 +70,21 @@
           <w:szCs w:val="32"/>
         </w:rPr>
       </w:pPr>
+      <w:proofErr w:type="spellStart"/>
       <w:r>
         <w:rPr>
           <w:sz w:val="32"/>
           <w:szCs w:val="32"/>
         </w:rPr>
-        <w:t>Est. Ian Fernández Aguilar</w:t>
+        <w:t>Est</w:t>
+      </w:r>
+      <w:proofErr w:type="spellEnd"/>
+      <w:r>
+        <w:rPr>
+          <w:sz w:val="32"/>
+          <w:szCs w:val="32"/>
+        </w:rPr>
+        <w:t>. Ian Fernández Aguilar</w:t>
       </w:r>
     </w:p>
     <w:p>
@@ -244,7 +253,7 @@
           <w:r>
             <w:fldChar w:fldCharType="separate"/>
           </w:r>
-          <w:hyperlink w:anchor="_Toc240292812" w:history="1">
+          <w:hyperlink w:anchor="_Toc240314308" w:history="1">
             <w:r>
               <w:rPr>
                 <w:rStyle w:val="Hyperlink"/>
@@ -271,7 +280,7 @@
                 <w:noProof/>
                 <w:webHidden/>
               </w:rPr>
-              <w:instrText xml:space="preserve"> PAGEREF _Toc240292812 \h </w:instrText>
+              <w:instrText xml:space="preserve"> PAGEREF _Toc240314308 \h </w:instrText>
             </w:r>
             <w:r>
               <w:rPr>
@@ -315,7 +324,7 @@
               <w:lang w:val="en-US"/>
             </w:rPr>
           </w:pPr>
-          <w:hyperlink w:anchor="_Toc240292813" w:history="1">
+          <w:hyperlink w:anchor="_Toc240314309" w:history="1">
             <w:r>
               <w:rPr>
                 <w:rStyle w:val="Hyperlink"/>
@@ -357,7 +366,7 @@
                 <w:noProof/>
                 <w:webHidden/>
               </w:rPr>
-              <w:instrText xml:space="preserve"> PAGEREF _Toc240292813 \h </w:instrText>
+              <w:instrText xml:space="preserve"> PAGEREF _Toc240314309 \h </w:instrText>
             </w:r>
             <w:r>
               <w:rPr>
@@ -401,7 +410,7 @@
               <w:lang w:val="en-US"/>
             </w:rPr>
           </w:pPr>
-          <w:hyperlink w:anchor="_Toc240292814" w:history="1">
+          <w:hyperlink w:anchor="_Toc240314310" w:history="1">
             <w:r>
               <w:rPr>
                 <w:rStyle w:val="Hyperlink"/>
@@ -443,7 +452,7 @@
                 <w:noProof/>
                 <w:webHidden/>
               </w:rPr>
-              <w:instrText xml:space="preserve"> PAGEREF _Toc240292814 \h </w:instrText>
+              <w:instrText xml:space="preserve"> PAGEREF _Toc240314310 \h </w:instrText>
             </w:r>
             <w:r>
               <w:rPr>
@@ -487,7 +496,7 @@
               <w:lang w:val="en-US"/>
             </w:rPr>
           </w:pPr>
-          <w:hyperlink w:anchor="_Toc240292815" w:history="1">
+          <w:hyperlink w:anchor="_Toc240314311" w:history="1">
             <w:r>
               <w:rPr>
                 <w:rStyle w:val="Hyperlink"/>
@@ -529,7 +538,7 @@
                 <w:noProof/>
                 <w:webHidden/>
               </w:rPr>
-              <w:instrText xml:space="preserve"> PAGEREF _Toc240292815 \h </w:instrText>
+              <w:instrText xml:space="preserve"> PAGEREF _Toc240314311 \h </w:instrText>
             </w:r>
             <w:r>
               <w:rPr>
@@ -572,7 +581,7 @@
               <w:lang w:val="en-US"/>
             </w:rPr>
           </w:pPr>
-          <w:hyperlink w:anchor="_Toc240292816" w:history="1">
+          <w:hyperlink w:anchor="_Toc240314312" w:history="1">
             <w:r>
               <w:rPr>
                 <w:rStyle w:val="Hyperlink"/>
@@ -599,7 +608,7 @@
                 <w:noProof/>
                 <w:webHidden/>
               </w:rPr>
-              <w:instrText xml:space="preserve"> PAGEREF _Toc240292816 \h </w:instrText>
+              <w:instrText xml:space="preserve"> PAGEREF _Toc240314312 \h </w:instrText>
             </w:r>
             <w:r>
               <w:rPr>
@@ -642,7 +651,7 @@
               <w:lang w:val="en-US"/>
             </w:rPr>
           </w:pPr>
-          <w:hyperlink w:anchor="_Toc240292817" w:history="1">
+          <w:hyperlink w:anchor="_Toc240314313" w:history="1">
             <w:r>
               <w:rPr>
                 <w:rStyle w:val="Hyperlink"/>
@@ -669,7 +678,7 @@
                 <w:noProof/>
                 <w:webHidden/>
               </w:rPr>
-              <w:instrText xml:space="preserve"> PAGEREF _Toc240292817 \h </w:instrText>
+              <w:instrText xml:space="preserve"> PAGEREF _Toc240314313 \h </w:instrText>
             </w:r>
             <w:r>
               <w:rPr>
@@ -712,7 +721,7 @@
               <w:lang w:val="en-US"/>
             </w:rPr>
           </w:pPr>
-          <w:hyperlink w:anchor="_Toc240292818" w:history="1">
+          <w:hyperlink w:anchor="_Toc240314314" w:history="1">
             <w:r>
               <w:rPr>
                 <w:rStyle w:val="Hyperlink"/>
@@ -739,7 +748,7 @@
                 <w:noProof/>
                 <w:webHidden/>
               </w:rPr>
-              <w:instrText xml:space="preserve"> PAGEREF _Toc240292818 \h </w:instrText>
+              <w:instrText xml:space="preserve"> PAGEREF _Toc240314314 \h </w:instrText>
             </w:r>
             <w:r>
               <w:rPr>
@@ -782,7 +791,7 @@
               <w:lang w:val="en-US"/>
             </w:rPr>
           </w:pPr>
-          <w:hyperlink w:anchor="_Toc240292819" w:history="1">
+          <w:hyperlink w:anchor="_Toc240314315" w:history="1">
             <w:r>
               <w:rPr>
                 <w:rStyle w:val="Hyperlink"/>
@@ -809,7 +818,7 @@
                 <w:noProof/>
                 <w:webHidden/>
               </w:rPr>
-              <w:instrText xml:space="preserve"> PAGEREF _Toc240292819 \h </w:instrText>
+              <w:instrText xml:space="preserve"> PAGEREF _Toc240314315 \h </w:instrText>
             </w:r>
             <w:r>
               <w:rPr>
@@ -852,7 +861,7 @@
               <w:lang w:val="en-US"/>
             </w:rPr>
           </w:pPr>
-          <w:hyperlink w:anchor="_Toc240292820" w:history="1">
+          <w:hyperlink w:anchor="_Toc240314316" w:history="1">
             <w:r>
               <w:rPr>
                 <w:rStyle w:val="Hyperlink"/>
@@ -879,7 +888,7 @@
                 <w:noProof/>
                 <w:webHidden/>
               </w:rPr>
-              <w:instrText xml:space="preserve"> PAGEREF _Toc240292820 \h </w:instrText>
+              <w:instrText xml:space="preserve"> PAGEREF _Toc240314316 \h </w:instrText>
             </w:r>
             <w:r>
               <w:rPr>
@@ -899,7 +908,7 @@
                 <w:noProof/>
                 <w:webHidden/>
               </w:rPr>
-              <w:t>7</w:t>
+              <w:t>8</w:t>
             </w:r>
             <w:r>
               <w:rPr>
@@ -922,7 +931,7 @@
               <w:lang w:val="en-US"/>
             </w:rPr>
           </w:pPr>
-          <w:hyperlink w:anchor="_Toc240292821" w:history="1">
+          <w:hyperlink w:anchor="_Toc240314317" w:history="1">
             <w:r>
               <w:rPr>
                 <w:rStyle w:val="Hyperlink"/>
@@ -949,7 +958,7 @@
                 <w:noProof/>
                 <w:webHidden/>
               </w:rPr>
-              <w:instrText xml:space="preserve"> PAGEREF _Toc240292821 \h </w:instrText>
+              <w:instrText xml:space="preserve"> PAGEREF _Toc240314317 \h </w:instrText>
             </w:r>
             <w:r>
               <w:rPr>
@@ -969,7 +978,7 @@
                 <w:noProof/>
                 <w:webHidden/>
               </w:rPr>
-              <w:t>7</w:t>
+              <w:t>8</w:t>
             </w:r>
             <w:r>
               <w:rPr>
@@ -992,7 +1001,7 @@
               <w:lang w:val="en-US"/>
             </w:rPr>
           </w:pPr>
-          <w:hyperlink w:anchor="_Toc240292822" w:history="1">
+          <w:hyperlink w:anchor="_Toc240314318" w:history="1">
             <w:r>
               <w:rPr>
                 <w:rStyle w:val="Hyperlink"/>
@@ -1019,7 +1028,7 @@
                 <w:noProof/>
                 <w:webHidden/>
               </w:rPr>
-              <w:instrText xml:space="preserve"> PAGEREF _Toc240292822 \h </w:instrText>
+              <w:instrText xml:space="preserve"> PAGEREF _Toc240314318 \h </w:instrText>
             </w:r>
             <w:r>
               <w:rPr>
@@ -1039,7 +1048,7 @@
                 <w:noProof/>
                 <w:webHidden/>
               </w:rPr>
-              <w:t>8</w:t>
+              <w:t>9</w:t>
             </w:r>
             <w:r>
               <w:rPr>
@@ -1062,7 +1071,7 @@
               <w:lang w:val="en-US"/>
             </w:rPr>
           </w:pPr>
-          <w:hyperlink w:anchor="_Toc240292823" w:history="1">
+          <w:hyperlink w:anchor="_Toc240314319" w:history="1">
             <w:r>
               <w:rPr>
                 <w:rStyle w:val="Hyperlink"/>
@@ -1089,7 +1098,7 @@
                 <w:noProof/>
                 <w:webHidden/>
               </w:rPr>
-              <w:instrText xml:space="preserve"> PAGEREF _Toc240292823 \h </w:instrText>
+              <w:instrText xml:space="preserve"> PAGEREF _Toc240314319 \h </w:instrText>
             </w:r>
             <w:r>
               <w:rPr>
@@ -1110,6 +1119,286 @@
                 <w:webHidden/>
               </w:rPr>
               <w:t>10</w:t>
+            </w:r>
+            <w:r>
+              <w:rPr>
+                <w:noProof/>
+                <w:webHidden/>
+              </w:rPr>
+              <w:fldChar w:fldCharType="end"/>
+            </w:r>
+          </w:hyperlink>
+        </w:p>
+        <w:p>
+          <w:pPr>
+            <w:pStyle w:val="TOC1"/>
+            <w:tabs>
+              <w:tab w:val="right" w:leader="dot" w:pos="9350"/>
+            </w:tabs>
+            <w:rPr>
+              <w:rFonts w:eastAsiaTheme="minorEastAsia"/>
+              <w:noProof/>
+              <w:lang w:val="en-US"/>
+            </w:rPr>
+          </w:pPr>
+          <w:hyperlink w:anchor="_Toc240314320" w:history="1">
+            <w:r>
+              <w:rPr>
+                <w:rStyle w:val="Hyperlink"/>
+                <w:noProof/>
+              </w:rPr>
+              <w:t>Evidencias Visuales de la Interfaz Gráfica</w:t>
+            </w:r>
+            <w:r>
+              <w:rPr>
+                <w:noProof/>
+                <w:webHidden/>
+              </w:rPr>
+              <w:tab/>
+            </w:r>
+            <w:r>
+              <w:rPr>
+                <w:noProof/>
+                <w:webHidden/>
+              </w:rPr>
+              <w:fldChar w:fldCharType="begin"/>
+            </w:r>
+            <w:r>
+              <w:rPr>
+                <w:noProof/>
+                <w:webHidden/>
+              </w:rPr>
+              <w:instrText xml:space="preserve"> PAGEREF _Toc240314320 \h </w:instrText>
+            </w:r>
+            <w:r>
+              <w:rPr>
+                <w:noProof/>
+                <w:webHidden/>
+              </w:rPr>
+            </w:r>
+            <w:r>
+              <w:rPr>
+                <w:noProof/>
+                <w:webHidden/>
+              </w:rPr>
+              <w:fldChar w:fldCharType="separate"/>
+            </w:r>
+            <w:r>
+              <w:rPr>
+                <w:noProof/>
+                <w:webHidden/>
+              </w:rPr>
+              <w:t>11</w:t>
+            </w:r>
+            <w:r>
+              <w:rPr>
+                <w:noProof/>
+                <w:webHidden/>
+              </w:rPr>
+              <w:fldChar w:fldCharType="end"/>
+            </w:r>
+          </w:hyperlink>
+        </w:p>
+        <w:p>
+          <w:pPr>
+            <w:pStyle w:val="TOC3"/>
+            <w:tabs>
+              <w:tab w:val="right" w:leader="dot" w:pos="9350"/>
+            </w:tabs>
+            <w:rPr>
+              <w:rFonts w:eastAsiaTheme="minorEastAsia"/>
+              <w:noProof/>
+              <w:lang w:val="en-US"/>
+            </w:rPr>
+          </w:pPr>
+          <w:hyperlink w:anchor="_Toc240314321" w:history="1">
+            <w:r>
+              <w:rPr>
+                <w:rStyle w:val="Hyperlink"/>
+                <w:noProof/>
+              </w:rPr>
+              <w:t>Modulo RF-08 a RF-10: Módulo de Gestión de Ubicaciones</w:t>
+            </w:r>
+            <w:r>
+              <w:rPr>
+                <w:noProof/>
+                <w:webHidden/>
+              </w:rPr>
+              <w:tab/>
+            </w:r>
+            <w:r>
+              <w:rPr>
+                <w:noProof/>
+                <w:webHidden/>
+              </w:rPr>
+              <w:fldChar w:fldCharType="begin"/>
+            </w:r>
+            <w:r>
+              <w:rPr>
+                <w:noProof/>
+                <w:webHidden/>
+              </w:rPr>
+              <w:instrText xml:space="preserve"> PAGEREF _Toc240314321 \h </w:instrText>
+            </w:r>
+            <w:r>
+              <w:rPr>
+                <w:noProof/>
+                <w:webHidden/>
+              </w:rPr>
+            </w:r>
+            <w:r>
+              <w:rPr>
+                <w:noProof/>
+                <w:webHidden/>
+              </w:rPr>
+              <w:fldChar w:fldCharType="separate"/>
+            </w:r>
+            <w:r>
+              <w:rPr>
+                <w:noProof/>
+                <w:webHidden/>
+              </w:rPr>
+              <w:t>11</w:t>
+            </w:r>
+            <w:r>
+              <w:rPr>
+                <w:noProof/>
+                <w:webHidden/>
+              </w:rPr>
+              <w:fldChar w:fldCharType="end"/>
+            </w:r>
+          </w:hyperlink>
+        </w:p>
+        <w:p>
+          <w:pPr>
+            <w:pStyle w:val="TOC3"/>
+            <w:tabs>
+              <w:tab w:val="right" w:leader="dot" w:pos="9350"/>
+            </w:tabs>
+            <w:rPr>
+              <w:rFonts w:eastAsiaTheme="minorEastAsia"/>
+              <w:noProof/>
+              <w:lang w:val="en-US"/>
+            </w:rPr>
+          </w:pPr>
+          <w:hyperlink w:anchor="_Toc240314322" w:history="1">
+            <w:r>
+              <w:rPr>
+                <w:rStyle w:val="Hyperlink"/>
+                <w:noProof/>
+              </w:rPr>
+              <w:t>Modulo RF-11 y RF-12: Módulo de Disponibilidad de Usuarios y Gestión de Tiempos</w:t>
+            </w:r>
+            <w:r>
+              <w:rPr>
+                <w:noProof/>
+                <w:webHidden/>
+              </w:rPr>
+              <w:tab/>
+            </w:r>
+            <w:r>
+              <w:rPr>
+                <w:noProof/>
+                <w:webHidden/>
+              </w:rPr>
+              <w:fldChar w:fldCharType="begin"/>
+            </w:r>
+            <w:r>
+              <w:rPr>
+                <w:noProof/>
+                <w:webHidden/>
+              </w:rPr>
+              <w:instrText xml:space="preserve"> PAGEREF _Toc240314322 \h </w:instrText>
+            </w:r>
+            <w:r>
+              <w:rPr>
+                <w:noProof/>
+                <w:webHidden/>
+              </w:rPr>
+            </w:r>
+            <w:r>
+              <w:rPr>
+                <w:noProof/>
+                <w:webHidden/>
+              </w:rPr>
+              <w:fldChar w:fldCharType="separate"/>
+            </w:r>
+            <w:r>
+              <w:rPr>
+                <w:noProof/>
+                <w:webHidden/>
+              </w:rPr>
+              <w:t>14</w:t>
+            </w:r>
+            <w:r>
+              <w:rPr>
+                <w:noProof/>
+                <w:webHidden/>
+              </w:rPr>
+              <w:fldChar w:fldCharType="end"/>
+            </w:r>
+          </w:hyperlink>
+        </w:p>
+        <w:p>
+          <w:pPr>
+            <w:pStyle w:val="TOC3"/>
+            <w:tabs>
+              <w:tab w:val="right" w:leader="dot" w:pos="9350"/>
+            </w:tabs>
+            <w:rPr>
+              <w:rFonts w:eastAsiaTheme="minorEastAsia"/>
+              <w:noProof/>
+              <w:lang w:val="en-US"/>
+            </w:rPr>
+          </w:pPr>
+          <w:hyperlink w:anchor="_Toc240314323" w:history="1">
+            <w:r>
+              <w:rPr>
+                <w:rStyle w:val="Hyperlink"/>
+                <w:noProof/>
+              </w:rPr>
+              <w:t>Modulo RF-15 a RF-17: Módulo de Tareas Asociadas a Eventos</w:t>
+            </w:r>
+            <w:r>
+              <w:rPr>
+                <w:noProof/>
+                <w:webHidden/>
+              </w:rPr>
+              <w:tab/>
+            </w:r>
+            <w:r>
+              <w:rPr>
+                <w:noProof/>
+                <w:webHidden/>
+              </w:rPr>
+              <w:fldChar w:fldCharType="begin"/>
+            </w:r>
+            <w:r>
+              <w:rPr>
+                <w:noProof/>
+                <w:webHidden/>
+              </w:rPr>
+              <w:instrText xml:space="preserve"> PAGEREF _Toc240314323 \h </w:instrText>
+            </w:r>
+            <w:r>
+              <w:rPr>
+                <w:noProof/>
+                <w:webHidden/>
+              </w:rPr>
+            </w:r>
+            <w:r>
+              <w:rPr>
+                <w:noProof/>
+                <w:webHidden/>
+              </w:rPr>
+              <w:fldChar w:fldCharType="separate"/>
+            </w:r>
+            <w:r>
+              <w:rPr>
+                <w:noProof/>
+                <w:webHidden/>
+              </w:rPr>
+              <w:t>16</w:t>
             </w:r>
             <w:r>
               <w:rPr>
@@ -1145,7 +1434,7 @@
       <w:pPr>
         <w:pStyle w:val="Heading1"/>
       </w:pPr>
-      <w:bookmarkStart w:id="0" w:name="_Toc240292812"/>
+      <w:bookmarkStart w:id="0" w:name="_Toc240314308"/>
       <w:r>
         <w:lastRenderedPageBreak/>
         <w:t>Módulos elegidos</w:t>
@@ -1168,7 +1457,7 @@
           <w:color w:val="auto"/>
         </w:rPr>
       </w:pPr>
-      <w:bookmarkStart w:id="1" w:name="_Toc240292813"/>
+      <w:bookmarkStart w:id="1" w:name="_Toc240314309"/>
       <w:r>
         <w:rPr>
           <w:color w:val="auto"/>
@@ -1196,7 +1485,7 @@
           <w:color w:val="auto"/>
         </w:rPr>
       </w:pPr>
-      <w:bookmarkStart w:id="2" w:name="_Toc240292814"/>
+      <w:bookmarkStart w:id="2" w:name="_Toc240314310"/>
       <w:r>
         <w:rPr>
           <w:color w:val="auto"/>
@@ -1224,7 +1513,7 @@
           <w:color w:val="auto"/>
         </w:rPr>
       </w:pPr>
-      <w:bookmarkStart w:id="3" w:name="_Toc240292815"/>
+      <w:bookmarkStart w:id="3" w:name="_Toc240314311"/>
       <w:r>
         <w:rPr>
           <w:color w:val="auto"/>
@@ -1245,7 +1534,7 @@
       <w:pPr>
         <w:pStyle w:val="Heading1"/>
       </w:pPr>
-      <w:bookmarkStart w:id="4" w:name="_Toc240292816"/>
+      <w:bookmarkStart w:id="4" w:name="_Toc240314312"/>
       <w:r>
         <w:t>Modelo conceptual ampliado</w:t>
       </w:r>
@@ -2123,6 +2412,7 @@
                                 <w:u w:val="dotted"/>
                               </w:rPr>
                             </w:pPr>
+                            <w:proofErr w:type="spellStart"/>
                             <w:r>
                               <w:rPr>
                                 <w:sz w:val="6"/>
@@ -2131,6 +2421,7 @@
                               </w:rPr>
                               <w:t>nto</w:t>
                             </w:r>
+                            <w:proofErr w:type="spellEnd"/>
                           </w:p>
                         </w:txbxContent>
                       </wps:txbx>
@@ -2386,7 +2677,7 @@
       <w:pPr>
         <w:pStyle w:val="Heading1"/>
       </w:pPr>
-      <w:bookmarkStart w:id="5" w:name="_Toc240292817"/>
+      <w:bookmarkStart w:id="5" w:name="_Toc240314313"/>
       <w:r>
         <w:lastRenderedPageBreak/>
         <w:t>Modelo lógico ampliado</w:t>
@@ -2410,7 +2701,39 @@
           <w:sz w:val="28"/>
           <w:szCs w:val="28"/>
         </w:rPr>
-        <w:t>USUARIOS (id_usuario [PK], nombre, apellido, fecha_registro, activo)</w:t>
+        <w:t>USUARIOS (</w:t>
+      </w:r>
+      <w:proofErr w:type="spellStart"/>
+      <w:r>
+        <w:rPr>
+          <w:sz w:val="28"/>
+          <w:szCs w:val="28"/>
+        </w:rPr>
+        <w:t>id_usuario</w:t>
+      </w:r>
+      <w:proofErr w:type="spellEnd"/>
+      <w:r>
+        <w:rPr>
+          <w:sz w:val="28"/>
+          <w:szCs w:val="28"/>
+        </w:rPr>
+        <w:t xml:space="preserve"> [PK], nombre, apellido, </w:t>
+      </w:r>
+      <w:proofErr w:type="spellStart"/>
+      <w:r>
+        <w:rPr>
+          <w:sz w:val="28"/>
+          <w:szCs w:val="28"/>
+        </w:rPr>
+        <w:t>fecha_registro</w:t>
+      </w:r>
+      <w:proofErr w:type="spellEnd"/>
+      <w:r>
+        <w:rPr>
+          <w:sz w:val="28"/>
+          <w:szCs w:val="28"/>
+        </w:rPr>
+        <w:t>, activo)</w:t>
       </w:r>
     </w:p>
     <w:p>
@@ -2430,7 +2753,39 @@
           <w:sz w:val="28"/>
           <w:szCs w:val="28"/>
         </w:rPr>
-        <w:t>TELEFONOS_USUARIOS (id_usuario [PK/FK], telefono [PK])</w:t>
+        <w:t>TELEFONOS_USUARIOS (</w:t>
+      </w:r>
+      <w:proofErr w:type="spellStart"/>
+      <w:r>
+        <w:rPr>
+          <w:sz w:val="28"/>
+          <w:szCs w:val="28"/>
+        </w:rPr>
+        <w:t>id_usuario</w:t>
+      </w:r>
+      <w:proofErr w:type="spellEnd"/>
+      <w:r>
+        <w:rPr>
+          <w:sz w:val="28"/>
+          <w:szCs w:val="28"/>
+        </w:rPr>
+        <w:t xml:space="preserve"> [PK/FK], </w:t>
+      </w:r>
+      <w:proofErr w:type="spellStart"/>
+      <w:r>
+        <w:rPr>
+          <w:sz w:val="28"/>
+          <w:szCs w:val="28"/>
+        </w:rPr>
+        <w:t>telefono</w:t>
+      </w:r>
+      <w:proofErr w:type="spellEnd"/>
+      <w:r>
+        <w:rPr>
+          <w:sz w:val="28"/>
+          <w:szCs w:val="28"/>
+        </w:rPr>
+        <w:t xml:space="preserve"> [PK])</w:t>
       </w:r>
     </w:p>
     <w:p>
@@ -2450,7 +2805,39 @@
           <w:sz w:val="28"/>
           <w:szCs w:val="28"/>
         </w:rPr>
-        <w:t>EMAILS_USUARIOS (id_usuario, email) (FK: id_usuario → USUARIOS)</w:t>
+        <w:t>EMAILS_USUARIOS (</w:t>
+      </w:r>
+      <w:proofErr w:type="spellStart"/>
+      <w:r>
+        <w:rPr>
+          <w:sz w:val="28"/>
+          <w:szCs w:val="28"/>
+        </w:rPr>
+        <w:t>id_usuario</w:t>
+      </w:r>
+      <w:proofErr w:type="spellEnd"/>
+      <w:r>
+        <w:rPr>
+          <w:sz w:val="28"/>
+          <w:szCs w:val="28"/>
+        </w:rPr>
+        <w:t xml:space="preserve">, email) (FK: </w:t>
+      </w:r>
+      <w:proofErr w:type="spellStart"/>
+      <w:r>
+        <w:rPr>
+          <w:sz w:val="28"/>
+          <w:szCs w:val="28"/>
+        </w:rPr>
+        <w:t>id_usuario</w:t>
+      </w:r>
+      <w:proofErr w:type="spellEnd"/>
+      <w:r>
+        <w:rPr>
+          <w:sz w:val="28"/>
+          <w:szCs w:val="28"/>
+        </w:rPr>
+        <w:t xml:space="preserve"> → USUARIOS)</w:t>
       </w:r>
     </w:p>
     <w:p>
@@ -2484,7 +2871,39 @@
           <w:sz w:val="28"/>
           <w:szCs w:val="28"/>
         </w:rPr>
-        <w:t xml:space="preserve"> (id_categoria [PK], nombre, id_categoria_padre[FK])</w:t>
+        <w:t xml:space="preserve"> (</w:t>
+      </w:r>
+      <w:proofErr w:type="spellStart"/>
+      <w:r>
+        <w:rPr>
+          <w:sz w:val="28"/>
+          <w:szCs w:val="28"/>
+        </w:rPr>
+        <w:t>id_categoria</w:t>
+      </w:r>
+      <w:proofErr w:type="spellEnd"/>
+      <w:r>
+        <w:rPr>
+          <w:sz w:val="28"/>
+          <w:szCs w:val="28"/>
+        </w:rPr>
+        <w:t xml:space="preserve"> [PK], nombre, </w:t>
+      </w:r>
+      <w:proofErr w:type="spellStart"/>
+      <w:r>
+        <w:rPr>
+          <w:sz w:val="28"/>
+          <w:szCs w:val="28"/>
+        </w:rPr>
+        <w:t>id_categoria_padre</w:t>
+      </w:r>
+      <w:proofErr w:type="spellEnd"/>
+      <w:r>
+        <w:rPr>
+          <w:sz w:val="28"/>
+          <w:szCs w:val="28"/>
+        </w:rPr>
+        <w:t>[FK])</w:t>
       </w:r>
     </w:p>
     <w:p>
@@ -2504,14 +2923,126 @@
           <w:sz w:val="28"/>
           <w:szCs w:val="28"/>
         </w:rPr>
-        <w:t>EVENTOS (id_evento[PK], titulo, descripcion, fecha_inicio, fecha_fin, id_usuario_propietario[FK], id_categoria[FK]</w:t>
-      </w:r>
+        <w:t>EVENTOS (</w:t>
+      </w:r>
+      <w:proofErr w:type="spellStart"/>
       <w:r>
         <w:rPr>
           <w:sz w:val="28"/>
           <w:szCs w:val="28"/>
         </w:rPr>
-        <w:t>, id_ubicacion[FK]</w:t>
+        <w:t>id_evento</w:t>
+      </w:r>
+      <w:proofErr w:type="spellEnd"/>
+      <w:r>
+        <w:rPr>
+          <w:sz w:val="28"/>
+          <w:szCs w:val="28"/>
+        </w:rPr>
+        <w:t xml:space="preserve">[PK], titulo, </w:t>
+      </w:r>
+      <w:proofErr w:type="spellStart"/>
+      <w:r>
+        <w:rPr>
+          <w:sz w:val="28"/>
+          <w:szCs w:val="28"/>
+        </w:rPr>
+        <w:t>descripcion</w:t>
+      </w:r>
+      <w:proofErr w:type="spellEnd"/>
+      <w:r>
+        <w:rPr>
+          <w:sz w:val="28"/>
+          <w:szCs w:val="28"/>
+        </w:rPr>
+        <w:t xml:space="preserve">, </w:t>
+      </w:r>
+      <w:proofErr w:type="spellStart"/>
+      <w:r>
+        <w:rPr>
+          <w:sz w:val="28"/>
+          <w:szCs w:val="28"/>
+        </w:rPr>
+        <w:t>fecha_inicio</w:t>
+      </w:r>
+      <w:proofErr w:type="spellEnd"/>
+      <w:r>
+        <w:rPr>
+          <w:sz w:val="28"/>
+          <w:szCs w:val="28"/>
+        </w:rPr>
+        <w:t xml:space="preserve">, </w:t>
+      </w:r>
+      <w:proofErr w:type="spellStart"/>
+      <w:r>
+        <w:rPr>
+          <w:sz w:val="28"/>
+          <w:szCs w:val="28"/>
+        </w:rPr>
+        <w:t>fecha_fin</w:t>
+      </w:r>
+      <w:proofErr w:type="spellEnd"/>
+      <w:r>
+        <w:rPr>
+          <w:sz w:val="28"/>
+          <w:szCs w:val="28"/>
+        </w:rPr>
+        <w:t xml:space="preserve">, </w:t>
+      </w:r>
+      <w:proofErr w:type="spellStart"/>
+      <w:r>
+        <w:rPr>
+          <w:sz w:val="28"/>
+          <w:szCs w:val="28"/>
+        </w:rPr>
+        <w:t>id_usuario_propietario</w:t>
+      </w:r>
+      <w:proofErr w:type="spellEnd"/>
+      <w:r>
+        <w:rPr>
+          <w:sz w:val="28"/>
+          <w:szCs w:val="28"/>
+        </w:rPr>
+        <w:t xml:space="preserve">[FK], </w:t>
+      </w:r>
+      <w:proofErr w:type="spellStart"/>
+      <w:r>
+        <w:rPr>
+          <w:sz w:val="28"/>
+          <w:szCs w:val="28"/>
+        </w:rPr>
+        <w:t>id_categoria</w:t>
+      </w:r>
+      <w:proofErr w:type="spellEnd"/>
+      <w:r>
+        <w:rPr>
+          <w:sz w:val="28"/>
+          <w:szCs w:val="28"/>
+        </w:rPr>
+        <w:t>[FK]</w:t>
+      </w:r>
+      <w:r>
+        <w:rPr>
+          <w:sz w:val="28"/>
+          <w:szCs w:val="28"/>
+        </w:rPr>
+        <w:t xml:space="preserve">, </w:t>
+      </w:r>
+      <w:proofErr w:type="spellStart"/>
+      <w:r>
+        <w:rPr>
+          <w:sz w:val="28"/>
+          <w:szCs w:val="28"/>
+        </w:rPr>
+        <w:t>id_ubicacion</w:t>
+      </w:r>
+      <w:proofErr w:type="spellEnd"/>
+      <w:r>
+        <w:rPr>
+          <w:sz w:val="28"/>
+          <w:szCs w:val="28"/>
+        </w:rPr>
+        <w:t>[FK]</w:t>
       </w:r>
       <w:r>
         <w:rPr>
@@ -2552,7 +3083,55 @@
           <w:sz w:val="28"/>
           <w:szCs w:val="28"/>
         </w:rPr>
-        <w:t xml:space="preserve"> (id_usuario[PK], id_evento[PK], rol, estado_confirmacion)</w:t>
+        <w:t xml:space="preserve"> (</w:t>
+      </w:r>
+      <w:proofErr w:type="spellStart"/>
+      <w:r>
+        <w:rPr>
+          <w:sz w:val="28"/>
+          <w:szCs w:val="28"/>
+        </w:rPr>
+        <w:t>id_usuario</w:t>
+      </w:r>
+      <w:proofErr w:type="spellEnd"/>
+      <w:r>
+        <w:rPr>
+          <w:sz w:val="28"/>
+          <w:szCs w:val="28"/>
+        </w:rPr>
+        <w:t xml:space="preserve">[PK], </w:t>
+      </w:r>
+      <w:proofErr w:type="spellStart"/>
+      <w:r>
+        <w:rPr>
+          <w:sz w:val="28"/>
+          <w:szCs w:val="28"/>
+        </w:rPr>
+        <w:t>id_evento</w:t>
+      </w:r>
+      <w:proofErr w:type="spellEnd"/>
+      <w:r>
+        <w:rPr>
+          <w:sz w:val="28"/>
+          <w:szCs w:val="28"/>
+        </w:rPr>
+        <w:t xml:space="preserve">[PK], rol, </w:t>
+      </w:r>
+      <w:proofErr w:type="spellStart"/>
+      <w:r>
+        <w:rPr>
+          <w:sz w:val="28"/>
+          <w:szCs w:val="28"/>
+        </w:rPr>
+        <w:t>estado_confirmacion</w:t>
+      </w:r>
+      <w:proofErr w:type="spellEnd"/>
+      <w:r>
+        <w:rPr>
+          <w:sz w:val="28"/>
+          <w:szCs w:val="28"/>
+        </w:rPr>
+        <w:t>)</w:t>
       </w:r>
     </w:p>
     <w:p>
@@ -2572,7 +3151,55 @@
           <w:sz w:val="28"/>
           <w:szCs w:val="28"/>
         </w:rPr>
-        <w:t>BITACORA_ACCESOS (id_log[PK], fecha_acceso, id_usuario [PK])</w:t>
+        <w:t>BITACORA_ACCESOS (</w:t>
+      </w:r>
+      <w:proofErr w:type="spellStart"/>
+      <w:r>
+        <w:rPr>
+          <w:sz w:val="28"/>
+          <w:szCs w:val="28"/>
+        </w:rPr>
+        <w:t>id_log</w:t>
+      </w:r>
+      <w:proofErr w:type="spellEnd"/>
+      <w:r>
+        <w:rPr>
+          <w:sz w:val="28"/>
+          <w:szCs w:val="28"/>
+        </w:rPr>
+        <w:t xml:space="preserve">[PK], </w:t>
+      </w:r>
+      <w:proofErr w:type="spellStart"/>
+      <w:r>
+        <w:rPr>
+          <w:sz w:val="28"/>
+          <w:szCs w:val="28"/>
+        </w:rPr>
+        <w:t>fecha_acceso</w:t>
+      </w:r>
+      <w:proofErr w:type="spellEnd"/>
+      <w:r>
+        <w:rPr>
+          <w:sz w:val="28"/>
+          <w:szCs w:val="28"/>
+        </w:rPr>
+        <w:t xml:space="preserve">, </w:t>
+      </w:r>
+      <w:proofErr w:type="spellStart"/>
+      <w:r>
+        <w:rPr>
+          <w:sz w:val="28"/>
+          <w:szCs w:val="28"/>
+        </w:rPr>
+        <w:t>id_usuario</w:t>
+      </w:r>
+      <w:proofErr w:type="spellEnd"/>
+      <w:r>
+        <w:rPr>
+          <w:sz w:val="28"/>
+          <w:szCs w:val="28"/>
+        </w:rPr>
+        <w:t xml:space="preserve"> [PK])</w:t>
       </w:r>
     </w:p>
     <w:p>
@@ -2592,7 +3219,55 @@
           <w:sz w:val="28"/>
           <w:szCs w:val="28"/>
         </w:rPr>
-        <w:t>UBICACIONES (id_ubicacion [PK], tipo_ubicacion, capacidad, direccion)</w:t>
+        <w:t>UBICACIONES (</w:t>
+      </w:r>
+      <w:proofErr w:type="spellStart"/>
+      <w:r>
+        <w:rPr>
+          <w:sz w:val="28"/>
+          <w:szCs w:val="28"/>
+        </w:rPr>
+        <w:t>id_ubicacion</w:t>
+      </w:r>
+      <w:proofErr w:type="spellEnd"/>
+      <w:r>
+        <w:rPr>
+          <w:sz w:val="28"/>
+          <w:szCs w:val="28"/>
+        </w:rPr>
+        <w:t xml:space="preserve"> [PK], </w:t>
+      </w:r>
+      <w:proofErr w:type="spellStart"/>
+      <w:r>
+        <w:rPr>
+          <w:sz w:val="28"/>
+          <w:szCs w:val="28"/>
+        </w:rPr>
+        <w:t>tipo_ubicacion</w:t>
+      </w:r>
+      <w:proofErr w:type="spellEnd"/>
+      <w:r>
+        <w:rPr>
+          <w:sz w:val="28"/>
+          <w:szCs w:val="28"/>
+        </w:rPr>
+        <w:t xml:space="preserve">, capacidad, </w:t>
+      </w:r>
+      <w:proofErr w:type="spellStart"/>
+      <w:r>
+        <w:rPr>
+          <w:sz w:val="28"/>
+          <w:szCs w:val="28"/>
+        </w:rPr>
+        <w:t>direccion</w:t>
+      </w:r>
+      <w:proofErr w:type="spellEnd"/>
+      <w:r>
+        <w:rPr>
+          <w:sz w:val="28"/>
+          <w:szCs w:val="28"/>
+        </w:rPr>
+        <w:t>)</w:t>
       </w:r>
     </w:p>
     <w:p>
@@ -2626,7 +3301,71 @@
           <w:sz w:val="28"/>
           <w:szCs w:val="28"/>
         </w:rPr>
-        <w:t xml:space="preserve"> (id_usuario [PK/FK], dia_semana, hora_inicio, hora_fin)</w:t>
+        <w:t xml:space="preserve"> (</w:t>
+      </w:r>
+      <w:proofErr w:type="spellStart"/>
+      <w:r>
+        <w:rPr>
+          <w:sz w:val="28"/>
+          <w:szCs w:val="28"/>
+        </w:rPr>
+        <w:t>id_usuario</w:t>
+      </w:r>
+      <w:proofErr w:type="spellEnd"/>
+      <w:r>
+        <w:rPr>
+          <w:sz w:val="28"/>
+          <w:szCs w:val="28"/>
+        </w:rPr>
+        <w:t xml:space="preserve"> [PK/FK], </w:t>
+      </w:r>
+      <w:proofErr w:type="spellStart"/>
+      <w:r>
+        <w:rPr>
+          <w:sz w:val="28"/>
+          <w:szCs w:val="28"/>
+        </w:rPr>
+        <w:t>dia_semana</w:t>
+      </w:r>
+      <w:proofErr w:type="spellEnd"/>
+      <w:r>
+        <w:rPr>
+          <w:sz w:val="28"/>
+          <w:szCs w:val="28"/>
+        </w:rPr>
+        <w:t xml:space="preserve">, </w:t>
+      </w:r>
+      <w:proofErr w:type="spellStart"/>
+      <w:r>
+        <w:rPr>
+          <w:sz w:val="28"/>
+          <w:szCs w:val="28"/>
+        </w:rPr>
+        <w:t>hora_inicio</w:t>
+      </w:r>
+      <w:proofErr w:type="spellEnd"/>
+      <w:r>
+        <w:rPr>
+          <w:sz w:val="28"/>
+          <w:szCs w:val="28"/>
+        </w:rPr>
+        <w:t xml:space="preserve">, </w:t>
+      </w:r>
+      <w:proofErr w:type="spellStart"/>
+      <w:r>
+        <w:rPr>
+          <w:sz w:val="28"/>
+          <w:szCs w:val="28"/>
+        </w:rPr>
+        <w:t>hora_fin</w:t>
+      </w:r>
+      <w:proofErr w:type="spellEnd"/>
+      <w:r>
+        <w:rPr>
+          <w:sz w:val="28"/>
+          <w:szCs w:val="28"/>
+        </w:rPr>
+        <w:t>)</w:t>
       </w:r>
     </w:p>
     <w:p>
@@ -2646,7 +3385,71 @@
           <w:sz w:val="28"/>
           <w:szCs w:val="28"/>
         </w:rPr>
-        <w:t>TAREAS_EVENTO (id_tarea [PK], id_evento [FK], descripcion, fecha_limite, prioridad</w:t>
+        <w:t>TAREAS_EVENTO (</w:t>
+      </w:r>
+      <w:proofErr w:type="spellStart"/>
+      <w:r>
+        <w:rPr>
+          <w:sz w:val="28"/>
+          <w:szCs w:val="28"/>
+        </w:rPr>
+        <w:t>id_tarea</w:t>
+      </w:r>
+      <w:proofErr w:type="spellEnd"/>
+      <w:r>
+        <w:rPr>
+          <w:sz w:val="28"/>
+          <w:szCs w:val="28"/>
+        </w:rPr>
+        <w:t xml:space="preserve"> [PK], </w:t>
+      </w:r>
+      <w:proofErr w:type="spellStart"/>
+      <w:r>
+        <w:rPr>
+          <w:sz w:val="28"/>
+          <w:szCs w:val="28"/>
+        </w:rPr>
+        <w:t>id_evento</w:t>
+      </w:r>
+      <w:proofErr w:type="spellEnd"/>
+      <w:r>
+        <w:rPr>
+          <w:sz w:val="28"/>
+          <w:szCs w:val="28"/>
+        </w:rPr>
+        <w:t xml:space="preserve"> [FK], </w:t>
+      </w:r>
+      <w:proofErr w:type="spellStart"/>
+      <w:r>
+        <w:rPr>
+          <w:sz w:val="28"/>
+          <w:szCs w:val="28"/>
+        </w:rPr>
+        <w:t>descripcion</w:t>
+      </w:r>
+      <w:proofErr w:type="spellEnd"/>
+      <w:r>
+        <w:rPr>
+          <w:sz w:val="28"/>
+          <w:szCs w:val="28"/>
+        </w:rPr>
+        <w:t xml:space="preserve">, </w:t>
+      </w:r>
+      <w:proofErr w:type="spellStart"/>
+      <w:r>
+        <w:rPr>
+          <w:sz w:val="28"/>
+          <w:szCs w:val="28"/>
+        </w:rPr>
+        <w:t>fecha_limite</w:t>
+      </w:r>
+      <w:proofErr w:type="spellEnd"/>
+      <w:r>
+        <w:rPr>
+          <w:sz w:val="28"/>
+          <w:szCs w:val="28"/>
+        </w:rPr>
+        <w:t>, prioridad</w:t>
       </w:r>
       <w:r>
         <w:rPr>
@@ -2687,14 +3490,46 @@
           <w:sz w:val="28"/>
           <w:szCs w:val="28"/>
         </w:rPr>
-        <w:t>TAREA_USUARIO_ASIGNADO (id_tarea [PK/FK], id_usuario [PK/FK])</w:t>
+        <w:t>TAREA_USUARIO_ASIGNADO (</w:t>
+      </w:r>
+      <w:proofErr w:type="spellStart"/>
+      <w:r>
+        <w:rPr>
+          <w:sz w:val="28"/>
+          <w:szCs w:val="28"/>
+        </w:rPr>
+        <w:t>id_tarea</w:t>
+      </w:r>
+      <w:proofErr w:type="spellEnd"/>
+      <w:r>
+        <w:rPr>
+          <w:sz w:val="28"/>
+          <w:szCs w:val="28"/>
+        </w:rPr>
+        <w:t xml:space="preserve"> [PK/FK], </w:t>
+      </w:r>
+      <w:proofErr w:type="spellStart"/>
+      <w:r>
+        <w:rPr>
+          <w:sz w:val="28"/>
+          <w:szCs w:val="28"/>
+        </w:rPr>
+        <w:t>id_usuario</w:t>
+      </w:r>
+      <w:proofErr w:type="spellEnd"/>
+      <w:r>
+        <w:rPr>
+          <w:sz w:val="28"/>
+          <w:szCs w:val="28"/>
+        </w:rPr>
+        <w:t xml:space="preserve"> [PK/FK])</w:t>
       </w:r>
     </w:p>
     <w:p>
       <w:pPr>
         <w:pStyle w:val="Heading1"/>
       </w:pPr>
-      <w:bookmarkStart w:id="6" w:name="_Toc240292818"/>
+      <w:bookmarkStart w:id="6" w:name="_Toc240314314"/>
       <w:r>
         <w:t xml:space="preserve">Modelo </w:t>
       </w:r>
@@ -2751,20 +3586,45 @@
             <w:tcW w:w="4675" w:type="dxa"/>
           </w:tcPr>
           <w:p>
+            <w:proofErr w:type="spellStart"/>
             <w:r>
               <w:t>id_ubicacion</w:t>
             </w:r>
-            <w:r>
-              <w:t>: PK, INT, Autoincremental</w:t>
-            </w:r>
-          </w:p>
-          <w:p>
-            <w:r>
-              <w:t>tipo_ubicacion: Varchar 50</w:t>
-            </w:r>
-            <w:r>
-              <w:t>, Not null</w:t>
-            </w:r>
+            <w:proofErr w:type="spellEnd"/>
+            <w:r>
+              <w:t xml:space="preserve">: PK, INT, </w:t>
+            </w:r>
+            <w:proofErr w:type="spellStart"/>
+            <w:r>
+              <w:t>Autoincremental</w:t>
+            </w:r>
+            <w:proofErr w:type="spellEnd"/>
+          </w:p>
+          <w:p>
+            <w:proofErr w:type="spellStart"/>
+            <w:r>
+              <w:t>tipo_ubicacion</w:t>
+            </w:r>
+            <w:proofErr w:type="spellEnd"/>
+            <w:r>
+              <w:t xml:space="preserve">: </w:t>
+            </w:r>
+            <w:proofErr w:type="spellStart"/>
+            <w:r>
+              <w:t>Varchar</w:t>
+            </w:r>
+            <w:proofErr w:type="spellEnd"/>
+            <w:r>
+              <w:t xml:space="preserve"> 50</w:t>
+            </w:r>
+            <w:r>
+              <w:t xml:space="preserve">, Not </w:t>
+            </w:r>
+            <w:proofErr w:type="spellStart"/>
+            <w:r>
+              <w:t>null</w:t>
+            </w:r>
+            <w:proofErr w:type="spellEnd"/>
           </w:p>
           <w:p>
             <w:pPr>
@@ -2772,17 +3632,39 @@
                 <w:lang w:val="en-US"/>
               </w:rPr>
             </w:pPr>
-            <w:r>
-              <w:rPr>
-                <w:lang w:val="en-US"/>
-              </w:rPr>
-              <w:t xml:space="preserve">capacidad: </w:t>
-            </w:r>
-            <w:r>
-              <w:rPr>
-                <w:lang w:val="en-US"/>
-              </w:rPr>
-              <w:t>INT, Not null</w:t>
+            <w:proofErr w:type="spellStart"/>
+            <w:r>
+              <w:rPr>
+                <w:lang w:val="en-US"/>
+              </w:rPr>
+              <w:t>capacidad</w:t>
+            </w:r>
+            <w:proofErr w:type="spellEnd"/>
+            <w:r>
+              <w:rPr>
+                <w:lang w:val="en-US"/>
+              </w:rPr>
+              <w:t xml:space="preserve">: </w:t>
+            </w:r>
+            <w:r>
+              <w:rPr>
+                <w:lang w:val="en-US"/>
+              </w:rPr>
+              <w:t xml:space="preserve">INT, </w:t>
+            </w:r>
+            <w:proofErr w:type="gramStart"/>
+            <w:r>
+              <w:rPr>
+                <w:lang w:val="en-US"/>
+              </w:rPr>
+              <w:t>Not</w:t>
+            </w:r>
+            <w:proofErr w:type="gramEnd"/>
+            <w:r>
+              <w:rPr>
+                <w:lang w:val="en-US"/>
+              </w:rPr>
+              <w:t xml:space="preserve"> null</w:t>
             </w:r>
           </w:p>
           <w:p>
@@ -2791,11 +3673,33 @@
                 <w:lang w:val="en-US"/>
               </w:rPr>
             </w:pPr>
-            <w:r>
-              <w:rPr>
-                <w:lang w:val="en-US"/>
-              </w:rPr>
-              <w:t>direccion: TEXT, Not null</w:t>
+            <w:proofErr w:type="spellStart"/>
+            <w:r>
+              <w:rPr>
+                <w:lang w:val="en-US"/>
+              </w:rPr>
+              <w:t>direccion</w:t>
+            </w:r>
+            <w:proofErr w:type="spellEnd"/>
+            <w:r>
+              <w:rPr>
+                <w:lang w:val="en-US"/>
+              </w:rPr>
+              <w:t xml:space="preserve">: TEXT, </w:t>
+            </w:r>
+            <w:proofErr w:type="gramStart"/>
+            <w:r>
+              <w:rPr>
+                <w:lang w:val="en-US"/>
+              </w:rPr>
+              <w:t>Not</w:t>
+            </w:r>
+            <w:proofErr w:type="gramEnd"/>
+            <w:r>
+              <w:rPr>
+                <w:lang w:val="en-US"/>
+              </w:rPr>
+              <w:t xml:space="preserve"> null</w:t>
             </w:r>
           </w:p>
         </w:tc>
@@ -2824,18 +3728,34 @@
                 <w:lang w:val="en-US"/>
               </w:rPr>
             </w:pPr>
-            <w:r>
-              <w:rPr>
-                <w:lang w:val="en-US"/>
-              </w:rPr>
-              <w:t xml:space="preserve">Id_usuario: PK/FK, </w:t>
-            </w:r>
-            <w:r>
-              <w:rPr>
-                <w:lang w:val="en-US"/>
-              </w:rPr>
-              <w:t>INT, Not</w:t>
-            </w:r>
+            <w:proofErr w:type="spellStart"/>
+            <w:r>
+              <w:rPr>
+                <w:lang w:val="en-US"/>
+              </w:rPr>
+              <w:t>Id_usuario</w:t>
+            </w:r>
+            <w:proofErr w:type="spellEnd"/>
+            <w:r>
+              <w:rPr>
+                <w:lang w:val="en-US"/>
+              </w:rPr>
+              <w:t xml:space="preserve">: PK/FK, </w:t>
+            </w:r>
+            <w:r>
+              <w:rPr>
+                <w:lang w:val="en-US"/>
+              </w:rPr>
+              <w:t xml:space="preserve">INT, </w:t>
+            </w:r>
+            <w:proofErr w:type="gramStart"/>
+            <w:r>
+              <w:rPr>
+                <w:lang w:val="en-US"/>
+              </w:rPr>
+              <w:t>Not</w:t>
+            </w:r>
+            <w:proofErr w:type="gramEnd"/>
             <w:r>
               <w:rPr>
                 <w:lang w:val="en-US"/>
@@ -2849,11 +3769,19 @@
                 <w:lang w:val="en-US"/>
               </w:rPr>
             </w:pPr>
-            <w:r>
-              <w:rPr>
-                <w:lang w:val="en-US"/>
-              </w:rPr>
-              <w:t xml:space="preserve">dia_semana: </w:t>
+            <w:proofErr w:type="spellStart"/>
+            <w:r>
+              <w:rPr>
+                <w:lang w:val="en-US"/>
+              </w:rPr>
+              <w:t>dia_semana</w:t>
+            </w:r>
+            <w:proofErr w:type="spellEnd"/>
+            <w:r>
+              <w:rPr>
+                <w:lang w:val="en-US"/>
+              </w:rPr>
+              <w:t xml:space="preserve">: </w:t>
             </w:r>
             <w:r>
               <w:rPr>
@@ -2865,7 +3793,21 @@
               <w:rPr>
                 <w:lang w:val="en-US"/>
               </w:rPr>
-              <w:t>INT, Not null</w:t>
+              <w:t xml:space="preserve">INT, </w:t>
+            </w:r>
+            <w:proofErr w:type="gramStart"/>
+            <w:r>
+              <w:rPr>
+                <w:lang w:val="en-US"/>
+              </w:rPr>
+              <w:t>Not</w:t>
+            </w:r>
+            <w:proofErr w:type="gramEnd"/>
+            <w:r>
+              <w:rPr>
+                <w:lang w:val="en-US"/>
+              </w:rPr>
+              <w:t xml:space="preserve"> null</w:t>
             </w:r>
           </w:p>
           <w:p>
@@ -2874,12 +3816,14 @@
                 <w:lang w:val="en-US"/>
               </w:rPr>
             </w:pPr>
+            <w:proofErr w:type="spellStart"/>
             <w:r>
               <w:rPr>
                 <w:lang w:val="en-US"/>
               </w:rPr>
               <w:t>hora_inicio</w:t>
             </w:r>
+            <w:proofErr w:type="spellEnd"/>
             <w:r>
               <w:rPr>
                 <w:lang w:val="en-US"/>
@@ -2890,13 +3834,37 @@
               <w:rPr>
                 <w:lang w:val="en-US"/>
               </w:rPr>
-              <w:t>PK, TIME, Not null</w:t>
-            </w:r>
-          </w:p>
-          <w:p>
-            <w:r>
-              <w:t>hora_fin: TIME, Not null</w:t>
-            </w:r>
+              <w:t xml:space="preserve">PK, TIME, </w:t>
+            </w:r>
+            <w:proofErr w:type="gramStart"/>
+            <w:r>
+              <w:rPr>
+                <w:lang w:val="en-US"/>
+              </w:rPr>
+              <w:t>Not</w:t>
+            </w:r>
+            <w:proofErr w:type="gramEnd"/>
+            <w:r>
+              <w:rPr>
+                <w:lang w:val="en-US"/>
+              </w:rPr>
+              <w:t xml:space="preserve"> null</w:t>
+            </w:r>
+          </w:p>
+          <w:p>
+            <w:proofErr w:type="spellStart"/>
+            <w:r>
+              <w:t>hora_fin</w:t>
+            </w:r>
+            <w:proofErr w:type="spellEnd"/>
+            <w:r>
+              <w:t xml:space="preserve">: TIME, Not </w:t>
+            </w:r>
+            <w:proofErr w:type="spellStart"/>
+            <w:r>
+              <w:t>null</w:t>
+            </w:r>
+            <w:proofErr w:type="spellEnd"/>
           </w:p>
           <w:p>
             <w:r>
@@ -2912,7 +3880,15 @@
               <w:t xml:space="preserve"> porque esto permite que un mismo usuario </w:t>
             </w:r>
             <w:r>
-              <w:t>registre varios bloques o tiempos de disponibilidad en un mismo día sin que hayan errores</w:t>
+              <w:t xml:space="preserve">registre varios bloques o tiempos de disponibilidad en un mismo día sin que </w:t>
+            </w:r>
+            <w:proofErr w:type="gramStart"/>
+            <w:r>
+              <w:t>hayan</w:t>
+            </w:r>
+            <w:proofErr w:type="gramEnd"/>
+            <w:r>
+              <w:t xml:space="preserve"> errores</w:t>
             </w:r>
           </w:p>
         </w:tc>
@@ -2938,18 +3914,28 @@
                 <w:lang w:val="en-US"/>
               </w:rPr>
             </w:pPr>
-            <w:r>
-              <w:rPr>
-                <w:lang w:val="en-US"/>
-              </w:rPr>
-              <w:t xml:space="preserve">Id_tarea: PK, INT, </w:t>
-            </w:r>
+            <w:proofErr w:type="spellStart"/>
+            <w:r>
+              <w:rPr>
+                <w:lang w:val="en-US"/>
+              </w:rPr>
+              <w:t>Id_tarea</w:t>
+            </w:r>
+            <w:proofErr w:type="spellEnd"/>
+            <w:r>
+              <w:rPr>
+                <w:lang w:val="en-US"/>
+              </w:rPr>
+              <w:t xml:space="preserve">: PK, INT, </w:t>
+            </w:r>
+            <w:proofErr w:type="spellStart"/>
             <w:r>
               <w:rPr>
                 <w:lang w:val="en-US"/>
               </w:rPr>
               <w:t>Autoincremental</w:t>
             </w:r>
+            <w:proofErr w:type="spellEnd"/>
           </w:p>
           <w:p>
             <w:pPr>
@@ -2961,13 +3947,41 @@
               <w:rPr>
                 <w:lang w:val="en-US"/>
               </w:rPr>
-              <w:t>Id evento: FK</w:t>
-            </w:r>
-            <w:r>
-              <w:rPr>
-                <w:lang w:val="en-US"/>
-              </w:rPr>
-              <w:t>, INT, Not null</w:t>
+              <w:t xml:space="preserve">Id </w:t>
+            </w:r>
+            <w:proofErr w:type="spellStart"/>
+            <w:r>
+              <w:rPr>
+                <w:lang w:val="en-US"/>
+              </w:rPr>
+              <w:t>evento</w:t>
+            </w:r>
+            <w:proofErr w:type="spellEnd"/>
+            <w:r>
+              <w:rPr>
+                <w:lang w:val="en-US"/>
+              </w:rPr>
+              <w:t>: FK</w:t>
+            </w:r>
+            <w:r>
+              <w:rPr>
+                <w:lang w:val="en-US"/>
+              </w:rPr>
+              <w:t xml:space="preserve">, INT, </w:t>
+            </w:r>
+            <w:proofErr w:type="gramStart"/>
+            <w:r>
+              <w:rPr>
+                <w:lang w:val="en-US"/>
+              </w:rPr>
+              <w:t>Not</w:t>
+            </w:r>
+            <w:proofErr w:type="gramEnd"/>
+            <w:r>
+              <w:rPr>
+                <w:lang w:val="en-US"/>
+              </w:rPr>
+              <w:t xml:space="preserve"> null</w:t>
             </w:r>
           </w:p>
           <w:p>
@@ -2976,18 +3990,40 @@
                 <w:lang w:val="en-US"/>
               </w:rPr>
             </w:pPr>
+            <w:proofErr w:type="spellStart"/>
             <w:r>
               <w:rPr>
                 <w:lang w:val="en-US"/>
               </w:rPr>
               <w:lastRenderedPageBreak/>
-              <w:t>Descripcion: TEXT</w:t>
-            </w:r>
-            <w:r>
-              <w:rPr>
-                <w:lang w:val="en-US"/>
-              </w:rPr>
-              <w:t>, Not null</w:t>
+              <w:t>Descripcion</w:t>
+            </w:r>
+            <w:proofErr w:type="spellEnd"/>
+            <w:r>
+              <w:rPr>
+                <w:lang w:val="en-US"/>
+              </w:rPr>
+              <w:t>: TEXT</w:t>
+            </w:r>
+            <w:r>
+              <w:rPr>
+                <w:lang w:val="en-US"/>
+              </w:rPr>
+              <w:t xml:space="preserve">, </w:t>
+            </w:r>
+            <w:proofErr w:type="gramStart"/>
+            <w:r>
+              <w:rPr>
+                <w:lang w:val="en-US"/>
+              </w:rPr>
+              <w:t>Not</w:t>
+            </w:r>
+            <w:proofErr w:type="gramEnd"/>
+            <w:r>
+              <w:rPr>
+                <w:lang w:val="en-US"/>
+              </w:rPr>
+              <w:t xml:space="preserve"> null</w:t>
             </w:r>
           </w:p>
           <w:p>
@@ -2996,6 +4032,7 @@
                 <w:lang w:val="en-US"/>
               </w:rPr>
             </w:pPr>
+            <w:proofErr w:type="spellStart"/>
             <w:r>
               <w:rPr>
                 <w:lang w:val="en-US"/>
@@ -3014,6 +4051,8 @@
               </w:rPr>
               <w:t>limite</w:t>
             </w:r>
+            <w:proofErr w:type="spellEnd"/>
+            <w:proofErr w:type="gramStart"/>
             <w:r>
               <w:rPr>
                 <w:lang w:val="en-US"/>
@@ -3024,7 +4063,28 @@
               <w:rPr>
                 <w:lang w:val="en-US"/>
               </w:rPr>
-              <w:t xml:space="preserve"> TIMESTAMP, Not null</w:t>
+              <w:t xml:space="preserve"> TIMESTAMP</w:t>
+            </w:r>
+            <w:proofErr w:type="gramEnd"/>
+            <w:r>
+              <w:rPr>
+                <w:lang w:val="en-US"/>
+              </w:rPr>
+              <w:t xml:space="preserve">, </w:t>
+            </w:r>
+            <w:proofErr w:type="gramStart"/>
+            <w:r>
+              <w:rPr>
+                <w:lang w:val="en-US"/>
+              </w:rPr>
+              <w:t>Not</w:t>
+            </w:r>
+            <w:proofErr w:type="gramEnd"/>
+            <w:r>
+              <w:rPr>
+                <w:lang w:val="en-US"/>
+              </w:rPr>
+              <w:t xml:space="preserve"> null</w:t>
             </w:r>
           </w:p>
           <w:p>
@@ -3033,11 +4093,19 @@
                 <w:lang w:val="en-US"/>
               </w:rPr>
             </w:pPr>
-            <w:r>
-              <w:rPr>
-                <w:lang w:val="en-US"/>
-              </w:rPr>
-              <w:t>Prioridad: Varchar 20, Not null</w:t>
+            <w:proofErr w:type="spellStart"/>
+            <w:r>
+              <w:rPr>
+                <w:lang w:val="en-US"/>
+              </w:rPr>
+              <w:t>Prioridad</w:t>
+            </w:r>
+            <w:proofErr w:type="spellEnd"/>
+            <w:r>
+              <w:rPr>
+                <w:lang w:val="en-US"/>
+              </w:rPr>
+              <w:t>: Varchar 20, Not null</w:t>
             </w:r>
           </w:p>
         </w:tc>
@@ -3064,11 +4132,19 @@
                 <w:lang w:val="en-US"/>
               </w:rPr>
             </w:pPr>
-            <w:r>
-              <w:rPr>
-                <w:lang w:val="en-US"/>
-              </w:rPr>
-              <w:t>id_tarea: PK/FK</w:t>
+            <w:proofErr w:type="spellStart"/>
+            <w:r>
+              <w:rPr>
+                <w:lang w:val="en-US"/>
+              </w:rPr>
+              <w:t>id_tarea</w:t>
+            </w:r>
+            <w:proofErr w:type="spellEnd"/>
+            <w:r>
+              <w:rPr>
+                <w:lang w:val="en-US"/>
+              </w:rPr>
+              <w:t>: PK/FK</w:t>
             </w:r>
             <w:r>
               <w:rPr>
@@ -3080,7 +4156,21 @@
               <w:rPr>
                 <w:lang w:val="en-US"/>
               </w:rPr>
-              <w:t>NT, Not null</w:t>
+              <w:t xml:space="preserve">NT, </w:t>
+            </w:r>
+            <w:proofErr w:type="gramStart"/>
+            <w:r>
+              <w:rPr>
+                <w:lang w:val="en-US"/>
+              </w:rPr>
+              <w:t>Not</w:t>
+            </w:r>
+            <w:proofErr w:type="gramEnd"/>
+            <w:r>
+              <w:rPr>
+                <w:lang w:val="en-US"/>
+              </w:rPr>
+              <w:t xml:space="preserve"> null</w:t>
             </w:r>
           </w:p>
           <w:p>
@@ -3089,12 +4179,28 @@
                 <w:lang w:val="en-US"/>
               </w:rPr>
             </w:pPr>
-            <w:r>
-              <w:rPr>
-                <w:lang w:val="en-US"/>
-              </w:rPr>
-              <w:t>id_usuario: PK/FK, INT, Not</w:t>
-            </w:r>
+            <w:proofErr w:type="spellStart"/>
+            <w:r>
+              <w:rPr>
+                <w:lang w:val="en-US"/>
+              </w:rPr>
+              <w:t>id_usuario</w:t>
+            </w:r>
+            <w:proofErr w:type="spellEnd"/>
+            <w:r>
+              <w:rPr>
+                <w:lang w:val="en-US"/>
+              </w:rPr>
+              <w:t xml:space="preserve">: PK/FK, INT, </w:t>
+            </w:r>
+            <w:proofErr w:type="gramStart"/>
+            <w:r>
+              <w:rPr>
+                <w:lang w:val="en-US"/>
+              </w:rPr>
+              <w:t>Not</w:t>
+            </w:r>
+            <w:proofErr w:type="gramEnd"/>
             <w:r>
               <w:rPr>
                 <w:lang w:val="en-US"/>
@@ -3132,7 +4238,7 @@
       <w:pPr>
         <w:pStyle w:val="Heading1"/>
       </w:pPr>
-      <w:bookmarkStart w:id="7" w:name="_Toc240292819"/>
+      <w:bookmarkStart w:id="7" w:name="_Toc240314315"/>
       <w:r>
         <w:t>Modelo de Implementaci</w:t>
       </w:r>
@@ -3202,23 +4308,41 @@
           </w:p>
           <w:p>
             <w:r>
-              <w:t xml:space="preserve">CREATE TABLE prototipo.ubicaciones ( </w:t>
+              <w:t xml:space="preserve">CREATE TABLE </w:t>
+            </w:r>
+            <w:proofErr w:type="spellStart"/>
+            <w:r>
+              <w:t>prototipo.ubicaciones</w:t>
+            </w:r>
+            <w:proofErr w:type="spellEnd"/>
+            <w:r>
+              <w:t xml:space="preserve"> ( </w:t>
             </w:r>
           </w:p>
           <w:p>
             <w:r>
               <w:t xml:space="preserve">   </w:t>
             </w:r>
-            <w:r>
-              <w:t xml:space="preserve">id_ubicacion SERIAL, </w:t>
+            <w:proofErr w:type="spellStart"/>
+            <w:r>
+              <w:t>id_ubicacion</w:t>
+            </w:r>
+            <w:proofErr w:type="spellEnd"/>
+            <w:r>
+              <w:t xml:space="preserve"> SERIAL, </w:t>
             </w:r>
           </w:p>
           <w:p>
             <w:r>
               <w:t xml:space="preserve">   </w:t>
             </w:r>
-            <w:r>
-              <w:t xml:space="preserve">tipo_ubicacion VARCHAR(50) NOT NULL, capacidad INT NOT NULL, </w:t>
+            <w:proofErr w:type="spellStart"/>
+            <w:r>
+              <w:t>tipo_ubicacion</w:t>
+            </w:r>
+            <w:proofErr w:type="spellEnd"/>
+            <w:r>
+              <w:t xml:space="preserve"> VARCHAR(50) NOT NULL, capacidad INT NOT NULL, </w:t>
             </w:r>
           </w:p>
           <w:p>
@@ -3230,11 +4354,19 @@
             <w:r>
               <w:t xml:space="preserve">   </w:t>
             </w:r>
-            <w:r>
-              <w:rPr>
-                <w:lang w:val="en-US"/>
-              </w:rPr>
-              <w:t xml:space="preserve">direccion TEXT NOT NULL, </w:t>
+            <w:proofErr w:type="spellStart"/>
+            <w:r>
+              <w:rPr>
+                <w:lang w:val="en-US"/>
+              </w:rPr>
+              <w:t>direccion</w:t>
+            </w:r>
+            <w:proofErr w:type="spellEnd"/>
+            <w:r>
+              <w:rPr>
+                <w:lang w:val="en-US"/>
+              </w:rPr>
+              <w:t xml:space="preserve"> TEXT NOT NULL, </w:t>
             </w:r>
           </w:p>
           <w:p>
@@ -3253,7 +4385,21 @@
               <w:rPr>
                 <w:lang w:val="en-US"/>
               </w:rPr>
-              <w:t>CONSTRAINT pk_ubicaciones PRIMARY KEY</w:t>
+              <w:t xml:space="preserve">CONSTRAINT </w:t>
+            </w:r>
+            <w:proofErr w:type="spellStart"/>
+            <w:r>
+              <w:rPr>
+                <w:lang w:val="en-US"/>
+              </w:rPr>
+              <w:t>pk_ubicaciones</w:t>
+            </w:r>
+            <w:proofErr w:type="spellEnd"/>
+            <w:r>
+              <w:rPr>
+                <w:lang w:val="en-US"/>
+              </w:rPr>
+              <w:t xml:space="preserve"> PRIMARY KEY</w:t>
             </w:r>
             <w:r>
               <w:rPr>
@@ -3265,7 +4411,21 @@
               <w:rPr>
                 <w:lang w:val="en-US"/>
               </w:rPr>
-              <w:t xml:space="preserve">(id_ubicacion), </w:t>
+              <w:t>(</w:t>
+            </w:r>
+            <w:proofErr w:type="spellStart"/>
+            <w:r>
+              <w:rPr>
+                <w:lang w:val="en-US"/>
+              </w:rPr>
+              <w:t>id_ubicacion</w:t>
+            </w:r>
+            <w:proofErr w:type="spellEnd"/>
+            <w:r>
+              <w:rPr>
+                <w:lang w:val="en-US"/>
+              </w:rPr>
+              <w:t xml:space="preserve">), </w:t>
             </w:r>
           </w:p>
           <w:p>
@@ -3276,7 +4436,15 @@
               <w:t xml:space="preserve">   </w:t>
             </w:r>
             <w:r>
-              <w:t>CONSTRAINT chk_capacidad_positiva CHECK</w:t>
+              <w:t xml:space="preserve">CONSTRAINT </w:t>
+            </w:r>
+            <w:proofErr w:type="spellStart"/>
+            <w:r>
+              <w:t>chk_capacidad_positiva</w:t>
+            </w:r>
+            <w:proofErr w:type="spellEnd"/>
+            <w:r>
+              <w:t xml:space="preserve"> CHECK</w:t>
             </w:r>
             <w:r>
               <w:t xml:space="preserve"> </w:t>
@@ -3293,7 +4461,15 @@
           <w:p/>
           <w:p>
             <w:r>
-              <w:t xml:space="preserve">ALTER TABLE prototipo.eventos </w:t>
+              <w:t xml:space="preserve">ALTER TABLE </w:t>
+            </w:r>
+            <w:proofErr w:type="spellStart"/>
+            <w:r>
+              <w:t>prototipo.eventos</w:t>
+            </w:r>
+            <w:proofErr w:type="spellEnd"/>
+            <w:r>
+              <w:t xml:space="preserve"> </w:t>
             </w:r>
           </w:p>
           <w:p>
@@ -3301,13 +4477,34 @@
               <w:t xml:space="preserve">   </w:t>
             </w:r>
             <w:r>
-              <w:t>ADD COLUMN id_ubicacion INT REFERENCES</w:t>
+              <w:t xml:space="preserve">ADD COLUMN </w:t>
+            </w:r>
+            <w:proofErr w:type="spellStart"/>
+            <w:r>
+              <w:t>id_ubicacion</w:t>
+            </w:r>
+            <w:proofErr w:type="spellEnd"/>
+            <w:r>
+              <w:t xml:space="preserve"> INT REFERENCES</w:t>
             </w:r>
             <w:r>
               <w:t xml:space="preserve"> </w:t>
             </w:r>
-            <w:r>
-              <w:t>prototipo.ubicaciones(id_ubicacion);</w:t>
+            <w:proofErr w:type="spellStart"/>
+            <w:r>
+              <w:t>prototipo.ubicaciones</w:t>
+            </w:r>
+            <w:proofErr w:type="spellEnd"/>
+            <w:r>
+              <w:t>(</w:t>
+            </w:r>
+            <w:proofErr w:type="spellStart"/>
+            <w:r>
+              <w:t>id_ubicacion</w:t>
+            </w:r>
+            <w:proofErr w:type="spellEnd"/>
+            <w:r>
+              <w:t>);</w:t>
             </w:r>
           </w:p>
           <w:p/>
@@ -3321,7 +4518,43 @@
               <w:rPr>
                 <w:lang w:val="en-US"/>
               </w:rPr>
-              <w:t>CREATE OR REPLACE FUNCTION prototipo.fn_evitar_traslape_ubicacion()</w:t>
+              <w:t xml:space="preserve">CREATE OR REPLACE FUNCTION </w:t>
+            </w:r>
+            <w:proofErr w:type="spellStart"/>
+            <w:proofErr w:type="gramStart"/>
+            <w:r>
+              <w:rPr>
+                <w:lang w:val="en-US"/>
+              </w:rPr>
+              <w:t>prototipo.fn</w:t>
+            </w:r>
+            <w:proofErr w:type="gramEnd"/>
+            <w:r>
+              <w:rPr>
+                <w:lang w:val="en-US"/>
+              </w:rPr>
+              <w:t>_evitar_traslape_</w:t>
+            </w:r>
+            <w:proofErr w:type="gramStart"/>
+            <w:r>
+              <w:rPr>
+                <w:lang w:val="en-US"/>
+              </w:rPr>
+              <w:t>ubicacion</w:t>
+            </w:r>
+            <w:proofErr w:type="spellEnd"/>
+            <w:r>
+              <w:rPr>
+                <w:lang w:val="en-US"/>
+              </w:rPr>
+              <w:t>(</w:t>
+            </w:r>
+            <w:proofErr w:type="gramEnd"/>
+            <w:r>
+              <w:rPr>
+                <w:lang w:val="en-US"/>
+              </w:rPr>
+              <w:t>)</w:t>
             </w:r>
           </w:p>
           <w:p>
@@ -3360,7 +4593,21 @@
               <w:rPr>
                 <w:lang w:val="en-US"/>
               </w:rPr>
-              <w:t xml:space="preserve">    IF NEW.id_ubicacion IS NOT NULL THEN</w:t>
+              <w:t xml:space="preserve">    IF </w:t>
+            </w:r>
+            <w:proofErr w:type="spellStart"/>
+            <w:r>
+              <w:rPr>
+                <w:lang w:val="en-US"/>
+              </w:rPr>
+              <w:t>NEW.id_ubicacion</w:t>
+            </w:r>
+            <w:proofErr w:type="spellEnd"/>
+            <w:r>
+              <w:rPr>
+                <w:lang w:val="en-US"/>
+              </w:rPr>
+              <w:t xml:space="preserve"> IS NOT NULL THEN</w:t>
             </w:r>
           </w:p>
           <w:p>
@@ -3399,7 +4646,23 @@
               <w:rPr>
                 <w:lang w:val="en-US"/>
               </w:rPr>
-              <w:t xml:space="preserve">            FROM prototipo.eventos e</w:t>
+              <w:t xml:space="preserve">            FROM </w:t>
+            </w:r>
+            <w:proofErr w:type="spellStart"/>
+            <w:proofErr w:type="gramStart"/>
+            <w:r>
+              <w:rPr>
+                <w:lang w:val="en-US"/>
+              </w:rPr>
+              <w:t>prototipo.eventos</w:t>
+            </w:r>
+            <w:proofErr w:type="spellEnd"/>
+            <w:proofErr w:type="gramEnd"/>
+            <w:r>
+              <w:rPr>
+                <w:lang w:val="en-US"/>
+              </w:rPr>
+              <w:t xml:space="preserve"> e</w:t>
             </w:r>
           </w:p>
           <w:p>
@@ -3410,8 +4673,21 @@
               <w:t xml:space="preserve">            </w:t>
             </w:r>
             <w:r>
-              <w:t>WHERE e.id_ubicacion = NEW.id_ubicacion</w:t>
-            </w:r>
+              <w:t xml:space="preserve">WHERE </w:t>
+            </w:r>
+            <w:proofErr w:type="spellStart"/>
+            <w:r>
+              <w:t>e.id_ubicacion</w:t>
+            </w:r>
+            <w:proofErr w:type="spellEnd"/>
+            <w:r>
+              <w:t xml:space="preserve"> = </w:t>
+            </w:r>
+            <w:proofErr w:type="spellStart"/>
+            <w:r>
+              <w:t>NEW.id_ubicacion</w:t>
+            </w:r>
+            <w:proofErr w:type="spellEnd"/>
           </w:p>
           <w:p>
             <w:pPr>
@@ -3426,8 +4702,30 @@
               <w:rPr>
                 <w:lang w:val="en-US"/>
               </w:rPr>
-              <w:t>AND e.id_evento &lt;&gt; NEW.id_evento</w:t>
-            </w:r>
+              <w:t xml:space="preserve">AND </w:t>
+            </w:r>
+            <w:proofErr w:type="spellStart"/>
+            <w:r>
+              <w:rPr>
+                <w:lang w:val="en-US"/>
+              </w:rPr>
+              <w:t>e.id_evento</w:t>
+            </w:r>
+            <w:proofErr w:type="spellEnd"/>
+            <w:r>
+              <w:rPr>
+                <w:lang w:val="en-US"/>
+              </w:rPr>
+              <w:t xml:space="preserve"> &lt;&gt; </w:t>
+            </w:r>
+            <w:proofErr w:type="spellStart"/>
+            <w:r>
+              <w:rPr>
+                <w:lang w:val="en-US"/>
+              </w:rPr>
+              <w:t>NEW.id_evento</w:t>
+            </w:r>
+            <w:proofErr w:type="spellEnd"/>
           </w:p>
           <w:p>
             <w:r>
@@ -3437,7 +4735,39 @@
               <w:t xml:space="preserve">              </w:t>
             </w:r>
             <w:r>
-              <w:t>AND (NEW.fecha_inicio, NEW.fecha_fin) OVERLAPS (e.fecha_inicio, e.fecha_fin)</w:t>
+              <w:t>AND (</w:t>
+            </w:r>
+            <w:proofErr w:type="spellStart"/>
+            <w:r>
+              <w:t>NEW.fecha_inicio</w:t>
+            </w:r>
+            <w:proofErr w:type="spellEnd"/>
+            <w:r>
+              <w:t xml:space="preserve">, </w:t>
+            </w:r>
+            <w:proofErr w:type="spellStart"/>
+            <w:r>
+              <w:t>NEW.fecha_fin</w:t>
+            </w:r>
+            <w:proofErr w:type="spellEnd"/>
+            <w:r>
+              <w:t>) OVERLAPS (</w:t>
+            </w:r>
+            <w:proofErr w:type="spellStart"/>
+            <w:r>
+              <w:t>e.fecha_inicio</w:t>
+            </w:r>
+            <w:proofErr w:type="spellEnd"/>
+            <w:r>
+              <w:t xml:space="preserve">, </w:t>
+            </w:r>
+            <w:proofErr w:type="spellStart"/>
+            <w:r>
+              <w:t>e.fecha_fin</w:t>
+            </w:r>
+            <w:proofErr w:type="spellEnd"/>
+            <w:r>
+              <w:t>)</w:t>
             </w:r>
           </w:p>
           <w:p>
@@ -3448,7 +4778,15 @@
           </w:p>
           <w:p>
             <w:r>
-              <w:t xml:space="preserve">            RAISE EXCEPTION 'La ubicación % ya está asignada a otro evento en ese horario.', NEW.id_ubicacion;</w:t>
+              <w:t xml:space="preserve">            RAISE EXCEPTION 'La ubicación % ya está asignada a otro evento en ese horario.', </w:t>
+            </w:r>
+            <w:proofErr w:type="spellStart"/>
+            <w:r>
+              <w:t>NEW.id_ubicacion</w:t>
+            </w:r>
+            <w:proofErr w:type="spellEnd"/>
+            <w:r>
+              <w:t>;</w:t>
             </w:r>
           </w:p>
           <w:p>
@@ -3494,17 +4832,19 @@
             </w:r>
           </w:p>
           <w:p>
-            <w:r>
+            <w:pPr>
+              <w:rPr>
+                <w:lang w:val="en-US"/>
+              </w:rPr>
+            </w:pPr>
+            <w:r>
+              <w:rPr>
+                <w:lang w:val="en-US"/>
+              </w:rPr>
               <w:t>END;</w:t>
             </w:r>
           </w:p>
           <w:p>
-            <w:r>
-              <w:t>$$ LANGUAGE plpgsql;</w:t>
-            </w:r>
-          </w:p>
-          <w:p/>
-          <w:p>
             <w:pPr>
               <w:rPr>
                 <w:lang w:val="en-US"/>
@@ -3514,7 +4854,21 @@
               <w:rPr>
                 <w:lang w:val="en-US"/>
               </w:rPr>
-              <w:t>CREATE TRIGGER trg_evitar_traslape_ubicacion</w:t>
+              <w:t xml:space="preserve">$$ LANGUAGE </w:t>
+            </w:r>
+            <w:proofErr w:type="spellStart"/>
+            <w:r>
+              <w:rPr>
+                <w:lang w:val="en-US"/>
+              </w:rPr>
+              <w:t>plpgsql</w:t>
+            </w:r>
+            <w:proofErr w:type="spellEnd"/>
+            <w:r>
+              <w:rPr>
+                <w:lang w:val="en-US"/>
+              </w:rPr>
+              <w:t>;</w:t>
             </w:r>
           </w:p>
           <w:p>
@@ -3523,12 +4877,6 @@
                 <w:lang w:val="en-US"/>
               </w:rPr>
             </w:pPr>
-            <w:r>
-              <w:rPr>
-                <w:lang w:val="en-US"/>
-              </w:rPr>
-              <w:t>BEFORE INSERT OR UPDATE ON prototipo.eventos</w:t>
-            </w:r>
           </w:p>
           <w:p>
             <w:pPr>
@@ -3540,6 +4888,50 @@
               <w:rPr>
                 <w:lang w:val="en-US"/>
               </w:rPr>
+              <w:t xml:space="preserve">CREATE TRIGGER </w:t>
+            </w:r>
+            <w:proofErr w:type="spellStart"/>
+            <w:r>
+              <w:rPr>
+                <w:lang w:val="en-US"/>
+              </w:rPr>
+              <w:t>trg_evitar_traslape_ubicacion</w:t>
+            </w:r>
+            <w:proofErr w:type="spellEnd"/>
+          </w:p>
+          <w:p>
+            <w:pPr>
+              <w:rPr>
+                <w:lang w:val="en-US"/>
+              </w:rPr>
+            </w:pPr>
+            <w:r>
+              <w:rPr>
+                <w:lang w:val="en-US"/>
+              </w:rPr>
+              <w:t xml:space="preserve">BEFORE INSERT OR UPDATE ON </w:t>
+            </w:r>
+            <w:proofErr w:type="spellStart"/>
+            <w:proofErr w:type="gramStart"/>
+            <w:r>
+              <w:rPr>
+                <w:lang w:val="en-US"/>
+              </w:rPr>
+              <w:t>prototipo.eventos</w:t>
+            </w:r>
+            <w:proofErr w:type="spellEnd"/>
+            <w:proofErr w:type="gramEnd"/>
+          </w:p>
+          <w:p>
+            <w:pPr>
+              <w:rPr>
+                <w:lang w:val="en-US"/>
+              </w:rPr>
+            </w:pPr>
+            <w:r>
+              <w:rPr>
+                <w:lang w:val="en-US"/>
+              </w:rPr>
               <w:t>FOR EACH ROW</w:t>
             </w:r>
           </w:p>
@@ -3553,7 +4945,43 @@
               <w:rPr>
                 <w:lang w:val="en-US"/>
               </w:rPr>
-              <w:t>EXECUTE FUNCTION prototipo.fn_evitar_traslape_ubicacion();</w:t>
+              <w:t xml:space="preserve">EXECUTE FUNCTION </w:t>
+            </w:r>
+            <w:proofErr w:type="spellStart"/>
+            <w:proofErr w:type="gramStart"/>
+            <w:r>
+              <w:rPr>
+                <w:lang w:val="en-US"/>
+              </w:rPr>
+              <w:t>prototipo.fn</w:t>
+            </w:r>
+            <w:proofErr w:type="gramEnd"/>
+            <w:r>
+              <w:rPr>
+                <w:lang w:val="en-US"/>
+              </w:rPr>
+              <w:t>_evitar_traslape_</w:t>
+            </w:r>
+            <w:proofErr w:type="gramStart"/>
+            <w:r>
+              <w:rPr>
+                <w:lang w:val="en-US"/>
+              </w:rPr>
+              <w:t>ubicacion</w:t>
+            </w:r>
+            <w:proofErr w:type="spellEnd"/>
+            <w:r>
+              <w:rPr>
+                <w:lang w:val="en-US"/>
+              </w:rPr>
+              <w:t>(</w:t>
+            </w:r>
+            <w:proofErr w:type="gramEnd"/>
+            <w:r>
+              <w:rPr>
+                <w:lang w:val="en-US"/>
+              </w:rPr>
+              <w:t>);</w:t>
             </w:r>
           </w:p>
         </w:tc>
@@ -3576,12 +5004,25 @@
           </w:tcPr>
           <w:p>
             <w:r>
-              <w:t>--tabla disponibilidad_y_gestion</w:t>
-            </w:r>
-          </w:p>
-          <w:p>
-            <w:r>
-              <w:t xml:space="preserve">CREATE TABLE prototipo.disponibilidad_y_gestion ( </w:t>
+              <w:t xml:space="preserve">--tabla </w:t>
+            </w:r>
+            <w:proofErr w:type="spellStart"/>
+            <w:r>
+              <w:t>disponibilidad_y_gestion</w:t>
+            </w:r>
+            <w:proofErr w:type="spellEnd"/>
+          </w:p>
+          <w:p>
+            <w:r>
+              <w:t xml:space="preserve">CREATE TABLE </w:t>
+            </w:r>
+            <w:proofErr w:type="spellStart"/>
+            <w:r>
+              <w:t>prototipo.disponibilidad_y_gestion</w:t>
+            </w:r>
+            <w:proofErr w:type="spellEnd"/>
+            <w:r>
+              <w:t xml:space="preserve"> ( </w:t>
             </w:r>
           </w:p>
           <w:p>
@@ -3593,11 +5034,19 @@
             <w:r>
               <w:t xml:space="preserve">   </w:t>
             </w:r>
-            <w:r>
-              <w:rPr>
-                <w:lang w:val="en-US"/>
-              </w:rPr>
-              <w:t xml:space="preserve">id_usuario INT NOT NULL, </w:t>
+            <w:proofErr w:type="spellStart"/>
+            <w:r>
+              <w:rPr>
+                <w:lang w:val="en-US"/>
+              </w:rPr>
+              <w:t>id_usuario</w:t>
+            </w:r>
+            <w:proofErr w:type="spellEnd"/>
+            <w:r>
+              <w:rPr>
+                <w:lang w:val="en-US"/>
+              </w:rPr>
+              <w:t xml:space="preserve"> INT NOT NULL, </w:t>
             </w:r>
           </w:p>
           <w:p>
@@ -3618,11 +5067,19 @@
               </w:rPr>
               <w:t xml:space="preserve">  </w:t>
             </w:r>
-            <w:r>
-              <w:rPr>
-                <w:lang w:val="en-US"/>
-              </w:rPr>
-              <w:t xml:space="preserve">dia_semana INT NOT NULL, </w:t>
+            <w:proofErr w:type="spellStart"/>
+            <w:r>
+              <w:rPr>
+                <w:lang w:val="en-US"/>
+              </w:rPr>
+              <w:t>dia_semana</w:t>
+            </w:r>
+            <w:proofErr w:type="spellEnd"/>
+            <w:r>
+              <w:rPr>
+                <w:lang w:val="en-US"/>
+              </w:rPr>
+              <w:t xml:space="preserve"> INT NOT NULL, </w:t>
             </w:r>
           </w:p>
           <w:p>
@@ -3637,11 +5094,19 @@
               </w:rPr>
               <w:t xml:space="preserve">   </w:t>
             </w:r>
-            <w:r>
-              <w:rPr>
-                <w:lang w:val="en-US"/>
-              </w:rPr>
-              <w:t xml:space="preserve">hora_inicio TIME NOT NULL, </w:t>
+            <w:proofErr w:type="spellStart"/>
+            <w:r>
+              <w:rPr>
+                <w:lang w:val="en-US"/>
+              </w:rPr>
+              <w:t>hora_inicio</w:t>
+            </w:r>
+            <w:proofErr w:type="spellEnd"/>
+            <w:r>
+              <w:rPr>
+                <w:lang w:val="en-US"/>
+              </w:rPr>
+              <w:t xml:space="preserve"> TIME NOT NULL, </w:t>
             </w:r>
           </w:p>
           <w:p>
@@ -3662,11 +5127,19 @@
               </w:rPr>
               <w:t xml:space="preserve">  </w:t>
             </w:r>
-            <w:r>
-              <w:rPr>
-                <w:lang w:val="en-US"/>
-              </w:rPr>
-              <w:t xml:space="preserve">hora_fin TIME NOT NULL, </w:t>
+            <w:proofErr w:type="spellStart"/>
+            <w:r>
+              <w:rPr>
+                <w:lang w:val="en-US"/>
+              </w:rPr>
+              <w:t>hora_fin</w:t>
+            </w:r>
+            <w:proofErr w:type="spellEnd"/>
+            <w:r>
+              <w:rPr>
+                <w:lang w:val="en-US"/>
+              </w:rPr>
+              <w:t xml:space="preserve"> TIME NOT NULL, </w:t>
             </w:r>
           </w:p>
           <w:p>
@@ -3677,13 +5150,45 @@
               <w:t xml:space="preserve">   </w:t>
             </w:r>
             <w:r>
-              <w:t>CONSTRAINT pk_disponibilidad_y_gestion PRIMARY KEY</w:t>
+              <w:t xml:space="preserve">CONSTRAINT </w:t>
+            </w:r>
+            <w:proofErr w:type="spellStart"/>
+            <w:r>
+              <w:t>pk_disponibilidad_y_gestion</w:t>
+            </w:r>
+            <w:proofErr w:type="spellEnd"/>
+            <w:r>
+              <w:t xml:space="preserve"> PRIMARY KEY</w:t>
             </w:r>
             <w:r>
               <w:t xml:space="preserve"> </w:t>
             </w:r>
             <w:r>
-              <w:t xml:space="preserve">(id_usuario, dia_semana, hora_inicio), </w:t>
+              <w:t>(</w:t>
+            </w:r>
+            <w:proofErr w:type="spellStart"/>
+            <w:r>
+              <w:t>id_usuario</w:t>
+            </w:r>
+            <w:proofErr w:type="spellEnd"/>
+            <w:r>
+              <w:t xml:space="preserve">, </w:t>
+            </w:r>
+            <w:proofErr w:type="spellStart"/>
+            <w:r>
+              <w:t>dia_semana</w:t>
+            </w:r>
+            <w:proofErr w:type="spellEnd"/>
+            <w:r>
+              <w:t xml:space="preserve">, </w:t>
+            </w:r>
+            <w:proofErr w:type="spellStart"/>
+            <w:r>
+              <w:t>hora_inicio</w:t>
+            </w:r>
+            <w:proofErr w:type="spellEnd"/>
+            <w:r>
+              <w:t xml:space="preserve">), </w:t>
             </w:r>
           </w:p>
           <w:p>
@@ -3691,13 +5196,29 @@
               <w:t xml:space="preserve">   </w:t>
             </w:r>
             <w:r>
-              <w:t>CONSTRAINT fk_disponibilidad_usuario FOREIGN KEY</w:t>
+              <w:t xml:space="preserve">CONSTRAINT </w:t>
+            </w:r>
+            <w:proofErr w:type="spellStart"/>
+            <w:r>
+              <w:t>fk_disponibilidad_usuario</w:t>
+            </w:r>
+            <w:proofErr w:type="spellEnd"/>
+            <w:r>
+              <w:t xml:space="preserve"> FOREIGN KEY</w:t>
             </w:r>
             <w:r>
               <w:t xml:space="preserve"> </w:t>
             </w:r>
             <w:r>
-              <w:t xml:space="preserve">(id_usuario) </w:t>
+              <w:t>(</w:t>
+            </w:r>
+            <w:proofErr w:type="spellStart"/>
+            <w:r>
+              <w:t>id_usuario</w:t>
+            </w:r>
+            <w:proofErr w:type="spellEnd"/>
+            <w:r>
+              <w:t xml:space="preserve">) </w:t>
             </w:r>
           </w:p>
           <w:p>
@@ -3705,7 +5226,23 @@
               <w:t xml:space="preserve">        </w:t>
             </w:r>
             <w:r>
-              <w:t xml:space="preserve">REFERENCES prototipo.usuarios (id_usuario) </w:t>
+              <w:t xml:space="preserve">REFERENCES </w:t>
+            </w:r>
+            <w:proofErr w:type="spellStart"/>
+            <w:r>
+              <w:t>prototipo.usuarios</w:t>
+            </w:r>
+            <w:proofErr w:type="spellEnd"/>
+            <w:r>
+              <w:t xml:space="preserve"> (</w:t>
+            </w:r>
+            <w:proofErr w:type="spellStart"/>
+            <w:r>
+              <w:t>id_usuario</w:t>
+            </w:r>
+            <w:proofErr w:type="spellEnd"/>
+            <w:r>
+              <w:t xml:space="preserve">) </w:t>
             </w:r>
           </w:p>
           <w:p>
@@ -3746,8 +5283,30 @@
               <w:rPr>
                 <w:lang w:val="en-US"/>
               </w:rPr>
-              <w:t>CONSTRAINT chk_dia_semana_valido CHECK (dia_semana</w:t>
-            </w:r>
+              <w:t xml:space="preserve">CONSTRAINT </w:t>
+            </w:r>
+            <w:proofErr w:type="spellStart"/>
+            <w:r>
+              <w:rPr>
+                <w:lang w:val="en-US"/>
+              </w:rPr>
+              <w:t>chk_dia_semana_valido</w:t>
+            </w:r>
+            <w:proofErr w:type="spellEnd"/>
+            <w:r>
+              <w:rPr>
+                <w:lang w:val="en-US"/>
+              </w:rPr>
+              <w:t xml:space="preserve"> CHECK (</w:t>
+            </w:r>
+            <w:proofErr w:type="spellStart"/>
+            <w:r>
+              <w:rPr>
+                <w:lang w:val="en-US"/>
+              </w:rPr>
+              <w:t>dia_semana</w:t>
+            </w:r>
+            <w:proofErr w:type="spellEnd"/>
             <w:r>
               <w:rPr>
                 <w:lang w:val="en-US"/>
@@ -3769,7 +5328,31 @@
               <w:t xml:space="preserve">   </w:t>
             </w:r>
             <w:r>
-              <w:t xml:space="preserve">CONSTRAINT chk_rango_horas_disponibilidad CHECK (hora_fin &gt; hora_inicio) </w:t>
+              <w:t xml:space="preserve">CONSTRAINT </w:t>
+            </w:r>
+            <w:proofErr w:type="spellStart"/>
+            <w:r>
+              <w:t>chk_rango_horas_disponibilidad</w:t>
+            </w:r>
+            <w:proofErr w:type="spellEnd"/>
+            <w:r>
+              <w:t xml:space="preserve"> CHECK (</w:t>
+            </w:r>
+            <w:proofErr w:type="spellStart"/>
+            <w:r>
+              <w:t>hora_fin</w:t>
+            </w:r>
+            <w:proofErr w:type="spellEnd"/>
+            <w:r>
+              <w:t xml:space="preserve"> &gt; </w:t>
+            </w:r>
+            <w:proofErr w:type="spellStart"/>
+            <w:r>
+              <w:t>hora_inicio</w:t>
+            </w:r>
+            <w:proofErr w:type="spellEnd"/>
+            <w:r>
+              <w:t xml:space="preserve">) </w:t>
             </w:r>
           </w:p>
           <w:p>
@@ -3780,7 +5363,15 @@
           <w:p/>
           <w:p>
             <w:r>
-              <w:t>CREATE VIEW prototipo.vista_disponibilidad_usuarios AS</w:t>
+              <w:t xml:space="preserve">CREATE VIEW </w:t>
+            </w:r>
+            <w:proofErr w:type="spellStart"/>
+            <w:r>
+              <w:t>prototipo.vista_disponibilidad_usuarios</w:t>
+            </w:r>
+            <w:proofErr w:type="spellEnd"/>
+            <w:r>
+              <w:t xml:space="preserve"> AS</w:t>
             </w:r>
           </w:p>
           <w:p>
@@ -3790,52 +5381,150 @@
           </w:p>
           <w:p>
             <w:r>
-              <w:t xml:space="preserve">    u.id_usuario,</w:t>
-            </w:r>
-          </w:p>
-          <w:p>
-            <w:r>
-              <w:t xml:space="preserve">    u.nombre,</w:t>
-            </w:r>
-          </w:p>
-          <w:p>
-            <w:r>
-              <w:t xml:space="preserve">    u.apellido,</w:t>
-            </w:r>
-          </w:p>
-          <w:p>
-            <w:r>
-              <w:t xml:space="preserve">    d.dia_semana,</w:t>
-            </w:r>
-          </w:p>
-          <w:p>
-            <w:r>
-              <w:t xml:space="preserve">    d.hora_inicio,</w:t>
-            </w:r>
-          </w:p>
-          <w:p>
-            <w:r>
-              <w:t xml:space="preserve">    d.hora_fin</w:t>
-            </w:r>
-          </w:p>
-          <w:p>
-            <w:r>
-              <w:t>FROM prototipo.usuarios u</w:t>
-            </w:r>
-          </w:p>
-          <w:p>
-            <w:r>
-              <w:t>JOIN prototipo.disponibilidad_y_gestion d ON u.id_usuario = d.id_usuario</w:t>
-            </w:r>
-          </w:p>
-          <w:p>
-            <w:r>
-              <w:t>WHERE u.activo = TRUE</w:t>
-            </w:r>
-          </w:p>
-          <w:p>
-            <w:r>
-              <w:t>ORDER BY d.dia_semana, d.hora_inicio;</w:t>
+              <w:t xml:space="preserve">    </w:t>
+            </w:r>
+            <w:proofErr w:type="spellStart"/>
+            <w:r>
+              <w:t>u.id_usuario</w:t>
+            </w:r>
+            <w:proofErr w:type="spellEnd"/>
+            <w:r>
+              <w:t>,</w:t>
+            </w:r>
+          </w:p>
+          <w:p>
+            <w:r>
+              <w:t xml:space="preserve">    </w:t>
+            </w:r>
+            <w:proofErr w:type="spellStart"/>
+            <w:r>
+              <w:t>u.nombre</w:t>
+            </w:r>
+            <w:proofErr w:type="spellEnd"/>
+            <w:r>
+              <w:t>,</w:t>
+            </w:r>
+          </w:p>
+          <w:p>
+            <w:r>
+              <w:t xml:space="preserve">    </w:t>
+            </w:r>
+            <w:proofErr w:type="spellStart"/>
+            <w:r>
+              <w:t>u.apellido</w:t>
+            </w:r>
+            <w:proofErr w:type="spellEnd"/>
+            <w:r>
+              <w:t>,</w:t>
+            </w:r>
+          </w:p>
+          <w:p>
+            <w:r>
+              <w:t xml:space="preserve">    </w:t>
+            </w:r>
+            <w:proofErr w:type="spellStart"/>
+            <w:r>
+              <w:t>d.dia_semana</w:t>
+            </w:r>
+            <w:proofErr w:type="spellEnd"/>
+            <w:r>
+              <w:t>,</w:t>
+            </w:r>
+          </w:p>
+          <w:p>
+            <w:r>
+              <w:t xml:space="preserve">    </w:t>
+            </w:r>
+            <w:proofErr w:type="spellStart"/>
+            <w:r>
+              <w:t>d.hora_inicio</w:t>
+            </w:r>
+            <w:proofErr w:type="spellEnd"/>
+            <w:r>
+              <w:t>,</w:t>
+            </w:r>
+          </w:p>
+          <w:p>
+            <w:r>
+              <w:t xml:space="preserve">    </w:t>
+            </w:r>
+            <w:proofErr w:type="spellStart"/>
+            <w:r>
+              <w:t>d.hora_fin</w:t>
+            </w:r>
+            <w:proofErr w:type="spellEnd"/>
+          </w:p>
+          <w:p>
+            <w:r>
+              <w:t xml:space="preserve">FROM </w:t>
+            </w:r>
+            <w:proofErr w:type="spellStart"/>
+            <w:r>
+              <w:t>prototipo.usuarios</w:t>
+            </w:r>
+            <w:proofErr w:type="spellEnd"/>
+            <w:r>
+              <w:t xml:space="preserve"> u</w:t>
+            </w:r>
+          </w:p>
+          <w:p>
+            <w:r>
+              <w:t xml:space="preserve">JOIN </w:t>
+            </w:r>
+            <w:proofErr w:type="spellStart"/>
+            <w:r>
+              <w:t>prototipo.disponibilidad_y_gestion</w:t>
+            </w:r>
+            <w:proofErr w:type="spellEnd"/>
+            <w:r>
+              <w:t xml:space="preserve"> d ON </w:t>
+            </w:r>
+            <w:proofErr w:type="spellStart"/>
+            <w:r>
+              <w:t>u.id_usuario</w:t>
+            </w:r>
+            <w:proofErr w:type="spellEnd"/>
+            <w:r>
+              <w:t xml:space="preserve"> = </w:t>
+            </w:r>
+            <w:proofErr w:type="spellStart"/>
+            <w:r>
+              <w:t>d.id_usuario</w:t>
+            </w:r>
+            <w:proofErr w:type="spellEnd"/>
+          </w:p>
+          <w:p>
+            <w:r>
+              <w:t xml:space="preserve">WHERE </w:t>
+            </w:r>
+            <w:proofErr w:type="spellStart"/>
+            <w:r>
+              <w:t>u.activo</w:t>
+            </w:r>
+            <w:proofErr w:type="spellEnd"/>
+            <w:r>
+              <w:t xml:space="preserve"> = TRUE</w:t>
+            </w:r>
+          </w:p>
+          <w:p>
+            <w:r>
+              <w:t xml:space="preserve">ORDER BY </w:t>
+            </w:r>
+            <w:proofErr w:type="spellStart"/>
+            <w:r>
+              <w:t>d.dia_semana</w:t>
+            </w:r>
+            <w:proofErr w:type="spellEnd"/>
+            <w:r>
+              <w:t xml:space="preserve">, </w:t>
+            </w:r>
+            <w:proofErr w:type="spellStart"/>
+            <w:r>
+              <w:t>d.hora_inicio</w:t>
+            </w:r>
+            <w:proofErr w:type="spellEnd"/>
+            <w:r>
+              <w:t>;</w:t>
             </w:r>
           </w:p>
         </w:tc>
@@ -3857,14 +5546,6 @@
             <w:tcW w:w="6968" w:type="dxa"/>
           </w:tcPr>
           <w:p>
-            <w:r>
-              <w:t>--Tabla tareas_e</w:t>
-            </w:r>
-            <w:r>
-              <w:t>vento</w:t>
-            </w:r>
-          </w:p>
-          <w:p>
             <w:pPr>
               <w:rPr>
                 <w:lang w:val="en-US"/>
@@ -3874,8 +5555,30 @@
               <w:rPr>
                 <w:lang w:val="en-US"/>
               </w:rPr>
-              <w:t>CREATE TABLE prototipo.tareas_evento (</w:t>
-            </w:r>
+              <w:t>--</w:t>
+            </w:r>
+            <w:proofErr w:type="spellStart"/>
+            <w:r>
+              <w:rPr>
+                <w:lang w:val="en-US"/>
+              </w:rPr>
+              <w:t>Tabla</w:t>
+            </w:r>
+            <w:proofErr w:type="spellEnd"/>
+            <w:r>
+              <w:rPr>
+                <w:lang w:val="en-US"/>
+              </w:rPr>
+              <w:t xml:space="preserve"> </w:t>
+            </w:r>
+            <w:proofErr w:type="spellStart"/>
+            <w:r>
+              <w:rPr>
+                <w:lang w:val="en-US"/>
+              </w:rPr>
+              <w:t>tareas_evento</w:t>
+            </w:r>
+            <w:proofErr w:type="spellEnd"/>
           </w:p>
           <w:p>
             <w:pPr>
@@ -3887,13 +5590,56 @@
               <w:rPr>
                 <w:lang w:val="en-US"/>
               </w:rPr>
+              <w:t xml:space="preserve">CREATE TABLE </w:t>
+            </w:r>
+            <w:proofErr w:type="spellStart"/>
+            <w:proofErr w:type="gramStart"/>
+            <w:r>
+              <w:rPr>
+                <w:lang w:val="en-US"/>
+              </w:rPr>
+              <w:t>prototipo.tareas</w:t>
+            </w:r>
+            <w:proofErr w:type="gramEnd"/>
+            <w:r>
+              <w:rPr>
+                <w:lang w:val="en-US"/>
+              </w:rPr>
+              <w:t>_evento</w:t>
+            </w:r>
+            <w:proofErr w:type="spellEnd"/>
+            <w:r>
+              <w:rPr>
+                <w:lang w:val="en-US"/>
+              </w:rPr>
+              <w:t xml:space="preserve"> (</w:t>
+            </w:r>
+          </w:p>
+          <w:p>
+            <w:pPr>
+              <w:rPr>
+                <w:lang w:val="en-US"/>
+              </w:rPr>
+            </w:pPr>
+            <w:r>
+              <w:rPr>
+                <w:lang w:val="en-US"/>
+              </w:rPr>
               <w:t xml:space="preserve">    </w:t>
             </w:r>
-            <w:r>
-              <w:rPr>
-                <w:lang w:val="en-US"/>
-              </w:rPr>
-              <w:t>id_tarea SERIAL,</w:t>
+            <w:proofErr w:type="spellStart"/>
+            <w:r>
+              <w:rPr>
+                <w:lang w:val="en-US"/>
+              </w:rPr>
+              <w:t>id_tarea</w:t>
+            </w:r>
+            <w:proofErr w:type="spellEnd"/>
+            <w:r>
+              <w:rPr>
+                <w:lang w:val="en-US"/>
+              </w:rPr>
+              <w:t xml:space="preserve"> SERIAL,</w:t>
             </w:r>
           </w:p>
           <w:p>
@@ -3906,7 +5652,21 @@
               <w:rPr>
                 <w:lang w:val="en-US"/>
               </w:rPr>
-              <w:t xml:space="preserve">    id_evento INT NOT NULL,</w:t>
+              <w:t xml:space="preserve">    </w:t>
+            </w:r>
+            <w:proofErr w:type="spellStart"/>
+            <w:r>
+              <w:rPr>
+                <w:lang w:val="en-US"/>
+              </w:rPr>
+              <w:t>id_evento</w:t>
+            </w:r>
+            <w:proofErr w:type="spellEnd"/>
+            <w:r>
+              <w:rPr>
+                <w:lang w:val="en-US"/>
+              </w:rPr>
+              <w:t xml:space="preserve"> INT NOT NULL,</w:t>
             </w:r>
           </w:p>
           <w:p>
@@ -3919,7 +5679,21 @@
               <w:rPr>
                 <w:lang w:val="en-US"/>
               </w:rPr>
-              <w:t xml:space="preserve">    descripcion TEXT NOT NULL,</w:t>
+              <w:t xml:space="preserve">    </w:t>
+            </w:r>
+            <w:proofErr w:type="spellStart"/>
+            <w:r>
+              <w:rPr>
+                <w:lang w:val="en-US"/>
+              </w:rPr>
+              <w:t>descripcion</w:t>
+            </w:r>
+            <w:proofErr w:type="spellEnd"/>
+            <w:r>
+              <w:rPr>
+                <w:lang w:val="en-US"/>
+              </w:rPr>
+              <w:t xml:space="preserve"> TEXT NOT NULL,</w:t>
             </w:r>
           </w:p>
           <w:p>
@@ -3932,7 +5706,21 @@
               <w:rPr>
                 <w:lang w:val="en-US"/>
               </w:rPr>
-              <w:t xml:space="preserve">    fecha_limite TIMESTAMP NOT NULL,</w:t>
+              <w:t xml:space="preserve">    </w:t>
+            </w:r>
+            <w:proofErr w:type="spellStart"/>
+            <w:r>
+              <w:rPr>
+                <w:lang w:val="en-US"/>
+              </w:rPr>
+              <w:t>fecha_limite</w:t>
+            </w:r>
+            <w:proofErr w:type="spellEnd"/>
+            <w:r>
+              <w:rPr>
+                <w:lang w:val="en-US"/>
+              </w:rPr>
+              <w:t xml:space="preserve"> TIMESTAMP NOT NULL,</w:t>
             </w:r>
           </w:p>
           <w:p>
@@ -3945,7 +5733,35 @@
               <w:rPr>
                 <w:lang w:val="en-US"/>
               </w:rPr>
-              <w:t xml:space="preserve">    prioridad VARCHAR(20) DEFAULT 'media' NOT NULL,</w:t>
+              <w:t xml:space="preserve">    </w:t>
+            </w:r>
+            <w:proofErr w:type="spellStart"/>
+            <w:r>
+              <w:rPr>
+                <w:lang w:val="en-US"/>
+              </w:rPr>
+              <w:t>prioridad</w:t>
+            </w:r>
+            <w:proofErr w:type="spellEnd"/>
+            <w:r>
+              <w:rPr>
+                <w:lang w:val="en-US"/>
+              </w:rPr>
+              <w:t xml:space="preserve"> </w:t>
+            </w:r>
+            <w:proofErr w:type="gramStart"/>
+            <w:r>
+              <w:rPr>
+                <w:lang w:val="en-US"/>
+              </w:rPr>
+              <w:t>VARCHAR(</w:t>
+            </w:r>
+            <w:proofErr w:type="gramEnd"/>
+            <w:r>
+              <w:rPr>
+                <w:lang w:val="en-US"/>
+              </w:rPr>
+              <w:t>20) DEFAULT 'media' NOT NULL,</w:t>
             </w:r>
           </w:p>
           <w:p>
@@ -3958,7 +5774,35 @@
               <w:rPr>
                 <w:lang w:val="en-US"/>
               </w:rPr>
-              <w:t xml:space="preserve">    CONSTRAINT pk_tareas_evento PRIMARY KEY (id_tarea),</w:t>
+              <w:t xml:space="preserve">    CONSTRAINT </w:t>
+            </w:r>
+            <w:proofErr w:type="spellStart"/>
+            <w:r>
+              <w:rPr>
+                <w:lang w:val="en-US"/>
+              </w:rPr>
+              <w:t>pk_tareas_evento</w:t>
+            </w:r>
+            <w:proofErr w:type="spellEnd"/>
+            <w:r>
+              <w:rPr>
+                <w:lang w:val="en-US"/>
+              </w:rPr>
+              <w:t xml:space="preserve"> PRIMARY KEY (</w:t>
+            </w:r>
+            <w:proofErr w:type="spellStart"/>
+            <w:r>
+              <w:rPr>
+                <w:lang w:val="en-US"/>
+              </w:rPr>
+              <w:t>id_tarea</w:t>
+            </w:r>
+            <w:proofErr w:type="spellEnd"/>
+            <w:r>
+              <w:rPr>
+                <w:lang w:val="en-US"/>
+              </w:rPr>
+              <w:t>),</w:t>
             </w:r>
           </w:p>
           <w:p>
@@ -3971,7 +5815,35 @@
               <w:rPr>
                 <w:lang w:val="en-US"/>
               </w:rPr>
-              <w:t xml:space="preserve">    CONSTRAINT fk_tareas_evento_evento FOREIGN KEY (id_evento)</w:t>
+              <w:t xml:space="preserve">    CONSTRAINT </w:t>
+            </w:r>
+            <w:proofErr w:type="spellStart"/>
+            <w:r>
+              <w:rPr>
+                <w:lang w:val="en-US"/>
+              </w:rPr>
+              <w:t>fk_tareas_evento_evento</w:t>
+            </w:r>
+            <w:proofErr w:type="spellEnd"/>
+            <w:r>
+              <w:rPr>
+                <w:lang w:val="en-US"/>
+              </w:rPr>
+              <w:t xml:space="preserve"> FOREIGN KEY (</w:t>
+            </w:r>
+            <w:proofErr w:type="spellStart"/>
+            <w:r>
+              <w:rPr>
+                <w:lang w:val="en-US"/>
+              </w:rPr>
+              <w:t>id_evento</w:t>
+            </w:r>
+            <w:proofErr w:type="spellEnd"/>
+            <w:r>
+              <w:rPr>
+                <w:lang w:val="en-US"/>
+              </w:rPr>
+              <w:t>)</w:t>
             </w:r>
           </w:p>
           <w:p>
@@ -3982,7 +5854,23 @@
               <w:t xml:space="preserve">        </w:t>
             </w:r>
             <w:r>
-              <w:t>REFERENCES prototipo.eventos (id_evento)</w:t>
+              <w:t xml:space="preserve">REFERENCES </w:t>
+            </w:r>
+            <w:proofErr w:type="spellStart"/>
+            <w:r>
+              <w:t>prototipo.eventos</w:t>
+            </w:r>
+            <w:proofErr w:type="spellEnd"/>
+            <w:r>
+              <w:t xml:space="preserve"> (</w:t>
+            </w:r>
+            <w:proofErr w:type="spellStart"/>
+            <w:r>
+              <w:t>id_evento</w:t>
+            </w:r>
+            <w:proofErr w:type="spellEnd"/>
+            <w:r>
+              <w:t>)</w:t>
             </w:r>
           </w:p>
           <w:p>
@@ -4011,7 +5899,63 @@
               <w:rPr>
                 <w:lang w:val="en-US"/>
               </w:rPr>
-              <w:t xml:space="preserve">    CONSTRAINT chk_prioridad_enum CHECK (prioridad IN ('baja', 'media', 'alta', 'critica'))</w:t>
+              <w:t xml:space="preserve">    CONSTRAINT </w:t>
+            </w:r>
+            <w:proofErr w:type="spellStart"/>
+            <w:r>
+              <w:rPr>
+                <w:lang w:val="en-US"/>
+              </w:rPr>
+              <w:t>chk_prioridad_enum</w:t>
+            </w:r>
+            <w:proofErr w:type="spellEnd"/>
+            <w:r>
+              <w:rPr>
+                <w:lang w:val="en-US"/>
+              </w:rPr>
+              <w:t xml:space="preserve"> CHECK (</w:t>
+            </w:r>
+            <w:proofErr w:type="spellStart"/>
+            <w:r>
+              <w:rPr>
+                <w:lang w:val="en-US"/>
+              </w:rPr>
+              <w:t>prioridad</w:t>
+            </w:r>
+            <w:proofErr w:type="spellEnd"/>
+            <w:r>
+              <w:rPr>
+                <w:lang w:val="en-US"/>
+              </w:rPr>
+              <w:t xml:space="preserve"> IN ('baja', 'media', '</w:t>
+            </w:r>
+            <w:proofErr w:type="spellStart"/>
+            <w:r>
+              <w:rPr>
+                <w:lang w:val="en-US"/>
+              </w:rPr>
+              <w:t>alta</w:t>
+            </w:r>
+            <w:proofErr w:type="spellEnd"/>
+            <w:r>
+              <w:rPr>
+                <w:lang w:val="en-US"/>
+              </w:rPr>
+              <w:t>', '</w:t>
+            </w:r>
+            <w:proofErr w:type="spellStart"/>
+            <w:r>
+              <w:rPr>
+                <w:lang w:val="en-US"/>
+              </w:rPr>
+              <w:t>critica</w:t>
+            </w:r>
+            <w:proofErr w:type="spellEnd"/>
+            <w:r>
+              <w:rPr>
+                <w:lang w:val="en-US"/>
+              </w:rPr>
+              <w:t>'))</w:t>
             </w:r>
           </w:p>
           <w:p>
@@ -4044,8 +5988,24 @@
               <w:rPr>
                 <w:lang w:val="en-US"/>
               </w:rPr>
-              <w:t>ALTER TABLE prototipo.tareas_evento</w:t>
-            </w:r>
+              <w:t xml:space="preserve">ALTER TABLE </w:t>
+            </w:r>
+            <w:proofErr w:type="spellStart"/>
+            <w:proofErr w:type="gramStart"/>
+            <w:r>
+              <w:rPr>
+                <w:lang w:val="en-US"/>
+              </w:rPr>
+              <w:t>prototipo.tareas</w:t>
+            </w:r>
+            <w:proofErr w:type="gramEnd"/>
+            <w:r>
+              <w:rPr>
+                <w:lang w:val="en-US"/>
+              </w:rPr>
+              <w:t>_evento</w:t>
+            </w:r>
+            <w:proofErr w:type="spellEnd"/>
           </w:p>
           <w:p>
             <w:pPr>
@@ -4057,7 +6017,49 @@
               <w:rPr>
                 <w:lang w:val="en-US"/>
               </w:rPr>
-              <w:t xml:space="preserve">    ADD COLUMN estado VARCHAR(20) NOT NULL DEFAULT 'pendiente',</w:t>
+              <w:t xml:space="preserve">    ADD COLUMN </w:t>
+            </w:r>
+            <w:proofErr w:type="spellStart"/>
+            <w:r>
+              <w:rPr>
+                <w:lang w:val="en-US"/>
+              </w:rPr>
+              <w:t>estado</w:t>
+            </w:r>
+            <w:proofErr w:type="spellEnd"/>
+            <w:r>
+              <w:rPr>
+                <w:lang w:val="en-US"/>
+              </w:rPr>
+              <w:t xml:space="preserve"> </w:t>
+            </w:r>
+            <w:proofErr w:type="gramStart"/>
+            <w:r>
+              <w:rPr>
+                <w:lang w:val="en-US"/>
+              </w:rPr>
+              <w:t>VARCHAR(</w:t>
+            </w:r>
+            <w:proofErr w:type="gramEnd"/>
+            <w:r>
+              <w:rPr>
+                <w:lang w:val="en-US"/>
+              </w:rPr>
+              <w:t>20) NOT NULL DEFAULT '</w:t>
+            </w:r>
+            <w:proofErr w:type="spellStart"/>
+            <w:r>
+              <w:rPr>
+                <w:lang w:val="en-US"/>
+              </w:rPr>
+              <w:t>pendiente</w:t>
+            </w:r>
+            <w:proofErr w:type="spellEnd"/>
+            <w:r>
+              <w:rPr>
+                <w:lang w:val="en-US"/>
+              </w:rPr>
+              <w:t>',</w:t>
             </w:r>
           </w:p>
           <w:p>
@@ -4070,7 +6072,91 @@
               <w:rPr>
                 <w:lang w:val="en-US"/>
               </w:rPr>
-              <w:t xml:space="preserve">    ADD CONSTRAINT chk_estado_enum CHECK (estado IN ('pendiente','en_progreso','completada','cancelada'));</w:t>
+              <w:t xml:space="preserve">    ADD CONSTRAINT </w:t>
+            </w:r>
+            <w:proofErr w:type="spellStart"/>
+            <w:r>
+              <w:rPr>
+                <w:lang w:val="en-US"/>
+              </w:rPr>
+              <w:t>chk_estado_enum</w:t>
+            </w:r>
+            <w:proofErr w:type="spellEnd"/>
+            <w:r>
+              <w:rPr>
+                <w:lang w:val="en-US"/>
+              </w:rPr>
+              <w:t xml:space="preserve"> CHECK (</w:t>
+            </w:r>
+            <w:proofErr w:type="spellStart"/>
+            <w:r>
+              <w:rPr>
+                <w:lang w:val="en-US"/>
+              </w:rPr>
+              <w:t>estado</w:t>
+            </w:r>
+            <w:proofErr w:type="spellEnd"/>
+            <w:r>
+              <w:rPr>
+                <w:lang w:val="en-US"/>
+              </w:rPr>
+              <w:t xml:space="preserve"> IN ('</w:t>
+            </w:r>
+            <w:proofErr w:type="spellStart"/>
+            <w:r>
+              <w:rPr>
+                <w:lang w:val="en-US"/>
+              </w:rPr>
+              <w:t>pendiente</w:t>
+            </w:r>
+            <w:proofErr w:type="spellEnd"/>
+            <w:r>
+              <w:rPr>
+                <w:lang w:val="en-US"/>
+              </w:rPr>
+              <w:t>','en_</w:t>
+            </w:r>
+            <w:proofErr w:type="spellStart"/>
+            <w:r>
+              <w:rPr>
+                <w:lang w:val="en-US"/>
+              </w:rPr>
+              <w:t>progreso</w:t>
+            </w:r>
+            <w:proofErr w:type="spellEnd"/>
+            <w:r>
+              <w:rPr>
+                <w:lang w:val="en-US"/>
+              </w:rPr>
+              <w:t>','</w:t>
+            </w:r>
+            <w:proofErr w:type="spellStart"/>
+            <w:r>
+              <w:rPr>
+                <w:lang w:val="en-US"/>
+              </w:rPr>
+              <w:t>completada</w:t>
+            </w:r>
+            <w:proofErr w:type="spellEnd"/>
+            <w:r>
+              <w:rPr>
+                <w:lang w:val="en-US"/>
+              </w:rPr>
+              <w:t>','</w:t>
+            </w:r>
+            <w:proofErr w:type="spellStart"/>
+            <w:r>
+              <w:rPr>
+                <w:lang w:val="en-US"/>
+              </w:rPr>
+              <w:t>cancelada</w:t>
+            </w:r>
+            <w:proofErr w:type="spellEnd"/>
+            <w:r>
+              <w:rPr>
+                <w:lang w:val="en-US"/>
+              </w:rPr>
+              <w:t>'));</w:t>
             </w:r>
           </w:p>
           <w:p>
@@ -4082,7 +6168,15 @@
           </w:p>
           <w:p>
             <w:r>
-              <w:t xml:space="preserve">CREATE VIEW prototipo.vista_tareas_vencidas AS </w:t>
+              <w:t xml:space="preserve">CREATE VIEW </w:t>
+            </w:r>
+            <w:proofErr w:type="spellStart"/>
+            <w:r>
+              <w:t>prototipo.vista_tareas_vencidas</w:t>
+            </w:r>
+            <w:proofErr w:type="spellEnd"/>
+            <w:r>
+              <w:t xml:space="preserve"> AS </w:t>
             </w:r>
           </w:p>
           <w:p>
@@ -4091,33 +6185,63 @@
             </w:r>
           </w:p>
           <w:p>
-            <w:r>
-              <w:t xml:space="preserve">t.id_tarea, </w:t>
-            </w:r>
-          </w:p>
-          <w:p>
-            <w:r>
-              <w:t xml:space="preserve">t.descripcion, </w:t>
-            </w:r>
-          </w:p>
-          <w:p>
-            <w:r>
-              <w:t xml:space="preserve">t.fecha_limite, </w:t>
-            </w:r>
-          </w:p>
-          <w:p>
-            <w:r>
-              <w:t xml:space="preserve">t.prioridad, </w:t>
-            </w:r>
-          </w:p>
-          <w:p>
-            <w:r>
-              <w:t xml:space="preserve">t.estado, </w:t>
-            </w:r>
-          </w:p>
-          <w:p>
-            <w:r>
-              <w:t xml:space="preserve">e.titulo AS evento </w:t>
+            <w:proofErr w:type="spellStart"/>
+            <w:r>
+              <w:t>t.id_tarea</w:t>
+            </w:r>
+            <w:proofErr w:type="spellEnd"/>
+            <w:r>
+              <w:t xml:space="preserve">, </w:t>
+            </w:r>
+          </w:p>
+          <w:p>
+            <w:proofErr w:type="spellStart"/>
+            <w:r>
+              <w:t>t.descripcion</w:t>
+            </w:r>
+            <w:proofErr w:type="spellEnd"/>
+            <w:r>
+              <w:t xml:space="preserve">, </w:t>
+            </w:r>
+          </w:p>
+          <w:p>
+            <w:proofErr w:type="spellStart"/>
+            <w:r>
+              <w:t>t.fecha_limite</w:t>
+            </w:r>
+            <w:proofErr w:type="spellEnd"/>
+            <w:r>
+              <w:t xml:space="preserve">, </w:t>
+            </w:r>
+          </w:p>
+          <w:p>
+            <w:proofErr w:type="spellStart"/>
+            <w:r>
+              <w:t>t.prioridad</w:t>
+            </w:r>
+            <w:proofErr w:type="spellEnd"/>
+            <w:r>
+              <w:t xml:space="preserve">, </w:t>
+            </w:r>
+          </w:p>
+          <w:p>
+            <w:proofErr w:type="spellStart"/>
+            <w:r>
+              <w:t>t.estado</w:t>
+            </w:r>
+            <w:proofErr w:type="spellEnd"/>
+            <w:r>
+              <w:t xml:space="preserve">, </w:t>
+            </w:r>
+          </w:p>
+          <w:p>
+            <w:proofErr w:type="spellStart"/>
+            <w:r>
+              <w:t>e.titulo</w:t>
+            </w:r>
+            <w:proofErr w:type="spellEnd"/>
+            <w:r>
+              <w:t xml:space="preserve"> AS evento </w:t>
             </w:r>
           </w:p>
           <w:p>
@@ -4130,7 +6254,29 @@
               <w:rPr>
                 <w:lang w:val="en-US"/>
               </w:rPr>
-              <w:t xml:space="preserve">FROM prototipo.tareas_evento t </w:t>
+              <w:t xml:space="preserve">FROM </w:t>
+            </w:r>
+            <w:proofErr w:type="spellStart"/>
+            <w:proofErr w:type="gramStart"/>
+            <w:r>
+              <w:rPr>
+                <w:lang w:val="en-US"/>
+              </w:rPr>
+              <w:t>prototipo.tareas</w:t>
+            </w:r>
+            <w:proofErr w:type="gramEnd"/>
+            <w:r>
+              <w:rPr>
+                <w:lang w:val="en-US"/>
+              </w:rPr>
+              <w:t>_evento</w:t>
+            </w:r>
+            <w:proofErr w:type="spellEnd"/>
+            <w:r>
+              <w:rPr>
+                <w:lang w:val="en-US"/>
+              </w:rPr>
+              <w:t xml:space="preserve"> t </w:t>
             </w:r>
           </w:p>
           <w:p>
@@ -4143,7 +6289,51 @@
               <w:rPr>
                 <w:lang w:val="en-US"/>
               </w:rPr>
-              <w:t xml:space="preserve">JOIN prototipo.eventos e ON t.id_evento = e.id_evento </w:t>
+              <w:t xml:space="preserve">JOIN </w:t>
+            </w:r>
+            <w:proofErr w:type="spellStart"/>
+            <w:proofErr w:type="gramStart"/>
+            <w:r>
+              <w:rPr>
+                <w:lang w:val="en-US"/>
+              </w:rPr>
+              <w:t>prototipo.eventos</w:t>
+            </w:r>
+            <w:proofErr w:type="spellEnd"/>
+            <w:proofErr w:type="gramEnd"/>
+            <w:r>
+              <w:rPr>
+                <w:lang w:val="en-US"/>
+              </w:rPr>
+              <w:t xml:space="preserve"> e ON </w:t>
+            </w:r>
+            <w:proofErr w:type="spellStart"/>
+            <w:r>
+              <w:rPr>
+                <w:lang w:val="en-US"/>
+              </w:rPr>
+              <w:t>t.id_evento</w:t>
+            </w:r>
+            <w:proofErr w:type="spellEnd"/>
+            <w:r>
+              <w:rPr>
+                <w:lang w:val="en-US"/>
+              </w:rPr>
+              <w:t xml:space="preserve"> = </w:t>
+            </w:r>
+            <w:proofErr w:type="spellStart"/>
+            <w:r>
+              <w:rPr>
+                <w:lang w:val="en-US"/>
+              </w:rPr>
+              <w:t>e.id_evento</w:t>
+            </w:r>
+            <w:proofErr w:type="spellEnd"/>
+            <w:r>
+              <w:rPr>
+                <w:lang w:val="en-US"/>
+              </w:rPr>
+              <w:t xml:space="preserve"> </w:t>
             </w:r>
           </w:p>
           <w:p>
@@ -4156,7 +6346,29 @@
               <w:rPr>
                 <w:lang w:val="en-US"/>
               </w:rPr>
-              <w:t xml:space="preserve">WHERE t.fecha_limite &lt; CURRENT_TIMESTAMP </w:t>
+              <w:t xml:space="preserve">WHERE </w:t>
+            </w:r>
+            <w:proofErr w:type="spellStart"/>
+            <w:proofErr w:type="gramStart"/>
+            <w:r>
+              <w:rPr>
+                <w:lang w:val="en-US"/>
+              </w:rPr>
+              <w:t>t.fecha</w:t>
+            </w:r>
+            <w:proofErr w:type="gramEnd"/>
+            <w:r>
+              <w:rPr>
+                <w:lang w:val="en-US"/>
+              </w:rPr>
+              <w:t>_limite</w:t>
+            </w:r>
+            <w:proofErr w:type="spellEnd"/>
+            <w:r>
+              <w:rPr>
+                <w:lang w:val="en-US"/>
+              </w:rPr>
+              <w:t xml:space="preserve"> &lt; CURRENT_TIMESTAMP </w:t>
             </w:r>
           </w:p>
           <w:p>
@@ -4175,7 +6387,37 @@
               <w:rPr>
                 <w:lang w:val="en-US"/>
               </w:rPr>
-              <w:t>AND t.estado &lt;&gt; 'completada';</w:t>
+              <w:t xml:space="preserve">AND </w:t>
+            </w:r>
+            <w:proofErr w:type="spellStart"/>
+            <w:proofErr w:type="gramStart"/>
+            <w:r>
+              <w:rPr>
+                <w:lang w:val="en-US"/>
+              </w:rPr>
+              <w:t>t.estado</w:t>
+            </w:r>
+            <w:proofErr w:type="spellEnd"/>
+            <w:proofErr w:type="gramEnd"/>
+            <w:r>
+              <w:rPr>
+                <w:lang w:val="en-US"/>
+              </w:rPr>
+              <w:t xml:space="preserve"> &lt;&gt; '</w:t>
+            </w:r>
+            <w:proofErr w:type="spellStart"/>
+            <w:r>
+              <w:rPr>
+                <w:lang w:val="en-US"/>
+              </w:rPr>
+              <w:t>completada</w:t>
+            </w:r>
+            <w:proofErr w:type="spellEnd"/>
+            <w:r>
+              <w:rPr>
+                <w:lang w:val="en-US"/>
+              </w:rPr>
+              <w:t>';</w:t>
             </w:r>
           </w:p>
         </w:tc>
@@ -4197,12 +6439,25 @@
           </w:tcPr>
           <w:p>
             <w:r>
-              <w:t>--tarea_usuario_asignado</w:t>
-            </w:r>
-          </w:p>
-          <w:p>
-            <w:r>
-              <w:t>CREATE TABLE prototipo.tarea_usuario_asignado (</w:t>
+              <w:t>--</w:t>
+            </w:r>
+            <w:proofErr w:type="spellStart"/>
+            <w:r>
+              <w:t>tarea_usuario_asignado</w:t>
+            </w:r>
+            <w:proofErr w:type="spellEnd"/>
+          </w:p>
+          <w:p>
+            <w:r>
+              <w:t xml:space="preserve">CREATE TABLE </w:t>
+            </w:r>
+            <w:proofErr w:type="spellStart"/>
+            <w:r>
+              <w:t>prototipo.tarea_usuario_asignado</w:t>
+            </w:r>
+            <w:proofErr w:type="spellEnd"/>
+            <w:r>
+              <w:t xml:space="preserve"> (</w:t>
             </w:r>
           </w:p>
           <w:p>
@@ -4214,11 +6469,19 @@
             <w:r>
               <w:t xml:space="preserve">    </w:t>
             </w:r>
-            <w:r>
-              <w:rPr>
-                <w:lang w:val="en-US"/>
-              </w:rPr>
-              <w:t>id_tarea INT NOT NULL,</w:t>
+            <w:proofErr w:type="spellStart"/>
+            <w:r>
+              <w:rPr>
+                <w:lang w:val="en-US"/>
+              </w:rPr>
+              <w:t>id_tarea</w:t>
+            </w:r>
+            <w:proofErr w:type="spellEnd"/>
+            <w:r>
+              <w:rPr>
+                <w:lang w:val="en-US"/>
+              </w:rPr>
+              <w:t xml:space="preserve"> INT NOT NULL,</w:t>
             </w:r>
           </w:p>
           <w:p>
@@ -4231,7 +6494,21 @@
               <w:rPr>
                 <w:lang w:val="en-US"/>
               </w:rPr>
-              <w:t xml:space="preserve">    id_usuario INT NOT NULL,</w:t>
+              <w:t xml:space="preserve">    </w:t>
+            </w:r>
+            <w:proofErr w:type="spellStart"/>
+            <w:r>
+              <w:rPr>
+                <w:lang w:val="en-US"/>
+              </w:rPr>
+              <w:t>id_usuario</w:t>
+            </w:r>
+            <w:proofErr w:type="spellEnd"/>
+            <w:r>
+              <w:rPr>
+                <w:lang w:val="en-US"/>
+              </w:rPr>
+              <w:t xml:space="preserve"> INT NOT NULL,</w:t>
             </w:r>
           </w:p>
           <w:p>
@@ -4244,7 +6521,49 @@
               <w:rPr>
                 <w:lang w:val="en-US"/>
               </w:rPr>
-              <w:t xml:space="preserve">    CONSTRAINT pk_tarea_usuario_asignado PRIMARY KEY (id_tarea, id_usuario),</w:t>
+              <w:t xml:space="preserve">    CONSTRAINT </w:t>
+            </w:r>
+            <w:proofErr w:type="spellStart"/>
+            <w:r>
+              <w:rPr>
+                <w:lang w:val="en-US"/>
+              </w:rPr>
+              <w:t>pk_tarea_usuario_asignado</w:t>
+            </w:r>
+            <w:proofErr w:type="spellEnd"/>
+            <w:r>
+              <w:rPr>
+                <w:lang w:val="en-US"/>
+              </w:rPr>
+              <w:t xml:space="preserve"> PRIMARY KEY (</w:t>
+            </w:r>
+            <w:proofErr w:type="spellStart"/>
+            <w:r>
+              <w:rPr>
+                <w:lang w:val="en-US"/>
+              </w:rPr>
+              <w:t>id_tarea</w:t>
+            </w:r>
+            <w:proofErr w:type="spellEnd"/>
+            <w:r>
+              <w:rPr>
+                <w:lang w:val="en-US"/>
+              </w:rPr>
+              <w:t xml:space="preserve">, </w:t>
+            </w:r>
+            <w:proofErr w:type="spellStart"/>
+            <w:r>
+              <w:rPr>
+                <w:lang w:val="en-US"/>
+              </w:rPr>
+              <w:t>id_usuario</w:t>
+            </w:r>
+            <w:proofErr w:type="spellEnd"/>
+            <w:r>
+              <w:rPr>
+                <w:lang w:val="en-US"/>
+              </w:rPr>
+              <w:t>),</w:t>
             </w:r>
           </w:p>
           <w:p>
@@ -4257,7 +6576,35 @@
               <w:rPr>
                 <w:lang w:val="en-US"/>
               </w:rPr>
-              <w:t xml:space="preserve">    CONSTRAINT fk_asig_tarea FOREIGN KEY (id_tarea)</w:t>
+              <w:t xml:space="preserve">    CONSTRAINT </w:t>
+            </w:r>
+            <w:proofErr w:type="spellStart"/>
+            <w:r>
+              <w:rPr>
+                <w:lang w:val="en-US"/>
+              </w:rPr>
+              <w:t>fk_asig_tarea</w:t>
+            </w:r>
+            <w:proofErr w:type="spellEnd"/>
+            <w:r>
+              <w:rPr>
+                <w:lang w:val="en-US"/>
+              </w:rPr>
+              <w:t xml:space="preserve"> FOREIGN KEY (</w:t>
+            </w:r>
+            <w:proofErr w:type="spellStart"/>
+            <w:r>
+              <w:rPr>
+                <w:lang w:val="en-US"/>
+              </w:rPr>
+              <w:t>id_tarea</w:t>
+            </w:r>
+            <w:proofErr w:type="spellEnd"/>
+            <w:r>
+              <w:rPr>
+                <w:lang w:val="en-US"/>
+              </w:rPr>
+              <w:t>)</w:t>
             </w:r>
           </w:p>
           <w:p>
@@ -4270,7 +6617,43 @@
               <w:rPr>
                 <w:lang w:val="en-US"/>
               </w:rPr>
-              <w:t xml:space="preserve">        REFERENCES prototipo.tareas_evento (id_tarea)</w:t>
+              <w:t xml:space="preserve">        REFERENCES </w:t>
+            </w:r>
+            <w:proofErr w:type="spellStart"/>
+            <w:proofErr w:type="gramStart"/>
+            <w:r>
+              <w:rPr>
+                <w:lang w:val="en-US"/>
+              </w:rPr>
+              <w:t>prototipo.tareas</w:t>
+            </w:r>
+            <w:proofErr w:type="gramEnd"/>
+            <w:r>
+              <w:rPr>
+                <w:lang w:val="en-US"/>
+              </w:rPr>
+              <w:t>_evento</w:t>
+            </w:r>
+            <w:proofErr w:type="spellEnd"/>
+            <w:r>
+              <w:rPr>
+                <w:lang w:val="en-US"/>
+              </w:rPr>
+              <w:t xml:space="preserve"> (</w:t>
+            </w:r>
+            <w:proofErr w:type="spellStart"/>
+            <w:r>
+              <w:rPr>
+                <w:lang w:val="en-US"/>
+              </w:rPr>
+              <w:t>id_tarea</w:t>
+            </w:r>
+            <w:proofErr w:type="spellEnd"/>
+            <w:r>
+              <w:rPr>
+                <w:lang w:val="en-US"/>
+              </w:rPr>
+              <w:t>)</w:t>
             </w:r>
           </w:p>
           <w:p>
@@ -4296,7 +6679,35 @@
               <w:rPr>
                 <w:lang w:val="en-US"/>
               </w:rPr>
-              <w:t xml:space="preserve">    CONSTRAINT fk_asig_usuario FOREIGN KEY (id_usuario)</w:t>
+              <w:t xml:space="preserve">    CONSTRAINT </w:t>
+            </w:r>
+            <w:proofErr w:type="spellStart"/>
+            <w:r>
+              <w:rPr>
+                <w:lang w:val="en-US"/>
+              </w:rPr>
+              <w:t>fk_asig_usuario</w:t>
+            </w:r>
+            <w:proofErr w:type="spellEnd"/>
+            <w:r>
+              <w:rPr>
+                <w:lang w:val="en-US"/>
+              </w:rPr>
+              <w:t xml:space="preserve"> FOREIGN KEY (</w:t>
+            </w:r>
+            <w:proofErr w:type="spellStart"/>
+            <w:r>
+              <w:rPr>
+                <w:lang w:val="en-US"/>
+              </w:rPr>
+              <w:t>id_usuario</w:t>
+            </w:r>
+            <w:proofErr w:type="spellEnd"/>
+            <w:r>
+              <w:rPr>
+                <w:lang w:val="en-US"/>
+              </w:rPr>
+              <w:t>)</w:t>
             </w:r>
           </w:p>
           <w:p>
@@ -4308,7 +6719,23 @@
               <w:t xml:space="preserve">        </w:t>
             </w:r>
             <w:r>
-              <w:t>REFERENCES prototipo.usuarios (id_usuario)</w:t>
+              <w:t xml:space="preserve">REFERENCES </w:t>
+            </w:r>
+            <w:proofErr w:type="spellStart"/>
+            <w:r>
+              <w:t>prototipo.usuarios</w:t>
+            </w:r>
+            <w:proofErr w:type="spellEnd"/>
+            <w:r>
+              <w:t xml:space="preserve"> (</w:t>
+            </w:r>
+            <w:proofErr w:type="spellStart"/>
+            <w:r>
+              <w:t>id_usuario</w:t>
+            </w:r>
+            <w:proofErr w:type="spellEnd"/>
+            <w:r>
+              <w:t>)</w:t>
             </w:r>
           </w:p>
           <w:p>
@@ -4346,7 +6773,7 @@
       <w:pPr>
         <w:pStyle w:val="Heading1"/>
       </w:pPr>
-      <w:bookmarkStart w:id="8" w:name="_Toc240292820"/>
+      <w:bookmarkStart w:id="8" w:name="_Toc240314316"/>
       <w:r>
         <w:t>Matriz de trazabilidad</w:t>
       </w:r>
@@ -4359,7 +6786,7 @@
           <w:color w:val="auto"/>
         </w:rPr>
       </w:pPr>
-      <w:bookmarkStart w:id="9" w:name="_Toc240292821"/>
+      <w:bookmarkStart w:id="9" w:name="_Toc240314317"/>
       <w:r>
         <w:rPr>
           <w:color w:val="auto"/>
@@ -4639,14 +7066,50 @@
                 <w:kern w:val="0"/>
                 <w14:ligatures w14:val="none"/>
               </w:rPr>
-              <w:t>Definir la entidad UBICACIONES y sus atributos (id_ubicacion, Tipo_Ubicación, capacidad, Dirección) (RF-08); establecer la relación ASIGNADO entre UBICACIONES (1) y EVENTOS (N) para vincular cada evento a un espacio físico (RF-09); reflejar la regla de no traslape espacial entre eventos de una misma ubicación (RF-10).</w:t>
+              <w:t>Definir la entidad UBICACIONES y sus atributos (</w:t>
+            </w:r>
+            <w:proofErr w:type="spellStart"/>
+            <w:r>
+              <w:rPr>
+                <w:rFonts w:ascii="Arial" w:eastAsia="Arial" w:hAnsi="Arial" w:cs="Arial"/>
+                <w:kern w:val="0"/>
+                <w14:ligatures w14:val="none"/>
+              </w:rPr>
+              <w:t>id_ubicacion</w:t>
+            </w:r>
+            <w:proofErr w:type="spellEnd"/>
+            <w:r>
+              <w:rPr>
+                <w:rFonts w:ascii="Arial" w:eastAsia="Arial" w:hAnsi="Arial" w:cs="Arial"/>
+                <w:kern w:val="0"/>
+                <w14:ligatures w14:val="none"/>
+              </w:rPr>
+              <w:t xml:space="preserve">, </w:t>
+            </w:r>
+            <w:proofErr w:type="spellStart"/>
+            <w:r>
+              <w:rPr>
+                <w:rFonts w:ascii="Arial" w:eastAsia="Arial" w:hAnsi="Arial" w:cs="Arial"/>
+                <w:kern w:val="0"/>
+                <w14:ligatures w14:val="none"/>
+              </w:rPr>
+              <w:t>Tipo_Ubicación</w:t>
+            </w:r>
+            <w:proofErr w:type="spellEnd"/>
+            <w:r>
+              <w:rPr>
+                <w:rFonts w:ascii="Arial" w:eastAsia="Arial" w:hAnsi="Arial" w:cs="Arial"/>
+                <w:kern w:val="0"/>
+                <w14:ligatures w14:val="none"/>
+              </w:rPr>
+              <w:t>, capacidad, Dirección) (RF-08); establecer la relación ASIGNADO entre UBICACIONES (1) y EVENTOS (N) para vincular cada evento a un espacio físico (RF-09); reflejar la regla de no traslape espacial entre eventos de una misma ubicación (RF-10).</w:t>
             </w:r>
           </w:p>
         </w:tc>
         <w:tc>
           <w:tcPr>
             <w:tcW w:w="1500" w:type="dxa"/>
-            <w:shd w:val="clear" w:color="auto" w:fill="B3E5A1" w:themeFill="accent6" w:themeFillTint="66"/>
+            <w:shd w:val="clear" w:color="auto" w:fill="84E290" w:themeFill="accent3" w:themeFillTint="66"/>
             <w:tcMar>
               <w:top w:w="80" w:type="dxa"/>
               <w:left w:w="100" w:type="dxa"/>
@@ -4738,8 +7201,19 @@
                 <w:lang w:val="en-US"/>
                 <w14:ligatures w14:val="none"/>
               </w:rPr>
-              <w:t>2. Modelo Lógico</w:t>
-            </w:r>
+              <w:t xml:space="preserve">2. Modelo </w:t>
+            </w:r>
+            <w:proofErr w:type="spellStart"/>
+            <w:r>
+              <w:rPr>
+                <w:rFonts w:ascii="Arial" w:eastAsia="Arial" w:hAnsi="Arial" w:cs="Arial"/>
+                <w:kern w:val="0"/>
+                <w:lang w:val="en-US"/>
+                <w14:ligatures w14:val="none"/>
+              </w:rPr>
+              <w:t>Lógico</w:t>
+            </w:r>
+            <w:proofErr w:type="spellEnd"/>
           </w:p>
         </w:tc>
         <w:tc>
@@ -4768,14 +7242,50 @@
                 <w:kern w:val="0"/>
                 <w14:ligatures w14:val="none"/>
               </w:rPr>
-              <w:t>Estructurar la tabla relacional UBICACIONES con su clave primaria id_ubicacion (RF-08); incorporar la clave foránea id_ubicacion en la entidad EVENTOS para materializar la relación ASIGNADO (RF-09); diseñar la validación de solapamiento de horarios por ubicación (RF-10).</w:t>
+              <w:t xml:space="preserve">Estructurar la tabla relacional UBICACIONES con su clave primaria </w:t>
+            </w:r>
+            <w:proofErr w:type="spellStart"/>
+            <w:r>
+              <w:rPr>
+                <w:rFonts w:ascii="Arial" w:eastAsia="Arial" w:hAnsi="Arial" w:cs="Arial"/>
+                <w:kern w:val="0"/>
+                <w14:ligatures w14:val="none"/>
+              </w:rPr>
+              <w:t>id_ubicacion</w:t>
+            </w:r>
+            <w:proofErr w:type="spellEnd"/>
+            <w:r>
+              <w:rPr>
+                <w:rFonts w:ascii="Arial" w:eastAsia="Arial" w:hAnsi="Arial" w:cs="Arial"/>
+                <w:kern w:val="0"/>
+                <w14:ligatures w14:val="none"/>
+              </w:rPr>
+              <w:t xml:space="preserve"> (RF-08); incorporar la clave foránea </w:t>
+            </w:r>
+            <w:proofErr w:type="spellStart"/>
+            <w:r>
+              <w:rPr>
+                <w:rFonts w:ascii="Arial" w:eastAsia="Arial" w:hAnsi="Arial" w:cs="Arial"/>
+                <w:kern w:val="0"/>
+                <w14:ligatures w14:val="none"/>
+              </w:rPr>
+              <w:t>id_ubicacion</w:t>
+            </w:r>
+            <w:proofErr w:type="spellEnd"/>
+            <w:r>
+              <w:rPr>
+                <w:rFonts w:ascii="Arial" w:eastAsia="Arial" w:hAnsi="Arial" w:cs="Arial"/>
+                <w:kern w:val="0"/>
+                <w14:ligatures w14:val="none"/>
+              </w:rPr>
+              <w:t xml:space="preserve"> en la entidad EVENTOS para materializar la relación ASIGNADO (RF-09); diseñar la validación de solapamiento de horarios por ubicación (RF-10).</w:t>
             </w:r>
           </w:p>
         </w:tc>
         <w:tc>
           <w:tcPr>
             <w:tcW w:w="1500" w:type="dxa"/>
-            <w:shd w:val="clear" w:color="auto" w:fill="B3E5A1" w:themeFill="accent6" w:themeFillTint="66"/>
+            <w:shd w:val="clear" w:color="auto" w:fill="84E290" w:themeFill="accent3" w:themeFillTint="66"/>
             <w:tcMar>
               <w:top w:w="80" w:type="dxa"/>
               <w:left w:w="100" w:type="dxa"/>
@@ -4794,6 +7304,7 @@
                 <w14:ligatures w14:val="none"/>
               </w:rPr>
             </w:pPr>
+            <w:proofErr w:type="spellStart"/>
             <w:r>
               <w:rPr>
                 <w:rFonts w:ascii="Arial" w:eastAsia="Arial" w:hAnsi="Arial" w:cs="Arial"/>
@@ -4803,6 +7314,7 @@
               </w:rPr>
               <w:t>Completado</w:t>
             </w:r>
+            <w:proofErr w:type="spellEnd"/>
           </w:p>
         </w:tc>
       </w:tr>
@@ -4869,8 +7381,19 @@
                 <w:lang w:val="en-US"/>
                 <w14:ligatures w14:val="none"/>
               </w:rPr>
-              <w:t>3. Modelo Físico</w:t>
-            </w:r>
+              <w:t xml:space="preserve">3. Modelo </w:t>
+            </w:r>
+            <w:proofErr w:type="spellStart"/>
+            <w:r>
+              <w:rPr>
+                <w:rFonts w:ascii="Arial" w:eastAsia="Arial" w:hAnsi="Arial" w:cs="Arial"/>
+                <w:kern w:val="0"/>
+                <w:lang w:val="en-US"/>
+                <w14:ligatures w14:val="none"/>
+              </w:rPr>
+              <w:t>Físico</w:t>
+            </w:r>
+            <w:proofErr w:type="spellEnd"/>
           </w:p>
         </w:tc>
         <w:tc>
@@ -4899,7 +7422,43 @@
                 <w:kern w:val="0"/>
                 <w14:ligatures w14:val="none"/>
               </w:rPr>
-              <w:t xml:space="preserve">Crear la tabla ubicaciones con chk_capacidad_positiva (RF-08); ejecutar ALTER TABLE eventos ADD COLUMN id_ubicacion con su FK REFERENCES </w:t>
+              <w:t xml:space="preserve">Crear la tabla ubicaciones con </w:t>
+            </w:r>
+            <w:proofErr w:type="spellStart"/>
+            <w:r>
+              <w:rPr>
+                <w:rFonts w:ascii="Arial" w:eastAsia="Arial" w:hAnsi="Arial" w:cs="Arial"/>
+                <w:kern w:val="0"/>
+                <w14:ligatures w14:val="none"/>
+              </w:rPr>
+              <w:t>chk_capacidad_positiva</w:t>
+            </w:r>
+            <w:proofErr w:type="spellEnd"/>
+            <w:r>
+              <w:rPr>
+                <w:rFonts w:ascii="Arial" w:eastAsia="Arial" w:hAnsi="Arial" w:cs="Arial"/>
+                <w:kern w:val="0"/>
+                <w14:ligatures w14:val="none"/>
+              </w:rPr>
+              <w:t xml:space="preserve"> (RF-08); ejecutar ALTER TABLE eventos ADD COLUMN </w:t>
+            </w:r>
+            <w:proofErr w:type="spellStart"/>
+            <w:r>
+              <w:rPr>
+                <w:rFonts w:ascii="Arial" w:eastAsia="Arial" w:hAnsi="Arial" w:cs="Arial"/>
+                <w:kern w:val="0"/>
+                <w14:ligatures w14:val="none"/>
+              </w:rPr>
+              <w:t>id_ubicacion</w:t>
+            </w:r>
+            <w:proofErr w:type="spellEnd"/>
+            <w:r>
+              <w:rPr>
+                <w:rFonts w:ascii="Arial" w:eastAsia="Arial" w:hAnsi="Arial" w:cs="Arial"/>
+                <w:kern w:val="0"/>
+                <w14:ligatures w14:val="none"/>
+              </w:rPr>
+              <w:t xml:space="preserve"> con su FK REFERENCES </w:t>
             </w:r>
             <w:r>
               <w:rPr>
@@ -4908,14 +7467,50 @@
                 <w14:ligatures w14:val="none"/>
               </w:rPr>
               <w:lastRenderedPageBreak/>
-              <w:t>ubicaciones(id_ubicacion) (RF-09); implementar una restricción o trigger que impida traslapes de horario en una misma ubicación (RF-10).</w:t>
+              <w:t>ubicaciones(</w:t>
+            </w:r>
+            <w:proofErr w:type="spellStart"/>
+            <w:r>
+              <w:rPr>
+                <w:rFonts w:ascii="Arial" w:eastAsia="Arial" w:hAnsi="Arial" w:cs="Arial"/>
+                <w:kern w:val="0"/>
+                <w14:ligatures w14:val="none"/>
+              </w:rPr>
+              <w:t>id_ubicacion</w:t>
+            </w:r>
+            <w:proofErr w:type="spellEnd"/>
+            <w:r>
+              <w:rPr>
+                <w:rFonts w:ascii="Arial" w:eastAsia="Arial" w:hAnsi="Arial" w:cs="Arial"/>
+                <w:kern w:val="0"/>
+                <w14:ligatures w14:val="none"/>
+              </w:rPr>
+              <w:t xml:space="preserve">) (RF-09); implementar una restricción o </w:t>
+            </w:r>
+            <w:proofErr w:type="spellStart"/>
+            <w:r>
+              <w:rPr>
+                <w:rFonts w:ascii="Arial" w:eastAsia="Arial" w:hAnsi="Arial" w:cs="Arial"/>
+                <w:kern w:val="0"/>
+                <w14:ligatures w14:val="none"/>
+              </w:rPr>
+              <w:t>trigger</w:t>
+            </w:r>
+            <w:proofErr w:type="spellEnd"/>
+            <w:r>
+              <w:rPr>
+                <w:rFonts w:ascii="Arial" w:eastAsia="Arial" w:hAnsi="Arial" w:cs="Arial"/>
+                <w:kern w:val="0"/>
+                <w14:ligatures w14:val="none"/>
+              </w:rPr>
+              <w:t xml:space="preserve"> que impida traslapes de horario en una misma ubicación (RF-10).</w:t>
             </w:r>
           </w:p>
         </w:tc>
         <w:tc>
           <w:tcPr>
             <w:tcW w:w="1500" w:type="dxa"/>
-            <w:shd w:val="clear" w:color="auto" w:fill="C1F0C7" w:themeFill="accent3" w:themeFillTint="33"/>
+            <w:shd w:val="clear" w:color="auto" w:fill="84E290" w:themeFill="accent3" w:themeFillTint="66"/>
             <w:tcMar>
               <w:top w:w="80" w:type="dxa"/>
               <w:left w:w="100" w:type="dxa"/>
@@ -4934,6 +7529,7 @@
                 <w14:ligatures w14:val="none"/>
               </w:rPr>
             </w:pPr>
+            <w:proofErr w:type="spellStart"/>
             <w:r>
               <w:rPr>
                 <w:rFonts w:ascii="Arial" w:eastAsia="Arial" w:hAnsi="Arial" w:cs="Arial"/>
@@ -4944,6 +7540,7 @@
               <w:lastRenderedPageBreak/>
               <w:t>Completado</w:t>
             </w:r>
+            <w:proofErr w:type="spellEnd"/>
           </w:p>
         </w:tc>
       </w:tr>
@@ -5010,7 +7607,27 @@
                 <w:lang w:val="en-US"/>
                 <w14:ligatures w14:val="none"/>
               </w:rPr>
-              <w:t>4. Interfaz Gráfica</w:t>
+              <w:t xml:space="preserve">4. </w:t>
+            </w:r>
+            <w:proofErr w:type="spellStart"/>
+            <w:r>
+              <w:rPr>
+                <w:rFonts w:ascii="Arial" w:eastAsia="Arial" w:hAnsi="Arial" w:cs="Arial"/>
+                <w:kern w:val="0"/>
+                <w:lang w:val="en-US"/>
+                <w14:ligatures w14:val="none"/>
+              </w:rPr>
+              <w:t>Interfaz</w:t>
+            </w:r>
+            <w:proofErr w:type="spellEnd"/>
+            <w:r>
+              <w:rPr>
+                <w:rFonts w:ascii="Arial" w:eastAsia="Arial" w:hAnsi="Arial" w:cs="Arial"/>
+                <w:kern w:val="0"/>
+                <w:lang w:val="en-US"/>
+                <w14:ligatures w14:val="none"/>
+              </w:rPr>
+              <w:t xml:space="preserve"> Gráfica</w:t>
             </w:r>
           </w:p>
         </w:tc>
@@ -5047,7 +7664,7 @@
         <w:tc>
           <w:tcPr>
             <w:tcW w:w="1500" w:type="dxa"/>
-            <w:shd w:val="clear" w:color="auto" w:fill="F8CBAD"/>
+            <w:shd w:val="clear" w:color="auto" w:fill="84E290" w:themeFill="accent3" w:themeFillTint="66"/>
             <w:tcMar>
               <w:top w:w="80" w:type="dxa"/>
               <w:left w:w="100" w:type="dxa"/>
@@ -5066,17 +7683,17 @@
                 <w14:ligatures w14:val="none"/>
               </w:rPr>
             </w:pPr>
-            <w:r>
-              <w:rPr>
-                <w:rFonts w:ascii="Arial" w:eastAsia="Arial" w:hAnsi="Arial" w:cs="Arial"/>
-                <w:b/>
-                <w:bCs/>
-                <w:kern w:val="0"/>
-                <w:lang w:val="en-US"/>
-                <w14:ligatures w14:val="none"/>
-              </w:rPr>
-              <w:t>Pendiente</w:t>
-            </w:r>
+            <w:proofErr w:type="spellStart"/>
+            <w:r>
+              <w:rPr>
+                <w:rFonts w:ascii="Arial" w:eastAsia="Arial" w:hAnsi="Arial" w:cs="Arial"/>
+                <w:kern w:val="0"/>
+                <w:lang w:val="en-US"/>
+                <w14:ligatures w14:val="none"/>
+              </w:rPr>
+              <w:t>Completado</w:t>
+            </w:r>
+            <w:proofErr w:type="spellEnd"/>
           </w:p>
         </w:tc>
       </w:tr>
@@ -5092,7 +7709,7 @@
           <w:color w:val="auto"/>
         </w:rPr>
       </w:pPr>
-      <w:bookmarkStart w:id="10" w:name="_Toc240292822"/>
+      <w:bookmarkStart w:id="10" w:name="_Toc240314318"/>
       <w:r>
         <w:rPr>
           <w:color w:val="auto"/>
@@ -5404,6 +8021,7 @@
                 <w14:ligatures w14:val="none"/>
               </w:rPr>
             </w:pPr>
+            <w:proofErr w:type="spellStart"/>
             <w:r>
               <w:rPr>
                 <w:rFonts w:ascii="Arial" w:eastAsia="Arial" w:hAnsi="Arial" w:cs="Arial"/>
@@ -5415,6 +8033,7 @@
               </w:rPr>
               <w:t>Completado</w:t>
             </w:r>
+            <w:proofErr w:type="spellEnd"/>
           </w:p>
         </w:tc>
       </w:tr>
@@ -5481,8 +8100,19 @@
                 <w:lang w:val="en-US"/>
                 <w14:ligatures w14:val="none"/>
               </w:rPr>
-              <w:t>2. Modelo Lógico</w:t>
-            </w:r>
+              <w:t xml:space="preserve">2. Modelo </w:t>
+            </w:r>
+            <w:proofErr w:type="spellStart"/>
+            <w:r>
+              <w:rPr>
+                <w:rFonts w:ascii="Arial" w:eastAsia="Arial" w:hAnsi="Arial" w:cs="Arial"/>
+                <w:kern w:val="0"/>
+                <w:lang w:val="en-US"/>
+                <w14:ligatures w14:val="none"/>
+              </w:rPr>
+              <w:t>Lógico</w:t>
+            </w:r>
+            <w:proofErr w:type="spellEnd"/>
           </w:p>
         </w:tc>
         <w:tc>
@@ -5511,7 +8141,79 @@
                 <w:kern w:val="0"/>
                 <w14:ligatures w14:val="none"/>
               </w:rPr>
-              <w:t>Estructurar DISPONIBILIDAD_Y_GESTION (id_usuario [PK/FK], dia_semana [PK], hora_inicio [PK], hora_fin) con llave primaria compuesta (RF-11); apoyarse en dicha llave para resolver búsquedas de concurrencia por día y rango horario (RF-12).</w:t>
+              <w:t>Estructurar DISPONIBILIDAD_Y_GESTION (</w:t>
+            </w:r>
+            <w:proofErr w:type="spellStart"/>
+            <w:r>
+              <w:rPr>
+                <w:rFonts w:ascii="Arial" w:eastAsia="Arial" w:hAnsi="Arial" w:cs="Arial"/>
+                <w:kern w:val="0"/>
+                <w14:ligatures w14:val="none"/>
+              </w:rPr>
+              <w:t>id_usuario</w:t>
+            </w:r>
+            <w:proofErr w:type="spellEnd"/>
+            <w:r>
+              <w:rPr>
+                <w:rFonts w:ascii="Arial" w:eastAsia="Arial" w:hAnsi="Arial" w:cs="Arial"/>
+                <w:kern w:val="0"/>
+                <w14:ligatures w14:val="none"/>
+              </w:rPr>
+              <w:t xml:space="preserve"> [PK/FK], </w:t>
+            </w:r>
+            <w:proofErr w:type="spellStart"/>
+            <w:r>
+              <w:rPr>
+                <w:rFonts w:ascii="Arial" w:eastAsia="Arial" w:hAnsi="Arial" w:cs="Arial"/>
+                <w:kern w:val="0"/>
+                <w14:ligatures w14:val="none"/>
+              </w:rPr>
+              <w:t>dia_semana</w:t>
+            </w:r>
+            <w:proofErr w:type="spellEnd"/>
+            <w:r>
+              <w:rPr>
+                <w:rFonts w:ascii="Arial" w:eastAsia="Arial" w:hAnsi="Arial" w:cs="Arial"/>
+                <w:kern w:val="0"/>
+                <w14:ligatures w14:val="none"/>
+              </w:rPr>
+              <w:t xml:space="preserve"> [PK], </w:t>
+            </w:r>
+            <w:proofErr w:type="spellStart"/>
+            <w:r>
+              <w:rPr>
+                <w:rFonts w:ascii="Arial" w:eastAsia="Arial" w:hAnsi="Arial" w:cs="Arial"/>
+                <w:kern w:val="0"/>
+                <w14:ligatures w14:val="none"/>
+              </w:rPr>
+              <w:t>hora_inicio</w:t>
+            </w:r>
+            <w:proofErr w:type="spellEnd"/>
+            <w:r>
+              <w:rPr>
+                <w:rFonts w:ascii="Arial" w:eastAsia="Arial" w:hAnsi="Arial" w:cs="Arial"/>
+                <w:kern w:val="0"/>
+                <w14:ligatures w14:val="none"/>
+              </w:rPr>
+              <w:t xml:space="preserve"> [PK], </w:t>
+            </w:r>
+            <w:proofErr w:type="spellStart"/>
+            <w:r>
+              <w:rPr>
+                <w:rFonts w:ascii="Arial" w:eastAsia="Arial" w:hAnsi="Arial" w:cs="Arial"/>
+                <w:kern w:val="0"/>
+                <w14:ligatures w14:val="none"/>
+              </w:rPr>
+              <w:t>hora_fin</w:t>
+            </w:r>
+            <w:proofErr w:type="spellEnd"/>
+            <w:r>
+              <w:rPr>
+                <w:rFonts w:ascii="Arial" w:eastAsia="Arial" w:hAnsi="Arial" w:cs="Arial"/>
+                <w:kern w:val="0"/>
+                <w14:ligatures w14:val="none"/>
+              </w:rPr>
+              <w:t>) con llave primaria compuesta (RF-11); apoyarse en dicha llave para resolver búsquedas de concurrencia por día y rango horario (RF-12).</w:t>
             </w:r>
           </w:p>
         </w:tc>
@@ -5537,6 +8239,7 @@
                 <w14:ligatures w14:val="none"/>
               </w:rPr>
             </w:pPr>
+            <w:proofErr w:type="spellStart"/>
             <w:r>
               <w:rPr>
                 <w:rFonts w:ascii="Arial" w:eastAsia="Arial" w:hAnsi="Arial" w:cs="Arial"/>
@@ -5548,6 +8251,7 @@
               </w:rPr>
               <w:t>Completado</w:t>
             </w:r>
+            <w:proofErr w:type="spellEnd"/>
           </w:p>
         </w:tc>
       </w:tr>
@@ -5614,8 +8318,19 @@
                 <w:lang w:val="en-US"/>
                 <w14:ligatures w14:val="none"/>
               </w:rPr>
-              <w:t>3. Modelo Físico</w:t>
-            </w:r>
+              <w:t xml:space="preserve">3. Modelo </w:t>
+            </w:r>
+            <w:proofErr w:type="spellStart"/>
+            <w:r>
+              <w:rPr>
+                <w:rFonts w:ascii="Arial" w:eastAsia="Arial" w:hAnsi="Arial" w:cs="Arial"/>
+                <w:kern w:val="0"/>
+                <w:lang w:val="en-US"/>
+                <w14:ligatures w14:val="none"/>
+              </w:rPr>
+              <w:t>Físico</w:t>
+            </w:r>
+            <w:proofErr w:type="spellEnd"/>
           </w:p>
         </w:tc>
         <w:tc>
@@ -5644,7 +8359,97 @@
                 <w:kern w:val="0"/>
                 <w14:ligatures w14:val="none"/>
               </w:rPr>
-              <w:t xml:space="preserve">Crear la tabla disponibilidad_y_gestion con chk_dia_semana_valido (1-7), chk_rango_horas_disponibilidad (hora_fin &gt; hora_inicio) y FK en cascada a usuarios (RF-11); definir una vista o </w:t>
+              <w:t xml:space="preserve">Crear la tabla </w:t>
+            </w:r>
+            <w:proofErr w:type="spellStart"/>
+            <w:r>
+              <w:rPr>
+                <w:rFonts w:ascii="Arial" w:eastAsia="Arial" w:hAnsi="Arial" w:cs="Arial"/>
+                <w:kern w:val="0"/>
+                <w14:ligatures w14:val="none"/>
+              </w:rPr>
+              <w:t>disponibilidad_y_gestion</w:t>
+            </w:r>
+            <w:proofErr w:type="spellEnd"/>
+            <w:r>
+              <w:rPr>
+                <w:rFonts w:ascii="Arial" w:eastAsia="Arial" w:hAnsi="Arial" w:cs="Arial"/>
+                <w:kern w:val="0"/>
+                <w14:ligatures w14:val="none"/>
+              </w:rPr>
+              <w:t xml:space="preserve"> con </w:t>
+            </w:r>
+            <w:proofErr w:type="spellStart"/>
+            <w:r>
+              <w:rPr>
+                <w:rFonts w:ascii="Arial" w:eastAsia="Arial" w:hAnsi="Arial" w:cs="Arial"/>
+                <w:kern w:val="0"/>
+                <w14:ligatures w14:val="none"/>
+              </w:rPr>
+              <w:t>chk_dia_semana_valido</w:t>
+            </w:r>
+            <w:proofErr w:type="spellEnd"/>
+            <w:r>
+              <w:rPr>
+                <w:rFonts w:ascii="Arial" w:eastAsia="Arial" w:hAnsi="Arial" w:cs="Arial"/>
+                <w:kern w:val="0"/>
+                <w14:ligatures w14:val="none"/>
+              </w:rPr>
+              <w:t xml:space="preserve"> (1-7), </w:t>
+            </w:r>
+            <w:proofErr w:type="spellStart"/>
+            <w:r>
+              <w:rPr>
+                <w:rFonts w:ascii="Arial" w:eastAsia="Arial" w:hAnsi="Arial" w:cs="Arial"/>
+                <w:kern w:val="0"/>
+                <w14:ligatures w14:val="none"/>
+              </w:rPr>
+              <w:t>chk_rango_horas_disponibilidad</w:t>
+            </w:r>
+            <w:proofErr w:type="spellEnd"/>
+            <w:r>
+              <w:rPr>
+                <w:rFonts w:ascii="Arial" w:eastAsia="Arial" w:hAnsi="Arial" w:cs="Arial"/>
+                <w:kern w:val="0"/>
+                <w14:ligatures w14:val="none"/>
+              </w:rPr>
+              <w:t xml:space="preserve"> (</w:t>
+            </w:r>
+            <w:proofErr w:type="spellStart"/>
+            <w:r>
+              <w:rPr>
+                <w:rFonts w:ascii="Arial" w:eastAsia="Arial" w:hAnsi="Arial" w:cs="Arial"/>
+                <w:kern w:val="0"/>
+                <w14:ligatures w14:val="none"/>
+              </w:rPr>
+              <w:t>hora_fin</w:t>
+            </w:r>
+            <w:proofErr w:type="spellEnd"/>
+            <w:r>
+              <w:rPr>
+                <w:rFonts w:ascii="Arial" w:eastAsia="Arial" w:hAnsi="Arial" w:cs="Arial"/>
+                <w:kern w:val="0"/>
+                <w14:ligatures w14:val="none"/>
+              </w:rPr>
+              <w:t xml:space="preserve"> &gt; </w:t>
+            </w:r>
+            <w:proofErr w:type="spellStart"/>
+            <w:r>
+              <w:rPr>
+                <w:rFonts w:ascii="Arial" w:eastAsia="Arial" w:hAnsi="Arial" w:cs="Arial"/>
+                <w:kern w:val="0"/>
+                <w14:ligatures w14:val="none"/>
+              </w:rPr>
+              <w:t>hora_inicio</w:t>
+            </w:r>
+            <w:proofErr w:type="spellEnd"/>
+            <w:r>
+              <w:rPr>
+                <w:rFonts w:ascii="Arial" w:eastAsia="Arial" w:hAnsi="Arial" w:cs="Arial"/>
+                <w:kern w:val="0"/>
+                <w14:ligatures w14:val="none"/>
+              </w:rPr>
+              <w:t xml:space="preserve">) y FK en cascada a usuarios (RF-11); definir una vista o </w:t>
             </w:r>
             <w:r>
               <w:rPr>
@@ -5679,6 +8484,7 @@
                 <w14:ligatures w14:val="none"/>
               </w:rPr>
             </w:pPr>
+            <w:proofErr w:type="spellStart"/>
             <w:r>
               <w:rPr>
                 <w:rFonts w:ascii="Arial" w:eastAsia="Arial" w:hAnsi="Arial" w:cs="Arial"/>
@@ -5689,6 +8495,7 @@
               <w:lastRenderedPageBreak/>
               <w:t>Completado</w:t>
             </w:r>
+            <w:proofErr w:type="spellEnd"/>
           </w:p>
         </w:tc>
       </w:tr>
@@ -5755,7 +8562,27 @@
                 <w:lang w:val="en-US"/>
                 <w14:ligatures w14:val="none"/>
               </w:rPr>
-              <w:t>4. Interfaz Gráfica</w:t>
+              <w:t xml:space="preserve">4. </w:t>
+            </w:r>
+            <w:proofErr w:type="spellStart"/>
+            <w:r>
+              <w:rPr>
+                <w:rFonts w:ascii="Arial" w:eastAsia="Arial" w:hAnsi="Arial" w:cs="Arial"/>
+                <w:kern w:val="0"/>
+                <w:lang w:val="en-US"/>
+                <w14:ligatures w14:val="none"/>
+              </w:rPr>
+              <w:t>Interfaz</w:t>
+            </w:r>
+            <w:proofErr w:type="spellEnd"/>
+            <w:r>
+              <w:rPr>
+                <w:rFonts w:ascii="Arial" w:eastAsia="Arial" w:hAnsi="Arial" w:cs="Arial"/>
+                <w:kern w:val="0"/>
+                <w:lang w:val="en-US"/>
+                <w14:ligatures w14:val="none"/>
+              </w:rPr>
+              <w:t xml:space="preserve"> Gráfica</w:t>
             </w:r>
           </w:p>
         </w:tc>
@@ -5792,7 +8619,7 @@
         <w:tc>
           <w:tcPr>
             <w:tcW w:w="1500" w:type="dxa"/>
-            <w:shd w:val="clear" w:color="auto" w:fill="F8CBAD"/>
+            <w:shd w:val="clear" w:color="auto" w:fill="84E290" w:themeFill="accent3" w:themeFillTint="66"/>
             <w:tcMar>
               <w:top w:w="80" w:type="dxa"/>
               <w:left w:w="100" w:type="dxa"/>
@@ -5811,17 +8638,26 @@
                 <w14:ligatures w14:val="none"/>
               </w:rPr>
             </w:pPr>
-            <w:r>
-              <w:rPr>
-                <w:rFonts w:ascii="Arial" w:eastAsia="Arial" w:hAnsi="Arial" w:cs="Arial"/>
-                <w:b/>
-                <w:bCs/>
-                <w:kern w:val="0"/>
-                <w:lang w:val="en-US"/>
-                <w14:ligatures w14:val="none"/>
-              </w:rPr>
-              <w:t>Pendiente</w:t>
-            </w:r>
+            <w:proofErr w:type="spellStart"/>
+            <w:r>
+              <w:rPr>
+                <w:rFonts w:ascii="Arial" w:eastAsia="Arial" w:hAnsi="Arial" w:cs="Arial"/>
+                <w:kern w:val="0"/>
+                <w:lang w:val="en-US"/>
+                <w14:ligatures w14:val="none"/>
+              </w:rPr>
+              <w:t>Comp</w:t>
+            </w:r>
+            <w:r>
+              <w:rPr>
+                <w:rFonts w:ascii="Arial" w:eastAsia="Arial" w:hAnsi="Arial" w:cs="Arial"/>
+                <w:kern w:val="0"/>
+                <w:lang w:val="en-US"/>
+                <w14:ligatures w14:val="none"/>
+              </w:rPr>
+              <w:t>letado</w:t>
+            </w:r>
+            <w:proofErr w:type="spellEnd"/>
           </w:p>
         </w:tc>
       </w:tr>
@@ -5839,7 +8675,7 @@
           <w:color w:val="auto"/>
         </w:rPr>
       </w:pPr>
-      <w:bookmarkStart w:id="11" w:name="_Toc240292823"/>
+      <w:bookmarkStart w:id="11" w:name="_Toc240314319"/>
       <w:r>
         <w:rPr>
           <w:color w:val="auto"/>
@@ -6129,7 +8965,79 @@
                 <w:kern w:val="0"/>
                 <w14:ligatures w14:val="none"/>
               </w:rPr>
-              <w:t>Definir la entidad TAREAS_EVENTO (id_tarea, descripcion, fecha_limite, prioridad), la relación CONTIENE (EVENTOS 1 : N TAREAS_EVENTO) y los responsables asignados (RF-15); incorporar un atributo de estado/ciclo de vida de la tarea (RF-16); contemplar el reporte de tareas vencidas como cálculo dinámico a partir de fecha_limite (RF-17).</w:t>
+              <w:t>Definir la entidad TAREAS_EVENTO (</w:t>
+            </w:r>
+            <w:proofErr w:type="spellStart"/>
+            <w:r>
+              <w:rPr>
+                <w:rFonts w:ascii="Arial" w:eastAsia="Arial" w:hAnsi="Arial" w:cs="Arial"/>
+                <w:kern w:val="0"/>
+                <w14:ligatures w14:val="none"/>
+              </w:rPr>
+              <w:t>id_tarea</w:t>
+            </w:r>
+            <w:proofErr w:type="spellEnd"/>
+            <w:r>
+              <w:rPr>
+                <w:rFonts w:ascii="Arial" w:eastAsia="Arial" w:hAnsi="Arial" w:cs="Arial"/>
+                <w:kern w:val="0"/>
+                <w14:ligatures w14:val="none"/>
+              </w:rPr>
+              <w:t xml:space="preserve">, </w:t>
+            </w:r>
+            <w:proofErr w:type="spellStart"/>
+            <w:r>
+              <w:rPr>
+                <w:rFonts w:ascii="Arial" w:eastAsia="Arial" w:hAnsi="Arial" w:cs="Arial"/>
+                <w:kern w:val="0"/>
+                <w14:ligatures w14:val="none"/>
+              </w:rPr>
+              <w:t>descripcion</w:t>
+            </w:r>
+            <w:proofErr w:type="spellEnd"/>
+            <w:r>
+              <w:rPr>
+                <w:rFonts w:ascii="Arial" w:eastAsia="Arial" w:hAnsi="Arial" w:cs="Arial"/>
+                <w:kern w:val="0"/>
+                <w14:ligatures w14:val="none"/>
+              </w:rPr>
+              <w:t xml:space="preserve">, </w:t>
+            </w:r>
+            <w:proofErr w:type="spellStart"/>
+            <w:r>
+              <w:rPr>
+                <w:rFonts w:ascii="Arial" w:eastAsia="Arial" w:hAnsi="Arial" w:cs="Arial"/>
+                <w:kern w:val="0"/>
+                <w14:ligatures w14:val="none"/>
+              </w:rPr>
+              <w:t>fecha_limite</w:t>
+            </w:r>
+            <w:proofErr w:type="spellEnd"/>
+            <w:r>
+              <w:rPr>
+                <w:rFonts w:ascii="Arial" w:eastAsia="Arial" w:hAnsi="Arial" w:cs="Arial"/>
+                <w:kern w:val="0"/>
+                <w14:ligatures w14:val="none"/>
+              </w:rPr>
+              <w:t xml:space="preserve">, prioridad), la relación CONTIENE (EVENTOS 1 : N TAREAS_EVENTO) y los responsables asignados (RF-15); incorporar un atributo de estado/ciclo de vida de la tarea (RF-16); contemplar el reporte de tareas vencidas como cálculo dinámico a partir de </w:t>
+            </w:r>
+            <w:proofErr w:type="spellStart"/>
+            <w:r>
+              <w:rPr>
+                <w:rFonts w:ascii="Arial" w:eastAsia="Arial" w:hAnsi="Arial" w:cs="Arial"/>
+                <w:kern w:val="0"/>
+                <w14:ligatures w14:val="none"/>
+              </w:rPr>
+              <w:t>fecha_limite</w:t>
+            </w:r>
+            <w:proofErr w:type="spellEnd"/>
+            <w:r>
+              <w:rPr>
+                <w:rFonts w:ascii="Arial" w:eastAsia="Arial" w:hAnsi="Arial" w:cs="Arial"/>
+                <w:kern w:val="0"/>
+                <w14:ligatures w14:val="none"/>
+              </w:rPr>
+              <w:t xml:space="preserve"> (RF-17).</w:t>
             </w:r>
           </w:p>
         </w:tc>
@@ -6155,6 +9063,7 @@
                 <w14:ligatures w14:val="none"/>
               </w:rPr>
             </w:pPr>
+            <w:proofErr w:type="spellStart"/>
             <w:r>
               <w:rPr>
                 <w:rFonts w:ascii="Arial" w:eastAsia="Arial" w:hAnsi="Arial" w:cs="Arial"/>
@@ -6164,6 +9073,7 @@
               </w:rPr>
               <w:t>Completado</w:t>
             </w:r>
+            <w:proofErr w:type="spellEnd"/>
           </w:p>
         </w:tc>
       </w:tr>
@@ -6233,8 +9143,19 @@
                 <w:lang w:val="en-US"/>
                 <w14:ligatures w14:val="none"/>
               </w:rPr>
-              <w:t>2. Modelo Lógico</w:t>
-            </w:r>
+              <w:t xml:space="preserve">2. Modelo </w:t>
+            </w:r>
+            <w:proofErr w:type="spellStart"/>
+            <w:r>
+              <w:rPr>
+                <w:rFonts w:ascii="Arial" w:eastAsia="Arial" w:hAnsi="Arial" w:cs="Arial"/>
+                <w:kern w:val="0"/>
+                <w:lang w:val="en-US"/>
+                <w14:ligatures w14:val="none"/>
+              </w:rPr>
+              <w:t>Lógico</w:t>
+            </w:r>
+            <w:proofErr w:type="spellEnd"/>
           </w:p>
         </w:tc>
         <w:tc>
@@ -6263,7 +9184,97 @@
                 <w:kern w:val="0"/>
                 <w14:ligatures w14:val="none"/>
               </w:rPr>
-              <w:t>Estructurar TAREAS_EVENTO (id_tarea [PK], id_evento [FK]) y la tabla puente TAREA_USUARIO_ASIGNADO (id_tarea [PK/FK], id_usuario [PK/FK]) para responsables M:N (RF-15); agregar la columna estado al modelo lógico (RF-16); definir la consulta lógica que compare fecha_limite contra la fecha actual para tareas vencidas (RF-17).</w:t>
+              <w:t>Estructurar TAREAS_EVENTO (</w:t>
+            </w:r>
+            <w:proofErr w:type="spellStart"/>
+            <w:r>
+              <w:rPr>
+                <w:rFonts w:ascii="Arial" w:eastAsia="Arial" w:hAnsi="Arial" w:cs="Arial"/>
+                <w:kern w:val="0"/>
+                <w14:ligatures w14:val="none"/>
+              </w:rPr>
+              <w:t>id_tarea</w:t>
+            </w:r>
+            <w:proofErr w:type="spellEnd"/>
+            <w:r>
+              <w:rPr>
+                <w:rFonts w:ascii="Arial" w:eastAsia="Arial" w:hAnsi="Arial" w:cs="Arial"/>
+                <w:kern w:val="0"/>
+                <w14:ligatures w14:val="none"/>
+              </w:rPr>
+              <w:t xml:space="preserve"> [PK], </w:t>
+            </w:r>
+            <w:proofErr w:type="spellStart"/>
+            <w:r>
+              <w:rPr>
+                <w:rFonts w:ascii="Arial" w:eastAsia="Arial" w:hAnsi="Arial" w:cs="Arial"/>
+                <w:kern w:val="0"/>
+                <w14:ligatures w14:val="none"/>
+              </w:rPr>
+              <w:t>id_evento</w:t>
+            </w:r>
+            <w:proofErr w:type="spellEnd"/>
+            <w:r>
+              <w:rPr>
+                <w:rFonts w:ascii="Arial" w:eastAsia="Arial" w:hAnsi="Arial" w:cs="Arial"/>
+                <w:kern w:val="0"/>
+                <w14:ligatures w14:val="none"/>
+              </w:rPr>
+              <w:t xml:space="preserve"> [FK]) y la tabla puente TAREA_USUARIO_ASIGNADO (</w:t>
+            </w:r>
+            <w:proofErr w:type="spellStart"/>
+            <w:r>
+              <w:rPr>
+                <w:rFonts w:ascii="Arial" w:eastAsia="Arial" w:hAnsi="Arial" w:cs="Arial"/>
+                <w:kern w:val="0"/>
+                <w14:ligatures w14:val="none"/>
+              </w:rPr>
+              <w:t>id_tarea</w:t>
+            </w:r>
+            <w:proofErr w:type="spellEnd"/>
+            <w:r>
+              <w:rPr>
+                <w:rFonts w:ascii="Arial" w:eastAsia="Arial" w:hAnsi="Arial" w:cs="Arial"/>
+                <w:kern w:val="0"/>
+                <w14:ligatures w14:val="none"/>
+              </w:rPr>
+              <w:t xml:space="preserve"> [PK/FK], </w:t>
+            </w:r>
+            <w:proofErr w:type="spellStart"/>
+            <w:r>
+              <w:rPr>
+                <w:rFonts w:ascii="Arial" w:eastAsia="Arial" w:hAnsi="Arial" w:cs="Arial"/>
+                <w:kern w:val="0"/>
+                <w14:ligatures w14:val="none"/>
+              </w:rPr>
+              <w:t>id_usuario</w:t>
+            </w:r>
+            <w:proofErr w:type="spellEnd"/>
+            <w:r>
+              <w:rPr>
+                <w:rFonts w:ascii="Arial" w:eastAsia="Arial" w:hAnsi="Arial" w:cs="Arial"/>
+                <w:kern w:val="0"/>
+                <w14:ligatures w14:val="none"/>
+              </w:rPr>
+              <w:t xml:space="preserve"> [PK/FK]) para responsables M:N (RF-15); agregar la columna estado al modelo lógico (RF-16); definir la consulta lógica que compare </w:t>
+            </w:r>
+            <w:proofErr w:type="spellStart"/>
+            <w:r>
+              <w:rPr>
+                <w:rFonts w:ascii="Arial" w:eastAsia="Arial" w:hAnsi="Arial" w:cs="Arial"/>
+                <w:kern w:val="0"/>
+                <w14:ligatures w14:val="none"/>
+              </w:rPr>
+              <w:t>fecha_limite</w:t>
+            </w:r>
+            <w:proofErr w:type="spellEnd"/>
+            <w:r>
+              <w:rPr>
+                <w:rFonts w:ascii="Arial" w:eastAsia="Arial" w:hAnsi="Arial" w:cs="Arial"/>
+                <w:kern w:val="0"/>
+                <w14:ligatures w14:val="none"/>
+              </w:rPr>
+              <w:t xml:space="preserve"> contra la fecha actual para tareas vencidas (RF-17).</w:t>
             </w:r>
           </w:p>
         </w:tc>
@@ -6289,6 +9300,7 @@
                 <w14:ligatures w14:val="none"/>
               </w:rPr>
             </w:pPr>
+            <w:proofErr w:type="spellStart"/>
             <w:r>
               <w:rPr>
                 <w:rFonts w:ascii="Arial" w:eastAsia="Arial" w:hAnsi="Arial" w:cs="Arial"/>
@@ -6298,6 +9310,7 @@
               </w:rPr>
               <w:t>Completado</w:t>
             </w:r>
+            <w:proofErr w:type="spellEnd"/>
           </w:p>
         </w:tc>
       </w:tr>
@@ -6368,8 +9381,19 @@
                 <w:lang w:val="en-US"/>
                 <w14:ligatures w14:val="none"/>
               </w:rPr>
-              <w:t>3. Modelo Físico</w:t>
-            </w:r>
+              <w:t xml:space="preserve">3. Modelo </w:t>
+            </w:r>
+            <w:proofErr w:type="spellStart"/>
+            <w:r>
+              <w:rPr>
+                <w:rFonts w:ascii="Arial" w:eastAsia="Arial" w:hAnsi="Arial" w:cs="Arial"/>
+                <w:kern w:val="0"/>
+                <w:lang w:val="en-US"/>
+                <w14:ligatures w14:val="none"/>
+              </w:rPr>
+              <w:t>Físico</w:t>
+            </w:r>
+            <w:proofErr w:type="spellEnd"/>
           </w:p>
         </w:tc>
         <w:tc>
@@ -6398,7 +9422,151 @@
                 <w:kern w:val="0"/>
                 <w14:ligatures w14:val="none"/>
               </w:rPr>
-              <w:t>Crear tareas_evento y tarea_usuario_asignado con FK en cascada (ON DELETE CASCADE) y chk_prioridad_enum ('baja','media','alta','critica') (RF-15); implementar la columna estado con CHECK (estado IN ('pendiente','en_progreso','completada','cancelada')) DEFAULT 'pendiente' (RF-16); crear una vista vista_tareas_vencidas análoga a vista_antiguedad_usuarios (RF-17).</w:t>
+              <w:t xml:space="preserve">Crear </w:t>
+            </w:r>
+            <w:proofErr w:type="spellStart"/>
+            <w:r>
+              <w:rPr>
+                <w:rFonts w:ascii="Arial" w:eastAsia="Arial" w:hAnsi="Arial" w:cs="Arial"/>
+                <w:kern w:val="0"/>
+                <w14:ligatures w14:val="none"/>
+              </w:rPr>
+              <w:t>tareas_evento</w:t>
+            </w:r>
+            <w:proofErr w:type="spellEnd"/>
+            <w:r>
+              <w:rPr>
+                <w:rFonts w:ascii="Arial" w:eastAsia="Arial" w:hAnsi="Arial" w:cs="Arial"/>
+                <w:kern w:val="0"/>
+                <w14:ligatures w14:val="none"/>
+              </w:rPr>
+              <w:t xml:space="preserve"> y </w:t>
+            </w:r>
+            <w:proofErr w:type="spellStart"/>
+            <w:r>
+              <w:rPr>
+                <w:rFonts w:ascii="Arial" w:eastAsia="Arial" w:hAnsi="Arial" w:cs="Arial"/>
+                <w:kern w:val="0"/>
+                <w14:ligatures w14:val="none"/>
+              </w:rPr>
+              <w:t>tarea_usuario_asignado</w:t>
+            </w:r>
+            <w:proofErr w:type="spellEnd"/>
+            <w:r>
+              <w:rPr>
+                <w:rFonts w:ascii="Arial" w:eastAsia="Arial" w:hAnsi="Arial" w:cs="Arial"/>
+                <w:kern w:val="0"/>
+                <w14:ligatures w14:val="none"/>
+              </w:rPr>
+              <w:t xml:space="preserve"> con FK en cascada (ON DELETE CASCADE) y </w:t>
+            </w:r>
+            <w:proofErr w:type="spellStart"/>
+            <w:r>
+              <w:rPr>
+                <w:rFonts w:ascii="Arial" w:eastAsia="Arial" w:hAnsi="Arial" w:cs="Arial"/>
+                <w:kern w:val="0"/>
+                <w14:ligatures w14:val="none"/>
+              </w:rPr>
+              <w:t>chk_prioridad_enum</w:t>
+            </w:r>
+            <w:proofErr w:type="spellEnd"/>
+            <w:r>
+              <w:rPr>
+                <w:rFonts w:ascii="Arial" w:eastAsia="Arial" w:hAnsi="Arial" w:cs="Arial"/>
+                <w:kern w:val="0"/>
+                <w14:ligatures w14:val="none"/>
+              </w:rPr>
+              <w:t xml:space="preserve"> ('</w:t>
+            </w:r>
+            <w:proofErr w:type="spellStart"/>
+            <w:r>
+              <w:rPr>
+                <w:rFonts w:ascii="Arial" w:eastAsia="Arial" w:hAnsi="Arial" w:cs="Arial"/>
+                <w:kern w:val="0"/>
+                <w14:ligatures w14:val="none"/>
+              </w:rPr>
+              <w:t>baja','media','alta','critica</w:t>
+            </w:r>
+            <w:proofErr w:type="spellEnd"/>
+            <w:r>
+              <w:rPr>
+                <w:rFonts w:ascii="Arial" w:eastAsia="Arial" w:hAnsi="Arial" w:cs="Arial"/>
+                <w:kern w:val="0"/>
+                <w14:ligatures w14:val="none"/>
+              </w:rPr>
+              <w:t>') (RF-15); implementar la columna estado con CHECK (estado IN ('</w:t>
+            </w:r>
+            <w:proofErr w:type="spellStart"/>
+            <w:r>
+              <w:rPr>
+                <w:rFonts w:ascii="Arial" w:eastAsia="Arial" w:hAnsi="Arial" w:cs="Arial"/>
+                <w:kern w:val="0"/>
+                <w14:ligatures w14:val="none"/>
+              </w:rPr>
+              <w:t>pendiente','en_progreso','completada','cancelada</w:t>
+            </w:r>
+            <w:proofErr w:type="spellEnd"/>
+            <w:r>
+              <w:rPr>
+                <w:rFonts w:ascii="Arial" w:eastAsia="Arial" w:hAnsi="Arial" w:cs="Arial"/>
+                <w:kern w:val="0"/>
+                <w14:ligatures w14:val="none"/>
+              </w:rPr>
+              <w:t xml:space="preserve">')) DEFAULT 'pendiente' (RF-16); crear una vista </w:t>
+            </w:r>
+            <w:proofErr w:type="spellStart"/>
+            <w:r>
+              <w:rPr>
+                <w:rFonts w:ascii="Arial" w:eastAsia="Arial" w:hAnsi="Arial" w:cs="Arial"/>
+                <w:kern w:val="0"/>
+                <w14:ligatures w14:val="none"/>
+              </w:rPr>
+              <w:t>vista_tareas_</w:t>
+            </w:r>
+            <w:proofErr w:type="gramStart"/>
+            <w:r>
+              <w:rPr>
+                <w:rFonts w:ascii="Arial" w:eastAsia="Arial" w:hAnsi="Arial" w:cs="Arial"/>
+                <w:kern w:val="0"/>
+                <w14:ligatures w14:val="none"/>
+              </w:rPr>
+              <w:t>vencidas</w:t>
+            </w:r>
+            <w:proofErr w:type="spellEnd"/>
+            <w:r>
+              <w:rPr>
+                <w:rFonts w:ascii="Arial" w:eastAsia="Arial" w:hAnsi="Arial" w:cs="Arial"/>
+                <w:kern w:val="0"/>
+                <w14:ligatures w14:val="none"/>
+              </w:rPr>
+              <w:t xml:space="preserve"> análoga</w:t>
+            </w:r>
+            <w:proofErr w:type="gramEnd"/>
+            <w:r>
+              <w:rPr>
+                <w:rFonts w:ascii="Arial" w:eastAsia="Arial" w:hAnsi="Arial" w:cs="Arial"/>
+                <w:kern w:val="0"/>
+                <w14:ligatures w14:val="none"/>
+              </w:rPr>
+              <w:t xml:space="preserve"> a </w:t>
+            </w:r>
+            <w:proofErr w:type="spellStart"/>
+            <w:r>
+              <w:rPr>
+                <w:rFonts w:ascii="Arial" w:eastAsia="Arial" w:hAnsi="Arial" w:cs="Arial"/>
+                <w:kern w:val="0"/>
+                <w14:ligatures w14:val="none"/>
+              </w:rPr>
+              <w:t>vista_antiguedad_usuarios</w:t>
+            </w:r>
+            <w:proofErr w:type="spellEnd"/>
+            <w:r>
+              <w:rPr>
+                <w:rFonts w:ascii="Arial" w:eastAsia="Arial" w:hAnsi="Arial" w:cs="Arial"/>
+                <w:kern w:val="0"/>
+                <w14:ligatures w14:val="none"/>
+              </w:rPr>
+              <w:t xml:space="preserve"> (RF-17).</w:t>
             </w:r>
           </w:p>
         </w:tc>
@@ -6424,6 +9592,7 @@
                 <w14:ligatures w14:val="none"/>
               </w:rPr>
             </w:pPr>
+            <w:proofErr w:type="spellStart"/>
             <w:r>
               <w:rPr>
                 <w:rFonts w:ascii="Arial" w:eastAsia="Arial" w:hAnsi="Arial" w:cs="Arial"/>
@@ -6442,6 +9611,7 @@
               </w:rPr>
               <w:t>letado</w:t>
             </w:r>
+            <w:proofErr w:type="spellEnd"/>
           </w:p>
         </w:tc>
       </w:tr>
@@ -6511,7 +9681,27 @@
                 <w:lang w:val="en-US"/>
                 <w14:ligatures w14:val="none"/>
               </w:rPr>
-              <w:t>4. Interfaz Gráfica</w:t>
+              <w:t xml:space="preserve">4. </w:t>
+            </w:r>
+            <w:proofErr w:type="spellStart"/>
+            <w:r>
+              <w:rPr>
+                <w:rFonts w:ascii="Arial" w:eastAsia="Arial" w:hAnsi="Arial" w:cs="Arial"/>
+                <w:kern w:val="0"/>
+                <w:lang w:val="en-US"/>
+                <w14:ligatures w14:val="none"/>
+              </w:rPr>
+              <w:t>Interfaz</w:t>
+            </w:r>
+            <w:proofErr w:type="spellEnd"/>
+            <w:r>
+              <w:rPr>
+                <w:rFonts w:ascii="Arial" w:eastAsia="Arial" w:hAnsi="Arial" w:cs="Arial"/>
+                <w:kern w:val="0"/>
+                <w:lang w:val="en-US"/>
+                <w14:ligatures w14:val="none"/>
+              </w:rPr>
+              <w:t xml:space="preserve"> Gráfica</w:t>
             </w:r>
           </w:p>
         </w:tc>
@@ -6548,7 +9738,7 @@
         <w:tc>
           <w:tcPr>
             <w:tcW w:w="1523" w:type="dxa"/>
-            <w:shd w:val="clear" w:color="auto" w:fill="F8CBAD"/>
+            <w:shd w:val="clear" w:color="auto" w:fill="84E290" w:themeFill="accent3" w:themeFillTint="66"/>
             <w:tcMar>
               <w:top w:w="80" w:type="dxa"/>
               <w:left w:w="100" w:type="dxa"/>
@@ -6567,25 +9757,1059 @@
                 <w14:ligatures w14:val="none"/>
               </w:rPr>
             </w:pPr>
-            <w:r>
-              <w:rPr>
-                <w:rFonts w:ascii="Arial" w:eastAsia="Arial" w:hAnsi="Arial" w:cs="Arial"/>
-                <w:b/>
-                <w:bCs/>
-                <w:kern w:val="0"/>
-                <w:lang w:val="en-US"/>
-                <w14:ligatures w14:val="none"/>
-              </w:rPr>
-              <w:t>Pendiente</w:t>
-            </w:r>
+            <w:proofErr w:type="spellStart"/>
+            <w:r>
+              <w:rPr>
+                <w:rFonts w:ascii="Arial" w:eastAsia="Arial" w:hAnsi="Arial" w:cs="Arial"/>
+                <w:kern w:val="0"/>
+                <w:lang w:val="en-US"/>
+                <w14:ligatures w14:val="none"/>
+              </w:rPr>
+              <w:t>Completado</w:t>
+            </w:r>
+            <w:proofErr w:type="spellEnd"/>
           </w:p>
         </w:tc>
       </w:tr>
     </w:tbl>
     <w:p/>
+    <w:p>
+      <w:pPr>
+        <w:pStyle w:val="Heading1"/>
+      </w:pPr>
+      <w:bookmarkStart w:id="12" w:name="_Toc240314320"/>
+      <w:r>
+        <w:t>Evidencias Visuales de la Interfaz Gráfica</w:t>
+      </w:r>
+      <w:bookmarkEnd w:id="12"/>
+    </w:p>
+    <w:p>
+      <w:pPr>
+        <w:pStyle w:val="Heading3"/>
+        <w:rPr>
+          <w:color w:val="auto"/>
+        </w:rPr>
+      </w:pPr>
+      <w:bookmarkStart w:id="13" w:name="_Toc240314321"/>
+      <w:r>
+        <w:rPr>
+          <w:color w:val="auto"/>
+        </w:rPr>
+        <w:t xml:space="preserve">Modulo RF-08 a RF-10: </w:t>
+      </w:r>
+      <w:r>
+        <w:rPr>
+          <w:color w:val="auto"/>
+        </w:rPr>
+        <w:t>Módulo de Gestión de Ubicaciones</w:t>
+      </w:r>
+      <w:bookmarkEnd w:id="13"/>
+    </w:p>
+    <w:p>
+      <w:r>
+        <w:t xml:space="preserve">Esta es </w:t>
+      </w:r>
+      <w:r>
+        <w:t xml:space="preserve">el menú de gestión de ubicaciones en este nos permite crear, </w:t>
+      </w:r>
+      <w:r>
+        <w:t>actualizar, limpiar o eliminar una ubicación</w:t>
+      </w:r>
+    </w:p>
+    <w:p>
+      <w:r>
+        <w:drawing>
+          <wp:inline distT="0" distB="0" distL="0" distR="0" wp14:anchorId="6A816A1C" wp14:editId="2F121950">
+            <wp:extent cx="5943600" cy="3126105"/>
+            <wp:effectExtent l="0" t="0" r="0" b="0"/>
+            <wp:docPr id="1684538109" name="Picture 1"/>
+            <wp:cNvGraphicFramePr>
+              <a:graphicFrameLocks xmlns:a="http://schemas.openxmlformats.org/drawingml/2006/main" noChangeAspect="1"/>
+            </wp:cNvGraphicFramePr>
+            <a:graphic xmlns:a="http://schemas.openxmlformats.org/drawingml/2006/main">
+              <a:graphicData uri="http://schemas.openxmlformats.org/drawingml/2006/picture">
+                <pic:pic xmlns:pic="http://schemas.openxmlformats.org/drawingml/2006/picture">
+                  <pic:nvPicPr>
+                    <pic:cNvPr id="1684538109" name=""/>
+                    <pic:cNvPicPr/>
+                  </pic:nvPicPr>
+                  <pic:blipFill>
+                    <a:blip r:embed="rId10"/>
+                    <a:stretch>
+                      <a:fillRect/>
+                    </a:stretch>
+                  </pic:blipFill>
+                  <pic:spPr>
+                    <a:xfrm>
+                      <a:off x="0" y="0"/>
+                      <a:ext cx="5943600" cy="3126105"/>
+                    </a:xfrm>
+                    <a:prstGeom prst="rect">
+                      <a:avLst/>
+                    </a:prstGeom>
+                  </pic:spPr>
+                </pic:pic>
+              </a:graphicData>
+            </a:graphic>
+          </wp:inline>
+        </w:drawing>
+      </w:r>
+    </w:p>
+    <w:p>
+      <w:r>
+        <w:lastRenderedPageBreak/>
+        <w:t>Agregando una ubicación</w:t>
+      </w:r>
+    </w:p>
+    <w:p>
+      <w:r>
+        <w:rPr>
+          <w:noProof/>
+        </w:rPr>
+        <w:drawing>
+          <wp:inline distT="0" distB="0" distL="0" distR="0" wp14:anchorId="44CA499C" wp14:editId="12449688">
+            <wp:extent cx="5879862" cy="3070860"/>
+            <wp:effectExtent l="0" t="0" r="6985" b="0"/>
+            <wp:docPr id="1451617512" name="Picture 11"/>
+            <wp:cNvGraphicFramePr>
+              <a:graphicFrameLocks xmlns:a="http://schemas.openxmlformats.org/drawingml/2006/main" noChangeAspect="1"/>
+            </wp:cNvGraphicFramePr>
+            <a:graphic xmlns:a="http://schemas.openxmlformats.org/drawingml/2006/main">
+              <a:graphicData uri="http://schemas.openxmlformats.org/drawingml/2006/picture">
+                <pic:pic xmlns:pic="http://schemas.openxmlformats.org/drawingml/2006/picture">
+                  <pic:nvPicPr>
+                    <pic:cNvPr id="0" name="Picture 2"/>
+                    <pic:cNvPicPr>
+                      <a:picLocks noChangeAspect="1" noChangeArrowheads="1"/>
+                    </pic:cNvPicPr>
+                  </pic:nvPicPr>
+                  <pic:blipFill>
+                    <a:blip r:embed="rId11" cstate="print">
+                      <a:extLst>
+                        <a:ext uri="{28A0092B-C50C-407E-A947-70E740481C1C}">
+                          <a14:useLocalDpi xmlns:a14="http://schemas.microsoft.com/office/drawing/2010/main" val="0"/>
+                        </a:ext>
+                      </a:extLst>
+                    </a:blip>
+                    <a:srcRect/>
+                    <a:stretch>
+                      <a:fillRect/>
+                    </a:stretch>
+                  </pic:blipFill>
+                  <pic:spPr bwMode="auto">
+                    <a:xfrm>
+                      <a:off x="0" y="0"/>
+                      <a:ext cx="5886439" cy="3074295"/>
+                    </a:xfrm>
+                    <a:prstGeom prst="rect">
+                      <a:avLst/>
+                    </a:prstGeom>
+                    <a:noFill/>
+                  </pic:spPr>
+                </pic:pic>
+              </a:graphicData>
+            </a:graphic>
+          </wp:inline>
+        </w:drawing>
+      </w:r>
+    </w:p>
+    <w:p>
+      <w:r>
+        <w:drawing>
+          <wp:inline distT="0" distB="0" distL="0" distR="0" wp14:anchorId="2C41A68A" wp14:editId="72B439E2">
+            <wp:extent cx="5943600" cy="2684780"/>
+            <wp:effectExtent l="0" t="0" r="0" b="1270"/>
+            <wp:docPr id="2105514162" name="Picture 1"/>
+            <wp:cNvGraphicFramePr>
+              <a:graphicFrameLocks xmlns:a="http://schemas.openxmlformats.org/drawingml/2006/main" noChangeAspect="1"/>
+            </wp:cNvGraphicFramePr>
+            <a:graphic xmlns:a="http://schemas.openxmlformats.org/drawingml/2006/main">
+              <a:graphicData uri="http://schemas.openxmlformats.org/drawingml/2006/picture">
+                <pic:pic xmlns:pic="http://schemas.openxmlformats.org/drawingml/2006/picture">
+                  <pic:nvPicPr>
+                    <pic:cNvPr id="2105514162" name=""/>
+                    <pic:cNvPicPr/>
+                  </pic:nvPicPr>
+                  <pic:blipFill>
+                    <a:blip r:embed="rId12"/>
+                    <a:stretch>
+                      <a:fillRect/>
+                    </a:stretch>
+                  </pic:blipFill>
+                  <pic:spPr>
+                    <a:xfrm>
+                      <a:off x="0" y="0"/>
+                      <a:ext cx="5943600" cy="2684780"/>
+                    </a:xfrm>
+                    <a:prstGeom prst="rect">
+                      <a:avLst/>
+                    </a:prstGeom>
+                  </pic:spPr>
+                </pic:pic>
+              </a:graphicData>
+            </a:graphic>
+          </wp:inline>
+        </w:drawing>
+      </w:r>
+    </w:p>
+    <w:p>
+      <w:r>
+        <w:t>Actualizar una ubicación existente</w:t>
+      </w:r>
+    </w:p>
+    <w:p>
+      <w:r>
+        <w:lastRenderedPageBreak/>
+        <w:drawing>
+          <wp:inline distT="0" distB="0" distL="0" distR="0" wp14:anchorId="0F94A24D" wp14:editId="51973E72">
+            <wp:extent cx="5943600" cy="2387600"/>
+            <wp:effectExtent l="0" t="0" r="0" b="0"/>
+            <wp:docPr id="477812729" name="Picture 1"/>
+            <wp:cNvGraphicFramePr>
+              <a:graphicFrameLocks xmlns:a="http://schemas.openxmlformats.org/drawingml/2006/main" noChangeAspect="1"/>
+            </wp:cNvGraphicFramePr>
+            <a:graphic xmlns:a="http://schemas.openxmlformats.org/drawingml/2006/main">
+              <a:graphicData uri="http://schemas.openxmlformats.org/drawingml/2006/picture">
+                <pic:pic xmlns:pic="http://schemas.openxmlformats.org/drawingml/2006/picture">
+                  <pic:nvPicPr>
+                    <pic:cNvPr id="477812729" name=""/>
+                    <pic:cNvPicPr/>
+                  </pic:nvPicPr>
+                  <pic:blipFill>
+                    <a:blip r:embed="rId13"/>
+                    <a:stretch>
+                      <a:fillRect/>
+                    </a:stretch>
+                  </pic:blipFill>
+                  <pic:spPr>
+                    <a:xfrm>
+                      <a:off x="0" y="0"/>
+                      <a:ext cx="5943600" cy="2387600"/>
+                    </a:xfrm>
+                    <a:prstGeom prst="rect">
+                      <a:avLst/>
+                    </a:prstGeom>
+                  </pic:spPr>
+                </pic:pic>
+              </a:graphicData>
+            </a:graphic>
+          </wp:inline>
+        </w:drawing>
+      </w:r>
+    </w:p>
+    <w:p>
+      <w:r>
+        <w:t>La opción limpiar limpia los campos de información para crear una nueva o editar una existente.</w:t>
+      </w:r>
+    </w:p>
+    <w:p>
+      <w:r>
+        <w:t xml:space="preserve">Eliminado de la ubicación </w:t>
+      </w:r>
+      <w:r>
+        <w:t>auditorio</w:t>
+      </w:r>
+    </w:p>
+    <w:p>
+      <w:r>
+        <w:rPr>
+          <w:noProof/>
+        </w:rPr>
+        <w:drawing>
+          <wp:inline distT="0" distB="0" distL="0" distR="0" wp14:anchorId="0C34A5C3" wp14:editId="1FD661E1">
+            <wp:extent cx="5811144" cy="2049780"/>
+            <wp:effectExtent l="0" t="0" r="0" b="7620"/>
+            <wp:docPr id="1380713225" name="Picture 13"/>
+            <wp:cNvGraphicFramePr>
+              <a:graphicFrameLocks xmlns:a="http://schemas.openxmlformats.org/drawingml/2006/main" noChangeAspect="1"/>
+            </wp:cNvGraphicFramePr>
+            <a:graphic xmlns:a="http://schemas.openxmlformats.org/drawingml/2006/main">
+              <a:graphicData uri="http://schemas.openxmlformats.org/drawingml/2006/picture">
+                <pic:pic xmlns:pic="http://schemas.openxmlformats.org/drawingml/2006/picture">
+                  <pic:nvPicPr>
+                    <pic:cNvPr id="0" name="Picture 4"/>
+                    <pic:cNvPicPr>
+                      <a:picLocks noChangeAspect="1" noChangeArrowheads="1"/>
+                    </pic:cNvPicPr>
+                  </pic:nvPicPr>
+                  <pic:blipFill>
+                    <a:blip r:embed="rId14" cstate="print">
+                      <a:extLst>
+                        <a:ext uri="{28A0092B-C50C-407E-A947-70E740481C1C}">
+                          <a14:useLocalDpi xmlns:a14="http://schemas.microsoft.com/office/drawing/2010/main" val="0"/>
+                        </a:ext>
+                      </a:extLst>
+                    </a:blip>
+                    <a:srcRect/>
+                    <a:stretch>
+                      <a:fillRect/>
+                    </a:stretch>
+                  </pic:blipFill>
+                  <pic:spPr bwMode="auto">
+                    <a:xfrm>
+                      <a:off x="0" y="0"/>
+                      <a:ext cx="5820274" cy="2053001"/>
+                    </a:xfrm>
+                    <a:prstGeom prst="rect">
+                      <a:avLst/>
+                    </a:prstGeom>
+                    <a:noFill/>
+                  </pic:spPr>
+                </pic:pic>
+              </a:graphicData>
+            </a:graphic>
+          </wp:inline>
+        </w:drawing>
+      </w:r>
+    </w:p>
+    <w:p>
+      <w:pPr>
+        <w:pStyle w:val="Heading3"/>
+        <w:rPr>
+          <w:color w:val="auto"/>
+        </w:rPr>
+      </w:pPr>
+    </w:p>
+    <w:p>
+      <w:pPr>
+        <w:pStyle w:val="Heading3"/>
+        <w:rPr>
+          <w:color w:val="auto"/>
+        </w:rPr>
+      </w:pPr>
+    </w:p>
+    <w:p>
+      <w:pPr>
+        <w:pStyle w:val="Heading3"/>
+        <w:rPr>
+          <w:color w:val="auto"/>
+        </w:rPr>
+      </w:pPr>
+    </w:p>
+    <w:p>
+      <w:pPr>
+        <w:pStyle w:val="Heading3"/>
+        <w:rPr>
+          <w:color w:val="auto"/>
+        </w:rPr>
+      </w:pPr>
+    </w:p>
+    <w:p/>
+    <w:p/>
+    <w:p>
+      <w:pPr>
+        <w:pStyle w:val="Heading3"/>
+        <w:rPr>
+          <w:color w:val="auto"/>
+        </w:rPr>
+      </w:pPr>
+      <w:bookmarkStart w:id="14" w:name="_Toc240314322"/>
+      <w:r>
+        <w:rPr>
+          <w:color w:val="auto"/>
+        </w:rPr>
+        <w:lastRenderedPageBreak/>
+        <w:t xml:space="preserve">Modulo RF-11 </w:t>
+      </w:r>
+      <w:r>
+        <w:rPr>
+          <w:color w:val="auto"/>
+        </w:rPr>
+        <w:t>y</w:t>
+      </w:r>
+      <w:r>
+        <w:rPr>
+          <w:color w:val="auto"/>
+        </w:rPr>
+        <w:t xml:space="preserve"> </w:t>
+      </w:r>
+      <w:r>
+        <w:rPr>
+          <w:color w:val="auto"/>
+        </w:rPr>
+        <w:t xml:space="preserve">RF-12: </w:t>
+      </w:r>
+      <w:r>
+        <w:rPr>
+          <w:color w:val="auto"/>
+        </w:rPr>
+        <w:t>Módulo de Disponibilidad de Usuarios y Gestión de Tiempos</w:t>
+      </w:r>
+      <w:bookmarkEnd w:id="14"/>
+    </w:p>
+    <w:p>
+      <w:r>
+        <w:t>Registrar una disponibilidad</w:t>
+      </w:r>
+    </w:p>
+    <w:p>
+      <w:r>
+        <w:drawing>
+          <wp:inline distT="0" distB="0" distL="0" distR="0" wp14:anchorId="4387035B" wp14:editId="65888BF4">
+            <wp:extent cx="5613851" cy="2194560"/>
+            <wp:effectExtent l="0" t="0" r="6350" b="0"/>
+            <wp:docPr id="885877220" name="Picture 1"/>
+            <wp:cNvGraphicFramePr>
+              <a:graphicFrameLocks xmlns:a="http://schemas.openxmlformats.org/drawingml/2006/main" noChangeAspect="1"/>
+            </wp:cNvGraphicFramePr>
+            <a:graphic xmlns:a="http://schemas.openxmlformats.org/drawingml/2006/main">
+              <a:graphicData uri="http://schemas.openxmlformats.org/drawingml/2006/picture">
+                <pic:pic xmlns:pic="http://schemas.openxmlformats.org/drawingml/2006/picture">
+                  <pic:nvPicPr>
+                    <pic:cNvPr id="885877220" name=""/>
+                    <pic:cNvPicPr/>
+                  </pic:nvPicPr>
+                  <pic:blipFill>
+                    <a:blip r:embed="rId15"/>
+                    <a:stretch>
+                      <a:fillRect/>
+                    </a:stretch>
+                  </pic:blipFill>
+                  <pic:spPr>
+                    <a:xfrm>
+                      <a:off x="0" y="0"/>
+                      <a:ext cx="5628886" cy="2200438"/>
+                    </a:xfrm>
+                    <a:prstGeom prst="rect">
+                      <a:avLst/>
+                    </a:prstGeom>
+                  </pic:spPr>
+                </pic:pic>
+              </a:graphicData>
+            </a:graphic>
+          </wp:inline>
+        </w:drawing>
+      </w:r>
+    </w:p>
+    <w:p>
+      <w:r>
+        <w:rPr>
+          <w:noProof/>
+        </w:rPr>
+        <w:drawing>
+          <wp:inline distT="0" distB="0" distL="0" distR="0" wp14:anchorId="388DB73B" wp14:editId="5B23DD76">
+            <wp:extent cx="5547360" cy="2098510"/>
+            <wp:effectExtent l="0" t="0" r="0" b="0"/>
+            <wp:docPr id="947886586" name="Picture 14"/>
+            <wp:cNvGraphicFramePr>
+              <a:graphicFrameLocks xmlns:a="http://schemas.openxmlformats.org/drawingml/2006/main" noChangeAspect="1"/>
+            </wp:cNvGraphicFramePr>
+            <a:graphic xmlns:a="http://schemas.openxmlformats.org/drawingml/2006/main">
+              <a:graphicData uri="http://schemas.openxmlformats.org/drawingml/2006/picture">
+                <pic:pic xmlns:pic="http://schemas.openxmlformats.org/drawingml/2006/picture">
+                  <pic:nvPicPr>
+                    <pic:cNvPr id="0" name="Picture 5"/>
+                    <pic:cNvPicPr>
+                      <a:picLocks noChangeAspect="1" noChangeArrowheads="1"/>
+                    </pic:cNvPicPr>
+                  </pic:nvPicPr>
+                  <pic:blipFill>
+                    <a:blip r:embed="rId16" cstate="print">
+                      <a:extLst>
+                        <a:ext uri="{28A0092B-C50C-407E-A947-70E740481C1C}">
+                          <a14:useLocalDpi xmlns:a14="http://schemas.microsoft.com/office/drawing/2010/main" val="0"/>
+                        </a:ext>
+                      </a:extLst>
+                    </a:blip>
+                    <a:srcRect/>
+                    <a:stretch>
+                      <a:fillRect/>
+                    </a:stretch>
+                  </pic:blipFill>
+                  <pic:spPr bwMode="auto">
+                    <a:xfrm>
+                      <a:off x="0" y="0"/>
+                      <a:ext cx="5570583" cy="2107295"/>
+                    </a:xfrm>
+                    <a:prstGeom prst="rect">
+                      <a:avLst/>
+                    </a:prstGeom>
+                    <a:noFill/>
+                  </pic:spPr>
+                </pic:pic>
+              </a:graphicData>
+            </a:graphic>
+          </wp:inline>
+        </w:drawing>
+      </w:r>
+    </w:p>
+    <w:p>
+      <w:r>
+        <w:t>Actualización del usuario Ian Fernández</w:t>
+      </w:r>
+    </w:p>
+    <w:p>
+      <w:r>
+        <w:drawing>
+          <wp:inline distT="0" distB="0" distL="0" distR="0" wp14:anchorId="7E442D01" wp14:editId="5AE3052B">
+            <wp:extent cx="5446369" cy="2232660"/>
+            <wp:effectExtent l="0" t="0" r="2540" b="0"/>
+            <wp:docPr id="1865621035" name="Picture 1"/>
+            <wp:cNvGraphicFramePr>
+              <a:graphicFrameLocks xmlns:a="http://schemas.openxmlformats.org/drawingml/2006/main" noChangeAspect="1"/>
+            </wp:cNvGraphicFramePr>
+            <a:graphic xmlns:a="http://schemas.openxmlformats.org/drawingml/2006/main">
+              <a:graphicData uri="http://schemas.openxmlformats.org/drawingml/2006/picture">
+                <pic:pic xmlns:pic="http://schemas.openxmlformats.org/drawingml/2006/picture">
+                  <pic:nvPicPr>
+                    <pic:cNvPr id="1865621035" name=""/>
+                    <pic:cNvPicPr/>
+                  </pic:nvPicPr>
+                  <pic:blipFill>
+                    <a:blip r:embed="rId17"/>
+                    <a:stretch>
+                      <a:fillRect/>
+                    </a:stretch>
+                  </pic:blipFill>
+                  <pic:spPr>
+                    <a:xfrm>
+                      <a:off x="0" y="0"/>
+                      <a:ext cx="5479854" cy="2246387"/>
+                    </a:xfrm>
+                    <a:prstGeom prst="rect">
+                      <a:avLst/>
+                    </a:prstGeom>
+                  </pic:spPr>
+                </pic:pic>
+              </a:graphicData>
+            </a:graphic>
+          </wp:inline>
+        </w:drawing>
+      </w:r>
+    </w:p>
+    <w:p>
+      <w:r>
+        <w:rPr>
+          <w:noProof/>
+        </w:rPr>
+        <w:lastRenderedPageBreak/>
+        <w:drawing>
+          <wp:inline distT="0" distB="0" distL="0" distR="0" wp14:anchorId="329AB0D7" wp14:editId="23618D62">
+            <wp:extent cx="5579020" cy="2217467"/>
+            <wp:effectExtent l="0" t="0" r="3175" b="0"/>
+            <wp:docPr id="2034084785" name="Picture 15"/>
+            <wp:cNvGraphicFramePr>
+              <a:graphicFrameLocks xmlns:a="http://schemas.openxmlformats.org/drawingml/2006/main" noChangeAspect="1"/>
+            </wp:cNvGraphicFramePr>
+            <a:graphic xmlns:a="http://schemas.openxmlformats.org/drawingml/2006/main">
+              <a:graphicData uri="http://schemas.openxmlformats.org/drawingml/2006/picture">
+                <pic:pic xmlns:pic="http://schemas.openxmlformats.org/drawingml/2006/picture">
+                  <pic:nvPicPr>
+                    <pic:cNvPr id="0" name="Picture 6"/>
+                    <pic:cNvPicPr>
+                      <a:picLocks noChangeAspect="1" noChangeArrowheads="1"/>
+                    </pic:cNvPicPr>
+                  </pic:nvPicPr>
+                  <pic:blipFill>
+                    <a:blip r:embed="rId18" cstate="print">
+                      <a:extLst>
+                        <a:ext uri="{28A0092B-C50C-407E-A947-70E740481C1C}">
+                          <a14:useLocalDpi xmlns:a14="http://schemas.microsoft.com/office/drawing/2010/main" val="0"/>
+                        </a:ext>
+                      </a:extLst>
+                    </a:blip>
+                    <a:srcRect/>
+                    <a:stretch>
+                      <a:fillRect/>
+                    </a:stretch>
+                  </pic:blipFill>
+                  <pic:spPr bwMode="auto">
+                    <a:xfrm>
+                      <a:off x="0" y="0"/>
+                      <a:ext cx="5610836" cy="2230113"/>
+                    </a:xfrm>
+                    <a:prstGeom prst="rect">
+                      <a:avLst/>
+                    </a:prstGeom>
+                    <a:noFill/>
+                  </pic:spPr>
+                </pic:pic>
+              </a:graphicData>
+            </a:graphic>
+          </wp:inline>
+        </w:drawing>
+      </w:r>
+    </w:p>
+    <w:p>
+      <w:r>
+        <w:t xml:space="preserve">La opción limpiar limpia las casillas para introducir información en la </w:t>
+      </w:r>
+      <w:proofErr w:type="gramStart"/>
+      <w:r>
+        <w:t>app</w:t>
+      </w:r>
+      <w:proofErr w:type="gramEnd"/>
+    </w:p>
+    <w:p>
+      <w:r>
+        <w:t>Eliminar un campo de disponibilidad</w:t>
+      </w:r>
+      <w:r>
+        <w:t xml:space="preserve"> del usuario Pablo </w:t>
+      </w:r>
+      <w:proofErr w:type="spellStart"/>
+      <w:r>
+        <w:t>Gomez</w:t>
+      </w:r>
+      <w:proofErr w:type="spellEnd"/>
+    </w:p>
+    <w:p>
+      <w:r>
+        <w:rPr>
+          <w:noProof/>
+        </w:rPr>
+        <w:drawing>
+          <wp:inline distT="0" distB="0" distL="0" distR="0" wp14:anchorId="59A8BAFD" wp14:editId="669326A4">
+            <wp:extent cx="5716270" cy="2030693"/>
+            <wp:effectExtent l="0" t="0" r="0" b="8255"/>
+            <wp:docPr id="277829496" name="Picture 16"/>
+            <wp:cNvGraphicFramePr>
+              <a:graphicFrameLocks xmlns:a="http://schemas.openxmlformats.org/drawingml/2006/main" noChangeAspect="1"/>
+            </wp:cNvGraphicFramePr>
+            <a:graphic xmlns:a="http://schemas.openxmlformats.org/drawingml/2006/main">
+              <a:graphicData uri="http://schemas.openxmlformats.org/drawingml/2006/picture">
+                <pic:pic xmlns:pic="http://schemas.openxmlformats.org/drawingml/2006/picture">
+                  <pic:nvPicPr>
+                    <pic:cNvPr id="0" name="Picture 7"/>
+                    <pic:cNvPicPr>
+                      <a:picLocks noChangeAspect="1" noChangeArrowheads="1"/>
+                    </pic:cNvPicPr>
+                  </pic:nvPicPr>
+                  <pic:blipFill>
+                    <a:blip r:embed="rId19" cstate="print">
+                      <a:extLst>
+                        <a:ext uri="{28A0092B-C50C-407E-A947-70E740481C1C}">
+                          <a14:useLocalDpi xmlns:a14="http://schemas.microsoft.com/office/drawing/2010/main" val="0"/>
+                        </a:ext>
+                      </a:extLst>
+                    </a:blip>
+                    <a:srcRect/>
+                    <a:stretch>
+                      <a:fillRect/>
+                    </a:stretch>
+                  </pic:blipFill>
+                  <pic:spPr bwMode="auto">
+                    <a:xfrm>
+                      <a:off x="0" y="0"/>
+                      <a:ext cx="5737079" cy="2038085"/>
+                    </a:xfrm>
+                    <a:prstGeom prst="rect">
+                      <a:avLst/>
+                    </a:prstGeom>
+                    <a:noFill/>
+                  </pic:spPr>
+                </pic:pic>
+              </a:graphicData>
+            </a:graphic>
+          </wp:inline>
+        </w:drawing>
+      </w:r>
+    </w:p>
+    <w:p>
+      <w:r>
+        <w:t>Visor de concurrencias entre usuarios</w:t>
+      </w:r>
+    </w:p>
+    <w:p>
+      <w:r>
+        <w:rPr>
+          <w:noProof/>
+        </w:rPr>
+        <w:drawing>
+          <wp:inline distT="0" distB="0" distL="0" distR="0" wp14:anchorId="7596C215" wp14:editId="58003F7A">
+            <wp:extent cx="5650318" cy="2065020"/>
+            <wp:effectExtent l="0" t="0" r="7620" b="0"/>
+            <wp:docPr id="2104805406" name="Picture 17"/>
+            <wp:cNvGraphicFramePr>
+              <a:graphicFrameLocks xmlns:a="http://schemas.openxmlformats.org/drawingml/2006/main" noChangeAspect="1"/>
+            </wp:cNvGraphicFramePr>
+            <a:graphic xmlns:a="http://schemas.openxmlformats.org/drawingml/2006/main">
+              <a:graphicData uri="http://schemas.openxmlformats.org/drawingml/2006/picture">
+                <pic:pic xmlns:pic="http://schemas.openxmlformats.org/drawingml/2006/picture">
+                  <pic:nvPicPr>
+                    <pic:cNvPr id="0" name="Picture 8"/>
+                    <pic:cNvPicPr>
+                      <a:picLocks noChangeAspect="1" noChangeArrowheads="1"/>
+                    </pic:cNvPicPr>
+                  </pic:nvPicPr>
+                  <pic:blipFill>
+                    <a:blip r:embed="rId20" cstate="print">
+                      <a:extLst>
+                        <a:ext uri="{28A0092B-C50C-407E-A947-70E740481C1C}">
+                          <a14:useLocalDpi xmlns:a14="http://schemas.microsoft.com/office/drawing/2010/main" val="0"/>
+                        </a:ext>
+                      </a:extLst>
+                    </a:blip>
+                    <a:srcRect/>
+                    <a:stretch>
+                      <a:fillRect/>
+                    </a:stretch>
+                  </pic:blipFill>
+                  <pic:spPr bwMode="auto">
+                    <a:xfrm>
+                      <a:off x="0" y="0"/>
+                      <a:ext cx="5661348" cy="2069051"/>
+                    </a:xfrm>
+                    <a:prstGeom prst="rect">
+                      <a:avLst/>
+                    </a:prstGeom>
+                    <a:noFill/>
+                  </pic:spPr>
+                </pic:pic>
+              </a:graphicData>
+            </a:graphic>
+          </wp:inline>
+        </w:drawing>
+      </w:r>
+    </w:p>
+    <w:p/>
+    <w:p>
+      <w:pPr>
+        <w:pStyle w:val="Heading3"/>
+        <w:rPr>
+          <w:color w:val="auto"/>
+        </w:rPr>
+      </w:pPr>
+      <w:bookmarkStart w:id="15" w:name="_Toc240314323"/>
+      <w:r>
+        <w:rPr>
+          <w:color w:val="auto"/>
+        </w:rPr>
+        <w:lastRenderedPageBreak/>
+        <w:t xml:space="preserve">Modulo RF-15 a RF-17: </w:t>
+      </w:r>
+      <w:r>
+        <w:rPr>
+          <w:color w:val="auto"/>
+        </w:rPr>
+        <w:t>Módulo de Tareas Asociadas a Eventos</w:t>
+      </w:r>
+      <w:bookmarkEnd w:id="15"/>
+    </w:p>
+    <w:p>
+      <w:r>
+        <w:t>Crear una tarea</w:t>
+      </w:r>
+    </w:p>
+    <w:p>
+      <w:r>
+        <w:rPr>
+          <w:noProof/>
+        </w:rPr>
+        <w:drawing>
+          <wp:inline distT="0" distB="0" distL="0" distR="0" wp14:anchorId="30EBEBFB" wp14:editId="708CBE97">
+            <wp:extent cx="5517177" cy="2366225"/>
+            <wp:effectExtent l="0" t="0" r="7620" b="0"/>
+            <wp:docPr id="272431185" name="Picture 18"/>
+            <wp:cNvGraphicFramePr>
+              <a:graphicFrameLocks xmlns:a="http://schemas.openxmlformats.org/drawingml/2006/main" noChangeAspect="1"/>
+            </wp:cNvGraphicFramePr>
+            <a:graphic xmlns:a="http://schemas.openxmlformats.org/drawingml/2006/main">
+              <a:graphicData uri="http://schemas.openxmlformats.org/drawingml/2006/picture">
+                <pic:pic xmlns:pic="http://schemas.openxmlformats.org/drawingml/2006/picture">
+                  <pic:nvPicPr>
+                    <pic:cNvPr id="0" name="Picture 9"/>
+                    <pic:cNvPicPr>
+                      <a:picLocks noChangeAspect="1" noChangeArrowheads="1"/>
+                    </pic:cNvPicPr>
+                  </pic:nvPicPr>
+                  <pic:blipFill>
+                    <a:blip r:embed="rId21" cstate="print">
+                      <a:extLst>
+                        <a:ext uri="{28A0092B-C50C-407E-A947-70E740481C1C}">
+                          <a14:useLocalDpi xmlns:a14="http://schemas.microsoft.com/office/drawing/2010/main" val="0"/>
+                        </a:ext>
+                      </a:extLst>
+                    </a:blip>
+                    <a:srcRect/>
+                    <a:stretch>
+                      <a:fillRect/>
+                    </a:stretch>
+                  </pic:blipFill>
+                  <pic:spPr bwMode="auto">
+                    <a:xfrm>
+                      <a:off x="0" y="0"/>
+                      <a:ext cx="5535916" cy="2374262"/>
+                    </a:xfrm>
+                    <a:prstGeom prst="rect">
+                      <a:avLst/>
+                    </a:prstGeom>
+                    <a:noFill/>
+                  </pic:spPr>
+                </pic:pic>
+              </a:graphicData>
+            </a:graphic>
+          </wp:inline>
+        </w:drawing>
+      </w:r>
+    </w:p>
+    <w:p>
+      <w:r>
+        <w:drawing>
+          <wp:inline distT="0" distB="0" distL="0" distR="0" wp14:anchorId="4186EE06" wp14:editId="2687EEF1">
+            <wp:extent cx="5577840" cy="2786537"/>
+            <wp:effectExtent l="0" t="0" r="3810" b="0"/>
+            <wp:docPr id="1845422598" name="Picture 1"/>
+            <wp:cNvGraphicFramePr>
+              <a:graphicFrameLocks xmlns:a="http://schemas.openxmlformats.org/drawingml/2006/main" noChangeAspect="1"/>
+            </wp:cNvGraphicFramePr>
+            <a:graphic xmlns:a="http://schemas.openxmlformats.org/drawingml/2006/main">
+              <a:graphicData uri="http://schemas.openxmlformats.org/drawingml/2006/picture">
+                <pic:pic xmlns:pic="http://schemas.openxmlformats.org/drawingml/2006/picture">
+                  <pic:nvPicPr>
+                    <pic:cNvPr id="1845422598" name=""/>
+                    <pic:cNvPicPr/>
+                  </pic:nvPicPr>
+                  <pic:blipFill>
+                    <a:blip r:embed="rId22"/>
+                    <a:stretch>
+                      <a:fillRect/>
+                    </a:stretch>
+                  </pic:blipFill>
+                  <pic:spPr>
+                    <a:xfrm>
+                      <a:off x="0" y="0"/>
+                      <a:ext cx="5581063" cy="2788147"/>
+                    </a:xfrm>
+                    <a:prstGeom prst="rect">
+                      <a:avLst/>
+                    </a:prstGeom>
+                  </pic:spPr>
+                </pic:pic>
+              </a:graphicData>
+            </a:graphic>
+          </wp:inline>
+        </w:drawing>
+      </w:r>
+    </w:p>
+    <w:p/>
+    <w:p/>
+    <w:p/>
+    <w:p/>
+    <w:p/>
+    <w:p/>
+    <w:p/>
+    <w:p>
+      <w:r>
+        <w:lastRenderedPageBreak/>
+        <w:t>Actualizar la tarea existente</w:t>
+      </w:r>
+    </w:p>
+    <w:p>
+      <w:r>
+        <w:rPr>
+          <w:noProof/>
+        </w:rPr>
+        <w:drawing>
+          <wp:inline distT="0" distB="0" distL="0" distR="0" wp14:anchorId="06C7BECE" wp14:editId="5B256347">
+            <wp:extent cx="5640070" cy="2265616"/>
+            <wp:effectExtent l="0" t="0" r="0" b="1905"/>
+            <wp:docPr id="125826888" name="Picture 19"/>
+            <wp:cNvGraphicFramePr>
+              <a:graphicFrameLocks xmlns:a="http://schemas.openxmlformats.org/drawingml/2006/main" noChangeAspect="1"/>
+            </wp:cNvGraphicFramePr>
+            <a:graphic xmlns:a="http://schemas.openxmlformats.org/drawingml/2006/main">
+              <a:graphicData uri="http://schemas.openxmlformats.org/drawingml/2006/picture">
+                <pic:pic xmlns:pic="http://schemas.openxmlformats.org/drawingml/2006/picture">
+                  <pic:nvPicPr>
+                    <pic:cNvPr id="0" name="Picture 10"/>
+                    <pic:cNvPicPr>
+                      <a:picLocks noChangeAspect="1" noChangeArrowheads="1"/>
+                    </pic:cNvPicPr>
+                  </pic:nvPicPr>
+                  <pic:blipFill>
+                    <a:blip r:embed="rId23" cstate="print">
+                      <a:extLst>
+                        <a:ext uri="{28A0092B-C50C-407E-A947-70E740481C1C}">
+                          <a14:useLocalDpi xmlns:a14="http://schemas.microsoft.com/office/drawing/2010/main" val="0"/>
+                        </a:ext>
+                      </a:extLst>
+                    </a:blip>
+                    <a:srcRect/>
+                    <a:stretch>
+                      <a:fillRect/>
+                    </a:stretch>
+                  </pic:blipFill>
+                  <pic:spPr bwMode="auto">
+                    <a:xfrm>
+                      <a:off x="0" y="0"/>
+                      <a:ext cx="5662899" cy="2274786"/>
+                    </a:xfrm>
+                    <a:prstGeom prst="rect">
+                      <a:avLst/>
+                    </a:prstGeom>
+                    <a:noFill/>
+                  </pic:spPr>
+                </pic:pic>
+              </a:graphicData>
+            </a:graphic>
+          </wp:inline>
+        </w:drawing>
+      </w:r>
+    </w:p>
+    <w:p>
+      <w:r>
+        <w:drawing>
+          <wp:inline distT="0" distB="0" distL="0" distR="0" wp14:anchorId="51AA8765" wp14:editId="49273A8F">
+            <wp:extent cx="5692140" cy="3032767"/>
+            <wp:effectExtent l="0" t="0" r="3810" b="0"/>
+            <wp:docPr id="1059316494" name="Picture 1"/>
+            <wp:cNvGraphicFramePr>
+              <a:graphicFrameLocks xmlns:a="http://schemas.openxmlformats.org/drawingml/2006/main" noChangeAspect="1"/>
+            </wp:cNvGraphicFramePr>
+            <a:graphic xmlns:a="http://schemas.openxmlformats.org/drawingml/2006/main">
+              <a:graphicData uri="http://schemas.openxmlformats.org/drawingml/2006/picture">
+                <pic:pic xmlns:pic="http://schemas.openxmlformats.org/drawingml/2006/picture">
+                  <pic:nvPicPr>
+                    <pic:cNvPr id="1059316494" name=""/>
+                    <pic:cNvPicPr/>
+                  </pic:nvPicPr>
+                  <pic:blipFill>
+                    <a:blip r:embed="rId24"/>
+                    <a:stretch>
+                      <a:fillRect/>
+                    </a:stretch>
+                  </pic:blipFill>
+                  <pic:spPr>
+                    <a:xfrm>
+                      <a:off x="0" y="0"/>
+                      <a:ext cx="5693901" cy="3033705"/>
+                    </a:xfrm>
+                    <a:prstGeom prst="rect">
+                      <a:avLst/>
+                    </a:prstGeom>
+                  </pic:spPr>
+                </pic:pic>
+              </a:graphicData>
+            </a:graphic>
+          </wp:inline>
+        </w:drawing>
+      </w:r>
+    </w:p>
+    <w:p>
+      <w:r>
+        <w:t>El botón de limpiar borra los textos de las casillas en las que se introduce información</w:t>
+      </w:r>
+    </w:p>
+    <w:p/>
+    <w:p/>
+    <w:p/>
+    <w:p/>
+    <w:p/>
+    <w:p/>
+    <w:p>
+      <w:r>
+        <w:lastRenderedPageBreak/>
+        <w:t xml:space="preserve">Eliminar una tarea </w:t>
+      </w:r>
+    </w:p>
+    <w:p>
+      <w:r>
+        <w:rPr>
+          <w:noProof/>
+        </w:rPr>
+        <w:drawing>
+          <wp:inline distT="0" distB="0" distL="0" distR="0" wp14:anchorId="585F3A68" wp14:editId="0CB64AD5">
+            <wp:extent cx="5578378" cy="2796540"/>
+            <wp:effectExtent l="0" t="0" r="3810" b="3810"/>
+            <wp:docPr id="1033501961" name="Picture 20"/>
+            <wp:cNvGraphicFramePr>
+              <a:graphicFrameLocks xmlns:a="http://schemas.openxmlformats.org/drawingml/2006/main" noChangeAspect="1"/>
+            </wp:cNvGraphicFramePr>
+            <a:graphic xmlns:a="http://schemas.openxmlformats.org/drawingml/2006/main">
+              <a:graphicData uri="http://schemas.openxmlformats.org/drawingml/2006/picture">
+                <pic:pic xmlns:pic="http://schemas.openxmlformats.org/drawingml/2006/picture">
+                  <pic:nvPicPr>
+                    <pic:cNvPr id="0" name="Picture 11"/>
+                    <pic:cNvPicPr>
+                      <a:picLocks noChangeAspect="1" noChangeArrowheads="1"/>
+                    </pic:cNvPicPr>
+                  </pic:nvPicPr>
+                  <pic:blipFill>
+                    <a:blip r:embed="rId25" cstate="print">
+                      <a:extLst>
+                        <a:ext uri="{28A0092B-C50C-407E-A947-70E740481C1C}">
+                          <a14:useLocalDpi xmlns:a14="http://schemas.microsoft.com/office/drawing/2010/main" val="0"/>
+                        </a:ext>
+                      </a:extLst>
+                    </a:blip>
+                    <a:srcRect/>
+                    <a:stretch>
+                      <a:fillRect/>
+                    </a:stretch>
+                  </pic:blipFill>
+                  <pic:spPr bwMode="auto">
+                    <a:xfrm>
+                      <a:off x="0" y="0"/>
+                      <a:ext cx="5591570" cy="2803154"/>
+                    </a:xfrm>
+                    <a:prstGeom prst="rect">
+                      <a:avLst/>
+                    </a:prstGeom>
+                    <a:noFill/>
+                  </pic:spPr>
+                </pic:pic>
+              </a:graphicData>
+            </a:graphic>
+          </wp:inline>
+        </w:drawing>
+      </w:r>
+    </w:p>
+    <w:p>
+      <w:r>
+        <w:rPr>
+          <w:noProof/>
+        </w:rPr>
+        <w:drawing>
+          <wp:inline distT="0" distB="0" distL="0" distR="0" wp14:anchorId="67C3E832" wp14:editId="3FEEF01A">
+            <wp:extent cx="5811035" cy="3253740"/>
+            <wp:effectExtent l="0" t="0" r="0" b="3810"/>
+            <wp:docPr id="1788836999" name="Picture 21"/>
+            <wp:cNvGraphicFramePr>
+              <a:graphicFrameLocks xmlns:a="http://schemas.openxmlformats.org/drawingml/2006/main" noChangeAspect="1"/>
+            </wp:cNvGraphicFramePr>
+            <a:graphic xmlns:a="http://schemas.openxmlformats.org/drawingml/2006/main">
+              <a:graphicData uri="http://schemas.openxmlformats.org/drawingml/2006/picture">
+                <pic:pic xmlns:pic="http://schemas.openxmlformats.org/drawingml/2006/picture">
+                  <pic:nvPicPr>
+                    <pic:cNvPr id="0" name="Picture 12"/>
+                    <pic:cNvPicPr>
+                      <a:picLocks noChangeAspect="1" noChangeArrowheads="1"/>
+                    </pic:cNvPicPr>
+                  </pic:nvPicPr>
+                  <pic:blipFill>
+                    <a:blip r:embed="rId26">
+                      <a:extLst>
+                        <a:ext uri="{28A0092B-C50C-407E-A947-70E740481C1C}">
+                          <a14:useLocalDpi xmlns:a14="http://schemas.microsoft.com/office/drawing/2010/main" val="0"/>
+                        </a:ext>
+                      </a:extLst>
+                    </a:blip>
+                    <a:srcRect/>
+                    <a:stretch>
+                      <a:fillRect/>
+                    </a:stretch>
+                  </pic:blipFill>
+                  <pic:spPr bwMode="auto">
+                    <a:xfrm>
+                      <a:off x="0" y="0"/>
+                      <a:ext cx="5818245" cy="3257777"/>
+                    </a:xfrm>
+                    <a:prstGeom prst="rect">
+                      <a:avLst/>
+                    </a:prstGeom>
+                    <a:noFill/>
+                  </pic:spPr>
+                </pic:pic>
+              </a:graphicData>
+            </a:graphic>
+          </wp:inline>
+        </w:drawing>
+      </w:r>
+    </w:p>
     <w:sectPr>
-      <w:headerReference w:type="default" r:id="rId10"/>
-      <w:footerReference w:type="default" r:id="rId11"/>
+      <w:headerReference w:type="default" r:id="rId27"/>
+      <w:footerReference w:type="default" r:id="rId28"/>
       <w:pgSz w:w="12240" w:h="15840"/>
       <w:pgMar w:top="1440" w:right="1440" w:bottom="1440" w:left="1440" w:header="720" w:footer="720" w:gutter="0"/>
       <w:cols w:space="720"/>
@@ -6630,7 +10854,6 @@
         <w:docPartUnique/>
       </w:docPartObj>
     </w:sdtPr>
-    <w:sdtEndPr/>
     <w:sdtContent>
       <w:p>
         <w:pPr>
